--- a/modelos/Contrato_Foro_Autor_2.docx
+++ b/modelos/Contrato_Foro_Autor_2.docx
@@ -1,10 +1,13 @@
 
 <file path=word/document.xml><?xml version="1.0" encoding="utf-8"?>
-<w:document xmlns:wpc="http://schemas.microsoft.com/office/word/2010/wordprocessingCanvas" xmlns:cx="http://schemas.microsoft.com/office/drawing/2014/chartex" xmlns:mc="http://schemas.openxmlformats.org/markup-compatibility/2006" xmlns:o="urn:schemas-microsoft-com:office:office" xmlns:r="http://schemas.openxmlformats.org/officeDocument/2006/relationships" xmlns:m="http://schemas.openxmlformats.org/officeDocument/2006/math" xmlns:v="urn:schemas-microsoft-com:vml" xmlns:wp14="http://schemas.microsoft.com/office/word/2010/wordprocessingDrawing" xmlns:wp="http://schemas.openxmlformats.org/drawingml/2006/wordprocessingDrawing" xmlns:w10="urn:schemas-microsoft-com:office:word" xmlns:w="http://schemas.openxmlformats.org/wordprocessingml/2006/main" xmlns:w14="http://schemas.microsoft.com/office/word/2010/wordml" xmlns:w15="http://schemas.microsoft.com/office/word/2012/wordml" xmlns:w16se="http://schemas.microsoft.com/office/word/2015/wordml/symex" xmlns:wpg="http://schemas.microsoft.com/office/word/2010/wordprocessingGroup" xmlns:wpi="http://schemas.microsoft.com/office/word/2010/wordprocessingInk" xmlns:wne="http://schemas.microsoft.com/office/word/2006/wordml" xmlns:wps="http://schemas.microsoft.com/office/word/2010/wordprocessingShape" mc:Ignorable="w14 w15 w16se wp14">
+<w:document xmlns:wpc="http://schemas.microsoft.com/office/word/2010/wordprocessingCanvas" xmlns:cx="http://schemas.microsoft.com/office/drawing/2014/chartex" xmlns:cx1="http://schemas.microsoft.com/office/drawing/2015/9/8/chartex" xmlns:cx2="http://schemas.microsoft.com/office/drawing/2015/10/21/chartex" xmlns:cx3="http://schemas.microsoft.com/office/drawing/2016/5/9/chartex" xmlns:cx4="http://schemas.microsoft.com/office/drawing/2016/5/10/chartex" xmlns:cx5="http://schemas.microsoft.com/office/drawing/2016/5/11/chartex" xmlns:cx6="http://schemas.microsoft.com/office/drawing/2016/5/12/chartex" xmlns:cx7="http://schemas.microsoft.com/office/drawing/2016/5/13/chartex" xmlns:cx8="http://schemas.microsoft.com/office/drawing/2016/5/14/chartex" xmlns:mc="http://schemas.openxmlformats.org/markup-compatibility/2006" xmlns:aink="http://schemas.microsoft.com/office/drawing/2016/ink" xmlns:am3d="http://schemas.microsoft.com/office/drawing/2017/model3d" xmlns:o="urn:schemas-microsoft-com:office:office" xmlns:oel="http://schemas.microsoft.com/office/2019/extlst" xmlns:r="http://schemas.openxmlformats.org/officeDocument/2006/relationships" xmlns:m="http://schemas.openxmlformats.org/officeDocument/2006/math" xmlns:v="urn:schemas-microsoft-com:vml" xmlns:wp14="http://schemas.microsoft.com/office/word/2010/wordprocessingDrawing" xmlns:wp="http://schemas.openxmlformats.org/drawingml/2006/wordprocessingDrawing" xmlns:w10="urn:schemas-microsoft-com:office:word" xmlns:w="http://schemas.openxmlformats.org/wordprocessingml/2006/main" xmlns:w14="http://schemas.microsoft.com/office/word/2010/wordml" xmlns:w15="http://schemas.microsoft.com/office/word/2012/wordml" xmlns:w16cex="http://schemas.microsoft.com/office/word/2018/wordml/cex" xmlns:w16cid="http://schemas.microsoft.com/office/word/2016/wordml/cid" xmlns:w16="http://schemas.microsoft.com/office/word/2018/wordml" xmlns:w16du="http://schemas.microsoft.com/office/word/2023/wordml/word16du" xmlns:w16sdtdh="http://schemas.microsoft.com/office/word/2020/wordml/sdtdatahash" xmlns:w16sdtfl="http://schemas.microsoft.com/office/word/2024/wordml/sdtformatlock" xmlns:w16se="http://schemas.microsoft.com/office/word/2015/wordml/symex" xmlns:wpg="http://schemas.microsoft.com/office/word/2010/wordprocessingGroup" xmlns:wpi="http://schemas.microsoft.com/office/word/2010/wordprocessingInk" xmlns:wne="http://schemas.microsoft.com/office/word/2006/wordml" xmlns:wps="http://schemas.microsoft.com/office/word/2010/wordprocessingShape" mc:Ignorable="w14 w15 w16se w16cid w16 w16cex w16sdtdh w16sdtfl w16du wp14">
   <w:body>
     <w:p>
       <w:pPr>
         <w:pStyle w:val="Ttulo1"/>
+        <w:rPr>
+          <w:color w:val="00B050"/>
+        </w:rPr>
       </w:pPr>
       <w:r>
         <w:t xml:space="preserve">AO JUÍZO DA ... VARA CÍVEL DA COMARCA DA CIDADE DE </w:t>
@@ -13,7 +16,7 @@
         <w:rPr>
           <w:color w:val="00B050"/>
         </w:rPr>
-        <w:t>{{FORO}}</w:t>
+        <w:t>{{cidade_comarca}}</w:t>
       </w:r>
       <w:r>
         <w:t xml:space="preserve">, ESTADO DE </w:t>
@@ -22,7 +25,7 @@
         <w:rPr>
           <w:color w:val="00B050"/>
         </w:rPr>
-        <w:t>{{ESTADO}}</w:t>
+        <w:t>{{estado_comarca}}</w:t>
       </w:r>
     </w:p>
     <w:p>
@@ -43,21 +46,12 @@
           <w:color w:val="FF0000"/>
         </w:rPr>
       </w:pPr>
-      <w:proofErr w:type="gramStart"/>
       <w:r>
         <w:rPr>
           <w:b/>
           <w:color w:val="FF0000"/>
         </w:rPr>
-        <w:t xml:space="preserve">{  </w:t>
-      </w:r>
-      <w:proofErr w:type="gramEnd"/>
-      <w:r>
-        <w:rPr>
-          <w:b/>
-          <w:color w:val="FF0000"/>
-        </w:rPr>
-        <w:t xml:space="preserve">                                                                   </w:t>
+        <w:t xml:space="preserve">{                                                                     </w:t>
       </w:r>
       <w:r>
         <w:rPr>
@@ -136,7 +130,19 @@
         <w:rPr>
           <w:color w:val="00B050"/>
         </w:rPr>
-        <w:t>{{ENDEREÇO_BANCO}}</w:t>
+        <w:t>{{</w:t>
+      </w:r>
+      <w:r>
+        <w:rPr>
+          <w:color w:val="00B050"/>
+        </w:rPr>
+        <w:t>endereco_banco</w:t>
+      </w:r>
+      <w:r>
+        <w:rPr>
+          <w:color w:val="00B050"/>
+        </w:rPr>
+        <w:t>}}</w:t>
       </w:r>
       <w:r>
         <w:t>, pelos fatos e fundamentos a seguir expostos:</w:t>
@@ -156,8 +162,6 @@
           <w:color w:val="00B050"/>
         </w:rPr>
       </w:pPr>
-      <w:bookmarkStart w:id="0" w:name="_GoBack"/>
-      <w:bookmarkEnd w:id="0"/>
     </w:p>
     <w:p/>
     <w:p>
@@ -186,31 +190,7 @@
         <w:t>“litigância predatória”</w:t>
       </w:r>
       <w:r>
-        <w:t>, prática reprovável que se caracteriza pelo ajuizamento de demandas padronizadas, em massa, sem a devida individualização dos casos, com pouca ou nenhuma instrução documental e, em muitos casos, com desrespeito ao contraditório, à ampla defesa e à boa-fé processual. Seus requisitos mais recorrentes incluem: (i) ausência de procuração válida ou específica; (</w:t>
-      </w:r>
-      <w:proofErr w:type="spellStart"/>
-      <w:r>
-        <w:t>ii</w:t>
-      </w:r>
-      <w:proofErr w:type="spellEnd"/>
-      <w:r>
-        <w:t>) inexistência de contato real com o autor da ação; (</w:t>
-      </w:r>
-      <w:proofErr w:type="spellStart"/>
-      <w:r>
-        <w:t>iii</w:t>
-      </w:r>
-      <w:proofErr w:type="spellEnd"/>
-      <w:r>
-        <w:t>) inexistência de documentos que comprovem minimamente os fatos alegados; (</w:t>
-      </w:r>
-      <w:proofErr w:type="spellStart"/>
-      <w:r>
-        <w:t>iv</w:t>
-      </w:r>
-      <w:proofErr w:type="spellEnd"/>
-      <w:r>
-        <w:t>) ausência de documentos que demonstrem a relação jurídica discutida; e (v) a repetição idêntica de alegações em diversos processos, sem qualquer contextualização mínima ao caso concreto.</w:t>
+        <w:t>, prática reprovável que se caracteriza pelo ajuizamento de demandas padronizadas, em massa, sem a devida individualização dos casos, com pouca ou nenhuma instrução documental e, em muitos casos, com desrespeito ao contraditório, à ampla defesa e à boa-fé processual. Seus requisitos mais recorrentes incluem: (i) ausência de procuração válida ou específica; (ii) inexistência de contato real com o autor da ação; (iii) inexistência de documentos que comprovem minimamente os fatos alegados; (iv) ausência de documentos que demonstrem a relação jurídica discutida; e (v) a repetição idêntica de alegações em diversos processos, sem qualquer contextualização mínima ao caso concreto.</w:t>
       </w:r>
     </w:p>
     <w:p>
@@ -387,25 +367,23 @@
           <w:sz w:val="22"/>
           <w:szCs w:val="22"/>
         </w:rPr>
-        <w:t xml:space="preserve">{{(pessoal </w:t>
-      </w:r>
-      <w:proofErr w:type="gramStart"/>
+        <w:t>{{</w:t>
+      </w:r>
       <w:r>
         <w:rPr>
           <w:color w:val="00B050"/>
           <w:sz w:val="22"/>
           <w:szCs w:val="22"/>
         </w:rPr>
-        <w:t>+</w:t>
-      </w:r>
-      <w:proofErr w:type="gramEnd"/>
+        <w:t>pessoal_consignados</w:t>
+      </w:r>
       <w:r>
         <w:rPr>
           <w:color w:val="00B050"/>
           <w:sz w:val="22"/>
           <w:szCs w:val="22"/>
         </w:rPr>
-        <w:t xml:space="preserve"> consignado)}}</w:t>
+        <w:t>}}</w:t>
       </w:r>
       <w:r>
         <w:rPr>
@@ -494,15 +472,40 @@
           <w:sz w:val="22"/>
           <w:szCs w:val="22"/>
         </w:rPr>
-        <w:t xml:space="preserve">, com cálculo do valor que seria devido caso aplicada a taxa média do BACEN, a diferença </w:t>
-      </w:r>
+        <w:t>, com cálculo do valor que seria devido caso aplicada a taxa média do BACEN, a diferença entre os valores pagos e os devidos, bem como o cálculo da repetição em dobro do indébito, nos termos do art. 42, parágrafo único, do CDC;</w:t>
+      </w:r>
+    </w:p>
+    <w:p>
+      <w:pPr>
+        <w:ind w:left="2268" w:firstLine="0"/>
+        <w:rPr>
+          <w:sz w:val="22"/>
+          <w:szCs w:val="22"/>
+        </w:rPr>
+      </w:pPr>
       <w:r>
         <w:rPr>
           <w:sz w:val="22"/>
           <w:szCs w:val="22"/>
         </w:rPr>
         <w:lastRenderedPageBreak/>
-        <w:t>entre os valores pagos e os devidos, bem como o cálculo da repetição em dobro do indébito, nos termos do art. 42, parágrafo único, do CDC;</w:t>
+        <w:t xml:space="preserve">f) </w:t>
+      </w:r>
+      <w:r>
+        <w:rPr>
+          <w:b/>
+          <w:bCs/>
+          <w:sz w:val="22"/>
+          <w:szCs w:val="22"/>
+        </w:rPr>
+        <w:t>Demonstração de tentativa real de resolução extrajudicial do conflito</w:t>
+      </w:r>
+      <w:r>
+        <w:rPr>
+          <w:sz w:val="22"/>
+          <w:szCs w:val="22"/>
+        </w:rPr>
+        <w:t>, realizada pela plataforma oficial Consumidor.gov.br, instruída com o número de protocolo, cópia da reclamação e resposta da instituição financeira, evidenciando a busca pela composição amigável antes da via judicial;</w:t>
       </w:r>
     </w:p>
     <w:p>
@@ -518,88 +521,56 @@
           <w:sz w:val="22"/>
           <w:szCs w:val="22"/>
         </w:rPr>
-        <w:t xml:space="preserve">f) </w:t>
-      </w:r>
-      <w:r>
-        <w:rPr>
-          <w:b/>
-          <w:bCs/>
-          <w:sz w:val="22"/>
-          <w:szCs w:val="22"/>
-        </w:rPr>
-        <w:t>Demonstração de tentativa real de resolução extrajudicial do conflito</w:t>
-      </w:r>
-      <w:r>
-        <w:rPr>
-          <w:sz w:val="22"/>
-          <w:szCs w:val="22"/>
-        </w:rPr>
-        <w:t>, realizada pela plataforma oficial Consumidor.gov.br, instruída com o número de protocolo, cópia da reclamação e resposta da instituição financeira, evidenciando a busca pela composição amigável antes da via judicial;</w:t>
+        <w:t xml:space="preserve">g) </w:t>
+      </w:r>
+      <w:r>
+        <w:rPr>
+          <w:b/>
+          <w:bCs/>
+          <w:sz w:val="22"/>
+          <w:szCs w:val="22"/>
+        </w:rPr>
+        <w:t>Instrução adequada da petição inicial com documentos que comprovam a existência da relação jurídica</w:t>
+      </w:r>
+      <w:r>
+        <w:rPr>
+          <w:sz w:val="22"/>
+          <w:szCs w:val="22"/>
+        </w:rPr>
+        <w:t>, incluindo, sempre que possível, o próprio contrato de empréstimo</w:t>
+      </w:r>
+      <w:r>
+        <w:rPr>
+          <w:sz w:val="22"/>
+          <w:szCs w:val="22"/>
+        </w:rPr>
+        <w:t xml:space="preserve"> (pedido feito sempre via reclamação administrativa supracitada)</w:t>
+      </w:r>
+      <w:r>
+        <w:rPr>
+          <w:sz w:val="22"/>
+          <w:szCs w:val="22"/>
+        </w:rPr>
+        <w:t>, ou, na ausência deste, com capturas de tela ou outros meios idôneos que demonstrem os termos contratuais</w:t>
+      </w:r>
+      <w:r>
+        <w:rPr>
+          <w:sz w:val="22"/>
+          <w:szCs w:val="22"/>
+        </w:rPr>
+        <w:t xml:space="preserve"> indispensáveis para a propositura da presente ação (revisional de juros – e não outros dispositivos contratuais)</w:t>
+      </w:r>
+      <w:r>
+        <w:rPr>
+          <w:sz w:val="22"/>
+          <w:szCs w:val="22"/>
+        </w:rPr>
+        <w:t>;</w:t>
       </w:r>
     </w:p>
     <w:p>
       <w:pPr>
         <w:ind w:left="2268" w:firstLine="0"/>
-        <w:rPr>
-          <w:sz w:val="22"/>
-          <w:szCs w:val="22"/>
-        </w:rPr>
-      </w:pPr>
-      <w:r>
-        <w:rPr>
-          <w:sz w:val="22"/>
-          <w:szCs w:val="22"/>
-        </w:rPr>
-        <w:t xml:space="preserve">g) </w:t>
-      </w:r>
-      <w:r>
-        <w:rPr>
-          <w:b/>
-          <w:bCs/>
-          <w:sz w:val="22"/>
-          <w:szCs w:val="22"/>
-        </w:rPr>
-        <w:t>Instrução adequada da petição inicial com documentos que comprovam a existência da relação jurídica</w:t>
-      </w:r>
-      <w:r>
-        <w:rPr>
-          <w:sz w:val="22"/>
-          <w:szCs w:val="22"/>
-        </w:rPr>
-        <w:t>, incluindo, sempre que possível, o próprio contrato de empréstimo</w:t>
-      </w:r>
-      <w:r>
-        <w:rPr>
-          <w:sz w:val="22"/>
-          <w:szCs w:val="22"/>
-        </w:rPr>
-        <w:t xml:space="preserve"> (pedido feito sempre via reclamação administrativa supracitada)</w:t>
-      </w:r>
-      <w:r>
-        <w:rPr>
-          <w:sz w:val="22"/>
-          <w:szCs w:val="22"/>
-        </w:rPr>
-        <w:t>, ou, na ausência deste, com capturas de tela ou outros meios idôneos que demonstrem os termos contratuais</w:t>
-      </w:r>
-      <w:r>
-        <w:rPr>
-          <w:sz w:val="22"/>
-          <w:szCs w:val="22"/>
-        </w:rPr>
-        <w:t xml:space="preserve"> indispensáveis para a propositura da presente ação (revisional de juros – e não outros dispositivos contratuais)</w:t>
-      </w:r>
-      <w:r>
-        <w:rPr>
-          <w:sz w:val="22"/>
-          <w:szCs w:val="22"/>
-        </w:rPr>
-        <w:t>;</w:t>
-      </w:r>
-    </w:p>
-    <w:p>
-      <w:pPr>
-        <w:ind w:left="2268" w:firstLine="0"/>
       </w:pPr>
       <w:r>
         <w:rPr>
@@ -622,39 +593,7 @@
           <w:sz w:val="22"/>
           <w:szCs w:val="22"/>
         </w:rPr>
-        <w:t>, outorgados exclusivamente para fins de (i) apresentação de reclamação extrajudicial pela plataforma do Governo Federal (consumidor.gov.br); (</w:t>
-      </w:r>
-      <w:proofErr w:type="spellStart"/>
-      <w:r>
-        <w:rPr>
-          <w:sz w:val="22"/>
-          <w:szCs w:val="22"/>
-        </w:rPr>
-        <w:t>ii</w:t>
-      </w:r>
-      <w:proofErr w:type="spellEnd"/>
-      <w:r>
-        <w:rPr>
-          <w:sz w:val="22"/>
-          <w:szCs w:val="22"/>
-        </w:rPr>
-        <w:t>) eventual propositura de ação de produção antecipada de provas para obtenção dos contratos; e (</w:t>
-      </w:r>
-      <w:proofErr w:type="spellStart"/>
-      <w:r>
-        <w:rPr>
-          <w:sz w:val="22"/>
-          <w:szCs w:val="22"/>
-        </w:rPr>
-        <w:t>iii</w:t>
-      </w:r>
-      <w:proofErr w:type="spellEnd"/>
-      <w:r>
-        <w:rPr>
-          <w:sz w:val="22"/>
-          <w:szCs w:val="22"/>
-        </w:rPr>
-        <w:t>) propositura de ação revisional de contrato bancário para o banco em específico.</w:t>
+        <w:t>, outorgados exclusivamente para fins de (i) apresentação de reclamação extrajudicial pela plataforma do Governo Federal (consumidor.gov.br); (ii) eventual propositura de ação de produção antecipada de provas para obtenção dos contratos; e (iii) propositura de ação revisional de contrato bancário para o banco em específico.</w:t>
       </w:r>
     </w:p>
     <w:p/>
@@ -672,18 +611,15 @@
         <w:t>mesmo diante da similaridade natural entre os casos.</w:t>
       </w:r>
       <w:r>
-        <w:t xml:space="preserve"> Não se está diante de um modelo genérico e irresponsável de ajuizamento, mas sim do exercício consciente e </w:t>
-      </w:r>
-      <w:r>
+        <w:t xml:space="preserve"> Não se está diante de um modelo genérico e irresponsável de ajuizamento, mas sim do exercício consciente e responsável da advocacia em defesa de direitos fundamentais de consumidores vulneráveis, como é o caso da parte autora.</w:t>
+      </w:r>
+    </w:p>
+    <w:p>
+      <w:r>
+        <w:rPr>
+          <w:u w:val="single"/>
+        </w:rPr>
         <w:lastRenderedPageBreak/>
-        <w:t>responsável da advocacia em defesa de direitos fundamentais de consumidores vulneráveis, como é o caso da parte autora.</w:t>
-      </w:r>
-    </w:p>
-    <w:p>
-      <w:r>
-        <w:rPr>
-          <w:u w:val="single"/>
-        </w:rPr>
         <w:t>Ainda, fundamental o destaque de que a natureza da presente demanda é a de uma ação revisional específica de juros remuneratórios pactuados em contrato de empréstimo pessoal não consignado, diferindo, portanto, de ações revisionais diversas que buscam a alteração de múltiplas cláusulas contratuais.</w:t>
       </w:r>
       <w:r>
@@ -729,9 +665,10 @@
           <w:numId w:val="6"/>
         </w:numPr>
       </w:pPr>
-      <w:bookmarkStart w:id="1" w:name="_heading=h.ye3kiqmuytvw" w:colFirst="0" w:colLast="0"/>
-      <w:bookmarkEnd w:id="1"/>
-      <w:r>
+      <w:bookmarkStart w:id="0" w:name="_heading=h.ye3kiqmuytvw" w:colFirst="0" w:colLast="0"/>
+      <w:bookmarkEnd w:id="0"/>
+      <w:r>
+        <w:lastRenderedPageBreak/>
         <w:t>GRATUIDADE DA JUSTIÇA</w:t>
       </w:r>
     </w:p>
@@ -760,35 +697,28 @@
         <w:rPr>
           <w:color w:val="00B050"/>
         </w:rPr>
-        <w:t>{{BENEFICIO_RECEBIDO}}</w:t>
-      </w:r>
-      <w:r>
-        <w:t>, no valor de R$ {{</w:t>
-      </w:r>
-      <w:proofErr w:type="spellStart"/>
-      <w:r>
-        <w:t>renda_mensal</w:t>
-      </w:r>
-      <w:proofErr w:type="spellEnd"/>
-      <w:r>
-        <w:t xml:space="preserve">}}, conforme comprovado nos documentos que acompanham esta exordial. Ainda, os empréstimos contratados, </w:t>
+        <w:t>{{</w:t>
+      </w:r>
+      <w:r>
+        <w:t>beneficios</w:t>
       </w:r>
       <w:r>
         <w:rPr>
           <w:color w:val="00B050"/>
         </w:rPr>
+        <w:t>}}</w:t>
+      </w:r>
+      <w:r>
+        <w:t xml:space="preserve">, no valor de R$ {{renda_mensal}}, conforme comprovado nos documentos que acompanham esta exordial. Ainda, os empréstimos contratados, </w:t>
+      </w:r>
+      <w:r>
+        <w:rPr>
+          <w:color w:val="00B050"/>
+        </w:rPr>
         <w:t xml:space="preserve">{{tanto consignados quanto pessoais,}} </w:t>
       </w:r>
       <w:r>
-        <w:t>comprometem de forma drástica sua renda mensal, de modo que restam apenas R$ {{</w:t>
-      </w:r>
-      <w:proofErr w:type="spellStart"/>
-      <w:r>
-        <w:t>valor_liquido</w:t>
-      </w:r>
-      <w:proofErr w:type="spellEnd"/>
-      <w:r>
-        <w:t>}} para sua subsistência, valor este absolutamente incompatível com a manutenção de um mínimo existencial digno.</w:t>
+        <w:t>comprometem de forma drástica sua renda mensal, de modo que restam apenas R$ {{valor_liquido}} para sua subsistência, valor este absolutamente incompatível com a manutenção de um mínimo existencial digno.</w:t>
       </w:r>
     </w:p>
     <w:p>
@@ -800,135 +730,10 @@
     <w:p/>
     <w:p>
       <w:pPr>
-        <w:numPr>
-          <w:ilvl w:val="0"/>
-          <w:numId w:val="8"/>
-        </w:numPr>
-        <w:rPr>
-          <w:color w:val="00B050"/>
-        </w:rPr>
-      </w:pPr>
-      <w:r>
-        <w:rPr>
-          <w:color w:val="00B050"/>
-        </w:rPr>
-        <w:t>Declaração de Hipossuficiência firmada pela parte autora;</w:t>
-      </w:r>
-    </w:p>
-    <w:p>
-      <w:pPr>
-        <w:numPr>
-          <w:ilvl w:val="0"/>
-          <w:numId w:val="8"/>
-        </w:numPr>
-        <w:rPr>
-          <w:color w:val="00B050"/>
-        </w:rPr>
-      </w:pPr>
-      <w:r>
-        <w:rPr>
-          <w:color w:val="00B050"/>
-        </w:rPr>
-        <w:t>Declaração de isenção de Imposto de Renda;</w:t>
-      </w:r>
-    </w:p>
-    <w:p>
-      <w:pPr>
-        <w:numPr>
-          <w:ilvl w:val="0"/>
-          <w:numId w:val="8"/>
-        </w:numPr>
-        <w:rPr>
-          <w:color w:val="00B050"/>
-        </w:rPr>
-      </w:pPr>
-      <w:r>
-        <w:rPr>
-          <w:color w:val="00B050"/>
-        </w:rPr>
-        <w:t>Print da Receita Federal demonstrando inexistência de dados quanto à Declaração Anual de Imposto de Renda;</w:t>
-      </w:r>
-    </w:p>
-    <w:p>
-      <w:pPr>
-        <w:numPr>
-          <w:ilvl w:val="0"/>
-          <w:numId w:val="8"/>
-        </w:numPr>
-        <w:rPr>
-          <w:color w:val="00B050"/>
-        </w:rPr>
-      </w:pPr>
-      <w:r>
-        <w:rPr>
-          <w:color w:val="00B050"/>
-        </w:rPr>
-        <w:t>Extratos de benefício previdenciário (INSS);</w:t>
-      </w:r>
-    </w:p>
-    <w:p>
-      <w:pPr>
-        <w:numPr>
-          <w:ilvl w:val="0"/>
-          <w:numId w:val="8"/>
-        </w:numPr>
-        <w:rPr>
-          <w:color w:val="00B050"/>
-        </w:rPr>
-      </w:pPr>
-      <w:r>
-        <w:rPr>
-          <w:color w:val="00B050"/>
-        </w:rPr>
-        <w:t>Extratos bancários atualizados;</w:t>
-      </w:r>
-    </w:p>
-    <w:p>
-      <w:pPr>
-        <w:numPr>
-          <w:ilvl w:val="0"/>
-          <w:numId w:val="8"/>
-        </w:numPr>
-        <w:rPr>
-          <w:color w:val="00B050"/>
-        </w:rPr>
-      </w:pPr>
-      <w:r>
-        <w:rPr>
-          <w:color w:val="00B050"/>
-        </w:rPr>
-        <w:t>Carteira de Trabalho e Previdência Social (CTPS</w:t>
-      </w:r>
-      <w:proofErr w:type="gramStart"/>
-      <w:r>
-        <w:rPr>
-          <w:color w:val="00B050"/>
-        </w:rPr>
-        <w:t>) Digital</w:t>
-      </w:r>
-      <w:proofErr w:type="gramEnd"/>
-      <w:r>
-        <w:rPr>
-          <w:color w:val="00B050"/>
-        </w:rPr>
-        <w:t>;</w:t>
-      </w:r>
-    </w:p>
-    <w:p>
-      <w:pPr>
-        <w:numPr>
-          <w:ilvl w:val="0"/>
-          <w:numId w:val="8"/>
-        </w:numPr>
-        <w:rPr>
-          <w:color w:val="00B050"/>
-        </w:rPr>
-      </w:pPr>
-      <w:r>
-        <w:rPr>
-          <w:color w:val="00B050"/>
-        </w:rPr>
-        <w:t>Folha resumo do Cadastro Único para Programas Sociais do Governo Federal;</w:t>
+        <w:ind w:firstLine="0"/>
+      </w:pPr>
+      <w:r>
+        <w:t>{{conjunto_probatorio}}</w:t>
       </w:r>
     </w:p>
     <w:p>
@@ -957,58 +762,39 @@
     <w:p/>
     <w:p>
       <w:r>
-        <w:lastRenderedPageBreak/>
         <w:t xml:space="preserve">Conforme mencionado alhures, a parte requerente recebe </w:t>
       </w:r>
       <w:r>
         <w:rPr>
-          <w:color w:val="00B050"/>
-        </w:rPr>
-        <w:t>{{BENEFICIO_RECEBIDO}}</w:t>
-      </w:r>
-      <w:r>
-        <w:t xml:space="preserve"> que corresponde ao valor de R${{</w:t>
-      </w:r>
-      <w:proofErr w:type="spellStart"/>
-      <w:r>
-        <w:t>renda_mensal</w:t>
-      </w:r>
-      <w:proofErr w:type="spellEnd"/>
-      <w:r>
-        <w:t>}}, conforme comprovado em documentação anexa.</w:t>
-      </w:r>
-    </w:p>
-    <w:p>
-      <w:r>
-        <w:t xml:space="preserve">Por ser uma pessoa carente de recursos, em um momento de necessidade, contraiu 2 (dois) empréstimos pessoais com a instituição financeira requerida, o que a colocou em uma escancarada situação de </w:t>
-      </w:r>
-      <w:proofErr w:type="spellStart"/>
-      <w:r>
-        <w:t>superendividamento</w:t>
-      </w:r>
-      <w:proofErr w:type="spellEnd"/>
-      <w:r>
-        <w:t xml:space="preserve">, uma vez que seus empréstimos </w:t>
-      </w:r>
-      <w:r>
-        <w:rPr>
-          <w:color w:val="00B050"/>
-        </w:rPr>
-        <w:t xml:space="preserve">{{(pessoais </w:t>
-      </w:r>
-      <w:proofErr w:type="gramStart"/>
-      <w:r>
-        <w:rPr>
-          <w:color w:val="00B050"/>
-        </w:rPr>
-        <w:t>+</w:t>
-      </w:r>
-      <w:proofErr w:type="gramEnd"/>
-      <w:r>
-        <w:rPr>
-          <w:color w:val="00B050"/>
-        </w:rPr>
-        <w:t xml:space="preserve"> consignados)}} </w:t>
+          <w:color w:val="000000" w:themeColor="text1"/>
+        </w:rPr>
+        <w:t>{{</w:t>
+      </w:r>
+      <w:r>
+        <w:rPr>
+          <w:color w:val="000000" w:themeColor="text1"/>
+        </w:rPr>
+        <w:t>beneficios</w:t>
+      </w:r>
+      <w:r>
+        <w:rPr>
+          <w:color w:val="000000" w:themeColor="text1"/>
+        </w:rPr>
+        <w:t xml:space="preserve">}} </w:t>
+      </w:r>
+      <w:r>
+        <w:t>que corresponde ao valor de R${{renda_mensal}}, conforme comprovado em documentação anexa.</w:t>
+      </w:r>
+    </w:p>
+    <w:p>
+      <w:r>
+        <w:t xml:space="preserve">Por ser uma pessoa carente de recursos, em um momento de necessidade, contraiu 2 (dois) empréstimos pessoais com a instituição financeira requerida, o que a colocou em uma escancarada situação de superendividamento, uma vez que seus empréstimos </w:t>
+      </w:r>
+      <w:r>
+        <w:rPr>
+          <w:color w:val="000000" w:themeColor="text1"/>
+        </w:rPr>
+        <w:t xml:space="preserve">{{pessoal_consignados}} </w:t>
       </w:r>
       <w:r>
         <w:t>comprometem o equivalente a {{comprometimento}}</w:t>
@@ -1021,19 +807,12 @@
         <w:t xml:space="preserve"> </w:t>
       </w:r>
       <w:r>
-        <w:t>da sua remuneração mensal, tendo como líquido apenas {{</w:t>
-      </w:r>
-      <w:proofErr w:type="spellStart"/>
-      <w:r>
-        <w:t>valor_liquido</w:t>
-      </w:r>
-      <w:proofErr w:type="spellEnd"/>
-      <w:r>
-        <w:t>}} mensais para sua subsistência.</w:t>
-      </w:r>
-    </w:p>
-    <w:p>
-      <w:r>
+        <w:t>da sua remuneração mensal, tendo como líquido apenas {{valor_liquido}} mensais para sua subsistência.</w:t>
+      </w:r>
+    </w:p>
+    <w:p>
+      <w:r>
+        <w:lastRenderedPageBreak/>
         <w:t>Além disso, os valores referentes aos empréstimos pessoais contratados, demonstram-se em flagrante abusividade em comparação aos valores praticados em contratos análogos, como ilustrado abaixo:</w:t>
       </w:r>
     </w:p>
@@ -1071,7 +850,6 @@
         </w:rPr>
         <w:t xml:space="preserve"> </w:t>
       </w:r>
-      <w:proofErr w:type="gramStart"/>
       <w:r>
         <w:rPr>
           <w:b/>
@@ -1079,17 +857,7 @@
           <w:sz w:val="24"/>
           <w:szCs w:val="24"/>
         </w:rPr>
-        <w:t>Nº{</w:t>
-      </w:r>
-      <w:proofErr w:type="gramEnd"/>
-      <w:r>
-        <w:rPr>
-          <w:b/>
-          <w:color w:val="00B050"/>
-          <w:sz w:val="24"/>
-          <w:szCs w:val="24"/>
-        </w:rPr>
-        <w:t>{NUMERO_CONTRATO_0}}</w:t>
+        <w:t>Nº{{NUMERO_CONTRATO_0}}</w:t>
       </w:r>
       <w:r>
         <w:rPr>
@@ -1193,98 +961,89 @@
         <w:t xml:space="preserve">Taxa de juros aplicada: </w:t>
       </w:r>
       <w:r>
-        <w:t>{{emprestimos_0_taxa</w:t>
-      </w:r>
-      <w:proofErr w:type="gramStart"/>
+        <w:t>{{emprestimos_0_taxa}}</w:t>
+      </w:r>
+      <w:r>
+        <w:t>%</w:t>
+      </w:r>
+    </w:p>
+    <w:p>
+      <w:pPr>
+        <w:ind w:left="1440" w:firstLine="0"/>
+      </w:pPr>
+    </w:p>
+    <w:p>
+      <w:r>
+        <w:t xml:space="preserve">O contrato em apreciação apresenta taxa de juros mensal fixada em </w:t>
+      </w:r>
+      <w:r>
+        <w:t>{{</w:t>
+      </w:r>
+      <w:r>
+        <w:t>emprestimos_0_taxa</w:t>
+      </w:r>
       <w:r>
         <w:t>}}</w:t>
       </w:r>
       <w:r>
         <w:t>%</w:t>
       </w:r>
-      <w:proofErr w:type="gramEnd"/>
-    </w:p>
-    <w:p>
-      <w:pPr>
-        <w:ind w:left="1440" w:firstLine="0"/>
-      </w:pPr>
-    </w:p>
-    <w:p>
-      <w:r>
-        <w:t xml:space="preserve">O contrato em apreciação apresenta taxa de juros mensal fixada em </w:t>
+      <w:r>
+        <w:t>a.m</w:t>
+      </w:r>
+      <w:r>
+        <w:t xml:space="preserve">., o que gerou à parte requerente uma dívida correspondente a </w:t>
       </w:r>
       <w:r>
         <w:t>{{</w:t>
       </w:r>
       <w:r>
-        <w:t>emprestimos_0_taxa</w:t>
-      </w:r>
-      <w:proofErr w:type="gramStart"/>
+        <w:t>emprestimos_</w:t>
+      </w:r>
+      <w:r>
+        <w:t>0</w:t>
+      </w:r>
+      <w:r>
+        <w:t>_total_emprestimo</w:t>
+      </w:r>
       <w:r>
         <w:t>}}</w:t>
       </w:r>
       <w:r>
-        <w:t>%</w:t>
-      </w:r>
-      <w:proofErr w:type="gramEnd"/>
+        <w:t>;</w:t>
+      </w:r>
+      <w:r>
+        <w:t xml:space="preserve"> </w:t>
+      </w:r>
+      <w:r>
+        <w:t>{{emprestimos_</w:t>
+      </w:r>
+      <w:r>
+        <w:t>0</w:t>
+      </w:r>
+      <w:r>
+        <w:t>_def_emprestimos}}</w:t>
+      </w:r>
+      <w:r>
+        <w:t xml:space="preserve">  vezes o valor financiado.</w:t>
+      </w:r>
+    </w:p>
+    <w:p>
+      <w:r>
+        <w:t xml:space="preserve">Para mesma época, o Banco central divulgou que a média de mercado aplicada pelas instituições financeiras em contratos da mesma natureza fora de </w:t>
+      </w:r>
+      <w:r>
+        <w:t>{{</w:t>
+      </w:r>
+      <w:r>
+        <w:t>emprestimos_0_taxa_media</w:t>
+      </w:r>
+      <w:r>
+        <w:t xml:space="preserve">}}% </w:t>
+      </w:r>
       <w:r>
         <w:t>a.m</w:t>
       </w:r>
-      <w:r>
-        <w:t xml:space="preserve">., o que gerou à parte requerente uma dívida correspondente a </w:t>
-      </w:r>
-      <w:r>
-        <w:t>{{</w:t>
-      </w:r>
-      <w:r>
-        <w:t>emprestimos_</w:t>
-      </w:r>
-      <w:r>
-        <w:t>0</w:t>
-      </w:r>
-      <w:r>
-        <w:t>_total_emprestimo</w:t>
-      </w:r>
-      <w:r>
-        <w:t>}}</w:t>
-      </w:r>
-      <w:r>
-        <w:t>;</w:t>
-      </w:r>
-      <w:r>
-        <w:t xml:space="preserve"> </w:t>
-      </w:r>
-      <w:r>
-        <w:t>{{emprestimos_</w:t>
-      </w:r>
-      <w:r>
-        <w:t>0</w:t>
-      </w:r>
-      <w:r>
-        <w:t>_def_emprestimos}}</w:t>
-      </w:r>
-      <w:r>
-        <w:t xml:space="preserve">  vezes o valor financiado.</w:t>
-      </w:r>
-    </w:p>
-    <w:p>
-      <w:r>
-        <w:t xml:space="preserve">Para mesma época, o Banco central divulgou que a média de mercado aplicada pelas instituições financeiras em contratos da mesma natureza fora de </w:t>
-      </w:r>
-      <w:r>
-        <w:t>{{</w:t>
-      </w:r>
-      <w:r>
-        <w:t>emprestimos_0_taxa_media</w:t>
-      </w:r>
-      <w:r>
-        <w:t xml:space="preserve">}}% </w:t>
-      </w:r>
-      <w:proofErr w:type="spellStart"/>
-      <w:r>
-        <w:t>a.m</w:t>
-      </w:r>
-      <w:proofErr w:type="spellEnd"/>
       <w:r>
         <w:t xml:space="preserve">, </w:t>
       </w:r>
@@ -1467,7 +1226,6 @@
               <w:jc w:val="left"/>
             </w:pPr>
             <w:r>
-              <w:lastRenderedPageBreak/>
               <w:t>Valor das parcelas</w:t>
             </w:r>
           </w:p>
@@ -1643,7 +1401,6 @@
         </w:rPr>
         <w:t xml:space="preserve"> </w:t>
       </w:r>
-      <w:proofErr w:type="gramStart"/>
       <w:r>
         <w:rPr>
           <w:b/>
@@ -1651,17 +1408,7 @@
           <w:sz w:val="24"/>
           <w:szCs w:val="24"/>
         </w:rPr>
-        <w:t>Nº{</w:t>
-      </w:r>
-      <w:proofErr w:type="gramEnd"/>
-      <w:r>
-        <w:rPr>
-          <w:b/>
-          <w:color w:val="00B050"/>
-          <w:sz w:val="24"/>
-          <w:szCs w:val="24"/>
-        </w:rPr>
-        <w:t>{NUMERO_CONTRATO_1}}</w:t>
+        <w:t>Nº{{NUMERO_CONTRATO_1}}</w:t>
       </w:r>
       <w:r>
         <w:rPr>
@@ -1754,22 +1501,41 @@
         <w:t>1</w:t>
       </w:r>
       <w:r>
+        <w:t>_taxa}}%</w:t>
+      </w:r>
+    </w:p>
+    <w:p>
+      <w:pPr>
+        <w:ind w:left="1440" w:firstLine="0"/>
+      </w:pPr>
+    </w:p>
+    <w:p>
+      <w:r>
+        <w:t xml:space="preserve">O contrato em apreciação apresenta taxa de juros mensal fixada em </w:t>
+      </w:r>
+      <w:r>
+        <w:t>{{</w:t>
+      </w:r>
+      <w:r>
+        <w:t>emprestimos_</w:t>
+      </w:r>
+      <w:r>
+        <w:t>1</w:t>
+      </w:r>
+      <w:r>
         <w:t>_taxa</w:t>
       </w:r>
-      <w:proofErr w:type="gramStart"/>
-      <w:r>
-        <w:t>}}%</w:t>
-      </w:r>
-      <w:proofErr w:type="gramEnd"/>
-    </w:p>
-    <w:p>
-      <w:pPr>
-        <w:ind w:left="1440" w:firstLine="0"/>
-      </w:pPr>
-    </w:p>
-    <w:p>
-      <w:r>
-        <w:t xml:space="preserve">O contrato em apreciação apresenta taxa de juros mensal fixada em </w:t>
+      <w:r>
+        <w:t>}}</w:t>
+      </w:r>
+      <w:r>
+        <w:t>%</w:t>
+      </w:r>
+      <w:r>
+        <w:t>a.m</w:t>
+      </w:r>
+      <w:r>
+        <w:t xml:space="preserve">., o que gerou à parte requerente uma dívida correspondente a </w:t>
       </w:r>
       <w:r>
         <w:t>{{</w:t>
@@ -1781,81 +1547,49 @@
         <w:t>1</w:t>
       </w:r>
       <w:r>
-        <w:t>_taxa</w:t>
-      </w:r>
-      <w:proofErr w:type="gramStart"/>
+        <w:t>_total_emprestimo</w:t>
+      </w:r>
       <w:r>
         <w:t>}}</w:t>
       </w:r>
       <w:r>
-        <w:t>%</w:t>
-      </w:r>
-      <w:proofErr w:type="gramEnd"/>
+        <w:t xml:space="preserve">; </w:t>
+      </w:r>
+      <w:r>
+        <w:t>{{emprestimos_</w:t>
+      </w:r>
+      <w:r>
+        <w:t>1</w:t>
+      </w:r>
+      <w:r>
+        <w:t>_def_emprestimos}}</w:t>
+      </w:r>
+      <w:r>
+        <w:t xml:space="preserve">  vezes o valor financiado.</w:t>
+      </w:r>
+    </w:p>
+    <w:p>
+      <w:r>
+        <w:t xml:space="preserve">Para mesma época, o Banco central divulgou que a média de mercado aplicada pelas instituições financeiras em contratos da mesma natureza fora de </w:t>
+      </w:r>
+      <w:r>
+        <w:t>{{</w:t>
+      </w:r>
+      <w:r>
+        <w:t>emprestimos_</w:t>
+      </w:r>
+      <w:r>
+        <w:t>1</w:t>
+      </w:r>
+      <w:r>
+        <w:t>_taxa_media</w:t>
+      </w:r>
+      <w:r>
+        <w:t xml:space="preserve">}}% </w:t>
+      </w:r>
       <w:r>
         <w:t>a.m</w:t>
       </w:r>
-      <w:r>
-        <w:t xml:space="preserve">., o que gerou à parte </w:t>
-      </w:r>
-      <w:r>
-        <w:lastRenderedPageBreak/>
-        <w:t xml:space="preserve">requerente uma dívida correspondente a </w:t>
-      </w:r>
-      <w:r>
-        <w:t>{{</w:t>
-      </w:r>
-      <w:r>
-        <w:t>emprestimos_</w:t>
-      </w:r>
-      <w:r>
-        <w:t>1</w:t>
-      </w:r>
-      <w:r>
-        <w:t>_total_emprestimo</w:t>
-      </w:r>
-      <w:r>
-        <w:t>}}</w:t>
-      </w:r>
-      <w:r>
-        <w:t xml:space="preserve">; </w:t>
-      </w:r>
-      <w:r>
-        <w:t>{{emprestimos_</w:t>
-      </w:r>
-      <w:r>
-        <w:t>1</w:t>
-      </w:r>
-      <w:r>
-        <w:t>_def_emprestimos}}</w:t>
-      </w:r>
-      <w:r>
-        <w:t xml:space="preserve">  vezes o valor financiado.</w:t>
-      </w:r>
-    </w:p>
-    <w:p>
-      <w:r>
-        <w:t xml:space="preserve">Para mesma época, o Banco central divulgou que a média de mercado aplicada pelas instituições financeiras em contratos da mesma natureza fora de </w:t>
-      </w:r>
-      <w:r>
-        <w:t>{{</w:t>
-      </w:r>
-      <w:r>
-        <w:t>emprestimos_</w:t>
-      </w:r>
-      <w:r>
-        <w:t>1</w:t>
-      </w:r>
-      <w:r>
-        <w:t>_taxa_media</w:t>
-      </w:r>
-      <w:r>
-        <w:t xml:space="preserve">}}% </w:t>
-      </w:r>
-      <w:proofErr w:type="spellStart"/>
-      <w:r>
-        <w:t>a.m</w:t>
-      </w:r>
-      <w:proofErr w:type="spellEnd"/>
       <w:r>
         <w:t>, conforme divulgado pelo Banco Central</w:t>
       </w:r>
@@ -1902,6 +1636,7 @@
         <w:t xml:space="preserve">Caso essa média tivesse sido aplicada, as parcelas do referido contrato teriam sido fixadas em </w:t>
       </w:r>
       <w:r>
+        <w:lastRenderedPageBreak/>
         <w:t>{{emprestimos_</w:t>
       </w:r>
       <w:r>
@@ -2251,19 +1986,22 @@
         </w:numPr>
       </w:pPr>
       <w:r>
+        <w:t>DA ADEQUAÇÃO DAS TAXAS À MÉDIA DE MERCADO</w:t>
+      </w:r>
+    </w:p>
+    <w:p/>
+    <w:p>
+      <w:r>
+        <w:t>A legislação brasileira e a jurisprudência pátria têm se posicionado no sentido de coibir práticas abusivas no mercado financeiro, especialmente no que se refere à cobrança de juros exorbitantes. O Código de Defesa do Consumidor (CDC), em seu artigo 51, inciso IV, considera nulas as cláusulas contratuais que estabeleçam obrigações iníquas, abusivas ou que coloquem o consumidor em desvantagem exagerada.</w:t>
+      </w:r>
+    </w:p>
+    <w:p>
+      <w:r>
+        <w:t xml:space="preserve">No presente caso, as taxas de juros aplicadas aos contratos da parte requerente são claramente excessivas quando </w:t>
+      </w:r>
+      <w:r>
         <w:lastRenderedPageBreak/>
-        <w:t>DA ADEQUAÇÃO DAS TAXAS À MÉDIA DE MERCADO</w:t>
-      </w:r>
-    </w:p>
-    <w:p/>
-    <w:p>
-      <w:r>
-        <w:t>A legislação brasileira e a jurisprudência pátria têm se posicionado no sentido de coibir práticas abusivas no mercado financeiro, especialmente no que se refere à cobrança de juros exorbitantes. O Código de Defesa do Consumidor (CDC), em seu artigo 51, inciso IV, considera nulas as cláusulas contratuais que estabeleçam obrigações iníquas, abusivas ou que coloquem o consumidor em desvantagem exagerada.</w:t>
-      </w:r>
-    </w:p>
-    <w:p>
-      <w:r>
-        <w:t>No presente caso, as taxas de juros aplicadas aos contratos da parte requerente são claramente excessivas quando comparadas à</w:t>
+        <w:t>comparadas à</w:t>
       </w:r>
       <w:r>
         <w:t>s</w:t>
@@ -2388,7 +2126,6 @@
           <w:sz w:val="22"/>
           <w:szCs w:val="22"/>
         </w:rPr>
-        <w:lastRenderedPageBreak/>
         <w:t>(...)</w:t>
       </w:r>
     </w:p>
@@ -2472,38 +2209,45 @@
           <w:i/>
           <w:iCs/>
         </w:rPr>
-        <w:t xml:space="preserve">por meio do Tema Repetitivo 27 do STJ – </w:t>
-      </w:r>
-      <w:proofErr w:type="spellStart"/>
-      <w:r>
-        <w:rPr>
-          <w:b/>
-          <w:bCs/>
+        <w:t>por meio do Tema Repetitivo 27 do STJ – REsp 1061530/RS</w:t>
+      </w:r>
+      <w:r>
+        <w:t xml:space="preserve">, que, </w:t>
+      </w:r>
+      <w:r>
+        <w:rPr>
+          <w:b/>
+          <w:bCs/>
+          <w:u w:val="single"/>
+        </w:rPr>
+        <w:t xml:space="preserve">embora as instituições financeiras não estejam sujeitas à limitação da taxa de juros estipulada na Lei da Usura (Súmula 596/STF), a abusividade dos juros </w:t>
+      </w:r>
+      <w:r>
+        <w:rPr>
+          <w:b/>
+          <w:bCs/>
+          <w:u w:val="single"/>
+        </w:rPr>
+        <w:lastRenderedPageBreak/>
+        <w:t>remuneratórios pode ser reconhecida quando a taxa contratada é excessivamente superior à taxa média de mercado divulgada pelo Banco Central do Brasil para operações da mesma natureza.</w:t>
+      </w:r>
+    </w:p>
+    <w:p>
+      <w:pPr>
+        <w:rPr>
           <w:i/>
           <w:iCs/>
         </w:rPr>
-        <w:t>REsp</w:t>
-      </w:r>
-      <w:proofErr w:type="spellEnd"/>
-      <w:r>
-        <w:rPr>
-          <w:b/>
-          <w:bCs/>
+      </w:pPr>
+      <w:r>
+        <w:t xml:space="preserve">Esta é a tese firmada no referido Tema, </w:t>
+      </w:r>
+      <w:r>
+        <w:rPr>
           <w:i/>
           <w:iCs/>
         </w:rPr>
-        <w:t xml:space="preserve"> 1061530/RS</w:t>
-      </w:r>
-      <w:r>
-        <w:t xml:space="preserve">, que, </w:t>
-      </w:r>
-      <w:r>
-        <w:rPr>
-          <w:b/>
-          <w:bCs/>
-          <w:u w:val="single"/>
-        </w:rPr>
-        <w:t>embora as instituições financeiras não estejam sujeitas à limitação da taxa de juros estipulada na Lei da Usura (Súmula 596/STF), a abusividade dos juros remuneratórios pode ser reconhecida quando a taxa contratada é excessivamente superior à taxa média de mercado divulgada pelo Banco Central do Brasil para operações da mesma natureza.</w:t>
+        <w:t>in verbis:</w:t>
       </w:r>
     </w:p>
     <w:p>
@@ -2513,222 +2257,63 @@
           <w:iCs/>
         </w:rPr>
       </w:pPr>
-      <w:r>
-        <w:t xml:space="preserve">Esta é a tese firmada no referido Tema, </w:t>
-      </w:r>
-      <w:r>
+    </w:p>
+    <w:p>
+      <w:pPr>
+        <w:ind w:left="2268" w:firstLine="0"/>
         <w:rPr>
           <w:i/>
           <w:iCs/>
-        </w:rPr>
-        <w:t xml:space="preserve">in </w:t>
-      </w:r>
-      <w:proofErr w:type="spellStart"/>
+          <w:sz w:val="22"/>
+          <w:szCs w:val="22"/>
+        </w:rPr>
+      </w:pPr>
       <w:r>
         <w:rPr>
           <w:i/>
           <w:iCs/>
-        </w:rPr>
-        <w:t>verbis</w:t>
-      </w:r>
-      <w:proofErr w:type="spellEnd"/>
-      <w:r>
-        <w:rPr>
-          <w:i/>
-          <w:iCs/>
-        </w:rPr>
-        <w:t>:</w:t>
-      </w:r>
-    </w:p>
-    <w:p>
-      <w:pPr>
-        <w:rPr>
-          <w:i/>
-          <w:iCs/>
-        </w:rPr>
-      </w:pPr>
-    </w:p>
+          <w:sz w:val="22"/>
+          <w:szCs w:val="22"/>
+        </w:rPr>
+        <w:t>“É admitida a revisão das taxas de juros remuneratórios em situações excepcionais, desde que caracterizada a relação de consumo e que a abusividade capaz de colocar o consumidor em desvantagem exagerada (art. 51, §1 º, do CDC) fique cabalmente demonstrada, ante às peculiaridades do julgamento em concreto.”</w:t>
+      </w:r>
+    </w:p>
+    <w:p/>
+    <w:p>
+      <w:r>
+        <w:t>Ainda, acerca do parâmetro traçado pelo C. Superior Tribunal de justiça, temos:</w:t>
+      </w:r>
+    </w:p>
+    <w:p/>
     <w:p>
       <w:pPr>
         <w:ind w:left="2268" w:firstLine="0"/>
         <w:rPr>
-          <w:i/>
-          <w:iCs/>
-          <w:sz w:val="22"/>
-          <w:szCs w:val="22"/>
-        </w:rPr>
-      </w:pPr>
-      <w:r>
-        <w:rPr>
-          <w:i/>
-          <w:iCs/>
-          <w:sz w:val="22"/>
-          <w:szCs w:val="22"/>
-        </w:rPr>
-        <w:t xml:space="preserve">“É admitida a revisão das taxas de juros remuneratórios em situações excepcionais, desde que caracterizada a relação de consumo e que a abusividade capaz de colocar o consumidor em desvantagem exagerada (art. 51, §1 º, do CDC) fique cabalmente demonstrada, ante às peculiaridades do julgamento em </w:t>
-      </w:r>
-      <w:proofErr w:type="gramStart"/>
-      <w:r>
-        <w:rPr>
-          <w:i/>
-          <w:iCs/>
-          <w:sz w:val="22"/>
-          <w:szCs w:val="22"/>
-        </w:rPr>
-        <w:t>concreto.”</w:t>
-      </w:r>
-      <w:proofErr w:type="gramEnd"/>
-    </w:p>
-    <w:p/>
-    <w:p>
-      <w:r>
+          <w:u w:val="single"/>
+        </w:rPr>
+      </w:pPr>
+      <w:r>
+        <w:rPr>
+          <w:sz w:val="22"/>
+          <w:szCs w:val="22"/>
+        </w:rPr>
+        <w:t xml:space="preserve">“(...) tem considerado abusivas taxas superiores a uma vez e meia (voto proferido pelo Min. Ari Pargendler no REsp n. 271.214-RS, Rel.p. Acórdão Min. Menezes Direito, DJ de 4.8.2003), ao dobro (REsp n. 1.036.818, Terceira Turma, minha relatoria, DJe de 20.6.2008) ou ao triplo (REsp n. 971.853-RS, Quarta Turma, Min. Pádua Ribeiro, DJ de 24.9.2007) da média. Todavia, esta perquirição acerca da abusividade não é estanque, o que impossibilita a adoção de critérios genéricos e universais. A taxa média de mercado, divulgada pelo Banco Central, constitui um valioso referencial, mas cabe somente ao juiz, no exame </w:t>
+      </w:r>
+      <w:r>
+        <w:rPr>
+          <w:sz w:val="22"/>
+          <w:szCs w:val="22"/>
+        </w:rPr>
         <w:lastRenderedPageBreak/>
-        <w:t>Ainda, acerca do parâmetro traçado pelo C. Superior Tribunal de justiça, temos:</w:t>
-      </w:r>
-    </w:p>
-    <w:p/>
-    <w:p>
-      <w:pPr>
-        <w:ind w:left="2268" w:firstLine="0"/>
+        <w:t>das peculiaridades do caso concreto, avaliar se os juros contratados foram ou não abusivos”. (REsp 1061530/RS, rel. Min. Nancy Andrighi, Segunda Seção, j. 22-10-2008).</w:t>
+      </w:r>
+    </w:p>
+    <w:p>
+      <w:pPr>
         <w:rPr>
           <w:u w:val="single"/>
         </w:rPr>
       </w:pPr>
-      <w:r>
-        <w:rPr>
-          <w:sz w:val="22"/>
-          <w:szCs w:val="22"/>
-        </w:rPr>
-        <w:t xml:space="preserve">“(...) tem considerado abusivas taxas superiores a uma vez e meia (voto proferido pelo Min. Ari </w:t>
-      </w:r>
-      <w:proofErr w:type="spellStart"/>
-      <w:r>
-        <w:rPr>
-          <w:sz w:val="22"/>
-          <w:szCs w:val="22"/>
-        </w:rPr>
-        <w:t>Pargendler</w:t>
-      </w:r>
-      <w:proofErr w:type="spellEnd"/>
-      <w:r>
-        <w:rPr>
-          <w:sz w:val="22"/>
-          <w:szCs w:val="22"/>
-        </w:rPr>
-        <w:t xml:space="preserve"> no </w:t>
-      </w:r>
-      <w:proofErr w:type="spellStart"/>
-      <w:r>
-        <w:rPr>
-          <w:sz w:val="22"/>
-          <w:szCs w:val="22"/>
-        </w:rPr>
-        <w:t>REsp</w:t>
-      </w:r>
-      <w:proofErr w:type="spellEnd"/>
-      <w:r>
-        <w:rPr>
-          <w:sz w:val="22"/>
-          <w:szCs w:val="22"/>
-        </w:rPr>
-        <w:t xml:space="preserve"> n. 271.214-RS, </w:t>
-      </w:r>
-      <w:proofErr w:type="spellStart"/>
-      <w:r>
-        <w:rPr>
-          <w:sz w:val="22"/>
-          <w:szCs w:val="22"/>
-        </w:rPr>
-        <w:t>Rel.p</w:t>
-      </w:r>
-      <w:proofErr w:type="spellEnd"/>
-      <w:r>
-        <w:rPr>
-          <w:sz w:val="22"/>
-          <w:szCs w:val="22"/>
-        </w:rPr>
-        <w:t>. Acórdão Min. Menezes Direito, DJ de 4.8.2003), ao dobro (</w:t>
-      </w:r>
-      <w:proofErr w:type="spellStart"/>
-      <w:r>
-        <w:rPr>
-          <w:sz w:val="22"/>
-          <w:szCs w:val="22"/>
-        </w:rPr>
-        <w:t>REsp</w:t>
-      </w:r>
-      <w:proofErr w:type="spellEnd"/>
-      <w:r>
-        <w:rPr>
-          <w:sz w:val="22"/>
-          <w:szCs w:val="22"/>
-        </w:rPr>
-        <w:t xml:space="preserve"> n. 1.036.818, Terceira Turma, minha relatoria, </w:t>
-      </w:r>
-      <w:proofErr w:type="spellStart"/>
-      <w:r>
-        <w:rPr>
-          <w:sz w:val="22"/>
-          <w:szCs w:val="22"/>
-        </w:rPr>
-        <w:t>DJe</w:t>
-      </w:r>
-      <w:proofErr w:type="spellEnd"/>
-      <w:r>
-        <w:rPr>
-          <w:sz w:val="22"/>
-          <w:szCs w:val="22"/>
-        </w:rPr>
-        <w:t xml:space="preserve"> de 20.6.2008) ou ao triplo (</w:t>
-      </w:r>
-      <w:proofErr w:type="spellStart"/>
-      <w:r>
-        <w:rPr>
-          <w:sz w:val="22"/>
-          <w:szCs w:val="22"/>
-        </w:rPr>
-        <w:t>REsp</w:t>
-      </w:r>
-      <w:proofErr w:type="spellEnd"/>
-      <w:r>
-        <w:rPr>
-          <w:sz w:val="22"/>
-          <w:szCs w:val="22"/>
-        </w:rPr>
-        <w:t xml:space="preserve"> n. 971.853-RS, Quarta Turma, Min. Pádua Ribeiro, DJ de 24.9.2007) da média. Todavia, esta perquirição acerca da abusividade não é estanque, o que impossibilita a adoção de critérios genéricos e universais. A taxa média de mercado, divulgada pelo Banco Central, constitui um valioso referencial, mas cabe somente ao juiz, no exame das peculiaridades do caso concreto, avaliar se os juros contratados foram ou não abusivos”. (</w:t>
-      </w:r>
-      <w:proofErr w:type="spellStart"/>
-      <w:r>
-        <w:rPr>
-          <w:sz w:val="22"/>
-          <w:szCs w:val="22"/>
-        </w:rPr>
-        <w:t>REsp</w:t>
-      </w:r>
-      <w:proofErr w:type="spellEnd"/>
-      <w:r>
-        <w:rPr>
-          <w:sz w:val="22"/>
-          <w:szCs w:val="22"/>
-        </w:rPr>
-        <w:t xml:space="preserve"> 1061530/RS, rel. Min. Nancy </w:t>
-      </w:r>
-      <w:proofErr w:type="spellStart"/>
-      <w:r>
-        <w:rPr>
-          <w:sz w:val="22"/>
-          <w:szCs w:val="22"/>
-        </w:rPr>
-        <w:t>Andrighi</w:t>
-      </w:r>
-      <w:proofErr w:type="spellEnd"/>
-      <w:r>
-        <w:rPr>
-          <w:sz w:val="22"/>
-          <w:szCs w:val="22"/>
-        </w:rPr>
-        <w:t>, Segunda Seção, j. 22-10-2008).</w:t>
-      </w:r>
     </w:p>
     <w:p>
       <w:pPr>
@@ -2736,261 +2321,236 @@
           <w:u w:val="single"/>
         </w:rPr>
       </w:pPr>
-    </w:p>
-    <w:p>
-      <w:pPr>
+      <w:r>
+        <w:rPr>
+          <w:b/>
+          <w:bCs/>
+        </w:rPr>
+        <w:t>No caso em análise, a</w:t>
+      </w:r>
+      <w:r>
+        <w:rPr>
+          <w:b/>
+          <w:bCs/>
+        </w:rPr>
+        <w:t>s</w:t>
+      </w:r>
+      <w:r>
+        <w:rPr>
+          <w:b/>
+          <w:bCs/>
+        </w:rPr>
+        <w:t xml:space="preserve"> taxa</w:t>
+      </w:r>
+      <w:r>
+        <w:rPr>
+          <w:b/>
+          <w:bCs/>
+        </w:rPr>
+        <w:t>s</w:t>
+      </w:r>
+      <w:r>
+        <w:rPr>
+          <w:b/>
+          <w:bCs/>
+        </w:rPr>
+        <w:t xml:space="preserve"> de juros cobrada</w:t>
+      </w:r>
+      <w:r>
+        <w:rPr>
+          <w:b/>
+          <w:bCs/>
+        </w:rPr>
+        <w:t>s</w:t>
+      </w:r>
+      <w:r>
+        <w:rPr>
+          <w:b/>
+          <w:bCs/>
+        </w:rPr>
+        <w:t xml:space="preserve"> pela instituição requerida alcança</w:t>
+      </w:r>
+      <w:r>
+        <w:rPr>
+          <w:b/>
+          <w:bCs/>
+        </w:rPr>
+        <w:t>m</w:t>
+      </w:r>
+      <w:r>
+        <w:rPr>
+          <w:b/>
+          <w:bCs/>
+        </w:rPr>
+        <w:t xml:space="preserve"> patamares muito superiores aos praticados no mercado financeiro.</w:t>
+      </w:r>
+      <w:r>
+        <w:t xml:space="preserve"> Conforme comprovado documentalmente, a taxa média de juros em </w:t>
+      </w:r>
+      <w:r>
+        <w:rPr>
+          <w:color w:val="000000" w:themeColor="text1"/>
+        </w:rPr>
+        <w:t>{{</w:t>
+      </w:r>
+      <w:r>
+        <w:rPr>
+          <w:color w:val="000000" w:themeColor="text1"/>
+        </w:rPr>
+        <w:t>emprestimos_0_data</w:t>
+      </w:r>
+      <w:r>
+        <w:rPr>
+          <w:color w:val="000000" w:themeColor="text1"/>
+        </w:rPr>
+        <w:t>}}</w:t>
+      </w:r>
+      <w:r>
+        <w:rPr>
+          <w:color w:val="000000" w:themeColor="text1"/>
+        </w:rPr>
+        <w:t xml:space="preserve"> </w:t>
+      </w:r>
+      <w:r>
+        <w:rPr>
+          <w:color w:val="000000" w:themeColor="text1"/>
+        </w:rPr>
+        <w:t xml:space="preserve"> </w:t>
+      </w:r>
+      <w:r>
+        <w:t xml:space="preserve">foi de </w:t>
+      </w:r>
+      <w:r>
+        <w:t>{{</w:t>
+      </w:r>
+      <w:r>
+        <w:t>emprestimos_0_taxa_media</w:t>
+      </w:r>
+      <w:r>
+        <w:t>}}</w:t>
+      </w:r>
+      <w:r>
+        <w:t>% a.m.</w:t>
+      </w:r>
+      <w:r>
+        <w:t xml:space="preserve"> e em </w:t>
+      </w:r>
+      <w:r>
+        <w:rPr>
+          <w:color w:val="000000" w:themeColor="text1"/>
+        </w:rPr>
+        <w:t>{{emprestimos_</w:t>
+      </w:r>
+      <w:r>
+        <w:rPr>
+          <w:color w:val="000000" w:themeColor="text1"/>
+        </w:rPr>
+        <w:t>1</w:t>
+      </w:r>
+      <w:r>
+        <w:rPr>
+          <w:color w:val="000000" w:themeColor="text1"/>
+        </w:rPr>
+        <w:t xml:space="preserve">_data}}  </w:t>
+      </w:r>
+      <w:r>
+        <w:t>foi de {{emprestimos_</w:t>
+      </w:r>
+      <w:r>
+        <w:t>1</w:t>
+      </w:r>
+      <w:r>
+        <w:t>_taxa_media}}% a.m.</w:t>
+      </w:r>
+      <w:r>
+        <w:t>, enquanto a taxa de juros mensal informada pela instituição req</w:t>
+      </w:r>
+      <w:r>
+        <w:t xml:space="preserve">uerida </w:t>
+      </w:r>
+      <w:r>
+        <w:t xml:space="preserve">fora de </w:t>
+      </w:r>
+      <w:r>
+        <w:t xml:space="preserve">{{emprestimos_0_taxa}}% </w:t>
+      </w:r>
+      <w:r>
+        <w:t>ao mês</w:t>
+      </w:r>
+      <w:r>
+        <w:t xml:space="preserve"> para o contrato 1 e </w:t>
+      </w:r>
+      <w:r>
+        <w:t>{{emprestimos_</w:t>
+      </w:r>
+      <w:r>
+        <w:t>1</w:t>
+      </w:r>
+      <w:r>
+        <w:t>_taxa}}% ao mês</w:t>
+      </w:r>
+      <w:r>
+        <w:t xml:space="preserve"> para o contrato 2</w:t>
+      </w:r>
+      <w:r>
+        <w:t>!</w:t>
+      </w:r>
+    </w:p>
+    <w:p>
+      <w:pPr>
+        <w:ind w:firstLine="2268"/>
         <w:rPr>
           <w:u w:val="single"/>
         </w:rPr>
       </w:pPr>
-      <w:r>
-        <w:rPr>
-          <w:b/>
-          <w:bCs/>
-        </w:rPr>
-        <w:t>No caso em análise, a</w:t>
-      </w:r>
-      <w:r>
-        <w:rPr>
-          <w:b/>
-          <w:bCs/>
-        </w:rPr>
+    </w:p>
+    <w:p>
+      <w:pPr>
+        <w:rPr>
+          <w:u w:val="single"/>
+        </w:rPr>
+      </w:pPr>
+      <w:r>
+        <w:t>Tal discrepância de valores é evidência clara de abusividade na fixação das taxas de juros cobradas pela requerida, o que viola o princípio da boa-fé objetiva, previsto no artigo 422 do Código Civil. Conforme leciona Pablo Stolze Gagliano e Rodolfo Pamplona Filho (Novo Curso de Direito Civil, Volume II), “a boa-fé objetiva exige que as partes não só tenham um comportamento ético, mas também que não exerçam seus direitos de forma excessivamente gravosa ao outro contratante”.</w:t>
+      </w:r>
+    </w:p>
+    <w:p>
+      <w:r>
+        <w:t>Diante do exposto, é imprescindível a revisão judicial dos contratos firmados entre as partes, de modo a adequar as taxas de juros cobradas à</w:t>
+      </w:r>
+      <w:r>
         <w:t>s</w:t>
       </w:r>
       <w:r>
-        <w:rPr>
-          <w:b/>
-          <w:bCs/>
-        </w:rPr>
-        <w:t xml:space="preserve"> taxa</w:t>
-      </w:r>
-      <w:r>
-        <w:rPr>
-          <w:b/>
-          <w:bCs/>
-        </w:rPr>
+        <w:t xml:space="preserve"> média</w:t>
+      </w:r>
+      <w:r>
         <w:t>s</w:t>
       </w:r>
       <w:r>
-        <w:rPr>
-          <w:b/>
-          <w:bCs/>
-        </w:rPr>
-        <w:t xml:space="preserve"> de juros cobrada</w:t>
-      </w:r>
-      <w:r>
-        <w:rPr>
-          <w:b/>
-          <w:bCs/>
-        </w:rPr>
+        <w:t xml:space="preserve"> de mercado praticada</w:t>
+      </w:r>
+      <w:r>
         <w:t>s</w:t>
       </w:r>
       <w:r>
-        <w:rPr>
-          <w:b/>
-          <w:bCs/>
-        </w:rPr>
-        <w:t xml:space="preserve"> pela instituição requerida alcança</w:t>
-      </w:r>
-      <w:r>
-        <w:rPr>
-          <w:b/>
-          <w:bCs/>
-        </w:rPr>
-        <w:t>m</w:t>
-      </w:r>
-      <w:r>
-        <w:rPr>
-          <w:b/>
-          <w:bCs/>
-        </w:rPr>
-        <w:t xml:space="preserve"> patamares muito superiores aos praticados no mercado financeiro.</w:t>
-      </w:r>
-      <w:r>
-        <w:t xml:space="preserve"> Conforme comprovado documentalmente, a taxa média de juros em </w:t>
-      </w:r>
-      <w:r>
-        <w:rPr>
-          <w:color w:val="000000" w:themeColor="text1"/>
-        </w:rPr>
-        <w:t>{{</w:t>
-      </w:r>
-      <w:r>
-        <w:rPr>
-          <w:color w:val="000000" w:themeColor="text1"/>
-        </w:rPr>
-        <w:t>emprestimos_0_data</w:t>
-      </w:r>
-      <w:proofErr w:type="gramStart"/>
-      <w:r>
-        <w:rPr>
-          <w:color w:val="000000" w:themeColor="text1"/>
-        </w:rPr>
-        <w:t>}}</w:t>
-      </w:r>
-      <w:r>
-        <w:rPr>
-          <w:color w:val="000000" w:themeColor="text1"/>
-        </w:rPr>
-        <w:t xml:space="preserve"> </w:t>
-      </w:r>
-      <w:r>
-        <w:rPr>
-          <w:color w:val="000000" w:themeColor="text1"/>
-        </w:rPr>
-        <w:t xml:space="preserve"> </w:t>
-      </w:r>
-      <w:r>
-        <w:t>foi</w:t>
-      </w:r>
-      <w:proofErr w:type="gramEnd"/>
-      <w:r>
-        <w:t xml:space="preserve"> de </w:t>
-      </w:r>
-      <w:r>
-        <w:t>{{</w:t>
-      </w:r>
-      <w:r>
-        <w:t>emprestimos_0_taxa_media</w:t>
-      </w:r>
-      <w:r>
-        <w:t>}}</w:t>
-      </w:r>
-      <w:r>
-        <w:t>% a.m.</w:t>
-      </w:r>
-      <w:r>
-        <w:t xml:space="preserve"> e em </w:t>
-      </w:r>
-      <w:r>
-        <w:rPr>
-          <w:color w:val="000000" w:themeColor="text1"/>
-        </w:rPr>
-        <w:t>{{emprestimos_</w:t>
-      </w:r>
-      <w:r>
-        <w:rPr>
-          <w:color w:val="000000" w:themeColor="text1"/>
-        </w:rPr>
-        <w:t>1</w:t>
-      </w:r>
-      <w:r>
-        <w:rPr>
-          <w:color w:val="000000" w:themeColor="text1"/>
-        </w:rPr>
-        <w:t xml:space="preserve">_data}}  </w:t>
-      </w:r>
-      <w:r>
-        <w:t>foi de {{emprestimos_</w:t>
-      </w:r>
-      <w:r>
-        <w:t>1</w:t>
-      </w:r>
-      <w:r>
-        <w:t>_taxa_media}}% a.m.</w:t>
-      </w:r>
-      <w:r>
-        <w:t>, enquanto a taxa de juros mensal informada pela instituição req</w:t>
-      </w:r>
-      <w:r>
-        <w:t xml:space="preserve">uerida </w:t>
-      </w:r>
-      <w:r>
-        <w:t xml:space="preserve">fora de </w:t>
-      </w:r>
-      <w:r>
-        <w:t xml:space="preserve">{{emprestimos_0_taxa}}% </w:t>
-      </w:r>
-      <w:r>
-        <w:t>ao mês</w:t>
-      </w:r>
-      <w:r>
-        <w:t xml:space="preserve"> para o contrato 1 e </w:t>
-      </w:r>
-      <w:r>
-        <w:t>{{emprestimos_</w:t>
-      </w:r>
-      <w:r>
-        <w:t>1</w:t>
-      </w:r>
-      <w:r>
-        <w:t>_taxa}}% ao mês</w:t>
-      </w:r>
-      <w:r>
-        <w:t xml:space="preserve"> para o contrato 2</w:t>
-      </w:r>
-      <w:r>
-        <w:t>!</w:t>
-      </w:r>
-    </w:p>
-    <w:p>
-      <w:pPr>
-        <w:ind w:firstLine="2268"/>
-        <w:rPr>
-          <w:u w:val="single"/>
-        </w:rPr>
-      </w:pPr>
-    </w:p>
-    <w:p>
-      <w:pPr>
-        <w:rPr>
-          <w:u w:val="single"/>
-        </w:rPr>
-      </w:pPr>
+        <w:t xml:space="preserve"> na</w:t>
+      </w:r>
+      <w:r>
+        <w:t>s</w:t>
+      </w:r>
+      <w:r>
+        <w:t xml:space="preserve"> data</w:t>
+      </w:r>
+      <w:r>
+        <w:t>s</w:t>
+      </w:r>
+      <w:r>
+        <w:t xml:space="preserve"> das contratações. Tal </w:t>
+      </w:r>
       <w:r>
         <w:lastRenderedPageBreak/>
-        <w:t xml:space="preserve">Tal discrepância de valores é evidência clara de abusividade na fixação das taxas de juros cobradas pela requerida, o que viola o princípio da boa-fé objetiva, previsto no artigo 422 do Código Civil. Conforme leciona Pablo </w:t>
-      </w:r>
-      <w:proofErr w:type="spellStart"/>
-      <w:r>
-        <w:t>Stolze</w:t>
-      </w:r>
-      <w:proofErr w:type="spellEnd"/>
-      <w:r>
-        <w:t xml:space="preserve"> </w:t>
-      </w:r>
-      <w:proofErr w:type="spellStart"/>
-      <w:r>
-        <w:t>Gagliano</w:t>
-      </w:r>
-      <w:proofErr w:type="spellEnd"/>
-      <w:r>
-        <w:t xml:space="preserve"> e Rodolfo Pamplona Filho (Novo Curso de Direito Civil, Volume II), “a boa-fé objetiva exige que as partes não só tenham um comportamento ético, mas também que não exerçam seus direitos de forma excessivamente gravosa ao outro contratante”.</w:t>
-      </w:r>
-    </w:p>
-    <w:p>
-      <w:r>
-        <w:t>Diante do exposto, é imprescindível a revisão judicial dos contratos firmados entre as partes, de modo a adequar as taxas de juros cobradas à</w:t>
-      </w:r>
-      <w:r>
-        <w:t>s</w:t>
-      </w:r>
-      <w:r>
-        <w:t xml:space="preserve"> média</w:t>
-      </w:r>
-      <w:r>
-        <w:t>s</w:t>
-      </w:r>
-      <w:r>
-        <w:t xml:space="preserve"> de mercado praticada</w:t>
-      </w:r>
-      <w:r>
-        <w:t>s</w:t>
-      </w:r>
-      <w:r>
-        <w:t xml:space="preserve"> na</w:t>
-      </w:r>
-      <w:r>
-        <w:t>s</w:t>
-      </w:r>
-      <w:r>
-        <w:t xml:space="preserve"> data</w:t>
-      </w:r>
-      <w:r>
-        <w:t>s</w:t>
-      </w:r>
-      <w:r>
-        <w:t xml:space="preserve"> das contratações. Tal adequação visa restabelecer o equilíbrio contratual e assegurar que o consumidor não seja onerado de forma injusta e desproporcional.</w:t>
+        <w:t>adequação visa restabelecer o equilíbrio contratual e assegurar que o consumidor não seja onerado de forma injusta e desproporcional.</w:t>
       </w:r>
     </w:p>
     <w:p>
@@ -3077,39 +2637,35 @@
     <w:p/>
     <w:p>
       <w:r>
-        <w:t xml:space="preserve">Nos termos do artigo 42, parágrafo único, do Código de Defesa do Consumidor (CDC), o consumidor cobrado em quantia indevida tem direito à repetição do indébito, por valor igual ao dobro do que </w:t>
-      </w:r>
-      <w:r>
+        <w:t>Nos termos do artigo 42, parágrafo único, do Código de Defesa do Consumidor (CDC), o consumidor cobrado em quantia indevida tem direito à repetição do indébito, por valor igual ao dobro do que pagou em excesso, acrescido de correção monetária e juros legais, salvo engano justificável. Tal dispositivo visa coibir práticas abusivas, assegurando ao consumidor a restituição integral dos valores pagos indevidamente, com sanção suficiente para desestimular novas condutas lesivas por parte dos fornecedores.</w:t>
+      </w:r>
+    </w:p>
+    <w:p>
+      <w:pPr>
+        <w:rPr>
+          <w:b/>
+          <w:bCs/>
+        </w:rPr>
+      </w:pPr>
+      <w:r>
+        <w:rPr>
+          <w:b/>
+          <w:bCs/>
+        </w:rPr>
+        <w:t xml:space="preserve">No presente caso, não há qualquer margem para se alegar “engano justificável”. A cobrança excessiva decorre da aplicação de taxas de juros visivelmente superiores às médias de mercado, em contratos destinados a consumidor notoriamente hipossuficiente, o que revela não apenas uma concessão questionável de análise de crédito, mas sim uma </w:t>
+      </w:r>
+      <w:r>
+        <w:rPr>
+          <w:b/>
+          <w:bCs/>
+        </w:rPr>
         <w:lastRenderedPageBreak/>
-        <w:t>pagou em excesso, acrescido de correção monetária e juros legais, salvo engano justificável. Tal dispositivo visa coibir práticas abusivas, assegurando ao consumidor a restituição integral dos valores pagos indevidamente, com sanção suficiente para desestimular novas condutas lesivas por parte dos fornecedores.</w:t>
-      </w:r>
-    </w:p>
-    <w:p>
-      <w:pPr>
-        <w:rPr>
-          <w:b/>
-          <w:bCs/>
-        </w:rPr>
-      </w:pPr>
-      <w:r>
-        <w:rPr>
-          <w:b/>
-          <w:bCs/>
-        </w:rPr>
-        <w:t xml:space="preserve">No presente caso, não há qualquer margem para se alegar “engano justificável”. A cobrança excessiva decorre da aplicação de taxas de juros visivelmente superiores às médias de mercado, em contratos destinados a consumidor notoriamente hipossuficiente, o que revela não apenas uma concessão questionável de análise de crédito, mas sim uma estratégia deliberada e recorrente de atuação por parte da instituição financeira. </w:t>
-      </w:r>
-    </w:p>
-    <w:p>
-      <w:r>
-        <w:t xml:space="preserve">Trata-se de conduta premeditada, inserida no próprio modelo de negócio dos bancos, que assumem o risco de </w:t>
-      </w:r>
-      <w:proofErr w:type="spellStart"/>
-      <w:r>
-        <w:t>judicialização</w:t>
-      </w:r>
-      <w:proofErr w:type="spellEnd"/>
-      <w:r>
-        <w:t xml:space="preserve"> e mesmo assim mantêm a prática, porque ela se revela economicamente vantajosa — bastando que uma parcela </w:t>
+        <w:t xml:space="preserve">estratégia deliberada e recorrente de atuação por parte da instituição financeira. </w:t>
+      </w:r>
+    </w:p>
+    <w:p>
+      <w:r>
+        <w:t xml:space="preserve">Trata-se de conduta premeditada, inserida no próprio modelo de negócio dos bancos, que assumem o risco de judicialização e mesmo assim mantêm a prática, porque ela se revela economicamente vantajosa — bastando que uma parcela </w:t>
       </w:r>
       <w:r>
         <w:t>não vultuosa</w:t>
@@ -3142,21 +2698,12 @@
           <w:bCs/>
           <w:u w:val="single"/>
         </w:rPr>
-        <w:t xml:space="preserve">não é necessário comprovar dolo ou má-fé para que seja </w:t>
-      </w:r>
-      <w:r>
-        <w:rPr>
-          <w:b/>
-          <w:bCs/>
+        <w:t>não é necessário comprovar dolo ou má-fé para que seja reconhecido o direito à devolução dobrada dos valores cobrados indevidamente. Basta a violação à boa-fé objetiva</w:t>
+      </w:r>
+      <w:r>
+        <w:rPr>
           <w:u w:val="single"/>
         </w:rPr>
-        <w:lastRenderedPageBreak/>
-        <w:t>reconhecido o direito à devolução dobrada dos valores cobrados indevidamente. Basta a violação à boa-fé objetiva</w:t>
-      </w:r>
-      <w:r>
-        <w:rPr>
-          <w:u w:val="single"/>
-        </w:rPr>
         <w:t>.</w:t>
       </w:r>
       <w:r>
@@ -3165,47 +2712,7 @@
     </w:p>
     <w:p>
       <w:r>
-        <w:t xml:space="preserve">É o que restou decidido no julgamento dos </w:t>
-      </w:r>
-      <w:proofErr w:type="spellStart"/>
-      <w:r>
-        <w:t>EAREsp</w:t>
-      </w:r>
-      <w:proofErr w:type="spellEnd"/>
-      <w:r>
-        <w:t xml:space="preserve"> 600663/RS, </w:t>
-      </w:r>
-      <w:proofErr w:type="spellStart"/>
-      <w:r>
-        <w:t>EAREsp</w:t>
-      </w:r>
-      <w:proofErr w:type="spellEnd"/>
-      <w:r>
-        <w:t xml:space="preserve"> 622897/RS, </w:t>
-      </w:r>
-      <w:proofErr w:type="spellStart"/>
-      <w:r>
-        <w:t>EAREsp</w:t>
-      </w:r>
-      <w:proofErr w:type="spellEnd"/>
-      <w:r>
-        <w:t xml:space="preserve"> 664888/RS, </w:t>
-      </w:r>
-      <w:proofErr w:type="spellStart"/>
-      <w:r>
-        <w:t>EAREsp</w:t>
-      </w:r>
-      <w:proofErr w:type="spellEnd"/>
-      <w:r>
-        <w:t xml:space="preserve"> 676608/RS e, especialmente, no </w:t>
-      </w:r>
-      <w:proofErr w:type="spellStart"/>
-      <w:r>
-        <w:t>EREsp</w:t>
-      </w:r>
-      <w:proofErr w:type="spellEnd"/>
-      <w:r>
-        <w:t xml:space="preserve"> 1.413.542/RS (Tema 929 do STJ), cuja ementa firmou a seguinte tese:</w:t>
+        <w:t>É o que restou decidido no julgamento dos EAREsp 600663/RS, EAREsp 622897/RS, EAREsp 664888/RS, EAREsp 676608/RS e, especialmente, no EREsp 1.413.542/RS (Tema 929 do STJ), cuja ementa firmou a seguinte tese:</w:t>
       </w:r>
     </w:p>
     <w:p/>
@@ -3238,9 +2745,8 @@
           <w:szCs w:val="22"/>
           <w:u w:val="single"/>
         </w:rPr>
-        <w:t xml:space="preserve">cabível quando a cobrança indevida consubstanciar conduta contrária à boa-fé objetiva, ou seja, deve ocorrer independentemente da natureza do elemento </w:t>
-      </w:r>
-      <w:proofErr w:type="gramStart"/>
+        <w:t xml:space="preserve">cabível quando a cobrança </w:t>
+      </w:r>
       <w:r>
         <w:rPr>
           <w:b/>
@@ -3251,7 +2757,8 @@
           <w:szCs w:val="22"/>
           <w:u w:val="single"/>
         </w:rPr>
-        <w:t>volitivo</w:t>
+        <w:lastRenderedPageBreak/>
+        <w:t>indevida consubstanciar conduta contrária à boa-fé objetiva, ou seja, deve ocorrer independentemente da natureza do elemento volitivo</w:t>
       </w:r>
       <w:r>
         <w:rPr>
@@ -3262,7 +2769,6 @@
         </w:rPr>
         <w:t>.”</w:t>
       </w:r>
-      <w:proofErr w:type="gramEnd"/>
     </w:p>
     <w:p>
       <w:pPr>
@@ -3344,17 +2850,7 @@
           <w:sz w:val="22"/>
           <w:szCs w:val="22"/>
         </w:rPr>
-        <w:t xml:space="preserve">, as partes </w:t>
-      </w:r>
-      <w:r>
-        <w:rPr>
-          <w:i/>
-          <w:iCs/>
-          <w:sz w:val="22"/>
-          <w:szCs w:val="22"/>
-        </w:rPr>
-        <w:lastRenderedPageBreak/>
-        <w:t>deverão agir com lealdade e confiança recíprocas, auxiliando-se mutuamente na formação e na execução do contrato. Daí está ligado ao princípio da probidade. (DINIZ, Maria Helena. Curso de direito civil brasileiro. Teria das Obrigações Contratuais e Extracontratuais. 24˚ ed. São Paulo: Saraiva, 2008. v.3.).</w:t>
+        <w:t>, as partes deverão agir com lealdade e confiança recíprocas, auxiliando-se mutuamente na formação e na execução do contrato. Daí está ligado ao princípio da probidade. (DINIZ, Maria Helena. Curso de direito civil brasileiro. Teria das Obrigações Contratuais e Extracontratuais. 24˚ ed. São Paulo: Saraiva, 2008. v.3.).</w:t>
       </w:r>
     </w:p>
     <w:p/>
@@ -3381,7 +2877,11 @@
         <w:t xml:space="preserve"> </w:t>
       </w:r>
       <w:r>
-        <w:t xml:space="preserve">Ao contrário, trata-se de verdadeira afronta ao dever de lealdade e ao princípio da função social do contrato, especialmente quando se observa que a prática reiterada da cobrança de juros muito acima da média de mercado atinge justamente os consumidores mais frágeis e vulneráveis — pessoas pobres, idosas, aposentadas e hipossuficientes, para quem a contratação de crédito pessoal </w:t>
+        <w:t xml:space="preserve">Ao contrário, trata-se de verdadeira afronta ao dever de lealdade e ao princípio da função social do contrato, especialmente quando se observa que a prática </w:t>
+      </w:r>
+      <w:r>
+        <w:lastRenderedPageBreak/>
+        <w:t xml:space="preserve">reiterada da cobrança de juros muito acima da média de mercado atinge justamente os consumidores mais frágeis e vulneráveis — pessoas pobres, idosas, aposentadas e hipossuficientes, para quem a contratação de crédito pessoal </w:t>
       </w:r>
       <w:r>
         <w:t>se torna</w:t>
@@ -3410,15 +2910,7 @@
         <w:t xml:space="preserve"> – em sua maioria pessoas pobres, idosas, hipossuficientes e vulneráveis</w:t>
       </w:r>
       <w:r>
-        <w:t xml:space="preserve">, mas um ataque estrutural à própria sociedade, pois promove e amplia o ciclo de </w:t>
-      </w:r>
-      <w:proofErr w:type="spellStart"/>
-      <w:r>
-        <w:t>superendividamento</w:t>
-      </w:r>
-      <w:proofErr w:type="spellEnd"/>
-      <w:r>
-        <w:t xml:space="preserve"> em massa, o que compromete o mínimo existencial de milhares de pessoas. Essa postura, evidentemente, não se coaduna com a boa-fé objetiva e, por isso, impõe-se o reconhecimento do direito à repetição do indébito, em dobro.</w:t>
+        <w:t>, mas um ataque estrutural à própria sociedade, pois promove e amplia o ciclo de superendividamento em massa, o que compromete o mínimo existencial de milhares de pessoas. Essa postura, evidentemente, não se coaduna com a boa-fé objetiva e, por isso, impõe-se o reconhecimento do direito à repetição do indébito, em dobro.</w:t>
       </w:r>
     </w:p>
     <w:p>
@@ -3426,7 +2918,6 @@
         <w:rPr>
           <w:highlight w:val="yellow"/>
         </w:rPr>
-        <w:lastRenderedPageBreak/>
         <w:t xml:space="preserve">Portanto, pleiteia, a parte autora, a devolução dos valores equivalentes a diferença dos valores que seriam pagos pela parte requerente, subtraídos pelo valor correspondente ao total que pagaria com a adequação das taxas de juros à média de mercado, multiplicado por dois, sendo devidos assim a restituição de </w:t>
       </w:r>
       <w:r>
@@ -3516,6 +3007,7 @@
     <w:p/>
     <w:p>
       <w:r>
+        <w:lastRenderedPageBreak/>
         <w:t>Além da revisão e adequação das taxas de juros e da repetição em dobro do indébito, é necessário abordar os danos morais causados à parte requerente pela prática abusiva da instituição financeira requerida.</w:t>
       </w:r>
     </w:p>
@@ -3545,49 +3037,238 @@
           <w:iCs/>
           <w:u w:val="single"/>
         </w:rPr>
-        <w:t xml:space="preserve">in </w:t>
-      </w:r>
-      <w:proofErr w:type="spellStart"/>
+        <w:t>in re ipsa</w:t>
+      </w:r>
       <w:r>
         <w:rPr>
           <w:i/>
           <w:iCs/>
           <w:u w:val="single"/>
         </w:rPr>
-        <w:t>re</w:t>
-      </w:r>
-      <w:proofErr w:type="spellEnd"/>
+        <w:t>”</w:t>
+      </w:r>
+      <w:r>
+        <w:t>, ou seja, é presumido, pois decorre da própria gravidade do ato ilícito (não sendo necessário má-fé ou prova específica do constrangimento).</w:t>
+      </w:r>
+    </w:p>
+    <w:p>
+      <w:r>
+        <w:rPr>
+          <w:b/>
+          <w:bCs/>
+          <w:i/>
+          <w:iCs/>
+        </w:rPr>
+        <w:t>A conduta da instituição financeira ré, ao impor taxas de juros tão exorbitantes sob o conveniente pretexto genérico de “negócio de risco” gera um ciclo perverso de superendividamento, no qual o consumidor, incapaz de honrar seus compromissos com base em sua renda mensal, vê-se forçado a contrair novos empréstimos para cobrir dívidas anteriores e custear despesas básicas de sobrevivência.</w:t>
+      </w:r>
+      <w:r>
+        <w:t xml:space="preserve"> </w:t>
+      </w:r>
       <w:r>
         <w:rPr>
           <w:i/>
           <w:iCs/>
           <w:u w:val="single"/>
         </w:rPr>
+        <w:t>Essa espiral compromete não apenas sua dignidade, mas também seu mínimo existencial, além de afetar a sociedade como um todo, razão pela qual a condenação se mostra necessária para coibir a perpetuação de práticas abusivas no mercado financeiro.</w:t>
+      </w:r>
+    </w:p>
+    <w:p>
+      <w:r>
+        <w:t>Nessa égide, entendemos ser completamente inaplicável o entendimento de que a conduta pensada, calculada e conscientemente aplicada pela ré causou à parte autora “mero aborrecimento do cotidiano”.</w:t>
+      </w:r>
+    </w:p>
+    <w:p>
+      <w:r>
+        <w:lastRenderedPageBreak/>
+        <w:t>Ora, a imposição de juros exorbitantes sem a devida análise e responsabilidade na concessão do crédito, por certo, contribuiu para que a parte requerente fosse colocada em uma situação de superendividamento escancarado</w:t>
+      </w:r>
+      <w:r>
+        <w:t xml:space="preserve">, </w:t>
+      </w:r>
+      <w:r>
+        <w:t>vez que a instituição financeira,</w:t>
+      </w:r>
+      <w:r>
+        <w:t xml:space="preserve"> ao liberar, sem qualquer cuidado, os referidos empréstimos</w:t>
+      </w:r>
+      <w:r>
+        <w:t>,</w:t>
+      </w:r>
+      <w:r>
         <w:t xml:space="preserve"> </w:t>
       </w:r>
-      <w:proofErr w:type="spellStart"/>
-      <w:r>
-        <w:rPr>
+      <w:r>
+        <w:t>comprometeu {{comprometimento}}</w:t>
+      </w:r>
+      <w:r>
+        <w:t xml:space="preserve"> de uma renda </w:t>
+      </w:r>
+      <w:r>
+        <w:t xml:space="preserve">de </w:t>
+      </w:r>
+      <w:r>
+        <w:t>{{</w:t>
+      </w:r>
+      <w:r>
+        <w:t>renda_mensal</w:t>
+      </w:r>
+      <w:r>
+        <w:t>}}</w:t>
+      </w:r>
+      <w:r>
+        <w:t>.</w:t>
+      </w:r>
+    </w:p>
+    <w:p>
+      <w:pPr>
+        <w:rPr>
+          <w:bCs/>
+        </w:rPr>
+      </w:pPr>
+      <w:r>
+        <w:rPr>
+          <w:bCs/>
+        </w:rPr>
+        <w:t>Isso equivale a dizer que a parte requerente</w:t>
+      </w:r>
+      <w:r>
+        <w:rPr>
+          <w:bCs/>
+        </w:rPr>
+        <w:t xml:space="preserve"> </w:t>
+      </w:r>
+      <w:r>
+        <w:rPr>
+          <w:bCs/>
+        </w:rPr>
+        <w:t>possui para sua subsistência</w:t>
+      </w:r>
+      <w:r>
+        <w:rPr>
+          <w:bCs/>
+        </w:rPr>
+        <w:t xml:space="preserve"> </w:t>
+      </w:r>
+      <w:r>
+        <w:rPr>
+          <w:bCs/>
+        </w:rPr>
+        <w:t>{{valor_liquido}}</w:t>
+      </w:r>
+      <w:r>
+        <w:rPr>
+          <w:bCs/>
+        </w:rPr>
+        <w:t xml:space="preserve"> por mês, cerca de </w:t>
+      </w:r>
+      <w:r>
+        <w:rPr>
+          <w:bCs/>
+        </w:rPr>
+        <w:t>{</w:t>
+      </w:r>
+      <w:r>
+        <w:rPr>
+          <w:bCs/>
+        </w:rPr>
+        <w:t>{diario}}</w:t>
+      </w:r>
+      <w:r>
+        <w:rPr>
+          <w:bCs/>
+        </w:rPr>
+        <w:t xml:space="preserve"> </w:t>
+      </w:r>
+      <w:r>
+        <w:rPr>
+          <w:bCs/>
+        </w:rPr>
+        <w:t>por</w:t>
+      </w:r>
+      <w:r>
+        <w:rPr>
+          <w:bCs/>
+        </w:rPr>
+        <w:t xml:space="preserve"> dia! </w:t>
+      </w:r>
+    </w:p>
+    <w:p>
+      <w:r>
+        <w:t xml:space="preserve">Nessa esteira, </w:t>
+      </w:r>
+      <w:r>
+        <w:rPr>
+          <w:b/>
+          <w:bCs/>
+        </w:rPr>
+        <w:t>a imposição de juros exorbitantes ao consumidor, pobre, pessoa simples, hipossuficiente na relação jurídica, e, portanto, HIPERVULNERÁVEL, extrapola o mero aborrecimento cotidiano.</w:t>
+      </w:r>
+    </w:p>
+    <w:p>
+      <w:pPr>
+        <w:rPr>
+          <w:u w:val="single"/>
+        </w:rPr>
+      </w:pPr>
+      <w:r>
+        <w:rPr>
+          <w:u w:val="single"/>
+        </w:rPr>
+        <w:t>Ainda, eventual alegação de que foi firmado o instrumento contratual espontaneamente pela parte autora não é suficiente para elidir a responsabilidade pelos danos morais, uma vez que, conforme já abordado, tal contrato foi contrário ao princípio da boa-fé objetiva.</w:t>
+      </w:r>
+    </w:p>
+    <w:p>
+      <w:r>
+        <w:t xml:space="preserve">Além dos argumentos lançados supra, é patente a necessidade de imposição de condenação por danos morais também com </w:t>
+      </w:r>
+      <w:r>
+        <w:rPr>
+          <w:b/>
+          <w:bCs/>
           <w:i/>
           <w:iCs/>
           <w:u w:val="single"/>
         </w:rPr>
-        <w:t>ipsa</w:t>
-      </w:r>
-      <w:proofErr w:type="spellEnd"/>
-      <w:r>
-        <w:rPr>
+        <w:t>caráter pedagógico</w:t>
+      </w:r>
+      <w:r>
+        <w:rPr>
+          <w:b/>
+          <w:bCs/>
+          <w:u w:val="single"/>
+        </w:rPr>
+        <w:t>, a fim de que</w:t>
+      </w:r>
+      <w:r>
+        <w:rPr>
+          <w:b/>
+          <w:bCs/>
+          <w:u w:val="single"/>
+        </w:rPr>
+        <w:t xml:space="preserve"> as</w:t>
+      </w:r>
+      <w:r>
+        <w:rPr>
+          <w:b/>
+          <w:bCs/>
+          <w:u w:val="single"/>
+        </w:rPr>
+        <w:t xml:space="preserve"> instituições financeiras cessem a prática reiterada de impor juros exorbitantes a consumidores hipervulneráveis (abusividade).</w:t>
+      </w:r>
+      <w:r>
+        <w:t xml:space="preserve"> </w:t>
+      </w:r>
+    </w:p>
+    <w:p>
+      <w:pPr>
+        <w:rPr>
+          <w:b/>
+          <w:bCs/>
           <w:i/>
           <w:iCs/>
-          <w:u w:val="single"/>
-        </w:rPr>
-        <w:t>”</w:t>
-      </w:r>
-      <w:r>
-        <w:t>, ou seja, é presumido, pois decorre da própria gravidade do ato ilícito (não sendo necessário má-fé ou prova específica do constrangimento).</w:t>
-      </w:r>
-    </w:p>
-    <w:p>
+        </w:rPr>
+      </w:pPr>
       <w:r>
         <w:rPr>
           <w:b/>
@@ -3595,9 +3276,8 @@
           <w:i/>
           <w:iCs/>
         </w:rPr>
-        <w:t xml:space="preserve">A conduta da instituição financeira ré, ao impor taxas de juros tão exorbitantes sob o conveniente pretexto genérico de “negócio de risco” gera um ciclo perverso de </w:t>
-      </w:r>
-      <w:proofErr w:type="spellStart"/>
+        <w:t xml:space="preserve">Acontece que, conforme citado, a conduta em comento, infelizmente, não constitui um caso isolado, mas sim parte de uma </w:t>
+      </w:r>
       <w:r>
         <w:rPr>
           <w:b/>
@@ -3605,325 +3285,8 @@
           <w:i/>
           <w:iCs/>
         </w:rPr>
-        <w:t>superendividamento</w:t>
-      </w:r>
-      <w:proofErr w:type="spellEnd"/>
-      <w:r>
-        <w:rPr>
-          <w:b/>
-          <w:bCs/>
-          <w:i/>
-          <w:iCs/>
-        </w:rPr>
-        <w:t>, no qual o consumidor, incapaz de honrar seus compromissos com base em sua renda mensal, vê-se forçado a contrair novos empréstimos para cobrir dívidas anteriores e custear despesas básicas de sobrevivência.</w:t>
-      </w:r>
-      <w:r>
-        <w:t xml:space="preserve"> </w:t>
-      </w:r>
-      <w:r>
-        <w:rPr>
-          <w:i/>
-          <w:iCs/>
-          <w:u w:val="single"/>
-        </w:rPr>
-        <w:t xml:space="preserve">Essa espiral </w:t>
-      </w:r>
-      <w:r>
-        <w:rPr>
-          <w:i/>
-          <w:iCs/>
-          <w:u w:val="single"/>
-        </w:rPr>
         <w:lastRenderedPageBreak/>
-        <w:t>compromete não apenas sua dignidade, mas também seu mínimo existencial, além de afetar a sociedade como um todo, razão pela qual a condenação se mostra necessária para coibir a perpetuação de práticas abusivas no mercado financeiro.</w:t>
-      </w:r>
-    </w:p>
-    <w:p>
-      <w:r>
-        <w:t>Nessa égide, entendemos ser completamente inaplicável o entendimento de que a conduta pensada, calculada e conscientemente aplicada pela ré causou à parte autora “mero aborrecimento do cotidiano”.</w:t>
-      </w:r>
-    </w:p>
-    <w:p>
-      <w:r>
-        <w:t xml:space="preserve">Ora, a imposição de juros exorbitantes sem a devida análise e responsabilidade na concessão do crédito, por certo, contribuiu para que a parte requerente fosse colocada em uma situação de </w:t>
-      </w:r>
-      <w:proofErr w:type="spellStart"/>
-      <w:r>
-        <w:t>superendividamento</w:t>
-      </w:r>
-      <w:proofErr w:type="spellEnd"/>
-      <w:r>
-        <w:t xml:space="preserve"> escancarado</w:t>
-      </w:r>
-      <w:r>
-        <w:t xml:space="preserve">, </w:t>
-      </w:r>
-      <w:r>
-        <w:t>vez que a instituição financeira,</w:t>
-      </w:r>
-      <w:r>
-        <w:t xml:space="preserve"> ao liberar, sem qualquer cuidado, os referidos empréstimos</w:t>
-      </w:r>
-      <w:r>
-        <w:t>,</w:t>
-      </w:r>
-      <w:r>
-        <w:t xml:space="preserve"> </w:t>
-      </w:r>
-      <w:r>
-        <w:t>comprometeu {{comprometimento}}</w:t>
-      </w:r>
-      <w:r>
-        <w:t xml:space="preserve"> de uma renda </w:t>
-      </w:r>
-      <w:r>
-        <w:t xml:space="preserve">de </w:t>
-      </w:r>
-      <w:r>
-        <w:t>{{</w:t>
-      </w:r>
-      <w:proofErr w:type="spellStart"/>
-      <w:r>
-        <w:t>renda_mensal</w:t>
-      </w:r>
-      <w:proofErr w:type="spellEnd"/>
-      <w:r>
-        <w:t>}}</w:t>
-      </w:r>
-      <w:r>
-        <w:t>.</w:t>
-      </w:r>
-    </w:p>
-    <w:p>
-      <w:pPr>
-        <w:rPr>
-          <w:bCs/>
-        </w:rPr>
-      </w:pPr>
-      <w:r>
-        <w:rPr>
-          <w:bCs/>
-        </w:rPr>
-        <w:t>Isso equivale a dizer que a parte requerente</w:t>
-      </w:r>
-      <w:r>
-        <w:rPr>
-          <w:bCs/>
-        </w:rPr>
-        <w:t xml:space="preserve"> </w:t>
-      </w:r>
-      <w:r>
-        <w:rPr>
-          <w:bCs/>
-        </w:rPr>
-        <w:t>possui para sua subsistência</w:t>
-      </w:r>
-      <w:r>
-        <w:rPr>
-          <w:bCs/>
-        </w:rPr>
-        <w:t xml:space="preserve"> </w:t>
-      </w:r>
-      <w:r>
-        <w:rPr>
-          <w:bCs/>
-        </w:rPr>
-        <w:t>{{</w:t>
-      </w:r>
-      <w:proofErr w:type="spellStart"/>
-      <w:r>
-        <w:rPr>
-          <w:bCs/>
-        </w:rPr>
-        <w:t>valor_liquido</w:t>
-      </w:r>
-      <w:proofErr w:type="spellEnd"/>
-      <w:r>
-        <w:rPr>
-          <w:bCs/>
-        </w:rPr>
-        <w:t>}}</w:t>
-      </w:r>
-      <w:r>
-        <w:rPr>
-          <w:bCs/>
-        </w:rPr>
-        <w:t xml:space="preserve"> por mês, cerca de </w:t>
-      </w:r>
-      <w:r>
-        <w:rPr>
-          <w:bCs/>
-        </w:rPr>
-        <w:t>{</w:t>
-      </w:r>
-      <w:r>
-        <w:rPr>
-          <w:bCs/>
-        </w:rPr>
-        <w:t>{</w:t>
-      </w:r>
-      <w:proofErr w:type="spellStart"/>
-      <w:r>
-        <w:rPr>
-          <w:bCs/>
-        </w:rPr>
-        <w:t>diario</w:t>
-      </w:r>
-      <w:proofErr w:type="spellEnd"/>
-      <w:r>
-        <w:rPr>
-          <w:bCs/>
-        </w:rPr>
-        <w:t>}}</w:t>
-      </w:r>
-      <w:r>
-        <w:rPr>
-          <w:bCs/>
-        </w:rPr>
-        <w:t xml:space="preserve"> </w:t>
-      </w:r>
-      <w:r>
-        <w:rPr>
-          <w:bCs/>
-        </w:rPr>
-        <w:t>por</w:t>
-      </w:r>
-      <w:r>
-        <w:rPr>
-          <w:bCs/>
-        </w:rPr>
-        <w:t xml:space="preserve"> dia! </w:t>
-      </w:r>
-    </w:p>
-    <w:p>
-      <w:r>
-        <w:t xml:space="preserve">Nessa esteira, </w:t>
-      </w:r>
-      <w:r>
-        <w:rPr>
-          <w:b/>
-          <w:bCs/>
-        </w:rPr>
-        <w:t>a imposição de juros exorbitantes ao consumidor, pobre, pessoa simples, hipossuficiente na relação jurídica, e, portanto, HIPERVULNERÁVEL, extrapola o mero aborrecimento cotidiano.</w:t>
-      </w:r>
-    </w:p>
-    <w:p>
-      <w:pPr>
-        <w:rPr>
-          <w:u w:val="single"/>
-        </w:rPr>
-      </w:pPr>
-      <w:r>
-        <w:rPr>
-          <w:u w:val="single"/>
-        </w:rPr>
-        <w:t xml:space="preserve">Ainda, eventual alegação de que foi firmado o instrumento contratual espontaneamente pela parte autora não é suficiente para </w:t>
-      </w:r>
-      <w:r>
-        <w:rPr>
-          <w:u w:val="single"/>
-        </w:rPr>
-        <w:lastRenderedPageBreak/>
-        <w:t>elidir a responsabilidade pelos danos morais, uma vez que, conforme já abordado, tal contrato foi contrário ao princípio da boa-fé objetiva.</w:t>
-      </w:r>
-    </w:p>
-    <w:p>
-      <w:r>
-        <w:t xml:space="preserve">Além dos argumentos lançados supra, é patente a necessidade de imposição de condenação por danos morais também com </w:t>
-      </w:r>
-      <w:r>
-        <w:rPr>
-          <w:b/>
-          <w:bCs/>
-          <w:i/>
-          <w:iCs/>
-          <w:u w:val="single"/>
-        </w:rPr>
-        <w:t>caráter pedagógico</w:t>
-      </w:r>
-      <w:r>
-        <w:rPr>
-          <w:b/>
-          <w:bCs/>
-          <w:u w:val="single"/>
-        </w:rPr>
-        <w:t>, a fim de que</w:t>
-      </w:r>
-      <w:r>
-        <w:rPr>
-          <w:b/>
-          <w:bCs/>
-          <w:u w:val="single"/>
-        </w:rPr>
-        <w:t xml:space="preserve"> as</w:t>
-      </w:r>
-      <w:r>
-        <w:rPr>
-          <w:b/>
-          <w:bCs/>
-          <w:u w:val="single"/>
-        </w:rPr>
-        <w:t xml:space="preserve"> instituições financeiras cessem a prática reiterada de impor juros exorbitantes a consumidores </w:t>
-      </w:r>
-      <w:proofErr w:type="spellStart"/>
-      <w:r>
-        <w:rPr>
-          <w:b/>
-          <w:bCs/>
-          <w:u w:val="single"/>
-        </w:rPr>
-        <w:t>hipervulneráveis</w:t>
-      </w:r>
-      <w:proofErr w:type="spellEnd"/>
-      <w:r>
-        <w:rPr>
-          <w:b/>
-          <w:bCs/>
-          <w:u w:val="single"/>
-        </w:rPr>
-        <w:t xml:space="preserve"> (abusividade).</w:t>
-      </w:r>
-      <w:r>
-        <w:t xml:space="preserve"> </w:t>
-      </w:r>
-    </w:p>
-    <w:p>
-      <w:pPr>
-        <w:rPr>
-          <w:b/>
-          <w:bCs/>
-          <w:i/>
-          <w:iCs/>
-        </w:rPr>
-      </w:pPr>
-      <w:r>
-        <w:rPr>
-          <w:b/>
-          <w:bCs/>
-          <w:i/>
-          <w:iCs/>
-        </w:rPr>
-        <w:t xml:space="preserve">Acontece que, conforme citado, a conduta em comento, infelizmente, não constitui um caso isolado, mas sim parte de uma política deliberada de concessão de crédito sem qualquer avaliação real da capacidade de pagamento do consumidor. Tal prática colabora diretamente para a formação e manutenção de um ciclo perverso de </w:t>
-      </w:r>
-      <w:proofErr w:type="spellStart"/>
-      <w:r>
-        <w:rPr>
-          <w:b/>
-          <w:bCs/>
-          <w:i/>
-          <w:iCs/>
-        </w:rPr>
-        <w:t>superendividamento</w:t>
-      </w:r>
-      <w:proofErr w:type="spellEnd"/>
-      <w:r>
-        <w:rPr>
-          <w:b/>
-          <w:bCs/>
-          <w:i/>
-          <w:iCs/>
-        </w:rPr>
-        <w:t>, que aprisiona o indivíduo em sucessivos contratos abusivos, retirando-lhe a autonomia financeira e violando sua dignidade humana.</w:t>
+        <w:t>política deliberada de concessão de crédito sem qualquer avaliação real da capacidade de pagamento do consumidor. Tal prática colabora diretamente para a formação e manutenção de um ciclo perverso de superendividamento, que aprisiona o indivíduo em sucessivos contratos abusivos, retirando-lhe a autonomia financeira e violando sua dignidade humana.</w:t>
       </w:r>
     </w:p>
     <w:p>
@@ -3940,7 +3303,6 @@
         <w:rPr>
           <w:noProof/>
         </w:rPr>
-        <w:lastRenderedPageBreak/>
         <w:drawing>
           <wp:inline distT="0" distB="0" distL="0" distR="0" wp14:anchorId="445352EF" wp14:editId="4BA17D81">
             <wp:extent cx="5429250" cy="2411369"/>
@@ -3995,7 +3357,14 @@
         <w:rPr>
           <w:u w:val="single"/>
         </w:rPr>
-        <w:t>Ao impor juros excessivos e desproporcionais a consumidores que já se encontram em situação de vulnerabilidade econômica, a instituição financeira não apenas compromete a renda presente do contratante, mas também deteriora sua possibilidade futura de reorganização financeira, perpetuando a pobreza e dificultando qualquer perspectiva de ascensão social. Trata-se, portanto, de conduta que ofende o princípio da dignidade da pessoa humana.</w:t>
+        <w:t xml:space="preserve">Ao impor juros excessivos e desproporcionais a consumidores que já se encontram em situação de vulnerabilidade econômica, a instituição financeira não apenas compromete a renda presente do contratante, mas também deteriora sua possibilidade futura de reorganização financeira, perpetuando a pobreza e dificultando qualquer perspectiva de </w:t>
+      </w:r>
+      <w:r>
+        <w:rPr>
+          <w:u w:val="single"/>
+        </w:rPr>
+        <w:lastRenderedPageBreak/>
+        <w:t>ascensão social. Trata-se, portanto, de conduta que ofende o princípio da dignidade da pessoa humana.</w:t>
       </w:r>
     </w:p>
     <w:p>
@@ -4020,46 +3389,46 @@
           <w:iCs/>
           <w:u w:val="single"/>
         </w:rPr>
-        <w:t xml:space="preserve">mas transforma o contrato em um verdadeiro instrumento de </w:t>
-      </w:r>
-      <w:r>
+        <w:t>mas transforma o contrato em um verdadeiro instrumento de opressão econômica, incompatível com o sistema de proteção ao consumidor vigente no país.</w:t>
+      </w:r>
+    </w:p>
+    <w:p>
+      <w:r>
+        <w:t xml:space="preserve">Pede-se a licença para trazer transcrição de trecho do Acórdão da </w:t>
+      </w:r>
+      <w:r>
+        <w:t>Apelação Cível nº 1093153-30.2024.8.26.0002</w:t>
+      </w:r>
+      <w:r>
+        <w:t xml:space="preserve">, que tramitou perante a </w:t>
+      </w:r>
+      <w:r>
+        <w:t>15ª Câmara de Direito Privado</w:t>
+      </w:r>
+      <w:r>
+        <w:t xml:space="preserve"> da Comarca de São Paulo e descreveu de maneira precisa a conjuntura ora debatida:</w:t>
+      </w:r>
+    </w:p>
+    <w:p/>
+    <w:p>
+      <w:pPr>
+        <w:ind w:left="2268" w:firstLine="0"/>
         <w:rPr>
           <w:i/>
           <w:iCs/>
-          <w:u w:val="single"/>
-        </w:rPr>
-        <w:lastRenderedPageBreak/>
-        <w:t>opressão econômica, incompatível com o sistema de proteção ao consumidor vigente no país.</w:t>
-      </w:r>
-    </w:p>
-    <w:p>
-      <w:r>
-        <w:t xml:space="preserve">Pede-se a licença para trazer transcrição de trecho do Acórdão da </w:t>
-      </w:r>
-      <w:r>
-        <w:t>Apelação Cível nº 1093153-30.2024.8.26.0002</w:t>
-      </w:r>
-      <w:r>
-        <w:t xml:space="preserve">, que tramitou perante a </w:t>
-      </w:r>
-      <w:r>
-        <w:t>15ª Câmara de Direito Privado</w:t>
-      </w:r>
-      <w:r>
-        <w:t xml:space="preserve"> da Comarca de São Paulo e descreveu de maneira precisa a conjuntura ora debatida:</w:t>
-      </w:r>
-    </w:p>
-    <w:p/>
-    <w:p>
-      <w:pPr>
-        <w:ind w:left="2268" w:firstLine="0"/>
+          <w:sz w:val="22"/>
+          <w:szCs w:val="22"/>
+        </w:rPr>
+      </w:pPr>
+      <w:r>
         <w:rPr>
           <w:i/>
           <w:iCs/>
           <w:sz w:val="22"/>
           <w:szCs w:val="22"/>
         </w:rPr>
-      </w:pPr>
+        <w:t>“</w:t>
+      </w:r>
       <w:r>
         <w:rPr>
           <w:i/>
@@ -4067,7 +3436,7 @@
           <w:sz w:val="22"/>
           <w:szCs w:val="22"/>
         </w:rPr>
-        <w:t>“</w:t>
+        <w:t xml:space="preserve">Mesmo consideradas todas as circunstâncias pessoais da devedora, </w:t>
       </w:r>
       <w:r>
         <w:rPr>
@@ -4075,8 +3444,9 @@
           <w:iCs/>
           <w:sz w:val="22"/>
           <w:szCs w:val="22"/>
-        </w:rPr>
-        <w:t xml:space="preserve">Mesmo consideradas todas as circunstâncias pessoais da devedora, </w:t>
+          <w:u w:val="single"/>
+        </w:rPr>
+        <w:t>a estipulação de juros superior a vinte e uma vezes a taxa média de mercado, por si só, constitui abuso.</w:t>
       </w:r>
       <w:r>
         <w:rPr>
@@ -4084,18 +3454,20 @@
           <w:iCs/>
           <w:sz w:val="22"/>
           <w:szCs w:val="22"/>
-          <w:u w:val="single"/>
-        </w:rPr>
-        <w:t>a estipulação de juros superior a vinte e uma vezes a taxa média de mercado, por si só, constitui abuso.</w:t>
-      </w:r>
-      <w:r>
-        <w:rPr>
+        </w:rPr>
+        <w:t xml:space="preserve"> </w:t>
+      </w:r>
+      <w:r>
+        <w:rPr>
+          <w:b/>
+          <w:bCs/>
           <w:i/>
           <w:iCs/>
           <w:sz w:val="22"/>
           <w:szCs w:val="22"/>
-        </w:rPr>
-        <w:t xml:space="preserve"> </w:t>
+          <w:u w:val="single"/>
+        </w:rPr>
+        <w:t xml:space="preserve">Em verdade, a instituição apelante está a confessar a contratação inquinada pelo vício da lesão, pois se alega que realiza empréstimos para quem tem dificuldade de obter crédito na praça, para justificar a aplicação de juros desarrazoadamente mais altos, admite que se aproveita da vulnerabilidade daquele cliente, que não encontrará quem lhe </w:t>
       </w:r>
       <w:r>
         <w:rPr>
@@ -4107,22 +3479,18 @@
           <w:szCs w:val="22"/>
           <w:u w:val="single"/>
         </w:rPr>
-        <w:t xml:space="preserve">Em verdade, a instituição apelante está a confessar a contratação inquinada pelo vício da lesão, pois se alega que realiza empréstimos para quem tem dificuldade de obter crédito na praça, para justificar a aplicação de juros desarrazoadamente mais altos, admite que se aproveita da vulnerabilidade daquele cliente, que não encontrará quem lhe conceda crédito. Por fim, não se pode olvidar da necessidade da boa-fé objetiva que deve nortear a oferta de crédito responsável, o que é de grande relevância para prevenir o </w:t>
-      </w:r>
-      <w:proofErr w:type="spellStart"/>
-      <w:r>
-        <w:rPr>
-          <w:b/>
-          <w:bCs/>
+        <w:lastRenderedPageBreak/>
+        <w:t>conceda crédito. Por fim, não se pode olvidar da necessidade da boa-fé objetiva que deve nortear a oferta de crédito responsável, o que é de grande relevância para prevenir o superendividamento dos tomadores de empréstimos.</w:t>
+      </w:r>
+      <w:r>
+        <w:rPr>
           <w:i/>
           <w:iCs/>
           <w:sz w:val="22"/>
           <w:szCs w:val="22"/>
-          <w:u w:val="single"/>
-        </w:rPr>
-        <w:t>superendividamento</w:t>
-      </w:r>
-      <w:proofErr w:type="spellEnd"/>
+        </w:rPr>
+        <w:t>”</w:t>
+      </w:r>
       <w:r>
         <w:rPr>
           <w:b/>
@@ -4131,72 +3499,17 @@
           <w:iCs/>
           <w:sz w:val="22"/>
           <w:szCs w:val="22"/>
-          <w:u w:val="single"/>
-        </w:rPr>
-        <w:t xml:space="preserve"> dos tomadores de </w:t>
-      </w:r>
-      <w:proofErr w:type="gramStart"/>
-      <w:r>
-        <w:rPr>
-          <w:b/>
-          <w:bCs/>
+        </w:rPr>
+        <w:t xml:space="preserve"> </w:t>
+      </w:r>
+      <w:r>
+        <w:rPr>
           <w:i/>
           <w:iCs/>
           <w:sz w:val="22"/>
           <w:szCs w:val="22"/>
-          <w:u w:val="single"/>
-        </w:rPr>
-        <w:t>empréstimos.</w:t>
-      </w:r>
-      <w:r>
-        <w:rPr>
-          <w:i/>
-          <w:iCs/>
-          <w:sz w:val="22"/>
-          <w:szCs w:val="22"/>
-        </w:rPr>
-        <w:t>”</w:t>
-      </w:r>
-      <w:proofErr w:type="gramEnd"/>
-      <w:r>
-        <w:rPr>
-          <w:b/>
-          <w:bCs/>
-          <w:i/>
-          <w:iCs/>
-          <w:sz w:val="22"/>
-          <w:szCs w:val="22"/>
-        </w:rPr>
-        <w:t xml:space="preserve"> </w:t>
-      </w:r>
-      <w:r>
-        <w:rPr>
-          <w:i/>
-          <w:iCs/>
-          <w:sz w:val="22"/>
-          <w:szCs w:val="22"/>
-        </w:rPr>
-        <w:t>(</w:t>
-      </w:r>
-      <w:proofErr w:type="gramStart"/>
-      <w:r>
-        <w:rPr>
-          <w:i/>
-          <w:iCs/>
-          <w:sz w:val="22"/>
-          <w:szCs w:val="22"/>
-        </w:rPr>
-        <w:t>grifo</w:t>
-      </w:r>
-      <w:proofErr w:type="gramEnd"/>
-      <w:r>
-        <w:rPr>
-          <w:i/>
-          <w:iCs/>
-          <w:sz w:val="22"/>
-          <w:szCs w:val="22"/>
-        </w:rPr>
-        <w:t xml:space="preserve"> nosso).</w:t>
+        </w:rPr>
+        <w:t>(grifo nosso).</w:t>
       </w:r>
     </w:p>
     <w:p/>
@@ -4207,7 +3520,6 @@
     </w:p>
     <w:p>
       <w:r>
-        <w:lastRenderedPageBreak/>
         <w:t>O valor da indenização deve ser fixado de forma a compensar o sofrimento causado à parte requerente e, simultaneamente, desestimular a prática de condutas abusivas por parte das instituições financeiras.</w:t>
       </w:r>
     </w:p>
@@ -4237,6 +3549,7 @@
     <w:p/>
     <w:p>
       <w:r>
+        <w:lastRenderedPageBreak/>
         <w:t>O Código de Defesa do Consumidor (CDC) prevê, em seu artigo 6º, inciso VIII, a possibilidade de inversão do ônus da prova em favor do consumidor, quando, a critério do juiz, for verossímil a alegação ou quando o consumidor for hipossuficiente, segundo as regras ordinárias de experiências. Tal previsão visa equilibrar a relação entre consumidor e fornecedor, especialmente em situações onde o consumidor se encontra em desvantagem técnica, econômica ou jurídica.</w:t>
       </w:r>
     </w:p>
@@ -4250,25 +3563,28 @@
     </w:p>
     <w:p>
       <w:r>
+        <w:t xml:space="preserve">No presente caso, a parte requerente, como consumidor, encontra-se em posição de hipossuficiência em relação à instituição financeira requerida. </w:t>
+      </w:r>
+      <w:r>
+        <w:t>A desigualdade técnica, informacional e econômica entre as partes é manifesta</w:t>
+      </w:r>
+      <w:r>
+        <w:t>, justificando a aplicação da inversão do ônus probatório, garantindo ao consumidor uma maior proteção e facilitando a comprovação dos fatos alegados.</w:t>
+      </w:r>
+    </w:p>
+    <w:p>
+      <w:r>
+        <w:t>Ainda, cumpre enfatizar que, conforme dispõe o artigo 373, inciso II</w:t>
+      </w:r>
+      <w:r>
+        <w:t xml:space="preserve"> e §1°</w:t>
+      </w:r>
+      <w:r>
+        <w:t xml:space="preserve">, do Código de Processo Civil, incumbe à parte requerida o ônus de demonstrar a legalidade das taxas de juros aplicadas, especialmente diante da alegação de abusividade. Para tanto, deveria a instituição financeira apresentar documentos que comprovassem os custos administrativos da operação, a margem de lucro praticada, os índices de inadimplemento do seu portfólio de clientes, entre outros elementos que pudessem justificar a elevação da taxa de juros contratada e, assim, afastar a configuração da prática abusiva. A ausência de tais documentos ou justificativas idôneas reforça a plausibilidade da alegação de excesso e onerosidade, </w:t>
+      </w:r>
+      <w:r>
         <w:lastRenderedPageBreak/>
-        <w:t xml:space="preserve">No presente caso, a parte requerente, como consumidor, encontra-se em posição de hipossuficiência em relação à instituição financeira requerida. </w:t>
-      </w:r>
-      <w:r>
-        <w:t>A desigualdade técnica, informacional e econômica entre as partes é manifesta</w:t>
-      </w:r>
-      <w:r>
-        <w:t>, justificando a aplicação da inversão do ônus probatório, garantindo ao consumidor uma maior proteção e facilitando a comprovação dos fatos alegados.</w:t>
-      </w:r>
-    </w:p>
-    <w:p>
-      <w:r>
-        <w:t>Ainda, cumpre enfatizar que, conforme dispõe o artigo 373, inciso II</w:t>
-      </w:r>
-      <w:r>
-        <w:t xml:space="preserve"> e §1°</w:t>
-      </w:r>
-      <w:r>
-        <w:t>, do Código de Processo Civil, incumbe à parte requerida o ônus de demonstrar a legalidade das taxas de juros aplicadas, especialmente diante da alegação de abusividade. Para tanto, deveria a instituição financeira apresentar documentos que comprovassem os custos administrativos da operação, a margem de lucro praticada, os índices de inadimplemento do seu portfólio de clientes, entre outros elementos que pudessem justificar a elevação da taxa de juros contratada e, assim, afastar a configuração da prática abusiva. A ausência de tais documentos ou justificativas idôneas reforça a plausibilidade da alegação de excesso e onerosidade, legitimando o pedido de revisão contratual e a inversão do ônus da prova em favor do consumidor</w:t>
+        <w:t>legitimando o pedido de revisão contratual e a inversão do ônus da prova em favor do consumidor</w:t>
       </w:r>
       <w:r>
         <w:t>.</w:t>
@@ -4424,6 +3740,7 @@
         <w:rPr>
           <w:color w:val="000000"/>
         </w:rPr>
+        <w:lastRenderedPageBreak/>
         <w:t>Inversão do ônus probatório;</w:t>
       </w:r>
     </w:p>
@@ -4580,7 +3897,6 @@
         <w:t>Por fim, protesta provar o alegado mediante todos os meios de prova em direito admitidos.</w:t>
       </w:r>
     </w:p>
-    <w:p/>
     <w:p>
       <w:pPr>
         <w:ind w:firstLine="0"/>
@@ -4621,8 +3937,8 @@
         <w:ind w:firstLine="0"/>
         <w:jc w:val="center"/>
       </w:pPr>
-      <w:bookmarkStart w:id="2" w:name="_heading=h.gjdgxs" w:colFirst="0" w:colLast="0"/>
-      <w:bookmarkEnd w:id="2"/>
+      <w:bookmarkStart w:id="1" w:name="_heading=h.gjdgxs" w:colFirst="0" w:colLast="0"/>
+      <w:bookmarkEnd w:id="1"/>
       <w:r>
         <w:t>Nestes termos,</w:t>
       </w:r>
@@ -4651,19 +3967,11 @@
         <w:rPr>
           <w:color w:val="00B050"/>
         </w:rPr>
-        <w:t>{{FORO</w:t>
-      </w:r>
-      <w:proofErr w:type="gramStart"/>
-      <w:r>
-        <w:rPr>
-          <w:color w:val="00B050"/>
-        </w:rPr>
-        <w:t>}}</w:t>
+        <w:t>{{FORO}}</w:t>
       </w:r>
       <w:r>
         <w:t>/</w:t>
       </w:r>
-      <w:proofErr w:type="gramEnd"/>
       <w:r>
         <w:rPr>
           <w:color w:val="00B050"/>
@@ -4685,49 +3993,75 @@
         <w:ind w:firstLine="0"/>
         <w:jc w:val="center"/>
         <w:rPr>
-          <w:smallCaps/>
-        </w:rPr>
-      </w:pPr>
+          <w:b/>
+        </w:rPr>
+      </w:pPr>
+      <w:r>
+        <w:rPr>
+          <w:b/>
+        </w:rPr>
+        <w:t>Guilherme Esteves dos Santos Moraes</w:t>
+      </w:r>
     </w:p>
     <w:p>
       <w:pPr>
         <w:ind w:firstLine="0"/>
         <w:jc w:val="center"/>
         <w:rPr>
-          <w:b/>
-        </w:rPr>
-      </w:pPr>
-      <w:r>
-        <w:rPr>
-          <w:b/>
-        </w:rPr>
-        <w:t>Guilherme Esteves dos Santos Moraes</w:t>
-      </w:r>
-    </w:p>
-    <w:p>
-      <w:pPr>
-        <w:ind w:firstLine="0"/>
-        <w:jc w:val="center"/>
-      </w:pPr>
-      <w:r>
-        <w:t>OAB</w:t>
-      </w:r>
-      <w:proofErr w:type="gramStart"/>
-      <w:r>
-        <w:t>/</w:t>
-      </w:r>
-      <w:r>
-        <w:rPr>
           <w:color w:val="00B050"/>
+          <w:u w:val="single"/>
+        </w:rPr>
+      </w:pPr>
+      <w:r>
+        <w:t>OAB/</w:t>
+      </w:r>
+      <w:r>
+        <w:rPr>
+          <w:color w:val="00B050"/>
         </w:rPr>
         <w:t>{</w:t>
       </w:r>
-      <w:proofErr w:type="gramEnd"/>
       <w:r>
         <w:rPr>
           <w:color w:val="00B050"/>
         </w:rPr>
-        <w:t>ESTADO} {{N.OAB}}</w:t>
+        <w:t>{</w:t>
+      </w:r>
+      <w:r>
+        <w:rPr>
+          <w:color w:val="00B050"/>
+        </w:rPr>
+        <w:t>estado_oab</w:t>
+      </w:r>
+      <w:r>
+        <w:rPr>
+          <w:color w:val="00B050"/>
+        </w:rPr>
+        <w:t>}</w:t>
+      </w:r>
+      <w:r>
+        <w:rPr>
+          <w:color w:val="00B050"/>
+        </w:rPr>
+        <w:t>}</w:t>
+      </w:r>
+      <w:r>
+        <w:rPr>
+          <w:color w:val="00B050"/>
+        </w:rPr>
+        <w:t xml:space="preserve"> {{</w:t>
+      </w:r>
+      <w:r>
+        <w:rPr>
+          <w:color w:val="00B050"/>
+        </w:rPr>
+        <w:t>numero_oab</w:t>
+      </w:r>
+      <w:r>
+        <w:rPr>
+          <w:color w:val="00B050"/>
+        </w:rPr>
+        <w:t>}}</w:t>
       </w:r>
     </w:p>
     <w:p>
@@ -4749,7 +4083,7 @@
 </file>
 
 <file path=word/endnotes.xml><?xml version="1.0" encoding="utf-8"?>
-<w:endnotes xmlns:wpc="http://schemas.microsoft.com/office/word/2010/wordprocessingCanvas" xmlns:cx="http://schemas.microsoft.com/office/drawing/2014/chartex" xmlns:mc="http://schemas.openxmlformats.org/markup-compatibility/2006" xmlns:o="urn:schemas-microsoft-com:office:office" xmlns:r="http://schemas.openxmlformats.org/officeDocument/2006/relationships" xmlns:m="http://schemas.openxmlformats.org/officeDocument/2006/math" xmlns:v="urn:schemas-microsoft-com:vml" xmlns:wp14="http://schemas.microsoft.com/office/word/2010/wordprocessingDrawing" xmlns:wp="http://schemas.openxmlformats.org/drawingml/2006/wordprocessingDrawing" xmlns:w10="urn:schemas-microsoft-com:office:word" xmlns:w="http://schemas.openxmlformats.org/wordprocessingml/2006/main" xmlns:w14="http://schemas.microsoft.com/office/word/2010/wordml" xmlns:w15="http://schemas.microsoft.com/office/word/2012/wordml" xmlns:w16se="http://schemas.microsoft.com/office/word/2015/wordml/symex" xmlns:wpg="http://schemas.microsoft.com/office/word/2010/wordprocessingGroup" xmlns:wpi="http://schemas.microsoft.com/office/word/2010/wordprocessingInk" xmlns:wne="http://schemas.microsoft.com/office/word/2006/wordml" xmlns:wps="http://schemas.microsoft.com/office/word/2010/wordprocessingShape" mc:Ignorable="w14 w15 w16se wp14">
+<w:endnotes xmlns:wpc="http://schemas.microsoft.com/office/word/2010/wordprocessingCanvas" xmlns:cx="http://schemas.microsoft.com/office/drawing/2014/chartex" xmlns:cx1="http://schemas.microsoft.com/office/drawing/2015/9/8/chartex" xmlns:cx2="http://schemas.microsoft.com/office/drawing/2015/10/21/chartex" xmlns:cx3="http://schemas.microsoft.com/office/drawing/2016/5/9/chartex" xmlns:cx4="http://schemas.microsoft.com/office/drawing/2016/5/10/chartex" xmlns:cx5="http://schemas.microsoft.com/office/drawing/2016/5/11/chartex" xmlns:cx6="http://schemas.microsoft.com/office/drawing/2016/5/12/chartex" xmlns:cx7="http://schemas.microsoft.com/office/drawing/2016/5/13/chartex" xmlns:cx8="http://schemas.microsoft.com/office/drawing/2016/5/14/chartex" xmlns:mc="http://schemas.openxmlformats.org/markup-compatibility/2006" xmlns:aink="http://schemas.microsoft.com/office/drawing/2016/ink" xmlns:am3d="http://schemas.microsoft.com/office/drawing/2017/model3d" xmlns:o="urn:schemas-microsoft-com:office:office" xmlns:oel="http://schemas.microsoft.com/office/2019/extlst" xmlns:r="http://schemas.openxmlformats.org/officeDocument/2006/relationships" xmlns:m="http://schemas.openxmlformats.org/officeDocument/2006/math" xmlns:v="urn:schemas-microsoft-com:vml" xmlns:wp14="http://schemas.microsoft.com/office/word/2010/wordprocessingDrawing" xmlns:wp="http://schemas.openxmlformats.org/drawingml/2006/wordprocessingDrawing" xmlns:w10="urn:schemas-microsoft-com:office:word" xmlns:w="http://schemas.openxmlformats.org/wordprocessingml/2006/main" xmlns:w14="http://schemas.microsoft.com/office/word/2010/wordml" xmlns:w15="http://schemas.microsoft.com/office/word/2012/wordml" xmlns:w16cex="http://schemas.microsoft.com/office/word/2018/wordml/cex" xmlns:w16cid="http://schemas.microsoft.com/office/word/2016/wordml/cid" xmlns:w16="http://schemas.microsoft.com/office/word/2018/wordml" xmlns:w16du="http://schemas.microsoft.com/office/word/2023/wordml/word16du" xmlns:w16sdtdh="http://schemas.microsoft.com/office/word/2020/wordml/sdtdatahash" xmlns:w16sdtfl="http://schemas.microsoft.com/office/word/2024/wordml/sdtformatlock" xmlns:w16se="http://schemas.microsoft.com/office/word/2015/wordml/symex" xmlns:wpg="http://schemas.microsoft.com/office/word/2010/wordprocessingGroup" xmlns:wpi="http://schemas.microsoft.com/office/word/2010/wordprocessingInk" xmlns:wne="http://schemas.microsoft.com/office/word/2006/wordml" xmlns:wps="http://schemas.microsoft.com/office/word/2010/wordprocessingShape" mc:Ignorable="w14 w15 w16se w16cid w16 w16cex w16sdtdh w16sdtfl w16du wp14">
   <w:endnote w:type="separator" w:id="-1">
     <w:p>
       <w:pPr>
@@ -4774,7 +4108,7 @@
 </file>
 
 <file path=word/footer1.xml><?xml version="1.0" encoding="utf-8"?>
-<w:ftr xmlns:wpc="http://schemas.microsoft.com/office/word/2010/wordprocessingCanvas" xmlns:cx="http://schemas.microsoft.com/office/drawing/2014/chartex" xmlns:mc="http://schemas.openxmlformats.org/markup-compatibility/2006" xmlns:o="urn:schemas-microsoft-com:office:office" xmlns:r="http://schemas.openxmlformats.org/officeDocument/2006/relationships" xmlns:m="http://schemas.openxmlformats.org/officeDocument/2006/math" xmlns:v="urn:schemas-microsoft-com:vml" xmlns:wp14="http://schemas.microsoft.com/office/word/2010/wordprocessingDrawing" xmlns:wp="http://schemas.openxmlformats.org/drawingml/2006/wordprocessingDrawing" xmlns:w10="urn:schemas-microsoft-com:office:word" xmlns:w="http://schemas.openxmlformats.org/wordprocessingml/2006/main" xmlns:w14="http://schemas.microsoft.com/office/word/2010/wordml" xmlns:w15="http://schemas.microsoft.com/office/word/2012/wordml" xmlns:w16se="http://schemas.microsoft.com/office/word/2015/wordml/symex" xmlns:wpg="http://schemas.microsoft.com/office/word/2010/wordprocessingGroup" xmlns:wpi="http://schemas.microsoft.com/office/word/2010/wordprocessingInk" xmlns:wne="http://schemas.microsoft.com/office/word/2006/wordml" xmlns:wps="http://schemas.microsoft.com/office/word/2010/wordprocessingShape" mc:Ignorable="w14 w15 w16se wp14">
+<w:ftr xmlns:wpc="http://schemas.microsoft.com/office/word/2010/wordprocessingCanvas" xmlns:cx="http://schemas.microsoft.com/office/drawing/2014/chartex" xmlns:cx1="http://schemas.microsoft.com/office/drawing/2015/9/8/chartex" xmlns:cx2="http://schemas.microsoft.com/office/drawing/2015/10/21/chartex" xmlns:cx3="http://schemas.microsoft.com/office/drawing/2016/5/9/chartex" xmlns:cx4="http://schemas.microsoft.com/office/drawing/2016/5/10/chartex" xmlns:cx5="http://schemas.microsoft.com/office/drawing/2016/5/11/chartex" xmlns:cx6="http://schemas.microsoft.com/office/drawing/2016/5/12/chartex" xmlns:cx7="http://schemas.microsoft.com/office/drawing/2016/5/13/chartex" xmlns:cx8="http://schemas.microsoft.com/office/drawing/2016/5/14/chartex" xmlns:mc="http://schemas.openxmlformats.org/markup-compatibility/2006" xmlns:aink="http://schemas.microsoft.com/office/drawing/2016/ink" xmlns:am3d="http://schemas.microsoft.com/office/drawing/2017/model3d" xmlns:o="urn:schemas-microsoft-com:office:office" xmlns:oel="http://schemas.microsoft.com/office/2019/extlst" xmlns:r="http://schemas.openxmlformats.org/officeDocument/2006/relationships" xmlns:m="http://schemas.openxmlformats.org/officeDocument/2006/math" xmlns:v="urn:schemas-microsoft-com:vml" xmlns:wp14="http://schemas.microsoft.com/office/word/2010/wordprocessingDrawing" xmlns:wp="http://schemas.openxmlformats.org/drawingml/2006/wordprocessingDrawing" xmlns:w10="urn:schemas-microsoft-com:office:word" xmlns:w="http://schemas.openxmlformats.org/wordprocessingml/2006/main" xmlns:w14="http://schemas.microsoft.com/office/word/2010/wordml" xmlns:w15="http://schemas.microsoft.com/office/word/2012/wordml" xmlns:w16cex="http://schemas.microsoft.com/office/word/2018/wordml/cex" xmlns:w16cid="http://schemas.microsoft.com/office/word/2016/wordml/cid" xmlns:w16="http://schemas.microsoft.com/office/word/2018/wordml" xmlns:w16du="http://schemas.microsoft.com/office/word/2023/wordml/word16du" xmlns:w16sdtdh="http://schemas.microsoft.com/office/word/2020/wordml/sdtdatahash" xmlns:w16sdtfl="http://schemas.microsoft.com/office/word/2024/wordml/sdtformatlock" xmlns:w16se="http://schemas.microsoft.com/office/word/2015/wordml/symex" xmlns:wpg="http://schemas.microsoft.com/office/word/2010/wordprocessingGroup" xmlns:wpi="http://schemas.microsoft.com/office/word/2010/wordprocessingInk" xmlns:wne="http://schemas.microsoft.com/office/word/2006/wordml" xmlns:wps="http://schemas.microsoft.com/office/word/2010/wordprocessingShape" mc:Ignorable="w14 w15 w16se w16cid w16 w16cex w16sdtdh w16sdtfl w16du wp14">
   <w:p>
     <w:pPr>
       <w:pBdr>
@@ -4871,7 +4205,7 @@
 </file>
 
 <file path=word/footnotes.xml><?xml version="1.0" encoding="utf-8"?>
-<w:footnotes xmlns:wpc="http://schemas.microsoft.com/office/word/2010/wordprocessingCanvas" xmlns:cx="http://schemas.microsoft.com/office/drawing/2014/chartex" xmlns:mc="http://schemas.openxmlformats.org/markup-compatibility/2006" xmlns:o="urn:schemas-microsoft-com:office:office" xmlns:r="http://schemas.openxmlformats.org/officeDocument/2006/relationships" xmlns:m="http://schemas.openxmlformats.org/officeDocument/2006/math" xmlns:v="urn:schemas-microsoft-com:vml" xmlns:wp14="http://schemas.microsoft.com/office/word/2010/wordprocessingDrawing" xmlns:wp="http://schemas.openxmlformats.org/drawingml/2006/wordprocessingDrawing" xmlns:w10="urn:schemas-microsoft-com:office:word" xmlns:w="http://schemas.openxmlformats.org/wordprocessingml/2006/main" xmlns:w14="http://schemas.microsoft.com/office/word/2010/wordml" xmlns:w15="http://schemas.microsoft.com/office/word/2012/wordml" xmlns:w16se="http://schemas.microsoft.com/office/word/2015/wordml/symex" xmlns:wpg="http://schemas.microsoft.com/office/word/2010/wordprocessingGroup" xmlns:wpi="http://schemas.microsoft.com/office/word/2010/wordprocessingInk" xmlns:wne="http://schemas.microsoft.com/office/word/2006/wordml" xmlns:wps="http://schemas.microsoft.com/office/word/2010/wordprocessingShape" mc:Ignorable="w14 w15 w16se wp14">
+<w:footnotes xmlns:wpc="http://schemas.microsoft.com/office/word/2010/wordprocessingCanvas" xmlns:cx="http://schemas.microsoft.com/office/drawing/2014/chartex" xmlns:cx1="http://schemas.microsoft.com/office/drawing/2015/9/8/chartex" xmlns:cx2="http://schemas.microsoft.com/office/drawing/2015/10/21/chartex" xmlns:cx3="http://schemas.microsoft.com/office/drawing/2016/5/9/chartex" xmlns:cx4="http://schemas.microsoft.com/office/drawing/2016/5/10/chartex" xmlns:cx5="http://schemas.microsoft.com/office/drawing/2016/5/11/chartex" xmlns:cx6="http://schemas.microsoft.com/office/drawing/2016/5/12/chartex" xmlns:cx7="http://schemas.microsoft.com/office/drawing/2016/5/13/chartex" xmlns:cx8="http://schemas.microsoft.com/office/drawing/2016/5/14/chartex" xmlns:mc="http://schemas.openxmlformats.org/markup-compatibility/2006" xmlns:aink="http://schemas.microsoft.com/office/drawing/2016/ink" xmlns:am3d="http://schemas.microsoft.com/office/drawing/2017/model3d" xmlns:o="urn:schemas-microsoft-com:office:office" xmlns:oel="http://schemas.microsoft.com/office/2019/extlst" xmlns:r="http://schemas.openxmlformats.org/officeDocument/2006/relationships" xmlns:m="http://schemas.openxmlformats.org/officeDocument/2006/math" xmlns:v="urn:schemas-microsoft-com:vml" xmlns:wp14="http://schemas.microsoft.com/office/word/2010/wordprocessingDrawing" xmlns:wp="http://schemas.openxmlformats.org/drawingml/2006/wordprocessingDrawing" xmlns:w10="urn:schemas-microsoft-com:office:word" xmlns:w="http://schemas.openxmlformats.org/wordprocessingml/2006/main" xmlns:w14="http://schemas.microsoft.com/office/word/2010/wordml" xmlns:w15="http://schemas.microsoft.com/office/word/2012/wordml" xmlns:w16cex="http://schemas.microsoft.com/office/word/2018/wordml/cex" xmlns:w16cid="http://schemas.microsoft.com/office/word/2016/wordml/cid" xmlns:w16="http://schemas.microsoft.com/office/word/2018/wordml" xmlns:w16du="http://schemas.microsoft.com/office/word/2023/wordml/word16du" xmlns:w16sdtdh="http://schemas.microsoft.com/office/word/2020/wordml/sdtdatahash" xmlns:w16sdtfl="http://schemas.microsoft.com/office/word/2024/wordml/sdtformatlock" xmlns:w16se="http://schemas.microsoft.com/office/word/2015/wordml/symex" xmlns:wpg="http://schemas.microsoft.com/office/word/2010/wordprocessingGroup" xmlns:wpi="http://schemas.microsoft.com/office/word/2010/wordprocessingInk" xmlns:wne="http://schemas.microsoft.com/office/word/2006/wordml" xmlns:wps="http://schemas.microsoft.com/office/word/2010/wordprocessingShape" mc:Ignorable="w14 w15 w16se w16cid w16 w16cex w16sdtdh w16sdtfl w16du wp14">
   <w:footnote w:type="separator" w:id="-1">
     <w:p>
       <w:pPr>
@@ -4896,7 +4230,7 @@
 </file>
 
 <file path=word/header1.xml><?xml version="1.0" encoding="utf-8"?>
-<w:hdr xmlns:wpc="http://schemas.microsoft.com/office/word/2010/wordprocessingCanvas" xmlns:cx="http://schemas.microsoft.com/office/drawing/2014/chartex" xmlns:mc="http://schemas.openxmlformats.org/markup-compatibility/2006" xmlns:o="urn:schemas-microsoft-com:office:office" xmlns:r="http://schemas.openxmlformats.org/officeDocument/2006/relationships" xmlns:m="http://schemas.openxmlformats.org/officeDocument/2006/math" xmlns:v="urn:schemas-microsoft-com:vml" xmlns:wp14="http://schemas.microsoft.com/office/word/2010/wordprocessingDrawing" xmlns:wp="http://schemas.openxmlformats.org/drawingml/2006/wordprocessingDrawing" xmlns:w10="urn:schemas-microsoft-com:office:word" xmlns:w="http://schemas.openxmlformats.org/wordprocessingml/2006/main" xmlns:w14="http://schemas.microsoft.com/office/word/2010/wordml" xmlns:w15="http://schemas.microsoft.com/office/word/2012/wordml" xmlns:w16se="http://schemas.microsoft.com/office/word/2015/wordml/symex" xmlns:wpg="http://schemas.microsoft.com/office/word/2010/wordprocessingGroup" xmlns:wpi="http://schemas.microsoft.com/office/word/2010/wordprocessingInk" xmlns:wne="http://schemas.microsoft.com/office/word/2006/wordml" xmlns:wps="http://schemas.microsoft.com/office/word/2010/wordprocessingShape" mc:Ignorable="w14 w15 w16se wp14">
+<w:hdr xmlns:wpc="http://schemas.microsoft.com/office/word/2010/wordprocessingCanvas" xmlns:cx="http://schemas.microsoft.com/office/drawing/2014/chartex" xmlns:cx1="http://schemas.microsoft.com/office/drawing/2015/9/8/chartex" xmlns:cx2="http://schemas.microsoft.com/office/drawing/2015/10/21/chartex" xmlns:cx3="http://schemas.microsoft.com/office/drawing/2016/5/9/chartex" xmlns:cx4="http://schemas.microsoft.com/office/drawing/2016/5/10/chartex" xmlns:cx5="http://schemas.microsoft.com/office/drawing/2016/5/11/chartex" xmlns:cx6="http://schemas.microsoft.com/office/drawing/2016/5/12/chartex" xmlns:cx7="http://schemas.microsoft.com/office/drawing/2016/5/13/chartex" xmlns:cx8="http://schemas.microsoft.com/office/drawing/2016/5/14/chartex" xmlns:mc="http://schemas.openxmlformats.org/markup-compatibility/2006" xmlns:aink="http://schemas.microsoft.com/office/drawing/2016/ink" xmlns:am3d="http://schemas.microsoft.com/office/drawing/2017/model3d" xmlns:o="urn:schemas-microsoft-com:office:office" xmlns:oel="http://schemas.microsoft.com/office/2019/extlst" xmlns:r="http://schemas.openxmlformats.org/officeDocument/2006/relationships" xmlns:m="http://schemas.openxmlformats.org/officeDocument/2006/math" xmlns:v="urn:schemas-microsoft-com:vml" xmlns:wp14="http://schemas.microsoft.com/office/word/2010/wordprocessingDrawing" xmlns:wp="http://schemas.openxmlformats.org/drawingml/2006/wordprocessingDrawing" xmlns:w10="urn:schemas-microsoft-com:office:word" xmlns:w="http://schemas.openxmlformats.org/wordprocessingml/2006/main" xmlns:w14="http://schemas.microsoft.com/office/word/2010/wordml" xmlns:w15="http://schemas.microsoft.com/office/word/2012/wordml" xmlns:w16cex="http://schemas.microsoft.com/office/word/2018/wordml/cex" xmlns:w16cid="http://schemas.microsoft.com/office/word/2016/wordml/cid" xmlns:w16="http://schemas.microsoft.com/office/word/2018/wordml" xmlns:w16du="http://schemas.microsoft.com/office/word/2023/wordml/word16du" xmlns:w16sdtdh="http://schemas.microsoft.com/office/word/2020/wordml/sdtdatahash" xmlns:w16sdtfl="http://schemas.microsoft.com/office/word/2024/wordml/sdtformatlock" xmlns:w16se="http://schemas.microsoft.com/office/word/2015/wordml/symex" xmlns:wpg="http://schemas.microsoft.com/office/word/2010/wordprocessingGroup" xmlns:wpi="http://schemas.microsoft.com/office/word/2010/wordprocessingInk" xmlns:wne="http://schemas.microsoft.com/office/word/2006/wordml" xmlns:wps="http://schemas.microsoft.com/office/word/2010/wordprocessingShape" mc:Ignorable="w14 w15 w16se w16cid w16 w16cex w16sdtdh w16sdtfl w16du wp14">
   <w:p>
     <w:pPr>
       <w:pBdr>
@@ -4965,7 +4299,7 @@
 </file>
 
 <file path=word/numbering.xml><?xml version="1.0" encoding="utf-8"?>
-<w:numbering xmlns:wpc="http://schemas.microsoft.com/office/word/2010/wordprocessingCanvas" xmlns:cx="http://schemas.microsoft.com/office/drawing/2014/chartex" xmlns:mc="http://schemas.openxmlformats.org/markup-compatibility/2006" xmlns:o="urn:schemas-microsoft-com:office:office" xmlns:r="http://schemas.openxmlformats.org/officeDocument/2006/relationships" xmlns:m="http://schemas.openxmlformats.org/officeDocument/2006/math" xmlns:v="urn:schemas-microsoft-com:vml" xmlns:wp14="http://schemas.microsoft.com/office/word/2010/wordprocessingDrawing" xmlns:wp="http://schemas.openxmlformats.org/drawingml/2006/wordprocessingDrawing" xmlns:w10="urn:schemas-microsoft-com:office:word" xmlns:w="http://schemas.openxmlformats.org/wordprocessingml/2006/main" xmlns:w14="http://schemas.microsoft.com/office/word/2010/wordml" xmlns:w15="http://schemas.microsoft.com/office/word/2012/wordml" xmlns:w16se="http://schemas.microsoft.com/office/word/2015/wordml/symex" xmlns:wpg="http://schemas.microsoft.com/office/word/2010/wordprocessingGroup" xmlns:wpi="http://schemas.microsoft.com/office/word/2010/wordprocessingInk" xmlns:wne="http://schemas.microsoft.com/office/word/2006/wordml" xmlns:wps="http://schemas.microsoft.com/office/word/2010/wordprocessingShape" mc:Ignorable="w14 w15 w16se wp14">
+<w:numbering xmlns:wpc="http://schemas.microsoft.com/office/word/2010/wordprocessingCanvas" xmlns:cx="http://schemas.microsoft.com/office/drawing/2014/chartex" xmlns:cx1="http://schemas.microsoft.com/office/drawing/2015/9/8/chartex" xmlns:cx2="http://schemas.microsoft.com/office/drawing/2015/10/21/chartex" xmlns:cx3="http://schemas.microsoft.com/office/drawing/2016/5/9/chartex" xmlns:cx4="http://schemas.microsoft.com/office/drawing/2016/5/10/chartex" xmlns:cx5="http://schemas.microsoft.com/office/drawing/2016/5/11/chartex" xmlns:cx6="http://schemas.microsoft.com/office/drawing/2016/5/12/chartex" xmlns:cx7="http://schemas.microsoft.com/office/drawing/2016/5/13/chartex" xmlns:cx8="http://schemas.microsoft.com/office/drawing/2016/5/14/chartex" xmlns:mc="http://schemas.openxmlformats.org/markup-compatibility/2006" xmlns:aink="http://schemas.microsoft.com/office/drawing/2016/ink" xmlns:am3d="http://schemas.microsoft.com/office/drawing/2017/model3d" xmlns:o="urn:schemas-microsoft-com:office:office" xmlns:oel="http://schemas.microsoft.com/office/2019/extlst" xmlns:r="http://schemas.openxmlformats.org/officeDocument/2006/relationships" xmlns:m="http://schemas.openxmlformats.org/officeDocument/2006/math" xmlns:v="urn:schemas-microsoft-com:vml" xmlns:wp14="http://schemas.microsoft.com/office/word/2010/wordprocessingDrawing" xmlns:wp="http://schemas.openxmlformats.org/drawingml/2006/wordprocessingDrawing" xmlns:w10="urn:schemas-microsoft-com:office:word" xmlns:w="http://schemas.openxmlformats.org/wordprocessingml/2006/main" xmlns:w14="http://schemas.microsoft.com/office/word/2010/wordml" xmlns:w15="http://schemas.microsoft.com/office/word/2012/wordml" xmlns:w16cex="http://schemas.microsoft.com/office/word/2018/wordml/cex" xmlns:w16cid="http://schemas.microsoft.com/office/word/2016/wordml/cid" xmlns:w16="http://schemas.microsoft.com/office/word/2018/wordml" xmlns:w16du="http://schemas.microsoft.com/office/word/2023/wordml/word16du" xmlns:w16sdtdh="http://schemas.microsoft.com/office/word/2020/wordml/sdtdatahash" xmlns:w16sdtfl="http://schemas.microsoft.com/office/word/2024/wordml/sdtformatlock" xmlns:w16se="http://schemas.microsoft.com/office/word/2015/wordml/symex" xmlns:wpg="http://schemas.microsoft.com/office/word/2010/wordprocessingGroup" xmlns:wpi="http://schemas.microsoft.com/office/word/2010/wordprocessingInk" xmlns:wne="http://schemas.microsoft.com/office/word/2006/wordml" xmlns:wps="http://schemas.microsoft.com/office/word/2010/wordprocessingShape" mc:Ignorable="w14 w15 w16se w16cid w16 w16cex w16sdtdh w16sdtfl w16du wp14">
   <w:abstractNum w:abstractNumId="0" w15:restartNumberingAfterBreak="0">
     <w:nsid w:val="0DD73422"/>
     <w:multiLevelType w:val="multilevel"/>
@@ -5808,35 +5142,35 @@
       </w:rPr>
     </w:lvl>
   </w:abstractNum>
-  <w:num w:numId="1">
+  <w:num w:numId="1" w16cid:durableId="1376155354">
     <w:abstractNumId w:val="6"/>
   </w:num>
-  <w:num w:numId="2">
+  <w:num w:numId="2" w16cid:durableId="2054305869">
     <w:abstractNumId w:val="4"/>
   </w:num>
-  <w:num w:numId="3">
+  <w:num w:numId="3" w16cid:durableId="632559948">
     <w:abstractNumId w:val="0"/>
   </w:num>
-  <w:num w:numId="4">
+  <w:num w:numId="4" w16cid:durableId="2081101129">
     <w:abstractNumId w:val="2"/>
   </w:num>
-  <w:num w:numId="5">
+  <w:num w:numId="5" w16cid:durableId="71004739">
     <w:abstractNumId w:val="1"/>
   </w:num>
-  <w:num w:numId="6">
+  <w:num w:numId="6" w16cid:durableId="734082311">
     <w:abstractNumId w:val="3"/>
   </w:num>
-  <w:num w:numId="7">
+  <w:num w:numId="7" w16cid:durableId="730693016">
     <w:abstractNumId w:val="5"/>
   </w:num>
-  <w:num w:numId="8">
+  <w:num w:numId="8" w16cid:durableId="807820252">
     <w:abstractNumId w:val="7"/>
   </w:num>
 </w:numbering>
 </file>
 
 <file path=word/styles.xml><?xml version="1.0" encoding="utf-8"?>
-<w:styles xmlns:mc="http://schemas.openxmlformats.org/markup-compatibility/2006" xmlns:r="http://schemas.openxmlformats.org/officeDocument/2006/relationships" xmlns:w="http://schemas.openxmlformats.org/wordprocessingml/2006/main" xmlns:w14="http://schemas.microsoft.com/office/word/2010/wordml" xmlns:w15="http://schemas.microsoft.com/office/word/2012/wordml" xmlns:w16se="http://schemas.microsoft.com/office/word/2015/wordml/symex" mc:Ignorable="w14 w15 w16se">
+<w:styles xmlns:mc="http://schemas.openxmlformats.org/markup-compatibility/2006" xmlns:r="http://schemas.openxmlformats.org/officeDocument/2006/relationships" xmlns:w="http://schemas.openxmlformats.org/wordprocessingml/2006/main" xmlns:w14="http://schemas.microsoft.com/office/word/2010/wordml" xmlns:w15="http://schemas.microsoft.com/office/word/2012/wordml" xmlns:w16cex="http://schemas.microsoft.com/office/word/2018/wordml/cex" xmlns:w16cid="http://schemas.microsoft.com/office/word/2016/wordml/cid" xmlns:w16="http://schemas.microsoft.com/office/word/2018/wordml" xmlns:w16du="http://schemas.microsoft.com/office/word/2023/wordml/word16du" xmlns:w16sdtdh="http://schemas.microsoft.com/office/word/2020/wordml/sdtdatahash" xmlns:w16sdtfl="http://schemas.microsoft.com/office/word/2024/wordml/sdtformatlock" xmlns:w16se="http://schemas.microsoft.com/office/word/2015/wordml/symex" mc:Ignorable="w14 w15 w16se w16cid w16 w16cex w16sdtdh w16sdtfl w16du">
   <w:docDefaults>
     <w:rPrDefault>
       <w:rPr>
@@ -5854,7 +5188,7 @@
       </w:pPr>
     </w:pPrDefault>
   </w:docDefaults>
-  <w:latentStyles w:defLockedState="0" w:defUIPriority="99" w:defSemiHidden="0" w:defUnhideWhenUsed="0" w:defQFormat="0" w:count="371">
+  <w:latentStyles w:defLockedState="0" w:defUIPriority="99" w:defSemiHidden="0" w:defUnhideWhenUsed="0" w:defQFormat="0" w:count="376">
     <w:lsdException w:name="Normal" w:uiPriority="0" w:qFormat="1"/>
     <w:lsdException w:name="heading 1" w:uiPriority="9" w:qFormat="1"/>
     <w:lsdException w:name="heading 2" w:semiHidden="1" w:uiPriority="9" w:unhideWhenUsed="1" w:qFormat="1"/>
@@ -6226,6 +5560,11 @@
     <w:lsdException w:name="List Table 5 Dark Accent 6" w:uiPriority="50"/>
     <w:lsdException w:name="List Table 6 Colorful Accent 6" w:uiPriority="51"/>
     <w:lsdException w:name="List Table 7 Colorful Accent 6" w:uiPriority="52"/>
+    <w:lsdException w:name="Mention" w:semiHidden="1" w:unhideWhenUsed="1"/>
+    <w:lsdException w:name="Smart Hyperlink" w:semiHidden="1" w:unhideWhenUsed="1"/>
+    <w:lsdException w:name="Hashtag" w:semiHidden="1" w:unhideWhenUsed="1"/>
+    <w:lsdException w:name="Unresolved Mention" w:semiHidden="1" w:unhideWhenUsed="1"/>
+    <w:lsdException w:name="Smart Link" w:semiHidden="1" w:unhideWhenUsed="1"/>
   </w:latentStyles>
   <w:style w:type="paragraph" w:default="1" w:styleId="Normal">
     <w:name w:val="Normal"/>

--- a/modelos/Contrato_Foro_Autor_2.docx
+++ b/modelos/Contrato_Foro_Autor_2.docx
@@ -1,6 +1,6 @@
 
 <file path=word/document.xml><?xml version="1.0" encoding="utf-8"?>
-<w:document xmlns:wpc="http://schemas.microsoft.com/office/word/2010/wordprocessingCanvas" xmlns:cx="http://schemas.microsoft.com/office/drawing/2014/chartex" xmlns:cx1="http://schemas.microsoft.com/office/drawing/2015/9/8/chartex" xmlns:cx2="http://schemas.microsoft.com/office/drawing/2015/10/21/chartex" xmlns:cx3="http://schemas.microsoft.com/office/drawing/2016/5/9/chartex" xmlns:cx4="http://schemas.microsoft.com/office/drawing/2016/5/10/chartex" xmlns:cx5="http://schemas.microsoft.com/office/drawing/2016/5/11/chartex" xmlns:cx6="http://schemas.microsoft.com/office/drawing/2016/5/12/chartex" xmlns:cx7="http://schemas.microsoft.com/office/drawing/2016/5/13/chartex" xmlns:cx8="http://schemas.microsoft.com/office/drawing/2016/5/14/chartex" xmlns:mc="http://schemas.openxmlformats.org/markup-compatibility/2006" xmlns:aink="http://schemas.microsoft.com/office/drawing/2016/ink" xmlns:am3d="http://schemas.microsoft.com/office/drawing/2017/model3d" xmlns:o="urn:schemas-microsoft-com:office:office" xmlns:oel="http://schemas.microsoft.com/office/2019/extlst" xmlns:r="http://schemas.openxmlformats.org/officeDocument/2006/relationships" xmlns:m="http://schemas.openxmlformats.org/officeDocument/2006/math" xmlns:v="urn:schemas-microsoft-com:vml" xmlns:wp14="http://schemas.microsoft.com/office/word/2010/wordprocessingDrawing" xmlns:wp="http://schemas.openxmlformats.org/drawingml/2006/wordprocessingDrawing" xmlns:w10="urn:schemas-microsoft-com:office:word" xmlns:w="http://schemas.openxmlformats.org/wordprocessingml/2006/main" xmlns:w14="http://schemas.microsoft.com/office/word/2010/wordml" xmlns:w15="http://schemas.microsoft.com/office/word/2012/wordml" xmlns:w16cex="http://schemas.microsoft.com/office/word/2018/wordml/cex" xmlns:w16cid="http://schemas.microsoft.com/office/word/2016/wordml/cid" xmlns:w16="http://schemas.microsoft.com/office/word/2018/wordml" xmlns:w16du="http://schemas.microsoft.com/office/word/2023/wordml/word16du" xmlns:w16sdtdh="http://schemas.microsoft.com/office/word/2020/wordml/sdtdatahash" xmlns:w16sdtfl="http://schemas.microsoft.com/office/word/2024/wordml/sdtformatlock" xmlns:w16se="http://schemas.microsoft.com/office/word/2015/wordml/symex" xmlns:wpg="http://schemas.microsoft.com/office/word/2010/wordprocessingGroup" xmlns:wpi="http://schemas.microsoft.com/office/word/2010/wordprocessingInk" xmlns:wne="http://schemas.microsoft.com/office/word/2006/wordml" xmlns:wps="http://schemas.microsoft.com/office/word/2010/wordprocessingShape" mc:Ignorable="w14 w15 w16se w16cid w16 w16cex w16sdtdh w16sdtfl w16du wp14">
+<w:document xmlns:wpc="http://schemas.microsoft.com/office/word/2010/wordprocessingCanvas" xmlns:cx="http://schemas.microsoft.com/office/drawing/2014/chartex" xmlns:mc="http://schemas.openxmlformats.org/markup-compatibility/2006" xmlns:o="urn:schemas-microsoft-com:office:office" xmlns:r="http://schemas.openxmlformats.org/officeDocument/2006/relationships" xmlns:m="http://schemas.openxmlformats.org/officeDocument/2006/math" xmlns:v="urn:schemas-microsoft-com:vml" xmlns:wp14="http://schemas.microsoft.com/office/word/2010/wordprocessingDrawing" xmlns:wp="http://schemas.openxmlformats.org/drawingml/2006/wordprocessingDrawing" xmlns:w10="urn:schemas-microsoft-com:office:word" xmlns:w="http://schemas.openxmlformats.org/wordprocessingml/2006/main" xmlns:w14="http://schemas.microsoft.com/office/word/2010/wordml" xmlns:w15="http://schemas.microsoft.com/office/word/2012/wordml" xmlns:w16se="http://schemas.microsoft.com/office/word/2015/wordml/symex" xmlns:wpg="http://schemas.microsoft.com/office/word/2010/wordprocessingGroup" xmlns:wpi="http://schemas.microsoft.com/office/word/2010/wordprocessingInk" xmlns:wne="http://schemas.microsoft.com/office/word/2006/wordml" xmlns:wps="http://schemas.microsoft.com/office/word/2010/wordprocessingShape" mc:Ignorable="w14 w15 w16se wp14">
   <w:body>
     <w:p>
       <w:pPr>
@@ -16,7 +16,21 @@
         <w:rPr>
           <w:color w:val="00B050"/>
         </w:rPr>
-        <w:t>{{cidade_comarca}}</w:t>
+        <w:t>{{</w:t>
+      </w:r>
+      <w:proofErr w:type="spellStart"/>
+      <w:r>
+        <w:rPr>
+          <w:color w:val="00B050"/>
+        </w:rPr>
+        <w:t>cidade_comarca</w:t>
+      </w:r>
+      <w:proofErr w:type="spellEnd"/>
+      <w:r>
+        <w:rPr>
+          <w:color w:val="00B050"/>
+        </w:rPr>
+        <w:t>}}</w:t>
       </w:r>
       <w:r>
         <w:t xml:space="preserve">, ESTADO DE </w:t>
@@ -25,7 +39,21 @@
         <w:rPr>
           <w:color w:val="00B050"/>
         </w:rPr>
-        <w:t>{{estado_comarca}}</w:t>
+        <w:t>{{</w:t>
+      </w:r>
+      <w:proofErr w:type="spellStart"/>
+      <w:r>
+        <w:rPr>
+          <w:color w:val="00B050"/>
+        </w:rPr>
+        <w:t>estado_comarca</w:t>
+      </w:r>
+      <w:proofErr w:type="spellEnd"/>
+      <w:r>
+        <w:rPr>
+          <w:color w:val="00B050"/>
+        </w:rPr>
+        <w:t>}}</w:t>
       </w:r>
     </w:p>
     <w:p>
@@ -46,12 +74,21 @@
           <w:color w:val="FF0000"/>
         </w:rPr>
       </w:pPr>
+      <w:proofErr w:type="gramStart"/>
       <w:r>
         <w:rPr>
           <w:b/>
           <w:color w:val="FF0000"/>
         </w:rPr>
-        <w:t xml:space="preserve">{                                                                     </w:t>
+        <w:t xml:space="preserve">{  </w:t>
+      </w:r>
+      <w:proofErr w:type="gramEnd"/>
+      <w:r>
+        <w:rPr>
+          <w:b/>
+          <w:color w:val="FF0000"/>
+        </w:rPr>
+        <w:t xml:space="preserve">                                                                   </w:t>
       </w:r>
       <w:r>
         <w:rPr>
@@ -132,12 +169,14 @@
         </w:rPr>
         <w:t>{{</w:t>
       </w:r>
+      <w:proofErr w:type="spellStart"/>
       <w:r>
         <w:rPr>
           <w:color w:val="00B050"/>
         </w:rPr>
         <w:t>endereco_banco</w:t>
       </w:r>
+      <w:proofErr w:type="spellEnd"/>
       <w:r>
         <w:rPr>
           <w:color w:val="00B050"/>
@@ -190,7 +229,31 @@
         <w:t>“litigância predatória”</w:t>
       </w:r>
       <w:r>
-        <w:t>, prática reprovável que se caracteriza pelo ajuizamento de demandas padronizadas, em massa, sem a devida individualização dos casos, com pouca ou nenhuma instrução documental e, em muitos casos, com desrespeito ao contraditório, à ampla defesa e à boa-fé processual. Seus requisitos mais recorrentes incluem: (i) ausência de procuração válida ou específica; (ii) inexistência de contato real com o autor da ação; (iii) inexistência de documentos que comprovem minimamente os fatos alegados; (iv) ausência de documentos que demonstrem a relação jurídica discutida; e (v) a repetição idêntica de alegações em diversos processos, sem qualquer contextualização mínima ao caso concreto.</w:t>
+        <w:t>, prática reprovável que se caracteriza pelo ajuizamento de demandas padronizadas, em massa, sem a devida individualização dos casos, com pouca ou nenhuma instrução documental e, em muitos casos, com desrespeito ao contraditório, à ampla defesa e à boa-fé processual. Seus requisitos mais recorrentes incluem: (i) ausência de procuração válida ou específica; (</w:t>
+      </w:r>
+      <w:proofErr w:type="spellStart"/>
+      <w:r>
+        <w:t>ii</w:t>
+      </w:r>
+      <w:proofErr w:type="spellEnd"/>
+      <w:r>
+        <w:t>) inexistência de contato real com o autor da ação; (</w:t>
+      </w:r>
+      <w:proofErr w:type="spellStart"/>
+      <w:r>
+        <w:t>iii</w:t>
+      </w:r>
+      <w:proofErr w:type="spellEnd"/>
+      <w:r>
+        <w:t>) inexistência de documentos que comprovem minimamente os fatos alegados; (</w:t>
+      </w:r>
+      <w:proofErr w:type="spellStart"/>
+      <w:r>
+        <w:t>iv</w:t>
+      </w:r>
+      <w:proofErr w:type="spellEnd"/>
+      <w:r>
+        <w:t>) ausência de documentos que demonstrem a relação jurídica discutida; e (v) a repetição idêntica de alegações em diversos processos, sem qualquer contextualização mínima ao caso concreto.</w:t>
       </w:r>
     </w:p>
     <w:p>
@@ -369,6 +432,7 @@
         </w:rPr>
         <w:t>{{</w:t>
       </w:r>
+      <w:proofErr w:type="spellStart"/>
       <w:r>
         <w:rPr>
           <w:color w:val="00B050"/>
@@ -377,6 +441,7 @@
         </w:rPr>
         <w:t>pessoal_consignados</w:t>
       </w:r>
+      <w:proofErr w:type="spellEnd"/>
       <w:r>
         <w:rPr>
           <w:color w:val="00B050"/>
@@ -571,6 +636,10 @@
     <w:p>
       <w:pPr>
         <w:ind w:left="2268" w:firstLine="0"/>
+        <w:rPr>
+          <w:sz w:val="22"/>
+          <w:szCs w:val="22"/>
+        </w:rPr>
       </w:pPr>
       <w:r>
         <w:rPr>
@@ -593,7 +662,109 @@
           <w:sz w:val="22"/>
           <w:szCs w:val="22"/>
         </w:rPr>
-        <w:t>, outorgados exclusivamente para fins de (i) apresentação de reclamação extrajudicial pela plataforma do Governo Federal (consumidor.gov.br); (ii) eventual propositura de ação de produção antecipada de provas para obtenção dos contratos; e (iii) propositura de ação revisional de contrato bancário para o banco em específico.</w:t>
+        <w:t>, outorgados exclusivamente para fins de (i) apresentação de reclamação extrajudicial pela plataforma do Governo Federal (consumidor.gov.br); (</w:t>
+      </w:r>
+      <w:proofErr w:type="spellStart"/>
+      <w:r>
+        <w:rPr>
+          <w:sz w:val="22"/>
+          <w:szCs w:val="22"/>
+        </w:rPr>
+        <w:t>ii</w:t>
+      </w:r>
+      <w:proofErr w:type="spellEnd"/>
+      <w:r>
+        <w:rPr>
+          <w:sz w:val="22"/>
+          <w:szCs w:val="22"/>
+        </w:rPr>
+        <w:t>) eventual propositura de ação de produção antecipada de provas para obtenção dos contratos; e (</w:t>
+      </w:r>
+      <w:proofErr w:type="spellStart"/>
+      <w:r>
+        <w:rPr>
+          <w:sz w:val="22"/>
+          <w:szCs w:val="22"/>
+        </w:rPr>
+        <w:t>iii</w:t>
+      </w:r>
+      <w:proofErr w:type="spellEnd"/>
+      <w:r>
+        <w:rPr>
+          <w:sz w:val="22"/>
+          <w:szCs w:val="22"/>
+        </w:rPr>
+        <w:t>) propositura de ação revisional de contrato bancário para o banco em específico.</w:t>
+      </w:r>
+    </w:p>
+    <w:p>
+      <w:pPr>
+        <w:ind w:left="2268" w:firstLine="0"/>
+        <w:rPr>
+          <w:sz w:val="22"/>
+          <w:szCs w:val="22"/>
+        </w:rPr>
+      </w:pPr>
+      <w:r>
+        <w:rPr>
+          <w:sz w:val="22"/>
+          <w:szCs w:val="22"/>
+        </w:rPr>
+        <w:t xml:space="preserve">i) </w:t>
+      </w:r>
+      <w:r>
+        <w:rPr>
+          <w:b/>
+          <w:sz w:val="22"/>
+          <w:szCs w:val="22"/>
+        </w:rPr>
+        <w:t>Ciência expressa da forma de contratação</w:t>
+      </w:r>
+      <w:r>
+        <w:rPr>
+          <w:sz w:val="22"/>
+          <w:szCs w:val="22"/>
+        </w:rPr>
+        <w:t xml:space="preserve"> – Declaração expressa de que a contratação ocorreu mediante atendimento digital, em conformidade com o Provimento nº 205/2021 da Ordem dos Advogados do Brasil, após contato espontâneo e devidamente esclarecido, o que afasta qualquer indício de</w:t>
+      </w:r>
+      <w:r>
+        <w:rPr>
+          <w:sz w:val="22"/>
+          <w:szCs w:val="22"/>
+        </w:rPr>
+        <w:t xml:space="preserve"> captação indevida de clientela;</w:t>
+      </w:r>
+    </w:p>
+    <w:p>
+      <w:pPr>
+        <w:ind w:left="2268" w:firstLine="0"/>
+        <w:rPr>
+          <w:sz w:val="22"/>
+          <w:szCs w:val="22"/>
+        </w:rPr>
+      </w:pPr>
+      <w:r>
+        <w:rPr>
+          <w:b/>
+          <w:sz w:val="22"/>
+          <w:szCs w:val="22"/>
+        </w:rPr>
+        <w:t xml:space="preserve">j) Contrato de honorários específico e único para ação revisional de juros – </w:t>
+      </w:r>
+      <w:r>
+        <w:rPr>
+          <w:sz w:val="22"/>
+          <w:szCs w:val="22"/>
+        </w:rPr>
+        <w:t xml:space="preserve">A parte autora firmou contrato de prestação de serviços advocatícios direcionado exclusivamente à presente ação revisional de </w:t>
+      </w:r>
+      <w:r>
+        <w:rPr>
+          <w:sz w:val="22"/>
+          <w:szCs w:val="22"/>
+        </w:rPr>
+        <w:lastRenderedPageBreak/>
+        <w:t>juros, demonstrando a finalidade e a unicidade da contratação (com devida ciência sobre os termos do patrocínio jurídico). O instrumento é juntado sob sigilo, a fim de preservar os dados pessoais da parte e evitar sua indevida utilização por terceiros mal-intencionados que possam se valer de informações constantes nos autos para aplicação de golpes.</w:t>
       </w:r>
     </w:p>
     <w:p/>
@@ -619,29 +790,38 @@
         <w:rPr>
           <w:u w:val="single"/>
         </w:rPr>
+        <w:t>Ainda, fundamental o destaque de que a natureza da presente demanda é a de uma ação revisional específica de juros remuneratórios pactuados em contrato de empréstimo pessoal não consignado, diferindo, portanto, de ações revisionais diversas que buscam a alteração de múltiplas cláusulas contratuais.</w:t>
+      </w:r>
+      <w:r>
+        <w:t xml:space="preserve"> </w:t>
+      </w:r>
+      <w:r>
+        <w:t>No presente caso, a abusividade ora combatida concentra-se exclusivamente na fixação da taxa de juros aplicada, cuja desproporcionalidade é aferida com base na comparação objetiva entre a taxa praticada no contrato em questão e a taxa média de mercado divulgada pelo Banco Central do Brasil, para contratos da mesma natureza e na mesma data conforme jurisprudência amplamente</w:t>
+      </w:r>
+      <w:r>
+        <w:t xml:space="preserve"> consolidada</w:t>
+      </w:r>
+      <w:r>
+        <w:t xml:space="preserve">, que </w:t>
+      </w:r>
+      <w:r>
+        <w:rPr>
+          <w:b/>
+          <w:bCs/>
+          <w:i/>
+          <w:iCs/>
+        </w:rPr>
+        <w:t xml:space="preserve">dispensa a análise </w:t>
+      </w:r>
+      <w:r>
+        <w:rPr>
+          <w:b/>
+          <w:bCs/>
+          <w:i/>
+          <w:iCs/>
+        </w:rPr>
         <w:lastRenderedPageBreak/>
-        <w:t>Ainda, fundamental o destaque de que a natureza da presente demanda é a de uma ação revisional específica de juros remuneratórios pactuados em contrato de empréstimo pessoal não consignado, diferindo, portanto, de ações revisionais diversas que buscam a alteração de múltiplas cláusulas contratuais.</w:t>
-      </w:r>
-      <w:r>
-        <w:t xml:space="preserve"> </w:t>
-      </w:r>
-      <w:r>
-        <w:t>No presente caso, a abusividade ora combatida concentra-se exclusivamente na fixação da taxa de juros aplicada, cuja desproporcionalidade é aferida com base na comparação objetiva entre a taxa praticada no contrato em questão e a taxa média de mercado divulgada pelo Banco Central do Brasil, para contratos da mesma natureza e na mesma data conforme jurisprudência amplamente</w:t>
-      </w:r>
-      <w:r>
-        <w:t xml:space="preserve"> consolidada</w:t>
-      </w:r>
-      <w:r>
-        <w:t xml:space="preserve">, que </w:t>
-      </w:r>
-      <w:r>
-        <w:rPr>
-          <w:b/>
-          <w:bCs/>
-          <w:i/>
-          <w:iCs/>
-        </w:rPr>
-        <w:t>dispensa a análise individualizada de cláusulas específicas, uma vez que o objeto da revisão se limita aos juros remuneratórios em si, prescindindo, inclusive, via de regra, de dilação probatória, por se tratar de matéria essencialmente técnica e documental.</w:t>
+        <w:t>individualizada de cláusulas específicas, uma vez que o objeto da revisão se limita aos juros remuneratórios em si, prescindindo, inclusive, via de regra, de dilação probatória, por se tratar de matéria essencialmente técnica e documental.</w:t>
       </w:r>
     </w:p>
     <w:p>
@@ -668,85 +848,135 @@
       <w:bookmarkStart w:id="0" w:name="_heading=h.ye3kiqmuytvw" w:colFirst="0" w:colLast="0"/>
       <w:bookmarkEnd w:id="0"/>
       <w:r>
+        <w:t>GRATUIDADE DA JUSTIÇA</w:t>
+      </w:r>
+    </w:p>
+    <w:p/>
+    <w:p>
+      <w:r>
+        <w:t>A parte requerente pleiteia a concessão do benefício da gratuidade da justiça, com fundamento no artigo 98 e seguintes do Código de Processo Civil (CPC) e no artigo 5º, inciso LXXIV, da Constituição Federal, que asseguram o acesso à justiça aos que comprovarem insuficiência de recursos para arcar com as custas do processo e honorários advocatícios sem prejuízo do sustento próprio ou de sua família.</w:t>
+      </w:r>
+    </w:p>
+    <w:p>
+      <w:r>
+        <w:t xml:space="preserve">No intuito de demonstrar com máxima transparência sua condição de hipossuficiência e evitar qualquer questionamento quanto à legitimidade do pedido — sobretudo frente ao cenário atual de combate </w:t>
+      </w:r>
+      <w:r>
         <w:lastRenderedPageBreak/>
-        <w:t>GRATUIDADE DA JUSTIÇA</w:t>
+        <w:t>à litigância predatória — foram adotadas medidas criteriosas para embasar o presente pleito de forma individualizada, concreta e documentalmente robusta</w:t>
+      </w:r>
+      <w:r>
+        <w:t>, conforme pormenorizado abaixo:</w:t>
+      </w:r>
+    </w:p>
+    <w:p>
+      <w:r>
+        <w:t xml:space="preserve">A parte autora encontra-se em situação de vulnerabilidade econômica acentuada, recebendo mensalmente </w:t>
+      </w:r>
+      <w:r>
+        <w:t xml:space="preserve">apenas </w:t>
+      </w:r>
+      <w:r>
+        <w:rPr>
+          <w:color w:val="00B050"/>
+        </w:rPr>
+        <w:t>{{</w:t>
+      </w:r>
+      <w:proofErr w:type="spellStart"/>
+      <w:r>
+        <w:t>beneficios</w:t>
+      </w:r>
+      <w:proofErr w:type="spellEnd"/>
+      <w:r>
+        <w:rPr>
+          <w:color w:val="00B050"/>
+        </w:rPr>
+        <w:t>}}</w:t>
+      </w:r>
+      <w:r>
+        <w:t>, no valor de R$ {{</w:t>
+      </w:r>
+      <w:proofErr w:type="spellStart"/>
+      <w:r>
+        <w:t>renda_mensal</w:t>
+      </w:r>
+      <w:proofErr w:type="spellEnd"/>
+      <w:r>
+        <w:t xml:space="preserve">}}, conforme comprovado nos documentos que acompanham esta exordial. Ainda, os empréstimos contratados, </w:t>
+      </w:r>
+      <w:r>
+        <w:rPr>
+          <w:color w:val="00B050"/>
+        </w:rPr>
+        <w:t xml:space="preserve">{{tanto consignados quanto pessoais,}} </w:t>
+      </w:r>
+      <w:r>
+        <w:t>comprometem de forma drástica sua renda mensal, de modo que restam apenas R$ {{</w:t>
+      </w:r>
+      <w:proofErr w:type="spellStart"/>
+      <w:r>
+        <w:t>valor_liquido</w:t>
+      </w:r>
+      <w:proofErr w:type="spellEnd"/>
+      <w:r>
+        <w:t>}} para sua subsistência, valor este absolutamente incompatível com a manutenção de um mínimo existencial digno.</w:t>
+      </w:r>
+    </w:p>
+    <w:p>
+      <w:r>
+        <w:t>A fim de comprovar detalhadamente essa realidade, foram anexados à presente demanda os seguintes documentos:</w:t>
       </w:r>
     </w:p>
     <w:p/>
     <w:p>
-      <w:r>
-        <w:t>A parte requerente pleiteia a concessão do benefício da gratuidade da justiça, com fundamento no artigo 98 e seguintes do Código de Processo Civil (CPC) e no artigo 5º, inciso LXXIV, da Constituição Federal, que asseguram o acesso à justiça aos que comprovarem insuficiência de recursos para arcar com as custas do processo e honorários advocatícios sem prejuízo do sustento próprio ou de sua família.</w:t>
-      </w:r>
-    </w:p>
-    <w:p>
-      <w:r>
-        <w:t>No intuito de demonstrar com máxima transparência sua condição de hipossuficiência e evitar qualquer questionamento quanto à legitimidade do pedido — sobretudo frente ao cenário atual de combate à litigância predatória — foram adotadas medidas criteriosas para embasar o presente pleito de forma individualizada, concreta e documentalmente robusta</w:t>
-      </w:r>
-      <w:r>
-        <w:t>, conforme pormenorizado abaixo:</w:t>
-      </w:r>
-    </w:p>
-    <w:p>
-      <w:r>
-        <w:t xml:space="preserve">A parte autora encontra-se em situação de vulnerabilidade econômica acentuada, recebendo mensalmente </w:t>
-      </w:r>
-      <w:r>
-        <w:t xml:space="preserve">apenas </w:t>
-      </w:r>
-      <w:r>
-        <w:rPr>
-          <w:color w:val="00B050"/>
-        </w:rPr>
+      <w:pPr>
+        <w:ind w:firstLine="0"/>
+      </w:pPr>
+      <w:r>
         <w:t>{{</w:t>
       </w:r>
-      <w:r>
-        <w:t>beneficios</w:t>
-      </w:r>
-      <w:r>
-        <w:rPr>
-          <w:color w:val="00B050"/>
-        </w:rPr>
+      <w:proofErr w:type="spellStart"/>
+      <w:r>
+        <w:t>conjunto_probatorio</w:t>
+      </w:r>
+      <w:proofErr w:type="spellEnd"/>
+      <w:r>
         <w:t>}}</w:t>
       </w:r>
-      <w:r>
-        <w:t xml:space="preserve">, no valor de R$ {{renda_mensal}}, conforme comprovado nos documentos que acompanham esta exordial. Ainda, os empréstimos contratados, </w:t>
-      </w:r>
-      <w:r>
-        <w:rPr>
-          <w:color w:val="00B050"/>
-        </w:rPr>
-        <w:t xml:space="preserve">{{tanto consignados quanto pessoais,}} </w:t>
-      </w:r>
-      <w:r>
-        <w:t>comprometem de forma drástica sua renda mensal, de modo que restam apenas R$ {{valor_liquido}} para sua subsistência, valor este absolutamente incompatível com a manutenção de um mínimo existencial digno.</w:t>
+    </w:p>
+    <w:p>
+      <w:pPr>
+        <w:ind w:firstLine="0"/>
+      </w:pPr>
+    </w:p>
+    <w:p>
+      <w:r>
+        <w:t>Ainda, apesar de o artigo 99, §4º, do Código de Processo Civil já dispor expressamente que a contratação de advogado particular não impede a concessão da gratuidade da justiça, cumpre ressaltar que, no presente caso, conforme pode se observar, o contrato de honorários firmado pela parte autora não prevê qualquer pagamento inicial, estando a remuneração dos patronos integralmente condicionada ao êxito da demanda.</w:t>
       </w:r>
     </w:p>
     <w:p>
       <w:r>
         <w:lastRenderedPageBreak/>
-        <w:t>A fim de comprovar detalhadamente essa realidade, foram anexados à presente demanda os seguintes documentos:</w:t>
-      </w:r>
-    </w:p>
-    <w:p/>
+        <w:t>Dessa forma, resta evidenciado que a representação processual não implica qualquer ônus econômico imediato ou desproporcional ao demandante, tampouco afasta a condição de hipossuficiência demonstrada.</w:t>
+      </w:r>
+    </w:p>
+    <w:p>
+      <w:r>
+        <w:t>Por isso</w:t>
+      </w:r>
+      <w:r>
+        <w:t>, requer-se o deferimento do benefício da gratuidade da justiça, de forma a garantir o pleno acesso ao Judiciário e a efetiva tutela de seus direitos, sem que isso implique em sacrifício econômico desproporcional ou atentatório à dignidade da parte requerente.</w:t>
+      </w:r>
+    </w:p>
     <w:p>
       <w:pPr>
         <w:ind w:firstLine="0"/>
       </w:pPr>
-      <w:r>
-        <w:t>{{conjunto_probatorio}}</w:t>
-      </w:r>
-    </w:p>
-    <w:p>
-      <w:pPr>
-        <w:ind w:firstLine="0"/>
-      </w:pPr>
-    </w:p>
-    <w:p>
-      <w:r>
-        <w:t>Dessa forma, requer-se o deferimento do benefício da gratuidade da justiça, de forma a garantir o pleno acesso ao Judiciário e a efetiva tutela de seus direitos, sem que isso implique em sacrifício econômico desproporcional ou atentatório à dignidade da parte requerente.</w:t>
-      </w:r>
-    </w:p>
-    <w:p/>
+    </w:p>
+    <w:p>
+      <w:bookmarkStart w:id="1" w:name="_GoBack"/>
+      <w:bookmarkEnd w:id="1"/>
+    </w:p>
     <w:p>
       <w:pPr>
         <w:pStyle w:val="Ttulo2"/>
@@ -770,12 +1000,14 @@
         </w:rPr>
         <w:t>{{</w:t>
       </w:r>
+      <w:proofErr w:type="spellStart"/>
       <w:r>
         <w:rPr>
           <w:color w:val="000000" w:themeColor="text1"/>
         </w:rPr>
         <w:t>beneficios</w:t>
       </w:r>
+      <w:proofErr w:type="spellEnd"/>
       <w:r>
         <w:rPr>
           <w:color w:val="000000" w:themeColor="text1"/>
@@ -783,18 +1015,48 @@
         <w:t xml:space="preserve">}} </w:t>
       </w:r>
       <w:r>
-        <w:t>que corresponde ao valor de R${{renda_mensal}}, conforme comprovado em documentação anexa.</w:t>
-      </w:r>
-    </w:p>
-    <w:p>
-      <w:r>
-        <w:t xml:space="preserve">Por ser uma pessoa carente de recursos, em um momento de necessidade, contraiu 2 (dois) empréstimos pessoais com a instituição financeira requerida, o que a colocou em uma escancarada situação de superendividamento, uma vez que seus empréstimos </w:t>
+        <w:t>que corresponde ao valor de R${{</w:t>
+      </w:r>
+      <w:proofErr w:type="spellStart"/>
+      <w:r>
+        <w:t>renda_mensal</w:t>
+      </w:r>
+      <w:proofErr w:type="spellEnd"/>
+      <w:r>
+        <w:t>}}, conforme comprovado em documentação anexa.</w:t>
+      </w:r>
+    </w:p>
+    <w:p>
+      <w:r>
+        <w:t xml:space="preserve">Por ser uma pessoa carente de recursos, em um momento de necessidade, contraiu 2 (dois) empréstimos pessoais com a instituição financeira requerida, o que a colocou em uma escancarada situação de </w:t>
+      </w:r>
+      <w:proofErr w:type="spellStart"/>
+      <w:r>
+        <w:t>superendividamento</w:t>
+      </w:r>
+      <w:proofErr w:type="spellEnd"/>
+      <w:r>
+        <w:t xml:space="preserve">, uma vez que seus empréstimos </w:t>
       </w:r>
       <w:r>
         <w:rPr>
           <w:color w:val="000000" w:themeColor="text1"/>
         </w:rPr>
-        <w:t xml:space="preserve">{{pessoal_consignados}} </w:t>
+        <w:t>{{</w:t>
+      </w:r>
+      <w:proofErr w:type="spellStart"/>
+      <w:r>
+        <w:rPr>
+          <w:color w:val="000000" w:themeColor="text1"/>
+        </w:rPr>
+        <w:t>pessoal_consignados</w:t>
+      </w:r>
+      <w:proofErr w:type="spellEnd"/>
+      <w:r>
+        <w:rPr>
+          <w:color w:val="000000" w:themeColor="text1"/>
+        </w:rPr>
+        <w:t xml:space="preserve">}} </w:t>
       </w:r>
       <w:r>
         <w:t>comprometem o equivalente a {{comprometimento}}</w:t>
@@ -807,7 +1069,15 @@
         <w:t xml:space="preserve"> </w:t>
       </w:r>
       <w:r>
-        <w:t>da sua remuneração mensal, tendo como líquido apenas {{valor_liquido}} mensais para sua subsistência.</w:t>
+        <w:t>da sua remuneração mensal, tendo como líquido apenas {{</w:t>
+      </w:r>
+      <w:proofErr w:type="spellStart"/>
+      <w:r>
+        <w:t>valor_liquido</w:t>
+      </w:r>
+      <w:proofErr w:type="spellEnd"/>
+      <w:r>
+        <w:t>}} mensais para sua subsistência.</w:t>
       </w:r>
     </w:p>
     <w:p>
@@ -850,6 +1120,7 @@
         </w:rPr>
         <w:t xml:space="preserve"> </w:t>
       </w:r>
+      <w:proofErr w:type="gramStart"/>
       <w:r>
         <w:rPr>
           <w:b/>
@@ -857,7 +1128,17 @@
           <w:sz w:val="24"/>
           <w:szCs w:val="24"/>
         </w:rPr>
-        <w:t>Nº{{NUMERO_CONTRATO_0}}</w:t>
+        <w:t>Nº{</w:t>
+      </w:r>
+      <w:proofErr w:type="gramEnd"/>
+      <w:r>
+        <w:rPr>
+          <w:b/>
+          <w:color w:val="00B050"/>
+          <w:sz w:val="24"/>
+          <w:szCs w:val="24"/>
+        </w:rPr>
+        <w:t>{NUMERO_CONTRATO_0}}</w:t>
       </w:r>
       <w:r>
         <w:rPr>
@@ -961,11 +1242,16 @@
         <w:t xml:space="preserve">Taxa de juros aplicada: </w:t>
       </w:r>
       <w:r>
-        <w:t>{{emprestimos_0_taxa}}</w:t>
+        <w:t>{{emprestimos_0_taxa</w:t>
+      </w:r>
+      <w:proofErr w:type="gramStart"/>
+      <w:r>
+        <w:t>}}</w:t>
       </w:r>
       <w:r>
         <w:t>%</w:t>
       </w:r>
+      <w:proofErr w:type="gramEnd"/>
     </w:p>
     <w:p>
       <w:pPr>
@@ -982,12 +1268,14 @@
       <w:r>
         <w:t>emprestimos_0_taxa</w:t>
       </w:r>
+      <w:proofErr w:type="gramStart"/>
       <w:r>
         <w:t>}}</w:t>
       </w:r>
       <w:r>
         <w:t>%</w:t>
       </w:r>
+      <w:proofErr w:type="gramEnd"/>
       <w:r>
         <w:t>a.m</w:t>
       </w:r>
@@ -1041,9 +1329,11 @@
       <w:r>
         <w:t xml:space="preserve">}}% </w:t>
       </w:r>
+      <w:proofErr w:type="spellStart"/>
       <w:r>
         <w:t>a.m</w:t>
       </w:r>
+      <w:proofErr w:type="spellEnd"/>
       <w:r>
         <w:t xml:space="preserve">, </w:t>
       </w:r>
@@ -1401,6 +1691,7 @@
         </w:rPr>
         <w:t xml:space="preserve"> </w:t>
       </w:r>
+      <w:proofErr w:type="gramStart"/>
       <w:r>
         <w:rPr>
           <w:b/>
@@ -1408,7 +1699,17 @@
           <w:sz w:val="24"/>
           <w:szCs w:val="24"/>
         </w:rPr>
-        <w:t>Nº{{NUMERO_CONTRATO_1}}</w:t>
+        <w:t>Nº{</w:t>
+      </w:r>
+      <w:proofErr w:type="gramEnd"/>
+      <w:r>
+        <w:rPr>
+          <w:b/>
+          <w:color w:val="00B050"/>
+          <w:sz w:val="24"/>
+          <w:szCs w:val="24"/>
+        </w:rPr>
+        <w:t>{NUMERO_CONTRATO_1}}</w:t>
       </w:r>
       <w:r>
         <w:rPr>
@@ -1501,8 +1802,13 @@
         <w:t>1</w:t>
       </w:r>
       <w:r>
-        <w:t>_taxa}}%</w:t>
-      </w:r>
+        <w:t>_taxa</w:t>
+      </w:r>
+      <w:proofErr w:type="gramStart"/>
+      <w:r>
+        <w:t>}}%</w:t>
+      </w:r>
+      <w:proofErr w:type="gramEnd"/>
     </w:p>
     <w:p>
       <w:pPr>
@@ -1525,12 +1831,14 @@
       <w:r>
         <w:t>_taxa</w:t>
       </w:r>
+      <w:proofErr w:type="gramStart"/>
       <w:r>
         <w:t>}}</w:t>
       </w:r>
       <w:r>
         <w:t>%</w:t>
       </w:r>
+      <w:proofErr w:type="gramEnd"/>
       <w:r>
         <w:t>a.m</w:t>
       </w:r>
@@ -1587,9 +1895,11 @@
       <w:r>
         <w:t xml:space="preserve">}}% </w:t>
       </w:r>
+      <w:proofErr w:type="spellStart"/>
       <w:r>
         <w:t>a.m</w:t>
       </w:r>
+      <w:proofErr w:type="spellEnd"/>
       <w:r>
         <w:t>, conforme divulgado pelo Banco Central</w:t>
       </w:r>
@@ -2209,7 +2519,27 @@
           <w:i/>
           <w:iCs/>
         </w:rPr>
-        <w:t>por meio do Tema Repetitivo 27 do STJ – REsp 1061530/RS</w:t>
+        <w:t xml:space="preserve">por meio do Tema Repetitivo 27 do STJ – </w:t>
+      </w:r>
+      <w:proofErr w:type="spellStart"/>
+      <w:r>
+        <w:rPr>
+          <w:b/>
+          <w:bCs/>
+          <w:i/>
+          <w:iCs/>
+        </w:rPr>
+        <w:t>REsp</w:t>
+      </w:r>
+      <w:proofErr w:type="spellEnd"/>
+      <w:r>
+        <w:rPr>
+          <w:b/>
+          <w:bCs/>
+          <w:i/>
+          <w:iCs/>
+        </w:rPr>
+        <w:t xml:space="preserve"> 1061530/RS</w:t>
       </w:r>
       <w:r>
         <w:t xml:space="preserve">, que, </w:t>
@@ -2247,15 +2577,31 @@
           <w:i/>
           <w:iCs/>
         </w:rPr>
-        <w:t>in verbis:</w:t>
-      </w:r>
-    </w:p>
-    <w:p>
-      <w:pPr>
+        <w:t xml:space="preserve">in </w:t>
+      </w:r>
+      <w:proofErr w:type="spellStart"/>
+      <w:r>
         <w:rPr>
           <w:i/>
           <w:iCs/>
         </w:rPr>
+        <w:t>verbis</w:t>
+      </w:r>
+      <w:proofErr w:type="spellEnd"/>
+      <w:r>
+        <w:rPr>
+          <w:i/>
+          <w:iCs/>
+        </w:rPr>
+        <w:t>:</w:t>
+      </w:r>
+    </w:p>
+    <w:p>
+      <w:pPr>
+        <w:rPr>
+          <w:i/>
+          <w:iCs/>
+        </w:rPr>
       </w:pPr>
     </w:p>
     <w:p>
@@ -2275,8 +2621,19 @@
           <w:sz w:val="22"/>
           <w:szCs w:val="22"/>
         </w:rPr>
-        <w:t>“É admitida a revisão das taxas de juros remuneratórios em situações excepcionais, desde que caracterizada a relação de consumo e que a abusividade capaz de colocar o consumidor em desvantagem exagerada (art. 51, §1 º, do CDC) fique cabalmente demonstrada, ante às peculiaridades do julgamento em concreto.”</w:t>
-      </w:r>
+        <w:t xml:space="preserve">“É admitida a revisão das taxas de juros remuneratórios em situações excepcionais, desde que caracterizada a relação de consumo e que a abusividade capaz de colocar o consumidor em desvantagem exagerada (art. 51, §1 º, do CDC) fique cabalmente demonstrada, ante às peculiaridades do julgamento em </w:t>
+      </w:r>
+      <w:proofErr w:type="gramStart"/>
+      <w:r>
+        <w:rPr>
+          <w:i/>
+          <w:iCs/>
+          <w:sz w:val="22"/>
+          <w:szCs w:val="22"/>
+        </w:rPr>
+        <w:t>concreto.”</w:t>
+      </w:r>
+      <w:proofErr w:type="gramEnd"/>
     </w:p>
     <w:p/>
     <w:p>
@@ -2297,7 +2654,87 @@
           <w:sz w:val="22"/>
           <w:szCs w:val="22"/>
         </w:rPr>
-        <w:t xml:space="preserve">“(...) tem considerado abusivas taxas superiores a uma vez e meia (voto proferido pelo Min. Ari Pargendler no REsp n. 271.214-RS, Rel.p. Acórdão Min. Menezes Direito, DJ de 4.8.2003), ao dobro (REsp n. 1.036.818, Terceira Turma, minha relatoria, DJe de 20.6.2008) ou ao triplo (REsp n. 971.853-RS, Quarta Turma, Min. Pádua Ribeiro, DJ de 24.9.2007) da média. Todavia, esta perquirição acerca da abusividade não é estanque, o que impossibilita a adoção de critérios genéricos e universais. A taxa média de mercado, divulgada pelo Banco Central, constitui um valioso referencial, mas cabe somente ao juiz, no exame </w:t>
+        <w:t xml:space="preserve">“(...) tem considerado abusivas taxas superiores a uma vez e meia (voto proferido pelo Min. Ari </w:t>
+      </w:r>
+      <w:proofErr w:type="spellStart"/>
+      <w:r>
+        <w:rPr>
+          <w:sz w:val="22"/>
+          <w:szCs w:val="22"/>
+        </w:rPr>
+        <w:t>Pargendler</w:t>
+      </w:r>
+      <w:proofErr w:type="spellEnd"/>
+      <w:r>
+        <w:rPr>
+          <w:sz w:val="22"/>
+          <w:szCs w:val="22"/>
+        </w:rPr>
+        <w:t xml:space="preserve"> no </w:t>
+      </w:r>
+      <w:proofErr w:type="spellStart"/>
+      <w:r>
+        <w:rPr>
+          <w:sz w:val="22"/>
+          <w:szCs w:val="22"/>
+        </w:rPr>
+        <w:t>REsp</w:t>
+      </w:r>
+      <w:proofErr w:type="spellEnd"/>
+      <w:r>
+        <w:rPr>
+          <w:sz w:val="22"/>
+          <w:szCs w:val="22"/>
+        </w:rPr>
+        <w:t xml:space="preserve"> n. 271.214-RS, </w:t>
+      </w:r>
+      <w:proofErr w:type="spellStart"/>
+      <w:r>
+        <w:rPr>
+          <w:sz w:val="22"/>
+          <w:szCs w:val="22"/>
+        </w:rPr>
+        <w:t>Rel.p</w:t>
+      </w:r>
+      <w:proofErr w:type="spellEnd"/>
+      <w:r>
+        <w:rPr>
+          <w:sz w:val="22"/>
+          <w:szCs w:val="22"/>
+        </w:rPr>
+        <w:t>. Acórdão Min. Menezes Direito, DJ de 4.8.2003), ao dobro (</w:t>
+      </w:r>
+      <w:proofErr w:type="spellStart"/>
+      <w:r>
+        <w:rPr>
+          <w:sz w:val="22"/>
+          <w:szCs w:val="22"/>
+        </w:rPr>
+        <w:t>REsp</w:t>
+      </w:r>
+      <w:proofErr w:type="spellEnd"/>
+      <w:r>
+        <w:rPr>
+          <w:sz w:val="22"/>
+          <w:szCs w:val="22"/>
+        </w:rPr>
+        <w:t xml:space="preserve"> n. 1.036.818, Terceira Turma, minha relatoria, DJe de 20.6.2008) ou ao triplo (</w:t>
+      </w:r>
+      <w:proofErr w:type="spellStart"/>
+      <w:r>
+        <w:rPr>
+          <w:sz w:val="22"/>
+          <w:szCs w:val="22"/>
+        </w:rPr>
+        <w:t>REsp</w:t>
+      </w:r>
+      <w:proofErr w:type="spellEnd"/>
+      <w:r>
+        <w:rPr>
+          <w:sz w:val="22"/>
+          <w:szCs w:val="22"/>
+        </w:rPr>
+        <w:t xml:space="preserve"> n. 971.853-RS, Quarta Turma, Min. Pádua Ribeiro, DJ de 24.9.2007) da média. Todavia, esta perquirição acerca da abusividade não é estanque, o que impossibilita a adoção de critérios genéricos e universais. A taxa média de mercado, divulgada pelo Banco Central, constitui um valioso referencial, mas cabe somente ao juiz, no exame </w:t>
       </w:r>
       <w:r>
         <w:rPr>
@@ -2305,7 +2742,39 @@
           <w:szCs w:val="22"/>
         </w:rPr>
         <w:lastRenderedPageBreak/>
-        <w:t>das peculiaridades do caso concreto, avaliar se os juros contratados foram ou não abusivos”. (REsp 1061530/RS, rel. Min. Nancy Andrighi, Segunda Seção, j. 22-10-2008).</w:t>
+        <w:t>das peculiaridades do caso concreto, avaliar se os juros contratados foram ou não abusivos”. (</w:t>
+      </w:r>
+      <w:proofErr w:type="spellStart"/>
+      <w:r>
+        <w:rPr>
+          <w:sz w:val="22"/>
+          <w:szCs w:val="22"/>
+        </w:rPr>
+        <w:t>REsp</w:t>
+      </w:r>
+      <w:proofErr w:type="spellEnd"/>
+      <w:r>
+        <w:rPr>
+          <w:sz w:val="22"/>
+          <w:szCs w:val="22"/>
+        </w:rPr>
+        <w:t xml:space="preserve"> 1061530/RS, rel. Min. Nancy </w:t>
+      </w:r>
+      <w:proofErr w:type="spellStart"/>
+      <w:r>
+        <w:rPr>
+          <w:sz w:val="22"/>
+          <w:szCs w:val="22"/>
+        </w:rPr>
+        <w:t>Andrighi</w:t>
+      </w:r>
+      <w:proofErr w:type="spellEnd"/>
+      <w:r>
+        <w:rPr>
+          <w:sz w:val="22"/>
+          <w:szCs w:val="22"/>
+        </w:rPr>
+        <w:t>, Segunda Seção, j. 22-10-2008).</w:t>
       </w:r>
     </w:p>
     <w:p>
@@ -2399,6 +2868,7 @@
         </w:rPr>
         <w:t>emprestimos_0_data</w:t>
       </w:r>
+      <w:proofErr w:type="gramStart"/>
       <w:r>
         <w:rPr>
           <w:color w:val="000000" w:themeColor="text1"/>
@@ -2418,7 +2888,11 @@
         <w:t xml:space="preserve"> </w:t>
       </w:r>
       <w:r>
-        <w:t xml:space="preserve">foi de </w:t>
+        <w:t>foi</w:t>
+      </w:r>
+      <w:proofErr w:type="gramEnd"/>
+      <w:r>
+        <w:t xml:space="preserve"> de </w:t>
       </w:r>
       <w:r>
         <w:t>{{</w:t>
@@ -2511,7 +2985,23 @@
         </w:rPr>
       </w:pPr>
       <w:r>
-        <w:t>Tal discrepância de valores é evidência clara de abusividade na fixação das taxas de juros cobradas pela requerida, o que viola o princípio da boa-fé objetiva, previsto no artigo 422 do Código Civil. Conforme leciona Pablo Stolze Gagliano e Rodolfo Pamplona Filho (Novo Curso de Direito Civil, Volume II), “a boa-fé objetiva exige que as partes não só tenham um comportamento ético, mas também que não exerçam seus direitos de forma excessivamente gravosa ao outro contratante”.</w:t>
+        <w:t xml:space="preserve">Tal discrepância de valores é evidência clara de abusividade na fixação das taxas de juros cobradas pela requerida, o que viola o princípio da boa-fé objetiva, previsto no artigo 422 do Código Civil. Conforme leciona Pablo </w:t>
+      </w:r>
+      <w:proofErr w:type="spellStart"/>
+      <w:r>
+        <w:t>Stolze</w:t>
+      </w:r>
+      <w:proofErr w:type="spellEnd"/>
+      <w:r>
+        <w:t xml:space="preserve"> </w:t>
+      </w:r>
+      <w:proofErr w:type="spellStart"/>
+      <w:r>
+        <w:t>Gagliano</w:t>
+      </w:r>
+      <w:proofErr w:type="spellEnd"/>
+      <w:r>
+        <w:t xml:space="preserve"> e Rodolfo Pamplona Filho (Novo Curso de Direito Civil, Volume II), “a boa-fé objetiva exige que as partes não só tenham um comportamento ético, mas também que não exerçam seus direitos de forma excessivamente gravosa ao outro contratante”.</w:t>
       </w:r>
     </w:p>
     <w:p>
@@ -2665,7 +3155,15 @@
     </w:p>
     <w:p>
       <w:r>
-        <w:t xml:space="preserve">Trata-se de conduta premeditada, inserida no próprio modelo de negócio dos bancos, que assumem o risco de judicialização e mesmo assim mantêm a prática, porque ela se revela economicamente vantajosa — bastando que uma parcela </w:t>
+        <w:t xml:space="preserve">Trata-se de conduta premeditada, inserida no próprio modelo de negócio dos bancos, que assumem o risco de </w:t>
+      </w:r>
+      <w:proofErr w:type="spellStart"/>
+      <w:r>
+        <w:t>judicialização</w:t>
+      </w:r>
+      <w:proofErr w:type="spellEnd"/>
+      <w:r>
+        <w:t xml:space="preserve"> e mesmo assim mantêm a prática, porque ela se revela economicamente vantajosa — bastando que uma parcela </w:t>
       </w:r>
       <w:r>
         <w:t>não vultuosa</w:t>
@@ -2712,7 +3210,47 @@
     </w:p>
     <w:p>
       <w:r>
-        <w:t>É o que restou decidido no julgamento dos EAREsp 600663/RS, EAREsp 622897/RS, EAREsp 664888/RS, EAREsp 676608/RS e, especialmente, no EREsp 1.413.542/RS (Tema 929 do STJ), cuja ementa firmou a seguinte tese:</w:t>
+        <w:t xml:space="preserve">É o que restou decidido no julgamento dos </w:t>
+      </w:r>
+      <w:proofErr w:type="spellStart"/>
+      <w:r>
+        <w:t>EAREsp</w:t>
+      </w:r>
+      <w:proofErr w:type="spellEnd"/>
+      <w:r>
+        <w:t xml:space="preserve"> 600663/RS, </w:t>
+      </w:r>
+      <w:proofErr w:type="spellStart"/>
+      <w:r>
+        <w:t>EAREsp</w:t>
+      </w:r>
+      <w:proofErr w:type="spellEnd"/>
+      <w:r>
+        <w:t xml:space="preserve"> 622897/RS, </w:t>
+      </w:r>
+      <w:proofErr w:type="spellStart"/>
+      <w:r>
+        <w:t>EAREsp</w:t>
+      </w:r>
+      <w:proofErr w:type="spellEnd"/>
+      <w:r>
+        <w:t xml:space="preserve"> 664888/RS, </w:t>
+      </w:r>
+      <w:proofErr w:type="spellStart"/>
+      <w:r>
+        <w:t>EAREsp</w:t>
+      </w:r>
+      <w:proofErr w:type="spellEnd"/>
+      <w:r>
+        <w:t xml:space="preserve"> 676608/RS e, especialmente, no </w:t>
+      </w:r>
+      <w:proofErr w:type="spellStart"/>
+      <w:r>
+        <w:t>EREsp</w:t>
+      </w:r>
+      <w:proofErr w:type="spellEnd"/>
+      <w:r>
+        <w:t xml:space="preserve"> 1.413.542/RS (Tema 929 do STJ), cuja ementa firmou a seguinte tese:</w:t>
       </w:r>
     </w:p>
     <w:p/>
@@ -2758,17 +3296,31 @@
           <w:u w:val="single"/>
         </w:rPr>
         <w:lastRenderedPageBreak/>
-        <w:t>indevida consubstanciar conduta contrária à boa-fé objetiva, ou seja, deve ocorrer independentemente da natureza do elemento volitivo</w:t>
-      </w:r>
-      <w:r>
-        <w:rPr>
+        <w:t xml:space="preserve">indevida consubstanciar conduta contrária à boa-fé objetiva, ou seja, deve ocorrer independentemente da natureza do elemento </w:t>
+      </w:r>
+      <w:proofErr w:type="gramStart"/>
+      <w:r>
+        <w:rPr>
+          <w:b/>
+          <w:bCs/>
           <w:i/>
           <w:iCs/>
           <w:sz w:val="22"/>
           <w:szCs w:val="22"/>
+          <w:u w:val="single"/>
+        </w:rPr>
+        <w:t>volitivo</w:t>
+      </w:r>
+      <w:r>
+        <w:rPr>
+          <w:i/>
+          <w:iCs/>
+          <w:sz w:val="22"/>
+          <w:szCs w:val="22"/>
         </w:rPr>
         <w:t>.”</w:t>
       </w:r>
+      <w:proofErr w:type="gramEnd"/>
     </w:p>
     <w:p>
       <w:pPr>
@@ -2910,7 +3462,15 @@
         <w:t xml:space="preserve"> – em sua maioria pessoas pobres, idosas, hipossuficientes e vulneráveis</w:t>
       </w:r>
       <w:r>
-        <w:t>, mas um ataque estrutural à própria sociedade, pois promove e amplia o ciclo de superendividamento em massa, o que compromete o mínimo existencial de milhares de pessoas. Essa postura, evidentemente, não se coaduna com a boa-fé objetiva e, por isso, impõe-se o reconhecimento do direito à repetição do indébito, em dobro.</w:t>
+        <w:t xml:space="preserve">, mas um ataque estrutural à própria sociedade, pois promove e amplia o ciclo de </w:t>
+      </w:r>
+      <w:proofErr w:type="spellStart"/>
+      <w:r>
+        <w:t>superendividamento</w:t>
+      </w:r>
+      <w:proofErr w:type="spellEnd"/>
+      <w:r>
+        <w:t xml:space="preserve"> em massa, o que compromete o mínimo existencial de milhares de pessoas. Essa postura, evidentemente, não se coaduna com a boa-fé objetiva e, por isso, impõe-se o reconhecimento do direito à repetição do indébito, em dobro.</w:t>
       </w:r>
     </w:p>
     <w:p>
@@ -3037,199 +3597,285 @@
           <w:iCs/>
           <w:u w:val="single"/>
         </w:rPr>
-        <w:t>in re ipsa</w:t>
-      </w:r>
+        <w:t xml:space="preserve">in </w:t>
+      </w:r>
+      <w:proofErr w:type="spellStart"/>
       <w:r>
         <w:rPr>
           <w:i/>
           <w:iCs/>
           <w:u w:val="single"/>
         </w:rPr>
-        <w:t>”</w:t>
-      </w:r>
-      <w:r>
-        <w:t>, ou seja, é presumido, pois decorre da própria gravidade do ato ilícito (não sendo necessário má-fé ou prova específica do constrangimento).</w:t>
-      </w:r>
-    </w:p>
-    <w:p>
-      <w:r>
-        <w:rPr>
-          <w:b/>
-          <w:bCs/>
-          <w:i/>
-          <w:iCs/>
-        </w:rPr>
-        <w:t>A conduta da instituição financeira ré, ao impor taxas de juros tão exorbitantes sob o conveniente pretexto genérico de “negócio de risco” gera um ciclo perverso de superendividamento, no qual o consumidor, incapaz de honrar seus compromissos com base em sua renda mensal, vê-se forçado a contrair novos empréstimos para cobrir dívidas anteriores e custear despesas básicas de sobrevivência.</w:t>
-      </w:r>
-      <w:r>
-        <w:t xml:space="preserve"> </w:t>
-      </w:r>
+        <w:t>re</w:t>
+      </w:r>
+      <w:proofErr w:type="spellEnd"/>
       <w:r>
         <w:rPr>
           <w:i/>
           <w:iCs/>
           <w:u w:val="single"/>
         </w:rPr>
-        <w:t>Essa espiral compromete não apenas sua dignidade, mas também seu mínimo existencial, além de afetar a sociedade como um todo, razão pela qual a condenação se mostra necessária para coibir a perpetuação de práticas abusivas no mercado financeiro.</w:t>
-      </w:r>
-    </w:p>
-    <w:p>
-      <w:r>
-        <w:t>Nessa égide, entendemos ser completamente inaplicável o entendimento de que a conduta pensada, calculada e conscientemente aplicada pela ré causou à parte autora “mero aborrecimento do cotidiano”.</w:t>
-      </w:r>
-    </w:p>
-    <w:p>
-      <w:r>
-        <w:lastRenderedPageBreak/>
-        <w:t>Ora, a imposição de juros exorbitantes sem a devida análise e responsabilidade na concessão do crédito, por certo, contribuiu para que a parte requerente fosse colocada em uma situação de superendividamento escancarado</w:t>
-      </w:r>
-      <w:r>
-        <w:t xml:space="preserve">, </w:t>
-      </w:r>
-      <w:r>
-        <w:t>vez que a instituição financeira,</w:t>
-      </w:r>
-      <w:r>
-        <w:t xml:space="preserve"> ao liberar, sem qualquer cuidado, os referidos empréstimos</w:t>
-      </w:r>
-      <w:r>
-        <w:t>,</w:t>
-      </w:r>
-      <w:r>
         <w:t xml:space="preserve"> </w:t>
       </w:r>
-      <w:r>
-        <w:t>comprometeu {{comprometimento}}</w:t>
-      </w:r>
-      <w:r>
-        <w:t xml:space="preserve"> de uma renda </w:t>
-      </w:r>
-      <w:r>
-        <w:t xml:space="preserve">de </w:t>
-      </w:r>
-      <w:r>
-        <w:t>{{</w:t>
-      </w:r>
-      <w:r>
-        <w:t>renda_mensal</w:t>
-      </w:r>
-      <w:r>
-        <w:t>}}</w:t>
-      </w:r>
-      <w:r>
-        <w:t>.</w:t>
-      </w:r>
-    </w:p>
-    <w:p>
-      <w:pPr>
-        <w:rPr>
-          <w:bCs/>
-        </w:rPr>
-      </w:pPr>
-      <w:r>
-        <w:rPr>
-          <w:bCs/>
-        </w:rPr>
-        <w:t>Isso equivale a dizer que a parte requerente</w:t>
-      </w:r>
-      <w:r>
-        <w:rPr>
-          <w:bCs/>
-        </w:rPr>
-        <w:t xml:space="preserve"> </w:t>
-      </w:r>
-      <w:r>
-        <w:rPr>
-          <w:bCs/>
-        </w:rPr>
-        <w:t>possui para sua subsistência</w:t>
-      </w:r>
-      <w:r>
-        <w:rPr>
-          <w:bCs/>
-        </w:rPr>
-        <w:t xml:space="preserve"> </w:t>
-      </w:r>
-      <w:r>
-        <w:rPr>
-          <w:bCs/>
-        </w:rPr>
-        <w:t>{{valor_liquido}}</w:t>
-      </w:r>
-      <w:r>
-        <w:rPr>
-          <w:bCs/>
-        </w:rPr>
-        <w:t xml:space="preserve"> por mês, cerca de </w:t>
-      </w:r>
-      <w:r>
-        <w:rPr>
-          <w:bCs/>
-        </w:rPr>
-        <w:t>{</w:t>
-      </w:r>
-      <w:r>
-        <w:rPr>
-          <w:bCs/>
-        </w:rPr>
-        <w:t>{diario}}</w:t>
-      </w:r>
-      <w:r>
-        <w:rPr>
-          <w:bCs/>
-        </w:rPr>
-        <w:t xml:space="preserve"> </w:t>
-      </w:r>
-      <w:r>
-        <w:rPr>
-          <w:bCs/>
-        </w:rPr>
-        <w:t>por</w:t>
-      </w:r>
-      <w:r>
-        <w:rPr>
-          <w:bCs/>
-        </w:rPr>
-        <w:t xml:space="preserve"> dia! </w:t>
-      </w:r>
-    </w:p>
-    <w:p>
-      <w:r>
-        <w:t xml:space="preserve">Nessa esteira, </w:t>
-      </w:r>
-      <w:r>
-        <w:rPr>
-          <w:b/>
-          <w:bCs/>
-        </w:rPr>
-        <w:t>a imposição de juros exorbitantes ao consumidor, pobre, pessoa simples, hipossuficiente na relação jurídica, e, portanto, HIPERVULNERÁVEL, extrapola o mero aborrecimento cotidiano.</w:t>
-      </w:r>
-    </w:p>
-    <w:p>
-      <w:pPr>
-        <w:rPr>
-          <w:u w:val="single"/>
-        </w:rPr>
-      </w:pPr>
-      <w:r>
-        <w:rPr>
-          <w:u w:val="single"/>
-        </w:rPr>
-        <w:t>Ainda, eventual alegação de que foi firmado o instrumento contratual espontaneamente pela parte autora não é suficiente para elidir a responsabilidade pelos danos morais, uma vez que, conforme já abordado, tal contrato foi contrário ao princípio da boa-fé objetiva.</w:t>
-      </w:r>
-    </w:p>
-    <w:p>
-      <w:r>
-        <w:t xml:space="preserve">Além dos argumentos lançados supra, é patente a necessidade de imposição de condenação por danos morais também com </w:t>
-      </w:r>
-      <w:r>
-        <w:rPr>
-          <w:b/>
-          <w:bCs/>
+      <w:proofErr w:type="spellStart"/>
+      <w:r>
+        <w:rPr>
           <w:i/>
           <w:iCs/>
           <w:u w:val="single"/>
         </w:rPr>
+        <w:t>ipsa</w:t>
+      </w:r>
+      <w:proofErr w:type="spellEnd"/>
+      <w:r>
+        <w:rPr>
+          <w:i/>
+          <w:iCs/>
+          <w:u w:val="single"/>
+        </w:rPr>
+        <w:t>”</w:t>
+      </w:r>
+      <w:r>
+        <w:t>, ou seja, é presumido, pois decorre da própria gravidade do ato ilícito (não sendo necessário má-fé ou prova específica do constrangimento).</w:t>
+      </w:r>
+    </w:p>
+    <w:p>
+      <w:r>
+        <w:rPr>
+          <w:b/>
+          <w:bCs/>
+          <w:i/>
+          <w:iCs/>
+        </w:rPr>
+        <w:t xml:space="preserve">A conduta da instituição financeira ré, ao impor taxas de juros tão exorbitantes sob o conveniente pretexto genérico de “negócio de risco” gera um ciclo perverso de </w:t>
+      </w:r>
+      <w:proofErr w:type="spellStart"/>
+      <w:r>
+        <w:rPr>
+          <w:b/>
+          <w:bCs/>
+          <w:i/>
+          <w:iCs/>
+        </w:rPr>
+        <w:t>superendividamento</w:t>
+      </w:r>
+      <w:proofErr w:type="spellEnd"/>
+      <w:r>
+        <w:rPr>
+          <w:b/>
+          <w:bCs/>
+          <w:i/>
+          <w:iCs/>
+        </w:rPr>
+        <w:t>, no qual o consumidor, incapaz de honrar seus compromissos com base em sua renda mensal, vê-se forçado a contrair novos empréstimos para cobrir dívidas anteriores e custear despesas básicas de sobrevivência.</w:t>
+      </w:r>
+      <w:r>
+        <w:t xml:space="preserve"> </w:t>
+      </w:r>
+      <w:r>
+        <w:rPr>
+          <w:i/>
+          <w:iCs/>
+          <w:u w:val="single"/>
+        </w:rPr>
+        <w:t>Essa espiral compromete não apenas sua dignidade, mas também seu mínimo existencial, além de afetar a sociedade como um todo, razão pela qual a condenação se mostra necessária para coibir a perpetuação de práticas abusivas no mercado financeiro.</w:t>
+      </w:r>
+    </w:p>
+    <w:p>
+      <w:r>
+        <w:t>Nessa égide, entendemos ser completamente inaplicável o entendimento de que a conduta pensada, calculada e conscientemente aplicada pela ré causou à parte autora “mero aborrecimento do cotidiano”.</w:t>
+      </w:r>
+    </w:p>
+    <w:p>
+      <w:r>
+        <w:lastRenderedPageBreak/>
+        <w:t xml:space="preserve">Ora, a imposição de juros exorbitantes sem a devida análise e responsabilidade na concessão do crédito, por certo, contribuiu para que a parte requerente fosse colocada em uma situação de </w:t>
+      </w:r>
+      <w:proofErr w:type="spellStart"/>
+      <w:r>
+        <w:t>superendividamento</w:t>
+      </w:r>
+      <w:proofErr w:type="spellEnd"/>
+      <w:r>
+        <w:t xml:space="preserve"> escancarado</w:t>
+      </w:r>
+      <w:r>
+        <w:t xml:space="preserve">, </w:t>
+      </w:r>
+      <w:r>
+        <w:t>vez que a instituição financeira,</w:t>
+      </w:r>
+      <w:r>
+        <w:t xml:space="preserve"> ao liberar, sem qualquer cuidado, os referidos empréstimos</w:t>
+      </w:r>
+      <w:r>
+        <w:t>,</w:t>
+      </w:r>
+      <w:r>
+        <w:t xml:space="preserve"> </w:t>
+      </w:r>
+      <w:r>
+        <w:t>comprometeu {{comprometimento}}</w:t>
+      </w:r>
+      <w:r>
+        <w:t xml:space="preserve"> de uma renda </w:t>
+      </w:r>
+      <w:r>
+        <w:t xml:space="preserve">de </w:t>
+      </w:r>
+      <w:r>
+        <w:t>{{</w:t>
+      </w:r>
+      <w:proofErr w:type="spellStart"/>
+      <w:r>
+        <w:t>renda_mensal</w:t>
+      </w:r>
+      <w:proofErr w:type="spellEnd"/>
+      <w:r>
+        <w:t>}}</w:t>
+      </w:r>
+      <w:r>
+        <w:t>.</w:t>
+      </w:r>
+    </w:p>
+    <w:p>
+      <w:pPr>
+        <w:rPr>
+          <w:bCs/>
+        </w:rPr>
+      </w:pPr>
+      <w:r>
+        <w:rPr>
+          <w:bCs/>
+        </w:rPr>
+        <w:t>Isso equivale a dizer que a parte requerente</w:t>
+      </w:r>
+      <w:r>
+        <w:rPr>
+          <w:bCs/>
+        </w:rPr>
+        <w:t xml:space="preserve"> </w:t>
+      </w:r>
+      <w:r>
+        <w:rPr>
+          <w:bCs/>
+        </w:rPr>
+        <w:t>possui para sua subsistência</w:t>
+      </w:r>
+      <w:r>
+        <w:rPr>
+          <w:bCs/>
+        </w:rPr>
+        <w:t xml:space="preserve"> </w:t>
+      </w:r>
+      <w:r>
+        <w:rPr>
+          <w:bCs/>
+        </w:rPr>
+        <w:t>{{</w:t>
+      </w:r>
+      <w:proofErr w:type="spellStart"/>
+      <w:r>
+        <w:rPr>
+          <w:bCs/>
+        </w:rPr>
+        <w:t>valor_liquido</w:t>
+      </w:r>
+      <w:proofErr w:type="spellEnd"/>
+      <w:r>
+        <w:rPr>
+          <w:bCs/>
+        </w:rPr>
+        <w:t>}}</w:t>
+      </w:r>
+      <w:r>
+        <w:rPr>
+          <w:bCs/>
+        </w:rPr>
+        <w:t xml:space="preserve"> por mês, cerca de </w:t>
+      </w:r>
+      <w:r>
+        <w:rPr>
+          <w:bCs/>
+        </w:rPr>
+        <w:t>{</w:t>
+      </w:r>
+      <w:r>
+        <w:rPr>
+          <w:bCs/>
+        </w:rPr>
+        <w:t>{</w:t>
+      </w:r>
+      <w:proofErr w:type="spellStart"/>
+      <w:r>
+        <w:rPr>
+          <w:bCs/>
+        </w:rPr>
+        <w:t>diario</w:t>
+      </w:r>
+      <w:proofErr w:type="spellEnd"/>
+      <w:r>
+        <w:rPr>
+          <w:bCs/>
+        </w:rPr>
+        <w:t>}}</w:t>
+      </w:r>
+      <w:r>
+        <w:rPr>
+          <w:bCs/>
+        </w:rPr>
+        <w:t xml:space="preserve"> </w:t>
+      </w:r>
+      <w:r>
+        <w:rPr>
+          <w:bCs/>
+        </w:rPr>
+        <w:t>por</w:t>
+      </w:r>
+      <w:r>
+        <w:rPr>
+          <w:bCs/>
+        </w:rPr>
+        <w:t xml:space="preserve"> dia! </w:t>
+      </w:r>
+    </w:p>
+    <w:p>
+      <w:r>
+        <w:t xml:space="preserve">Nessa esteira, </w:t>
+      </w:r>
+      <w:r>
+        <w:rPr>
+          <w:b/>
+          <w:bCs/>
+        </w:rPr>
+        <w:t>a imposição de juros exorbitantes ao consumidor, pobre, pessoa simples, hipossuficiente na relação jurídica, e, portanto, HIPERVULNERÁVEL, extrapola o mero aborrecimento cotidiano.</w:t>
+      </w:r>
+    </w:p>
+    <w:p>
+      <w:pPr>
+        <w:rPr>
+          <w:u w:val="single"/>
+        </w:rPr>
+      </w:pPr>
+      <w:r>
+        <w:rPr>
+          <w:u w:val="single"/>
+        </w:rPr>
+        <w:t>Ainda, eventual alegação de que foi firmado o instrumento contratual espontaneamente pela parte autora não é suficiente para elidir a responsabilidade pelos danos morais, uma vez que, conforme já abordado, tal contrato foi contrário ao princípio da boa-fé objetiva.</w:t>
+      </w:r>
+    </w:p>
+    <w:p>
+      <w:r>
+        <w:t xml:space="preserve">Além dos argumentos lançados supra, é patente a necessidade de imposição de condenação por danos morais também com </w:t>
+      </w:r>
+      <w:r>
+        <w:rPr>
+          <w:b/>
+          <w:bCs/>
+          <w:i/>
+          <w:iCs/>
+          <w:u w:val="single"/>
+        </w:rPr>
         <w:t>caráter pedagógico</w:t>
       </w:r>
       <w:r>
@@ -3254,7 +3900,25 @@
           <w:bCs/>
           <w:u w:val="single"/>
         </w:rPr>
-        <w:t xml:space="preserve"> instituições financeiras cessem a prática reiterada de impor juros exorbitantes a consumidores hipervulneráveis (abusividade).</w:t>
+        <w:t xml:space="preserve"> instituições financeiras cessem a prática reiterada de impor juros exorbitantes a consumidores </w:t>
+      </w:r>
+      <w:proofErr w:type="spellStart"/>
+      <w:r>
+        <w:rPr>
+          <w:b/>
+          <w:bCs/>
+          <w:u w:val="single"/>
+        </w:rPr>
+        <w:t>hipervulneráveis</w:t>
+      </w:r>
+      <w:proofErr w:type="spellEnd"/>
+      <w:r>
+        <w:rPr>
+          <w:b/>
+          <w:bCs/>
+          <w:u w:val="single"/>
+        </w:rPr>
+        <w:t xml:space="preserve"> (abusividade).</w:t>
       </w:r>
       <w:r>
         <w:t xml:space="preserve"> </w:t>
@@ -3286,7 +3950,27 @@
           <w:iCs/>
         </w:rPr>
         <w:lastRenderedPageBreak/>
-        <w:t>política deliberada de concessão de crédito sem qualquer avaliação real da capacidade de pagamento do consumidor. Tal prática colabora diretamente para a formação e manutenção de um ciclo perverso de superendividamento, que aprisiona o indivíduo em sucessivos contratos abusivos, retirando-lhe a autonomia financeira e violando sua dignidade humana.</w:t>
+        <w:t xml:space="preserve">política deliberada de concessão de crédito sem qualquer avaliação real da capacidade de pagamento do consumidor. Tal prática colabora diretamente para a formação e manutenção de um ciclo perverso de </w:t>
+      </w:r>
+      <w:proofErr w:type="spellStart"/>
+      <w:r>
+        <w:rPr>
+          <w:b/>
+          <w:bCs/>
+          <w:i/>
+          <w:iCs/>
+        </w:rPr>
+        <w:t>superendividamento</w:t>
+      </w:r>
+      <w:proofErr w:type="spellEnd"/>
+      <w:r>
+        <w:rPr>
+          <w:b/>
+          <w:bCs/>
+          <w:i/>
+          <w:iCs/>
+        </w:rPr>
+        <w:t>, que aprisiona o indivíduo em sucessivos contratos abusivos, retirando-lhe a autonomia financeira e violando sua dignidade humana.</w:t>
       </w:r>
     </w:p>
     <w:p>
@@ -3480,17 +4164,57 @@
           <w:u w:val="single"/>
         </w:rPr>
         <w:lastRenderedPageBreak/>
-        <w:t>conceda crédito. Por fim, não se pode olvidar da necessidade da boa-fé objetiva que deve nortear a oferta de crédito responsável, o que é de grande relevância para prevenir o superendividamento dos tomadores de empréstimos.</w:t>
-      </w:r>
-      <w:r>
-        <w:rPr>
+        <w:t xml:space="preserve">conceda crédito. Por fim, não se pode olvidar da necessidade da boa-fé objetiva que deve nortear a oferta de crédito responsável, o que é de grande relevância para prevenir o </w:t>
+      </w:r>
+      <w:proofErr w:type="spellStart"/>
+      <w:r>
+        <w:rPr>
+          <w:b/>
+          <w:bCs/>
           <w:i/>
           <w:iCs/>
           <w:sz w:val="22"/>
           <w:szCs w:val="22"/>
+          <w:u w:val="single"/>
+        </w:rPr>
+        <w:t>superendividamento</w:t>
+      </w:r>
+      <w:proofErr w:type="spellEnd"/>
+      <w:r>
+        <w:rPr>
+          <w:b/>
+          <w:bCs/>
+          <w:i/>
+          <w:iCs/>
+          <w:sz w:val="22"/>
+          <w:szCs w:val="22"/>
+          <w:u w:val="single"/>
+        </w:rPr>
+        <w:t xml:space="preserve"> dos tomadores de </w:t>
+      </w:r>
+      <w:proofErr w:type="gramStart"/>
+      <w:r>
+        <w:rPr>
+          <w:b/>
+          <w:bCs/>
+          <w:i/>
+          <w:iCs/>
+          <w:sz w:val="22"/>
+          <w:szCs w:val="22"/>
+          <w:u w:val="single"/>
+        </w:rPr>
+        <w:t>empréstimos.</w:t>
+      </w:r>
+      <w:r>
+        <w:rPr>
+          <w:i/>
+          <w:iCs/>
+          <w:sz w:val="22"/>
+          <w:szCs w:val="22"/>
         </w:rPr>
         <w:t>”</w:t>
       </w:r>
+      <w:proofErr w:type="gramEnd"/>
       <w:r>
         <w:rPr>
           <w:b/>
@@ -3509,7 +4233,27 @@
           <w:sz w:val="22"/>
           <w:szCs w:val="22"/>
         </w:rPr>
-        <w:t>(grifo nosso).</w:t>
+        <w:t>(</w:t>
+      </w:r>
+      <w:proofErr w:type="gramStart"/>
+      <w:r>
+        <w:rPr>
+          <w:i/>
+          <w:iCs/>
+          <w:sz w:val="22"/>
+          <w:szCs w:val="22"/>
+        </w:rPr>
+        <w:t>grifo</w:t>
+      </w:r>
+      <w:proofErr w:type="gramEnd"/>
+      <w:r>
+        <w:rPr>
+          <w:i/>
+          <w:iCs/>
+          <w:sz w:val="22"/>
+          <w:szCs w:val="22"/>
+        </w:rPr>
+        <w:t xml:space="preserve"> nosso).</w:t>
       </w:r>
     </w:p>
     <w:p/>
@@ -3937,8 +4681,8 @@
         <w:ind w:firstLine="0"/>
         <w:jc w:val="center"/>
       </w:pPr>
-      <w:bookmarkStart w:id="1" w:name="_heading=h.gjdgxs" w:colFirst="0" w:colLast="0"/>
-      <w:bookmarkEnd w:id="1"/>
+      <w:bookmarkStart w:id="2" w:name="_heading=h.gjdgxs" w:colFirst="0" w:colLast="0"/>
+      <w:bookmarkEnd w:id="2"/>
       <w:r>
         <w:t>Nestes termos,</w:t>
       </w:r>
@@ -3967,11 +4711,19 @@
         <w:rPr>
           <w:color w:val="00B050"/>
         </w:rPr>
-        <w:t>{{FORO}}</w:t>
+        <w:t>{{FORO</w:t>
+      </w:r>
+      <w:proofErr w:type="gramStart"/>
+      <w:r>
+        <w:rPr>
+          <w:color w:val="00B050"/>
+        </w:rPr>
+        <w:t>}}</w:t>
       </w:r>
       <w:r>
         <w:t>/</w:t>
       </w:r>
+      <w:proofErr w:type="gramEnd"/>
       <w:r>
         <w:rPr>
           <w:color w:val="00B050"/>
@@ -4013,7 +4765,11 @@
         </w:rPr>
       </w:pPr>
       <w:r>
-        <w:t>OAB/</w:t>
+        <w:t>OAB</w:t>
+      </w:r>
+      <w:proofErr w:type="gramStart"/>
+      <w:r>
+        <w:t>/</w:t>
       </w:r>
       <w:r>
         <w:rPr>
@@ -4021,18 +4777,21 @@
         </w:rPr>
         <w:t>{</w:t>
       </w:r>
+      <w:proofErr w:type="gramEnd"/>
       <w:r>
         <w:rPr>
           <w:color w:val="00B050"/>
         </w:rPr>
         <w:t>{</w:t>
       </w:r>
+      <w:proofErr w:type="spellStart"/>
       <w:r>
         <w:rPr>
           <w:color w:val="00B050"/>
         </w:rPr>
         <w:t>estado_oab</w:t>
       </w:r>
+      <w:proofErr w:type="spellEnd"/>
       <w:r>
         <w:rPr>
           <w:color w:val="00B050"/>
@@ -4051,12 +4810,14 @@
         </w:rPr>
         <w:t xml:space="preserve"> {{</w:t>
       </w:r>
+      <w:proofErr w:type="spellStart"/>
       <w:r>
         <w:rPr>
           <w:color w:val="00B050"/>
         </w:rPr>
         <w:t>numero_oab</w:t>
       </w:r>
+      <w:proofErr w:type="spellEnd"/>
       <w:r>
         <w:rPr>
           <w:color w:val="00B050"/>
@@ -4083,7 +4844,7 @@
 </file>
 
 <file path=word/endnotes.xml><?xml version="1.0" encoding="utf-8"?>
-<w:endnotes xmlns:wpc="http://schemas.microsoft.com/office/word/2010/wordprocessingCanvas" xmlns:cx="http://schemas.microsoft.com/office/drawing/2014/chartex" xmlns:cx1="http://schemas.microsoft.com/office/drawing/2015/9/8/chartex" xmlns:cx2="http://schemas.microsoft.com/office/drawing/2015/10/21/chartex" xmlns:cx3="http://schemas.microsoft.com/office/drawing/2016/5/9/chartex" xmlns:cx4="http://schemas.microsoft.com/office/drawing/2016/5/10/chartex" xmlns:cx5="http://schemas.microsoft.com/office/drawing/2016/5/11/chartex" xmlns:cx6="http://schemas.microsoft.com/office/drawing/2016/5/12/chartex" xmlns:cx7="http://schemas.microsoft.com/office/drawing/2016/5/13/chartex" xmlns:cx8="http://schemas.microsoft.com/office/drawing/2016/5/14/chartex" xmlns:mc="http://schemas.openxmlformats.org/markup-compatibility/2006" xmlns:aink="http://schemas.microsoft.com/office/drawing/2016/ink" xmlns:am3d="http://schemas.microsoft.com/office/drawing/2017/model3d" xmlns:o="urn:schemas-microsoft-com:office:office" xmlns:oel="http://schemas.microsoft.com/office/2019/extlst" xmlns:r="http://schemas.openxmlformats.org/officeDocument/2006/relationships" xmlns:m="http://schemas.openxmlformats.org/officeDocument/2006/math" xmlns:v="urn:schemas-microsoft-com:vml" xmlns:wp14="http://schemas.microsoft.com/office/word/2010/wordprocessingDrawing" xmlns:wp="http://schemas.openxmlformats.org/drawingml/2006/wordprocessingDrawing" xmlns:w10="urn:schemas-microsoft-com:office:word" xmlns:w="http://schemas.openxmlformats.org/wordprocessingml/2006/main" xmlns:w14="http://schemas.microsoft.com/office/word/2010/wordml" xmlns:w15="http://schemas.microsoft.com/office/word/2012/wordml" xmlns:w16cex="http://schemas.microsoft.com/office/word/2018/wordml/cex" xmlns:w16cid="http://schemas.microsoft.com/office/word/2016/wordml/cid" xmlns:w16="http://schemas.microsoft.com/office/word/2018/wordml" xmlns:w16du="http://schemas.microsoft.com/office/word/2023/wordml/word16du" xmlns:w16sdtdh="http://schemas.microsoft.com/office/word/2020/wordml/sdtdatahash" xmlns:w16sdtfl="http://schemas.microsoft.com/office/word/2024/wordml/sdtformatlock" xmlns:w16se="http://schemas.microsoft.com/office/word/2015/wordml/symex" xmlns:wpg="http://schemas.microsoft.com/office/word/2010/wordprocessingGroup" xmlns:wpi="http://schemas.microsoft.com/office/word/2010/wordprocessingInk" xmlns:wne="http://schemas.microsoft.com/office/word/2006/wordml" xmlns:wps="http://schemas.microsoft.com/office/word/2010/wordprocessingShape" mc:Ignorable="w14 w15 w16se w16cid w16 w16cex w16sdtdh w16sdtfl w16du wp14">
+<w:endnotes xmlns:wpc="http://schemas.microsoft.com/office/word/2010/wordprocessingCanvas" xmlns:cx="http://schemas.microsoft.com/office/drawing/2014/chartex" xmlns:mc="http://schemas.openxmlformats.org/markup-compatibility/2006" xmlns:o="urn:schemas-microsoft-com:office:office" xmlns:r="http://schemas.openxmlformats.org/officeDocument/2006/relationships" xmlns:m="http://schemas.openxmlformats.org/officeDocument/2006/math" xmlns:v="urn:schemas-microsoft-com:vml" xmlns:wp14="http://schemas.microsoft.com/office/word/2010/wordprocessingDrawing" xmlns:wp="http://schemas.openxmlformats.org/drawingml/2006/wordprocessingDrawing" xmlns:w10="urn:schemas-microsoft-com:office:word" xmlns:w="http://schemas.openxmlformats.org/wordprocessingml/2006/main" xmlns:w14="http://schemas.microsoft.com/office/word/2010/wordml" xmlns:w15="http://schemas.microsoft.com/office/word/2012/wordml" xmlns:w16se="http://schemas.microsoft.com/office/word/2015/wordml/symex" xmlns:wpg="http://schemas.microsoft.com/office/word/2010/wordprocessingGroup" xmlns:wpi="http://schemas.microsoft.com/office/word/2010/wordprocessingInk" xmlns:wne="http://schemas.microsoft.com/office/word/2006/wordml" xmlns:wps="http://schemas.microsoft.com/office/word/2010/wordprocessingShape" mc:Ignorable="w14 w15 w16se wp14">
   <w:endnote w:type="separator" w:id="-1">
     <w:p>
       <w:pPr>
@@ -4108,7 +4869,7 @@
 </file>
 
 <file path=word/footer1.xml><?xml version="1.0" encoding="utf-8"?>
-<w:ftr xmlns:wpc="http://schemas.microsoft.com/office/word/2010/wordprocessingCanvas" xmlns:cx="http://schemas.microsoft.com/office/drawing/2014/chartex" xmlns:cx1="http://schemas.microsoft.com/office/drawing/2015/9/8/chartex" xmlns:cx2="http://schemas.microsoft.com/office/drawing/2015/10/21/chartex" xmlns:cx3="http://schemas.microsoft.com/office/drawing/2016/5/9/chartex" xmlns:cx4="http://schemas.microsoft.com/office/drawing/2016/5/10/chartex" xmlns:cx5="http://schemas.microsoft.com/office/drawing/2016/5/11/chartex" xmlns:cx6="http://schemas.microsoft.com/office/drawing/2016/5/12/chartex" xmlns:cx7="http://schemas.microsoft.com/office/drawing/2016/5/13/chartex" xmlns:cx8="http://schemas.microsoft.com/office/drawing/2016/5/14/chartex" xmlns:mc="http://schemas.openxmlformats.org/markup-compatibility/2006" xmlns:aink="http://schemas.microsoft.com/office/drawing/2016/ink" xmlns:am3d="http://schemas.microsoft.com/office/drawing/2017/model3d" xmlns:o="urn:schemas-microsoft-com:office:office" xmlns:oel="http://schemas.microsoft.com/office/2019/extlst" xmlns:r="http://schemas.openxmlformats.org/officeDocument/2006/relationships" xmlns:m="http://schemas.openxmlformats.org/officeDocument/2006/math" xmlns:v="urn:schemas-microsoft-com:vml" xmlns:wp14="http://schemas.microsoft.com/office/word/2010/wordprocessingDrawing" xmlns:wp="http://schemas.openxmlformats.org/drawingml/2006/wordprocessingDrawing" xmlns:w10="urn:schemas-microsoft-com:office:word" xmlns:w="http://schemas.openxmlformats.org/wordprocessingml/2006/main" xmlns:w14="http://schemas.microsoft.com/office/word/2010/wordml" xmlns:w15="http://schemas.microsoft.com/office/word/2012/wordml" xmlns:w16cex="http://schemas.microsoft.com/office/word/2018/wordml/cex" xmlns:w16cid="http://schemas.microsoft.com/office/word/2016/wordml/cid" xmlns:w16="http://schemas.microsoft.com/office/word/2018/wordml" xmlns:w16du="http://schemas.microsoft.com/office/word/2023/wordml/word16du" xmlns:w16sdtdh="http://schemas.microsoft.com/office/word/2020/wordml/sdtdatahash" xmlns:w16sdtfl="http://schemas.microsoft.com/office/word/2024/wordml/sdtformatlock" xmlns:w16se="http://schemas.microsoft.com/office/word/2015/wordml/symex" xmlns:wpg="http://schemas.microsoft.com/office/word/2010/wordprocessingGroup" xmlns:wpi="http://schemas.microsoft.com/office/word/2010/wordprocessingInk" xmlns:wne="http://schemas.microsoft.com/office/word/2006/wordml" xmlns:wps="http://schemas.microsoft.com/office/word/2010/wordprocessingShape" mc:Ignorable="w14 w15 w16se w16cid w16 w16cex w16sdtdh w16sdtfl w16du wp14">
+<w:ftr xmlns:wpc="http://schemas.microsoft.com/office/word/2010/wordprocessingCanvas" xmlns:cx="http://schemas.microsoft.com/office/drawing/2014/chartex" xmlns:mc="http://schemas.openxmlformats.org/markup-compatibility/2006" xmlns:o="urn:schemas-microsoft-com:office:office" xmlns:r="http://schemas.openxmlformats.org/officeDocument/2006/relationships" xmlns:m="http://schemas.openxmlformats.org/officeDocument/2006/math" xmlns:v="urn:schemas-microsoft-com:vml" xmlns:wp14="http://schemas.microsoft.com/office/word/2010/wordprocessingDrawing" xmlns:wp="http://schemas.openxmlformats.org/drawingml/2006/wordprocessingDrawing" xmlns:w10="urn:schemas-microsoft-com:office:word" xmlns:w="http://schemas.openxmlformats.org/wordprocessingml/2006/main" xmlns:w14="http://schemas.microsoft.com/office/word/2010/wordml" xmlns:w15="http://schemas.microsoft.com/office/word/2012/wordml" xmlns:w16se="http://schemas.microsoft.com/office/word/2015/wordml/symex" xmlns:wpg="http://schemas.microsoft.com/office/word/2010/wordprocessingGroup" xmlns:wpi="http://schemas.microsoft.com/office/word/2010/wordprocessingInk" xmlns:wne="http://schemas.microsoft.com/office/word/2006/wordml" xmlns:wps="http://schemas.microsoft.com/office/word/2010/wordprocessingShape" mc:Ignorable="w14 w15 w16se wp14">
   <w:p>
     <w:pPr>
       <w:pBdr>
@@ -4205,7 +4966,7 @@
 </file>
 
 <file path=word/footnotes.xml><?xml version="1.0" encoding="utf-8"?>
-<w:footnotes xmlns:wpc="http://schemas.microsoft.com/office/word/2010/wordprocessingCanvas" xmlns:cx="http://schemas.microsoft.com/office/drawing/2014/chartex" xmlns:cx1="http://schemas.microsoft.com/office/drawing/2015/9/8/chartex" xmlns:cx2="http://schemas.microsoft.com/office/drawing/2015/10/21/chartex" xmlns:cx3="http://schemas.microsoft.com/office/drawing/2016/5/9/chartex" xmlns:cx4="http://schemas.microsoft.com/office/drawing/2016/5/10/chartex" xmlns:cx5="http://schemas.microsoft.com/office/drawing/2016/5/11/chartex" xmlns:cx6="http://schemas.microsoft.com/office/drawing/2016/5/12/chartex" xmlns:cx7="http://schemas.microsoft.com/office/drawing/2016/5/13/chartex" xmlns:cx8="http://schemas.microsoft.com/office/drawing/2016/5/14/chartex" xmlns:mc="http://schemas.openxmlformats.org/markup-compatibility/2006" xmlns:aink="http://schemas.microsoft.com/office/drawing/2016/ink" xmlns:am3d="http://schemas.microsoft.com/office/drawing/2017/model3d" xmlns:o="urn:schemas-microsoft-com:office:office" xmlns:oel="http://schemas.microsoft.com/office/2019/extlst" xmlns:r="http://schemas.openxmlformats.org/officeDocument/2006/relationships" xmlns:m="http://schemas.openxmlformats.org/officeDocument/2006/math" xmlns:v="urn:schemas-microsoft-com:vml" xmlns:wp14="http://schemas.microsoft.com/office/word/2010/wordprocessingDrawing" xmlns:wp="http://schemas.openxmlformats.org/drawingml/2006/wordprocessingDrawing" xmlns:w10="urn:schemas-microsoft-com:office:word" xmlns:w="http://schemas.openxmlformats.org/wordprocessingml/2006/main" xmlns:w14="http://schemas.microsoft.com/office/word/2010/wordml" xmlns:w15="http://schemas.microsoft.com/office/word/2012/wordml" xmlns:w16cex="http://schemas.microsoft.com/office/word/2018/wordml/cex" xmlns:w16cid="http://schemas.microsoft.com/office/word/2016/wordml/cid" xmlns:w16="http://schemas.microsoft.com/office/word/2018/wordml" xmlns:w16du="http://schemas.microsoft.com/office/word/2023/wordml/word16du" xmlns:w16sdtdh="http://schemas.microsoft.com/office/word/2020/wordml/sdtdatahash" xmlns:w16sdtfl="http://schemas.microsoft.com/office/word/2024/wordml/sdtformatlock" xmlns:w16se="http://schemas.microsoft.com/office/word/2015/wordml/symex" xmlns:wpg="http://schemas.microsoft.com/office/word/2010/wordprocessingGroup" xmlns:wpi="http://schemas.microsoft.com/office/word/2010/wordprocessingInk" xmlns:wne="http://schemas.microsoft.com/office/word/2006/wordml" xmlns:wps="http://schemas.microsoft.com/office/word/2010/wordprocessingShape" mc:Ignorable="w14 w15 w16se w16cid w16 w16cex w16sdtdh w16sdtfl w16du wp14">
+<w:footnotes xmlns:wpc="http://schemas.microsoft.com/office/word/2010/wordprocessingCanvas" xmlns:cx="http://schemas.microsoft.com/office/drawing/2014/chartex" xmlns:mc="http://schemas.openxmlformats.org/markup-compatibility/2006" xmlns:o="urn:schemas-microsoft-com:office:office" xmlns:r="http://schemas.openxmlformats.org/officeDocument/2006/relationships" xmlns:m="http://schemas.openxmlformats.org/officeDocument/2006/math" xmlns:v="urn:schemas-microsoft-com:vml" xmlns:wp14="http://schemas.microsoft.com/office/word/2010/wordprocessingDrawing" xmlns:wp="http://schemas.openxmlformats.org/drawingml/2006/wordprocessingDrawing" xmlns:w10="urn:schemas-microsoft-com:office:word" xmlns:w="http://schemas.openxmlformats.org/wordprocessingml/2006/main" xmlns:w14="http://schemas.microsoft.com/office/word/2010/wordml" xmlns:w15="http://schemas.microsoft.com/office/word/2012/wordml" xmlns:w16se="http://schemas.microsoft.com/office/word/2015/wordml/symex" xmlns:wpg="http://schemas.microsoft.com/office/word/2010/wordprocessingGroup" xmlns:wpi="http://schemas.microsoft.com/office/word/2010/wordprocessingInk" xmlns:wne="http://schemas.microsoft.com/office/word/2006/wordml" xmlns:wps="http://schemas.microsoft.com/office/word/2010/wordprocessingShape" mc:Ignorable="w14 w15 w16se wp14">
   <w:footnote w:type="separator" w:id="-1">
     <w:p>
       <w:pPr>
@@ -4230,7 +4991,7 @@
 </file>
 
 <file path=word/header1.xml><?xml version="1.0" encoding="utf-8"?>
-<w:hdr xmlns:wpc="http://schemas.microsoft.com/office/word/2010/wordprocessingCanvas" xmlns:cx="http://schemas.microsoft.com/office/drawing/2014/chartex" xmlns:cx1="http://schemas.microsoft.com/office/drawing/2015/9/8/chartex" xmlns:cx2="http://schemas.microsoft.com/office/drawing/2015/10/21/chartex" xmlns:cx3="http://schemas.microsoft.com/office/drawing/2016/5/9/chartex" xmlns:cx4="http://schemas.microsoft.com/office/drawing/2016/5/10/chartex" xmlns:cx5="http://schemas.microsoft.com/office/drawing/2016/5/11/chartex" xmlns:cx6="http://schemas.microsoft.com/office/drawing/2016/5/12/chartex" xmlns:cx7="http://schemas.microsoft.com/office/drawing/2016/5/13/chartex" xmlns:cx8="http://schemas.microsoft.com/office/drawing/2016/5/14/chartex" xmlns:mc="http://schemas.openxmlformats.org/markup-compatibility/2006" xmlns:aink="http://schemas.microsoft.com/office/drawing/2016/ink" xmlns:am3d="http://schemas.microsoft.com/office/drawing/2017/model3d" xmlns:o="urn:schemas-microsoft-com:office:office" xmlns:oel="http://schemas.microsoft.com/office/2019/extlst" xmlns:r="http://schemas.openxmlformats.org/officeDocument/2006/relationships" xmlns:m="http://schemas.openxmlformats.org/officeDocument/2006/math" xmlns:v="urn:schemas-microsoft-com:vml" xmlns:wp14="http://schemas.microsoft.com/office/word/2010/wordprocessingDrawing" xmlns:wp="http://schemas.openxmlformats.org/drawingml/2006/wordprocessingDrawing" xmlns:w10="urn:schemas-microsoft-com:office:word" xmlns:w="http://schemas.openxmlformats.org/wordprocessingml/2006/main" xmlns:w14="http://schemas.microsoft.com/office/word/2010/wordml" xmlns:w15="http://schemas.microsoft.com/office/word/2012/wordml" xmlns:w16cex="http://schemas.microsoft.com/office/word/2018/wordml/cex" xmlns:w16cid="http://schemas.microsoft.com/office/word/2016/wordml/cid" xmlns:w16="http://schemas.microsoft.com/office/word/2018/wordml" xmlns:w16du="http://schemas.microsoft.com/office/word/2023/wordml/word16du" xmlns:w16sdtdh="http://schemas.microsoft.com/office/word/2020/wordml/sdtdatahash" xmlns:w16sdtfl="http://schemas.microsoft.com/office/word/2024/wordml/sdtformatlock" xmlns:w16se="http://schemas.microsoft.com/office/word/2015/wordml/symex" xmlns:wpg="http://schemas.microsoft.com/office/word/2010/wordprocessingGroup" xmlns:wpi="http://schemas.microsoft.com/office/word/2010/wordprocessingInk" xmlns:wne="http://schemas.microsoft.com/office/word/2006/wordml" xmlns:wps="http://schemas.microsoft.com/office/word/2010/wordprocessingShape" mc:Ignorable="w14 w15 w16se w16cid w16 w16cex w16sdtdh w16sdtfl w16du wp14">
+<w:hdr xmlns:wpc="http://schemas.microsoft.com/office/word/2010/wordprocessingCanvas" xmlns:cx="http://schemas.microsoft.com/office/drawing/2014/chartex" xmlns:mc="http://schemas.openxmlformats.org/markup-compatibility/2006" xmlns:o="urn:schemas-microsoft-com:office:office" xmlns:r="http://schemas.openxmlformats.org/officeDocument/2006/relationships" xmlns:m="http://schemas.openxmlformats.org/officeDocument/2006/math" xmlns:v="urn:schemas-microsoft-com:vml" xmlns:wp14="http://schemas.microsoft.com/office/word/2010/wordprocessingDrawing" xmlns:wp="http://schemas.openxmlformats.org/drawingml/2006/wordprocessingDrawing" xmlns:w10="urn:schemas-microsoft-com:office:word" xmlns:w="http://schemas.openxmlformats.org/wordprocessingml/2006/main" xmlns:w14="http://schemas.microsoft.com/office/word/2010/wordml" xmlns:w15="http://schemas.microsoft.com/office/word/2012/wordml" xmlns:w16se="http://schemas.microsoft.com/office/word/2015/wordml/symex" xmlns:wpg="http://schemas.microsoft.com/office/word/2010/wordprocessingGroup" xmlns:wpi="http://schemas.microsoft.com/office/word/2010/wordprocessingInk" xmlns:wne="http://schemas.microsoft.com/office/word/2006/wordml" xmlns:wps="http://schemas.microsoft.com/office/word/2010/wordprocessingShape" mc:Ignorable="w14 w15 w16se wp14">
   <w:p>
     <w:pPr>
       <w:pBdr>
@@ -4299,7 +5060,7 @@
 </file>
 
 <file path=word/numbering.xml><?xml version="1.0" encoding="utf-8"?>
-<w:numbering xmlns:wpc="http://schemas.microsoft.com/office/word/2010/wordprocessingCanvas" xmlns:cx="http://schemas.microsoft.com/office/drawing/2014/chartex" xmlns:cx1="http://schemas.microsoft.com/office/drawing/2015/9/8/chartex" xmlns:cx2="http://schemas.microsoft.com/office/drawing/2015/10/21/chartex" xmlns:cx3="http://schemas.microsoft.com/office/drawing/2016/5/9/chartex" xmlns:cx4="http://schemas.microsoft.com/office/drawing/2016/5/10/chartex" xmlns:cx5="http://schemas.microsoft.com/office/drawing/2016/5/11/chartex" xmlns:cx6="http://schemas.microsoft.com/office/drawing/2016/5/12/chartex" xmlns:cx7="http://schemas.microsoft.com/office/drawing/2016/5/13/chartex" xmlns:cx8="http://schemas.microsoft.com/office/drawing/2016/5/14/chartex" xmlns:mc="http://schemas.openxmlformats.org/markup-compatibility/2006" xmlns:aink="http://schemas.microsoft.com/office/drawing/2016/ink" xmlns:am3d="http://schemas.microsoft.com/office/drawing/2017/model3d" xmlns:o="urn:schemas-microsoft-com:office:office" xmlns:oel="http://schemas.microsoft.com/office/2019/extlst" xmlns:r="http://schemas.openxmlformats.org/officeDocument/2006/relationships" xmlns:m="http://schemas.openxmlformats.org/officeDocument/2006/math" xmlns:v="urn:schemas-microsoft-com:vml" xmlns:wp14="http://schemas.microsoft.com/office/word/2010/wordprocessingDrawing" xmlns:wp="http://schemas.openxmlformats.org/drawingml/2006/wordprocessingDrawing" xmlns:w10="urn:schemas-microsoft-com:office:word" xmlns:w="http://schemas.openxmlformats.org/wordprocessingml/2006/main" xmlns:w14="http://schemas.microsoft.com/office/word/2010/wordml" xmlns:w15="http://schemas.microsoft.com/office/word/2012/wordml" xmlns:w16cex="http://schemas.microsoft.com/office/word/2018/wordml/cex" xmlns:w16cid="http://schemas.microsoft.com/office/word/2016/wordml/cid" xmlns:w16="http://schemas.microsoft.com/office/word/2018/wordml" xmlns:w16du="http://schemas.microsoft.com/office/word/2023/wordml/word16du" xmlns:w16sdtdh="http://schemas.microsoft.com/office/word/2020/wordml/sdtdatahash" xmlns:w16sdtfl="http://schemas.microsoft.com/office/word/2024/wordml/sdtformatlock" xmlns:w16se="http://schemas.microsoft.com/office/word/2015/wordml/symex" xmlns:wpg="http://schemas.microsoft.com/office/word/2010/wordprocessingGroup" xmlns:wpi="http://schemas.microsoft.com/office/word/2010/wordprocessingInk" xmlns:wne="http://schemas.microsoft.com/office/word/2006/wordml" xmlns:wps="http://schemas.microsoft.com/office/word/2010/wordprocessingShape" mc:Ignorable="w14 w15 w16se w16cid w16 w16cex w16sdtdh w16sdtfl w16du wp14">
+<w:numbering xmlns:wpc="http://schemas.microsoft.com/office/word/2010/wordprocessingCanvas" xmlns:cx="http://schemas.microsoft.com/office/drawing/2014/chartex" xmlns:mc="http://schemas.openxmlformats.org/markup-compatibility/2006" xmlns:o="urn:schemas-microsoft-com:office:office" xmlns:r="http://schemas.openxmlformats.org/officeDocument/2006/relationships" xmlns:m="http://schemas.openxmlformats.org/officeDocument/2006/math" xmlns:v="urn:schemas-microsoft-com:vml" xmlns:wp14="http://schemas.microsoft.com/office/word/2010/wordprocessingDrawing" xmlns:wp="http://schemas.openxmlformats.org/drawingml/2006/wordprocessingDrawing" xmlns:w10="urn:schemas-microsoft-com:office:word" xmlns:w="http://schemas.openxmlformats.org/wordprocessingml/2006/main" xmlns:w14="http://schemas.microsoft.com/office/word/2010/wordml" xmlns:w15="http://schemas.microsoft.com/office/word/2012/wordml" xmlns:w16se="http://schemas.microsoft.com/office/word/2015/wordml/symex" xmlns:wpg="http://schemas.microsoft.com/office/word/2010/wordprocessingGroup" xmlns:wpi="http://schemas.microsoft.com/office/word/2010/wordprocessingInk" xmlns:wne="http://schemas.microsoft.com/office/word/2006/wordml" xmlns:wps="http://schemas.microsoft.com/office/word/2010/wordprocessingShape" mc:Ignorable="w14 w15 w16se wp14">
   <w:abstractNum w:abstractNumId="0" w15:restartNumberingAfterBreak="0">
     <w:nsid w:val="0DD73422"/>
     <w:multiLevelType w:val="multilevel"/>
@@ -5142,35 +5903,35 @@
       </w:rPr>
     </w:lvl>
   </w:abstractNum>
-  <w:num w:numId="1" w16cid:durableId="1376155354">
+  <w:num w:numId="1">
     <w:abstractNumId w:val="6"/>
   </w:num>
-  <w:num w:numId="2" w16cid:durableId="2054305869">
+  <w:num w:numId="2">
     <w:abstractNumId w:val="4"/>
   </w:num>
-  <w:num w:numId="3" w16cid:durableId="632559948">
+  <w:num w:numId="3">
     <w:abstractNumId w:val="0"/>
   </w:num>
-  <w:num w:numId="4" w16cid:durableId="2081101129">
+  <w:num w:numId="4">
     <w:abstractNumId w:val="2"/>
   </w:num>
-  <w:num w:numId="5" w16cid:durableId="71004739">
+  <w:num w:numId="5">
     <w:abstractNumId w:val="1"/>
   </w:num>
-  <w:num w:numId="6" w16cid:durableId="734082311">
+  <w:num w:numId="6">
     <w:abstractNumId w:val="3"/>
   </w:num>
-  <w:num w:numId="7" w16cid:durableId="730693016">
+  <w:num w:numId="7">
     <w:abstractNumId w:val="5"/>
   </w:num>
-  <w:num w:numId="8" w16cid:durableId="807820252">
+  <w:num w:numId="8">
     <w:abstractNumId w:val="7"/>
   </w:num>
 </w:numbering>
 </file>
 
 <file path=word/styles.xml><?xml version="1.0" encoding="utf-8"?>
-<w:styles xmlns:mc="http://schemas.openxmlformats.org/markup-compatibility/2006" xmlns:r="http://schemas.openxmlformats.org/officeDocument/2006/relationships" xmlns:w="http://schemas.openxmlformats.org/wordprocessingml/2006/main" xmlns:w14="http://schemas.microsoft.com/office/word/2010/wordml" xmlns:w15="http://schemas.microsoft.com/office/word/2012/wordml" xmlns:w16cex="http://schemas.microsoft.com/office/word/2018/wordml/cex" xmlns:w16cid="http://schemas.microsoft.com/office/word/2016/wordml/cid" xmlns:w16="http://schemas.microsoft.com/office/word/2018/wordml" xmlns:w16du="http://schemas.microsoft.com/office/word/2023/wordml/word16du" xmlns:w16sdtdh="http://schemas.microsoft.com/office/word/2020/wordml/sdtdatahash" xmlns:w16sdtfl="http://schemas.microsoft.com/office/word/2024/wordml/sdtformatlock" xmlns:w16se="http://schemas.microsoft.com/office/word/2015/wordml/symex" mc:Ignorable="w14 w15 w16se w16cid w16 w16cex w16sdtdh w16sdtfl w16du">
+<w:styles xmlns:mc="http://schemas.openxmlformats.org/markup-compatibility/2006" xmlns:r="http://schemas.openxmlformats.org/officeDocument/2006/relationships" xmlns:w="http://schemas.openxmlformats.org/wordprocessingml/2006/main" xmlns:w14="http://schemas.microsoft.com/office/word/2010/wordml" xmlns:w15="http://schemas.microsoft.com/office/word/2012/wordml" xmlns:w16se="http://schemas.microsoft.com/office/word/2015/wordml/symex" mc:Ignorable="w14 w15 w16se">
   <w:docDefaults>
     <w:rPrDefault>
       <w:rPr>
@@ -5188,7 +5949,7 @@
       </w:pPr>
     </w:pPrDefault>
   </w:docDefaults>
-  <w:latentStyles w:defLockedState="0" w:defUIPriority="99" w:defSemiHidden="0" w:defUnhideWhenUsed="0" w:defQFormat="0" w:count="376">
+  <w:latentStyles w:defLockedState="0" w:defUIPriority="99" w:defSemiHidden="0" w:defUnhideWhenUsed="0" w:defQFormat="0" w:count="371">
     <w:lsdException w:name="Normal" w:uiPriority="0" w:qFormat="1"/>
     <w:lsdException w:name="heading 1" w:uiPriority="9" w:qFormat="1"/>
     <w:lsdException w:name="heading 2" w:semiHidden="1" w:uiPriority="9" w:unhideWhenUsed="1" w:qFormat="1"/>
@@ -5560,11 +6321,6 @@
     <w:lsdException w:name="List Table 5 Dark Accent 6" w:uiPriority="50"/>
     <w:lsdException w:name="List Table 6 Colorful Accent 6" w:uiPriority="51"/>
     <w:lsdException w:name="List Table 7 Colorful Accent 6" w:uiPriority="52"/>
-    <w:lsdException w:name="Mention" w:semiHidden="1" w:unhideWhenUsed="1"/>
-    <w:lsdException w:name="Smart Hyperlink" w:semiHidden="1" w:unhideWhenUsed="1"/>
-    <w:lsdException w:name="Hashtag" w:semiHidden="1" w:unhideWhenUsed="1"/>
-    <w:lsdException w:name="Unresolved Mention" w:semiHidden="1" w:unhideWhenUsed="1"/>
-    <w:lsdException w:name="Smart Link" w:semiHidden="1" w:unhideWhenUsed="1"/>
   </w:latentStyles>
   <w:style w:type="paragraph" w:default="1" w:styleId="Normal">
     <w:name w:val="Normal"/>

--- a/modelos/Contrato_Foro_Autor_2.docx
+++ b/modelos/Contrato_Foro_Autor_2.docx
@@ -1,6 +1,6 @@
 
 <file path=word/document.xml><?xml version="1.0" encoding="utf-8"?>
-<w:document xmlns:wpc="http://schemas.microsoft.com/office/word/2010/wordprocessingCanvas" xmlns:cx="http://schemas.microsoft.com/office/drawing/2014/chartex" xmlns:mc="http://schemas.openxmlformats.org/markup-compatibility/2006" xmlns:o="urn:schemas-microsoft-com:office:office" xmlns:r="http://schemas.openxmlformats.org/officeDocument/2006/relationships" xmlns:m="http://schemas.openxmlformats.org/officeDocument/2006/math" xmlns:v="urn:schemas-microsoft-com:vml" xmlns:wp14="http://schemas.microsoft.com/office/word/2010/wordprocessingDrawing" xmlns:wp="http://schemas.openxmlformats.org/drawingml/2006/wordprocessingDrawing" xmlns:w10="urn:schemas-microsoft-com:office:word" xmlns:w="http://schemas.openxmlformats.org/wordprocessingml/2006/main" xmlns:w14="http://schemas.microsoft.com/office/word/2010/wordml" xmlns:w15="http://schemas.microsoft.com/office/word/2012/wordml" xmlns:w16se="http://schemas.microsoft.com/office/word/2015/wordml/symex" xmlns:wpg="http://schemas.microsoft.com/office/word/2010/wordprocessingGroup" xmlns:wpi="http://schemas.microsoft.com/office/word/2010/wordprocessingInk" xmlns:wne="http://schemas.microsoft.com/office/word/2006/wordml" xmlns:wps="http://schemas.microsoft.com/office/word/2010/wordprocessingShape" mc:Ignorable="w14 w15 w16se wp14">
+<w:document xmlns:wpc="http://schemas.microsoft.com/office/word/2010/wordprocessingCanvas" xmlns:cx="http://schemas.microsoft.com/office/drawing/2014/chartex" xmlns:cx1="http://schemas.microsoft.com/office/drawing/2015/9/8/chartex" xmlns:cx2="http://schemas.microsoft.com/office/drawing/2015/10/21/chartex" xmlns:cx3="http://schemas.microsoft.com/office/drawing/2016/5/9/chartex" xmlns:cx4="http://schemas.microsoft.com/office/drawing/2016/5/10/chartex" xmlns:cx5="http://schemas.microsoft.com/office/drawing/2016/5/11/chartex" xmlns:cx6="http://schemas.microsoft.com/office/drawing/2016/5/12/chartex" xmlns:cx7="http://schemas.microsoft.com/office/drawing/2016/5/13/chartex" xmlns:cx8="http://schemas.microsoft.com/office/drawing/2016/5/14/chartex" xmlns:mc="http://schemas.openxmlformats.org/markup-compatibility/2006" xmlns:aink="http://schemas.microsoft.com/office/drawing/2016/ink" xmlns:am3d="http://schemas.microsoft.com/office/drawing/2017/model3d" xmlns:o="urn:schemas-microsoft-com:office:office" xmlns:oel="http://schemas.microsoft.com/office/2019/extlst" xmlns:r="http://schemas.openxmlformats.org/officeDocument/2006/relationships" xmlns:m="http://schemas.openxmlformats.org/officeDocument/2006/math" xmlns:v="urn:schemas-microsoft-com:vml" xmlns:wp14="http://schemas.microsoft.com/office/word/2010/wordprocessingDrawing" xmlns:wp="http://schemas.openxmlformats.org/drawingml/2006/wordprocessingDrawing" xmlns:w10="urn:schemas-microsoft-com:office:word" xmlns:w="http://schemas.openxmlformats.org/wordprocessingml/2006/main" xmlns:w14="http://schemas.microsoft.com/office/word/2010/wordml" xmlns:w15="http://schemas.microsoft.com/office/word/2012/wordml" xmlns:w16cex="http://schemas.microsoft.com/office/word/2018/wordml/cex" xmlns:w16cid="http://schemas.microsoft.com/office/word/2016/wordml/cid" xmlns:w16="http://schemas.microsoft.com/office/word/2018/wordml" xmlns:w16du="http://schemas.microsoft.com/office/word/2023/wordml/word16du" xmlns:w16sdtdh="http://schemas.microsoft.com/office/word/2020/wordml/sdtdatahash" xmlns:w16sdtfl="http://schemas.microsoft.com/office/word/2024/wordml/sdtformatlock" xmlns:w16se="http://schemas.microsoft.com/office/word/2015/wordml/symex" xmlns:wpg="http://schemas.microsoft.com/office/word/2010/wordprocessingGroup" xmlns:wpi="http://schemas.microsoft.com/office/word/2010/wordprocessingInk" xmlns:wne="http://schemas.microsoft.com/office/word/2006/wordml" xmlns:wps="http://schemas.microsoft.com/office/word/2010/wordprocessingShape" mc:Ignorable="w14 w15 w16se w16cid w16 w16cex w16sdtdh w16sdtfl w16du wp14">
   <w:body>
     <w:p>
       <w:pPr>
@@ -102,8 +102,17 @@
           <w:b/>
           <w:color w:val="FF0000"/>
         </w:rPr>
-        <w:t xml:space="preserve">                                                                   }</w:t>
-      </w:r>
+        <w:t xml:space="preserve">                                                                 </w:t>
+      </w:r>
+      <w:proofErr w:type="gramStart"/>
+      <w:r>
+        <w:rPr>
+          <w:b/>
+          <w:color w:val="FF0000"/>
+        </w:rPr>
+        <w:t xml:space="preserve">  }</w:t>
+      </w:r>
+      <w:proofErr w:type="gramEnd"/>
     </w:p>
     <w:p>
       <w:pPr>
@@ -907,17 +916,50 @@
       <w:r>
         <w:rPr>
           <w:color w:val="00B050"/>
-        </w:rPr>
-        <w:t xml:space="preserve">{{tanto consignados quanto pessoais,}} </w:t>
+          <w:sz w:val="22"/>
+          <w:szCs w:val="22"/>
+        </w:rPr>
+        <w:t>{{</w:t>
+      </w:r>
+      <w:proofErr w:type="spellStart"/>
+      <w:r>
+        <w:rPr>
+          <w:color w:val="00B050"/>
+          <w:sz w:val="22"/>
+          <w:szCs w:val="22"/>
+        </w:rPr>
+        <w:t>pessoal_consignados</w:t>
+      </w:r>
+      <w:proofErr w:type="spellEnd"/>
+      <w:r>
+        <w:rPr>
+          <w:color w:val="00B050"/>
+          <w:sz w:val="22"/>
+          <w:szCs w:val="22"/>
+        </w:rPr>
+        <w:t>}}</w:t>
+      </w:r>
+      <w:r>
+        <w:rPr>
+          <w:color w:val="00B050"/>
+          <w:sz w:val="22"/>
+          <w:szCs w:val="22"/>
+        </w:rPr>
+        <w:t xml:space="preserve"> </w:t>
       </w:r>
       <w:r>
         <w:t>comprometem de forma drástica sua renda mensal, de modo que restam apenas R$ {{</w:t>
       </w:r>
       <w:proofErr w:type="spellStart"/>
       <w:r>
-        <w:t>valor_liquido</w:t>
+        <w:t>valor_</w:t>
+      </w:r>
+      <w:proofErr w:type="gramStart"/>
+      <w:r>
+        <w:t>liquido</w:t>
       </w:r>
       <w:proofErr w:type="spellEnd"/>
+      <w:proofErr w:type="gramEnd"/>
       <w:r>
         <w:t>}} para sua subsistência, valor este absolutamente incompatível com a manutenção de um mínimo existencial digno.</w:t>
       </w:r>
@@ -973,10 +1015,7 @@
         <w:ind w:firstLine="0"/>
       </w:pPr>
     </w:p>
-    <w:p>
-      <w:bookmarkStart w:id="1" w:name="_GoBack"/>
-      <w:bookmarkEnd w:id="1"/>
-    </w:p>
+    <w:p/>
     <w:p>
       <w:pPr>
         <w:pStyle w:val="Ttulo2"/>
@@ -1028,15 +1067,7 @@
     </w:p>
     <w:p>
       <w:r>
-        <w:t xml:space="preserve">Por ser uma pessoa carente de recursos, em um momento de necessidade, contraiu 2 (dois) empréstimos pessoais com a instituição financeira requerida, o que a colocou em uma escancarada situação de </w:t>
-      </w:r>
-      <w:proofErr w:type="spellStart"/>
-      <w:r>
-        <w:t>superendividamento</w:t>
-      </w:r>
-      <w:proofErr w:type="spellEnd"/>
-      <w:r>
-        <w:t xml:space="preserve">, uma vez que seus empréstimos </w:t>
+        <w:t xml:space="preserve">Por ser uma pessoa carente de recursos, em um momento de necessidade, contraiu 2 (dois) empréstimos pessoais com a instituição financeira requerida, o que a colocou em uma escancarada situação de superendividamento, uma vez que seus empréstimos </w:t>
       </w:r>
       <w:r>
         <w:rPr>
@@ -1120,7 +1151,6 @@
         </w:rPr>
         <w:t xml:space="preserve"> </w:t>
       </w:r>
-      <w:proofErr w:type="gramStart"/>
       <w:r>
         <w:rPr>
           <w:b/>
@@ -1128,9 +1158,9 @@
           <w:sz w:val="24"/>
           <w:szCs w:val="24"/>
         </w:rPr>
-        <w:t>Nº{</w:t>
-      </w:r>
-      <w:proofErr w:type="gramEnd"/>
+        <w:t>Nº{{</w:t>
+      </w:r>
+      <w:proofErr w:type="gramStart"/>
       <w:r>
         <w:rPr>
           <w:b/>
@@ -1138,16 +1168,37 @@
           <w:sz w:val="24"/>
           <w:szCs w:val="24"/>
         </w:rPr>
-        <w:t>{NUMERO_CONTRATO_0}}</w:t>
-      </w:r>
-      <w:r>
-        <w:rPr>
-          <w:b/>
+        <w:t>NUMERO</w:t>
+      </w:r>
+      <w:proofErr w:type="gramEnd"/>
+      <w:r>
+        <w:rPr>
+          <w:b/>
+          <w:color w:val="00B050"/>
           <w:sz w:val="24"/>
           <w:szCs w:val="24"/>
         </w:rPr>
+        <w:t>_CONTRATO_0</w:t>
+      </w:r>
+      <w:proofErr w:type="gramStart"/>
+      <w:r>
+        <w:rPr>
+          <w:b/>
+          <w:color w:val="00B050"/>
+          <w:sz w:val="24"/>
+          <w:szCs w:val="24"/>
+        </w:rPr>
+        <w:t>}}</w:t>
+      </w:r>
+      <w:r>
+        <w:rPr>
+          <w:b/>
+          <w:sz w:val="24"/>
+          <w:szCs w:val="24"/>
+        </w:rPr>
         <w:t>°</w:t>
       </w:r>
+      <w:proofErr w:type="gramEnd"/>
       <w:r>
         <w:rPr>
           <w:b/>
@@ -1310,10 +1361,18 @@
         <w:t>0</w:t>
       </w:r>
       <w:r>
-        <w:t>_def_emprestimos}}</w:t>
-      </w:r>
-      <w:r>
-        <w:t xml:space="preserve">  vezes o valor financiado.</w:t>
+        <w:t>_def_emprestimos</w:t>
+      </w:r>
+      <w:proofErr w:type="gramStart"/>
+      <w:r>
+        <w:t>}}</w:t>
+      </w:r>
+      <w:r>
+        <w:t xml:space="preserve">  vezes</w:t>
+      </w:r>
+      <w:proofErr w:type="gramEnd"/>
+      <w:r>
+        <w:t xml:space="preserve"> o valor financiado.</w:t>
       </w:r>
     </w:p>
     <w:p>
@@ -1691,7 +1750,6 @@
         </w:rPr>
         <w:t xml:space="preserve"> </w:t>
       </w:r>
-      <w:proofErr w:type="gramStart"/>
       <w:r>
         <w:rPr>
           <w:b/>
@@ -1699,9 +1757,9 @@
           <w:sz w:val="24"/>
           <w:szCs w:val="24"/>
         </w:rPr>
-        <w:t>Nº{</w:t>
-      </w:r>
-      <w:proofErr w:type="gramEnd"/>
+        <w:t>Nº{{</w:t>
+      </w:r>
+      <w:proofErr w:type="gramStart"/>
       <w:r>
         <w:rPr>
           <w:b/>
@@ -1709,7 +1767,17 @@
           <w:sz w:val="24"/>
           <w:szCs w:val="24"/>
         </w:rPr>
-        <w:t>{NUMERO_CONTRATO_1}}</w:t>
+        <w:t>NUMERO</w:t>
+      </w:r>
+      <w:proofErr w:type="gramEnd"/>
+      <w:r>
+        <w:rPr>
+          <w:b/>
+          <w:color w:val="00B050"/>
+          <w:sz w:val="24"/>
+          <w:szCs w:val="24"/>
+        </w:rPr>
+        <w:t>_CONTRATO_1}}</w:t>
       </w:r>
       <w:r>
         <w:rPr>
@@ -1870,10 +1938,18 @@
         <w:t>1</w:t>
       </w:r>
       <w:r>
-        <w:t>_def_emprestimos}}</w:t>
-      </w:r>
-      <w:r>
-        <w:t xml:space="preserve">  vezes o valor financiado.</w:t>
+        <w:t>_def_emprestimos</w:t>
+      </w:r>
+      <w:proofErr w:type="gramStart"/>
+      <w:r>
+        <w:t>}}</w:t>
+      </w:r>
+      <w:r>
+        <w:t xml:space="preserve">  vezes</w:t>
+      </w:r>
+      <w:proofErr w:type="gramEnd"/>
+      <w:r>
+        <w:t xml:space="preserve"> o valor financiado.</w:t>
       </w:r>
     </w:p>
     <w:p>
@@ -2519,133 +2595,102 @@
           <w:i/>
           <w:iCs/>
         </w:rPr>
-        <w:t xml:space="preserve">por meio do Tema Repetitivo 27 do STJ – </w:t>
-      </w:r>
-      <w:proofErr w:type="spellStart"/>
-      <w:r>
-        <w:rPr>
-          <w:b/>
-          <w:bCs/>
+        <w:t>por meio do Tema Repetitivo 27 do STJ – REsp 1061530/RS</w:t>
+      </w:r>
+      <w:r>
+        <w:t xml:space="preserve">, que, </w:t>
+      </w:r>
+      <w:r>
+        <w:rPr>
+          <w:b/>
+          <w:bCs/>
+          <w:u w:val="single"/>
+        </w:rPr>
+        <w:t xml:space="preserve">embora as instituições financeiras não estejam sujeitas à limitação da taxa de juros estipulada na Lei da Usura (Súmula 596/STF), a abusividade dos juros </w:t>
+      </w:r>
+      <w:r>
+        <w:rPr>
+          <w:b/>
+          <w:bCs/>
+          <w:u w:val="single"/>
+        </w:rPr>
+        <w:lastRenderedPageBreak/>
+        <w:t>remuneratórios pode ser reconhecida quando a taxa contratada é excessivamente superior à taxa média de mercado divulgada pelo Banco Central do Brasil para operações da mesma natureza.</w:t>
+      </w:r>
+    </w:p>
+    <w:p>
+      <w:pPr>
+        <w:rPr>
           <w:i/>
           <w:iCs/>
         </w:rPr>
-        <w:t>REsp</w:t>
-      </w:r>
-      <w:proofErr w:type="spellEnd"/>
-      <w:r>
-        <w:rPr>
-          <w:b/>
-          <w:bCs/>
+      </w:pPr>
+      <w:r>
+        <w:t xml:space="preserve">Esta é a tese firmada no referido Tema, </w:t>
+      </w:r>
+      <w:r>
+        <w:rPr>
           <w:i/>
           <w:iCs/>
         </w:rPr>
-        <w:t xml:space="preserve"> 1061530/RS</w:t>
-      </w:r>
-      <w:r>
-        <w:t xml:space="preserve">, que, </w:t>
-      </w:r>
-      <w:r>
-        <w:rPr>
-          <w:b/>
-          <w:bCs/>
-          <w:u w:val="single"/>
-        </w:rPr>
-        <w:t xml:space="preserve">embora as instituições financeiras não estejam sujeitas à limitação da taxa de juros estipulada na Lei da Usura (Súmula 596/STF), a abusividade dos juros </w:t>
-      </w:r>
-      <w:r>
-        <w:rPr>
-          <w:b/>
-          <w:bCs/>
-          <w:u w:val="single"/>
-        </w:rPr>
-        <w:lastRenderedPageBreak/>
-        <w:t>remuneratórios pode ser reconhecida quando a taxa contratada é excessivamente superior à taxa média de mercado divulgada pelo Banco Central do Brasil para operações da mesma natureza.</w:t>
-      </w:r>
-    </w:p>
-    <w:p>
-      <w:pPr>
+        <w:t xml:space="preserve">in </w:t>
+      </w:r>
+      <w:proofErr w:type="spellStart"/>
+      <w:r>
         <w:rPr>
           <w:i/>
           <w:iCs/>
         </w:rPr>
-      </w:pPr>
-      <w:r>
-        <w:t xml:space="preserve">Esta é a tese firmada no referido Tema, </w:t>
-      </w:r>
+        <w:t>verbis</w:t>
+      </w:r>
+      <w:proofErr w:type="spellEnd"/>
       <w:r>
         <w:rPr>
           <w:i/>
           <w:iCs/>
         </w:rPr>
-        <w:t xml:space="preserve">in </w:t>
-      </w:r>
-      <w:proofErr w:type="spellStart"/>
-      <w:r>
+        <w:t>:</w:t>
+      </w:r>
+    </w:p>
+    <w:p>
+      <w:pPr>
         <w:rPr>
           <w:i/>
           <w:iCs/>
         </w:rPr>
-        <w:t>verbis</w:t>
-      </w:r>
-      <w:proofErr w:type="spellEnd"/>
-      <w:r>
+      </w:pPr>
+    </w:p>
+    <w:p>
+      <w:pPr>
+        <w:ind w:left="2268" w:firstLine="0"/>
         <w:rPr>
           <w:i/>
           <w:iCs/>
-        </w:rPr>
-        <w:t>:</w:t>
-      </w:r>
-    </w:p>
-    <w:p>
-      <w:pPr>
+          <w:sz w:val="22"/>
+          <w:szCs w:val="22"/>
+        </w:rPr>
+      </w:pPr>
+      <w:r>
         <w:rPr>
           <w:i/>
           <w:iCs/>
-        </w:rPr>
-      </w:pPr>
-    </w:p>
+          <w:sz w:val="22"/>
+          <w:szCs w:val="22"/>
+        </w:rPr>
+        <w:t>“É admitida a revisão das taxas de juros remuneratórios em situações excepcionais, desde que caracterizada a relação de consumo e que a abusividade capaz de colocar o consumidor em desvantagem exagerada (art. 51, §1 º, do CDC) fique cabalmente demonstrada, ante às peculiaridades do julgamento em concreto.”</w:t>
+      </w:r>
+    </w:p>
+    <w:p/>
+    <w:p>
+      <w:r>
+        <w:t>Ainda, acerca do parâmetro traçado pelo C. Superior Tribunal de justiça, temos:</w:t>
+      </w:r>
+    </w:p>
+    <w:p/>
     <w:p>
       <w:pPr>
         <w:ind w:left="2268" w:firstLine="0"/>
         <w:rPr>
-          <w:i/>
-          <w:iCs/>
-          <w:sz w:val="22"/>
-          <w:szCs w:val="22"/>
-        </w:rPr>
-      </w:pPr>
-      <w:r>
-        <w:rPr>
-          <w:i/>
-          <w:iCs/>
-          <w:sz w:val="22"/>
-          <w:szCs w:val="22"/>
-        </w:rPr>
-        <w:t xml:space="preserve">“É admitida a revisão das taxas de juros remuneratórios em situações excepcionais, desde que caracterizada a relação de consumo e que a abusividade capaz de colocar o consumidor em desvantagem exagerada (art. 51, §1 º, do CDC) fique cabalmente demonstrada, ante às peculiaridades do julgamento em </w:t>
-      </w:r>
-      <w:proofErr w:type="gramStart"/>
-      <w:r>
-        <w:rPr>
-          <w:i/>
-          <w:iCs/>
-          <w:sz w:val="22"/>
-          <w:szCs w:val="22"/>
-        </w:rPr>
-        <w:t>concreto.”</w:t>
-      </w:r>
-      <w:proofErr w:type="gramEnd"/>
-    </w:p>
-    <w:p/>
-    <w:p>
-      <w:r>
-        <w:t>Ainda, acerca do parâmetro traçado pelo C. Superior Tribunal de justiça, temos:</w:t>
-      </w:r>
-    </w:p>
-    <w:p/>
-    <w:p>
-      <w:pPr>
-        <w:ind w:left="2268" w:firstLine="0"/>
-        <w:rPr>
           <w:u w:val="single"/>
         </w:rPr>
       </w:pPr>
@@ -2654,7 +2699,7 @@
           <w:sz w:val="22"/>
           <w:szCs w:val="22"/>
         </w:rPr>
-        <w:t xml:space="preserve">“(...) tem considerado abusivas taxas superiores a uma vez e meia (voto proferido pelo Min. Ari </w:t>
+        <w:t xml:space="preserve">“(...) tem considerado abusivas taxas superiores a uma vez e meia (voto proferido pelo Min. Ari Pargendler no REsp n. 271.214-RS, </w:t>
       </w:r>
       <w:proofErr w:type="spellStart"/>
       <w:r>
@@ -2662,7 +2707,7 @@
           <w:sz w:val="22"/>
           <w:szCs w:val="22"/>
         </w:rPr>
-        <w:t>Pargendler</w:t>
+        <w:t>Rel.p</w:t>
       </w:r>
       <w:proofErr w:type="spellEnd"/>
       <w:r>
@@ -2670,71 +2715,7 @@
           <w:sz w:val="22"/>
           <w:szCs w:val="22"/>
         </w:rPr>
-        <w:t xml:space="preserve"> no </w:t>
-      </w:r>
-      <w:proofErr w:type="spellStart"/>
-      <w:r>
-        <w:rPr>
-          <w:sz w:val="22"/>
-          <w:szCs w:val="22"/>
-        </w:rPr>
-        <w:t>REsp</w:t>
-      </w:r>
-      <w:proofErr w:type="spellEnd"/>
-      <w:r>
-        <w:rPr>
-          <w:sz w:val="22"/>
-          <w:szCs w:val="22"/>
-        </w:rPr>
-        <w:t xml:space="preserve"> n. 271.214-RS, </w:t>
-      </w:r>
-      <w:proofErr w:type="spellStart"/>
-      <w:r>
-        <w:rPr>
-          <w:sz w:val="22"/>
-          <w:szCs w:val="22"/>
-        </w:rPr>
-        <w:t>Rel.p</w:t>
-      </w:r>
-      <w:proofErr w:type="spellEnd"/>
-      <w:r>
-        <w:rPr>
-          <w:sz w:val="22"/>
-          <w:szCs w:val="22"/>
-        </w:rPr>
-        <w:t>. Acórdão Min. Menezes Direito, DJ de 4.8.2003), ao dobro (</w:t>
-      </w:r>
-      <w:proofErr w:type="spellStart"/>
-      <w:r>
-        <w:rPr>
-          <w:sz w:val="22"/>
-          <w:szCs w:val="22"/>
-        </w:rPr>
-        <w:t>REsp</w:t>
-      </w:r>
-      <w:proofErr w:type="spellEnd"/>
-      <w:r>
-        <w:rPr>
-          <w:sz w:val="22"/>
-          <w:szCs w:val="22"/>
-        </w:rPr>
-        <w:t xml:space="preserve"> n. 1.036.818, Terceira Turma, minha relatoria, DJe de 20.6.2008) ou ao triplo (</w:t>
-      </w:r>
-      <w:proofErr w:type="spellStart"/>
-      <w:r>
-        <w:rPr>
-          <w:sz w:val="22"/>
-          <w:szCs w:val="22"/>
-        </w:rPr>
-        <w:t>REsp</w:t>
-      </w:r>
-      <w:proofErr w:type="spellEnd"/>
-      <w:r>
-        <w:rPr>
-          <w:sz w:val="22"/>
-          <w:szCs w:val="22"/>
-        </w:rPr>
-        <w:t xml:space="preserve"> n. 971.853-RS, Quarta Turma, Min. Pádua Ribeiro, DJ de 24.9.2007) da média. Todavia, esta perquirição acerca da abusividade não é estanque, o que impossibilita a adoção de critérios genéricos e universais. A taxa média de mercado, divulgada pelo Banco Central, constitui um valioso referencial, mas cabe somente ao juiz, no exame </w:t>
+        <w:t xml:space="preserve">. Acórdão Min. Menezes Direito, DJ de 4.8.2003), ao dobro (REsp n. 1.036.818, Terceira Turma, minha relatoria, DJe de 20.6.2008) ou ao triplo (REsp n. 971.853-RS, Quarta Turma, Min. Pádua Ribeiro, DJ de 24.9.2007) da média. Todavia, esta perquirição acerca da abusividade não é estanque, o que impossibilita a adoção de critérios genéricos e universais. A taxa média de mercado, divulgada pelo Banco Central, constitui um valioso referencial, mas cabe somente ao juiz, no exame </w:t>
       </w:r>
       <w:r>
         <w:rPr>
@@ -2742,39 +2723,7 @@
           <w:szCs w:val="22"/>
         </w:rPr>
         <w:lastRenderedPageBreak/>
-        <w:t>das peculiaridades do caso concreto, avaliar se os juros contratados foram ou não abusivos”. (</w:t>
-      </w:r>
-      <w:proofErr w:type="spellStart"/>
-      <w:r>
-        <w:rPr>
-          <w:sz w:val="22"/>
-          <w:szCs w:val="22"/>
-        </w:rPr>
-        <w:t>REsp</w:t>
-      </w:r>
-      <w:proofErr w:type="spellEnd"/>
-      <w:r>
-        <w:rPr>
-          <w:sz w:val="22"/>
-          <w:szCs w:val="22"/>
-        </w:rPr>
-        <w:t xml:space="preserve"> 1061530/RS, rel. Min. Nancy </w:t>
-      </w:r>
-      <w:proofErr w:type="spellStart"/>
-      <w:r>
-        <w:rPr>
-          <w:sz w:val="22"/>
-          <w:szCs w:val="22"/>
-        </w:rPr>
-        <w:t>Andrighi</w:t>
-      </w:r>
-      <w:proofErr w:type="spellEnd"/>
-      <w:r>
-        <w:rPr>
-          <w:sz w:val="22"/>
-          <w:szCs w:val="22"/>
-        </w:rPr>
-        <w:t>, Segunda Seção, j. 22-10-2008).</w:t>
+        <w:t>das peculiaridades do caso concreto, avaliar se os juros contratados foram ou não abusivos”. (REsp 1061530/RS, rel. Min. Nancy Andrighi, Segunda Seção, j. 22-10-2008).</w:t>
       </w:r>
     </w:p>
     <w:p>
@@ -2868,7 +2817,6 @@
         </w:rPr>
         <w:t>emprestimos_0_data</w:t>
       </w:r>
-      <w:proofErr w:type="gramStart"/>
       <w:r>
         <w:rPr>
           <w:color w:val="000000" w:themeColor="text1"/>
@@ -2888,11 +2836,7 @@
         <w:t xml:space="preserve"> </w:t>
       </w:r>
       <w:r>
-        <w:t>foi</w:t>
-      </w:r>
-      <w:proofErr w:type="gramEnd"/>
-      <w:r>
-        <w:t xml:space="preserve"> de </w:t>
+        <w:t xml:space="preserve">foi de </w:t>
       </w:r>
       <w:r>
         <w:t>{{</w:t>
@@ -2985,15 +2929,7 @@
         </w:rPr>
       </w:pPr>
       <w:r>
-        <w:t xml:space="preserve">Tal discrepância de valores é evidência clara de abusividade na fixação das taxas de juros cobradas pela requerida, o que viola o princípio da boa-fé objetiva, previsto no artigo 422 do Código Civil. Conforme leciona Pablo </w:t>
-      </w:r>
-      <w:proofErr w:type="spellStart"/>
-      <w:r>
-        <w:t>Stolze</w:t>
-      </w:r>
-      <w:proofErr w:type="spellEnd"/>
-      <w:r>
-        <w:t xml:space="preserve"> </w:t>
+        <w:t xml:space="preserve">Tal discrepância de valores é evidência clara de abusividade na fixação das taxas de juros cobradas pela requerida, o que viola o princípio da boa-fé objetiva, previsto no artigo 422 do Código Civil. Conforme leciona Pablo Stolze </w:t>
       </w:r>
       <w:proofErr w:type="spellStart"/>
       <w:r>
@@ -3155,15 +3091,7 @@
     </w:p>
     <w:p>
       <w:r>
-        <w:t xml:space="preserve">Trata-se de conduta premeditada, inserida no próprio modelo de negócio dos bancos, que assumem o risco de </w:t>
-      </w:r>
-      <w:proofErr w:type="spellStart"/>
-      <w:r>
-        <w:t>judicialização</w:t>
-      </w:r>
-      <w:proofErr w:type="spellEnd"/>
-      <w:r>
-        <w:t xml:space="preserve"> e mesmo assim mantêm a prática, porque ela se revela economicamente vantajosa — bastando que uma parcela </w:t>
+        <w:t xml:space="preserve">Trata-se de conduta premeditada, inserida no próprio modelo de negócio dos bancos, que assumem o risco de judicialização e mesmo assim mantêm a prática, porque ela se revela economicamente vantajosa — bastando que uma parcela </w:t>
       </w:r>
       <w:r>
         <w:t>não vultuosa</w:t>
@@ -3296,31 +3224,17 @@
           <w:u w:val="single"/>
         </w:rPr>
         <w:lastRenderedPageBreak/>
-        <w:t xml:space="preserve">indevida consubstanciar conduta contrária à boa-fé objetiva, ou seja, deve ocorrer independentemente da natureza do elemento </w:t>
-      </w:r>
-      <w:proofErr w:type="gramStart"/>
-      <w:r>
-        <w:rPr>
-          <w:b/>
-          <w:bCs/>
+        <w:t>indevida consubstanciar conduta contrária à boa-fé objetiva, ou seja, deve ocorrer independentemente da natureza do elemento volitivo</w:t>
+      </w:r>
+      <w:r>
+        <w:rPr>
           <w:i/>
           <w:iCs/>
           <w:sz w:val="22"/>
           <w:szCs w:val="22"/>
-          <w:u w:val="single"/>
-        </w:rPr>
-        <w:t>volitivo</w:t>
-      </w:r>
-      <w:r>
-        <w:rPr>
-          <w:i/>
-          <w:iCs/>
-          <w:sz w:val="22"/>
-          <w:szCs w:val="22"/>
         </w:rPr>
         <w:t>.”</w:t>
       </w:r>
-      <w:proofErr w:type="gramEnd"/>
     </w:p>
     <w:p>
       <w:pPr>
@@ -3462,15 +3376,7 @@
         <w:t xml:space="preserve"> – em sua maioria pessoas pobres, idosas, hipossuficientes e vulneráveis</w:t>
       </w:r>
       <w:r>
-        <w:t xml:space="preserve">, mas um ataque estrutural à própria sociedade, pois promove e amplia o ciclo de </w:t>
-      </w:r>
-      <w:proofErr w:type="spellStart"/>
-      <w:r>
-        <w:t>superendividamento</w:t>
-      </w:r>
-      <w:proofErr w:type="spellEnd"/>
-      <w:r>
-        <w:t xml:space="preserve"> em massa, o que compromete o mínimo existencial de milhares de pessoas. Essa postura, evidentemente, não se coaduna com a boa-fé objetiva e, por isso, impõe-se o reconhecimento do direito à repetição do indébito, em dobro.</w:t>
+        <w:t>, mas um ataque estrutural à própria sociedade, pois promove e amplia o ciclo de superendividamento em massa, o que compromete o mínimo existencial de milhares de pessoas. Essa postura, evidentemente, não se coaduna com a boa-fé objetiva e, por isso, impõe-se o reconhecimento do direito à repetição do indébito, em dobro.</w:t>
       </w:r>
     </w:p>
     <w:p>
@@ -3647,27 +3553,7 @@
           <w:i/>
           <w:iCs/>
         </w:rPr>
-        <w:t xml:space="preserve">A conduta da instituição financeira ré, ao impor taxas de juros tão exorbitantes sob o conveniente pretexto genérico de “negócio de risco” gera um ciclo perverso de </w:t>
-      </w:r>
-      <w:proofErr w:type="spellStart"/>
-      <w:r>
-        <w:rPr>
-          <w:b/>
-          <w:bCs/>
-          <w:i/>
-          <w:iCs/>
-        </w:rPr>
-        <w:t>superendividamento</w:t>
-      </w:r>
-      <w:proofErr w:type="spellEnd"/>
-      <w:r>
-        <w:rPr>
-          <w:b/>
-          <w:bCs/>
-          <w:i/>
-          <w:iCs/>
-        </w:rPr>
-        <w:t>, no qual o consumidor, incapaz de honrar seus compromissos com base em sua renda mensal, vê-se forçado a contrair novos empréstimos para cobrir dívidas anteriores e custear despesas básicas de sobrevivência.</w:t>
+        <w:t>A conduta da instituição financeira ré, ao impor taxas de juros tão exorbitantes sob o conveniente pretexto genérico de “negócio de risco” gera um ciclo perverso de superendividamento, no qual o consumidor, incapaz de honrar seus compromissos com base em sua renda mensal, vê-se forçado a contrair novos empréstimos para cobrir dívidas anteriores e custear despesas básicas de sobrevivência.</w:t>
       </w:r>
       <w:r>
         <w:t xml:space="preserve"> </w:t>
@@ -3689,15 +3575,7 @@
     <w:p>
       <w:r>
         <w:lastRenderedPageBreak/>
-        <w:t xml:space="preserve">Ora, a imposição de juros exorbitantes sem a devida análise e responsabilidade na concessão do crédito, por certo, contribuiu para que a parte requerente fosse colocada em uma situação de </w:t>
-      </w:r>
-      <w:proofErr w:type="spellStart"/>
-      <w:r>
-        <w:t>superendividamento</w:t>
-      </w:r>
-      <w:proofErr w:type="spellEnd"/>
-      <w:r>
-        <w:t xml:space="preserve"> escancarado</w:t>
+        <w:t>Ora, a imposição de juros exorbitantes sem a devida análise e responsabilidade na concessão do crédito, por certo, contribuiu para que a parte requerente fosse colocada em uma situação de superendividamento escancarado</w:t>
       </w:r>
       <w:r>
         <w:t xml:space="preserve">, </w:t>
@@ -3950,27 +3828,7 @@
           <w:iCs/>
         </w:rPr>
         <w:lastRenderedPageBreak/>
-        <w:t xml:space="preserve">política deliberada de concessão de crédito sem qualquer avaliação real da capacidade de pagamento do consumidor. Tal prática colabora diretamente para a formação e manutenção de um ciclo perverso de </w:t>
-      </w:r>
-      <w:proofErr w:type="spellStart"/>
-      <w:r>
-        <w:rPr>
-          <w:b/>
-          <w:bCs/>
-          <w:i/>
-          <w:iCs/>
-        </w:rPr>
-        <w:t>superendividamento</w:t>
-      </w:r>
-      <w:proofErr w:type="spellEnd"/>
-      <w:r>
-        <w:rPr>
-          <w:b/>
-          <w:bCs/>
-          <w:i/>
-          <w:iCs/>
-        </w:rPr>
-        <w:t>, que aprisiona o indivíduo em sucessivos contratos abusivos, retirando-lhe a autonomia financeira e violando sua dignidade humana.</w:t>
+        <w:t>política deliberada de concessão de crédito sem qualquer avaliação real da capacidade de pagamento do consumidor. Tal prática colabora diretamente para a formação e manutenção de um ciclo perverso de superendividamento, que aprisiona o indivíduo em sucessivos contratos abusivos, retirando-lhe a autonomia financeira e violando sua dignidade humana.</w:t>
       </w:r>
     </w:p>
     <w:p>
@@ -4164,22 +4022,17 @@
           <w:u w:val="single"/>
         </w:rPr>
         <w:lastRenderedPageBreak/>
-        <w:t xml:space="preserve">conceda crédito. Por fim, não se pode olvidar da necessidade da boa-fé objetiva que deve nortear a oferta de crédito responsável, o que é de grande relevância para prevenir o </w:t>
-      </w:r>
-      <w:proofErr w:type="spellStart"/>
-      <w:r>
-        <w:rPr>
-          <w:b/>
-          <w:bCs/>
+        <w:t>conceda crédito. Por fim, não se pode olvidar da necessidade da boa-fé objetiva que deve nortear a oferta de crédito responsável, o que é de grande relevância para prevenir o superendividamento dos tomadores de empréstimos.</w:t>
+      </w:r>
+      <w:r>
+        <w:rPr>
           <w:i/>
           <w:iCs/>
           <w:sz w:val="22"/>
           <w:szCs w:val="22"/>
-          <w:u w:val="single"/>
-        </w:rPr>
-        <w:t>superendividamento</w:t>
-      </w:r>
-      <w:proofErr w:type="spellEnd"/>
+        </w:rPr>
+        <w:t>”</w:t>
+      </w:r>
       <w:r>
         <w:rPr>
           <w:b/>
@@ -4188,72 +4041,17 @@
           <w:iCs/>
           <w:sz w:val="22"/>
           <w:szCs w:val="22"/>
-          <w:u w:val="single"/>
-        </w:rPr>
-        <w:t xml:space="preserve"> dos tomadores de </w:t>
-      </w:r>
-      <w:proofErr w:type="gramStart"/>
-      <w:r>
-        <w:rPr>
-          <w:b/>
-          <w:bCs/>
+        </w:rPr>
+        <w:t xml:space="preserve"> </w:t>
+      </w:r>
+      <w:r>
+        <w:rPr>
           <w:i/>
           <w:iCs/>
           <w:sz w:val="22"/>
           <w:szCs w:val="22"/>
-          <w:u w:val="single"/>
-        </w:rPr>
-        <w:t>empréstimos.</w:t>
-      </w:r>
-      <w:r>
-        <w:rPr>
-          <w:i/>
-          <w:iCs/>
-          <w:sz w:val="22"/>
-          <w:szCs w:val="22"/>
-        </w:rPr>
-        <w:t>”</w:t>
-      </w:r>
-      <w:proofErr w:type="gramEnd"/>
-      <w:r>
-        <w:rPr>
-          <w:b/>
-          <w:bCs/>
-          <w:i/>
-          <w:iCs/>
-          <w:sz w:val="22"/>
-          <w:szCs w:val="22"/>
-        </w:rPr>
-        <w:t xml:space="preserve"> </w:t>
-      </w:r>
-      <w:r>
-        <w:rPr>
-          <w:i/>
-          <w:iCs/>
-          <w:sz w:val="22"/>
-          <w:szCs w:val="22"/>
-        </w:rPr>
-        <w:t>(</w:t>
-      </w:r>
-      <w:proofErr w:type="gramStart"/>
-      <w:r>
-        <w:rPr>
-          <w:i/>
-          <w:iCs/>
-          <w:sz w:val="22"/>
-          <w:szCs w:val="22"/>
-        </w:rPr>
-        <w:t>grifo</w:t>
-      </w:r>
-      <w:proofErr w:type="gramEnd"/>
-      <w:r>
-        <w:rPr>
-          <w:i/>
-          <w:iCs/>
-          <w:sz w:val="22"/>
-          <w:szCs w:val="22"/>
-        </w:rPr>
-        <w:t xml:space="preserve"> nosso).</w:t>
+        </w:rPr>
+        <w:t>(grifo nosso).</w:t>
       </w:r>
     </w:p>
     <w:p/>
@@ -4681,8 +4479,8 @@
         <w:ind w:firstLine="0"/>
         <w:jc w:val="center"/>
       </w:pPr>
-      <w:bookmarkStart w:id="2" w:name="_heading=h.gjdgxs" w:colFirst="0" w:colLast="0"/>
-      <w:bookmarkEnd w:id="2"/>
+      <w:bookmarkStart w:id="1" w:name="_heading=h.gjdgxs" w:colFirst="0" w:colLast="0"/>
+      <w:bookmarkEnd w:id="1"/>
       <w:r>
         <w:t>Nestes termos,</w:t>
       </w:r>
@@ -4706,13 +4504,24 @@
       <w:pPr>
         <w:ind w:firstLine="0"/>
         <w:jc w:val="center"/>
-      </w:pPr>
-      <w:r>
         <w:rPr>
           <w:color w:val="00B050"/>
         </w:rPr>
-        <w:t>{{FORO</w:t>
-      </w:r>
+      </w:pPr>
+      <w:r>
+        <w:rPr>
+          <w:color w:val="00B050"/>
+        </w:rPr>
+        <w:t>{{</w:t>
+      </w:r>
+      <w:proofErr w:type="spellStart"/>
+      <w:r>
+        <w:rPr>
+          <w:color w:val="00B050"/>
+        </w:rPr>
+        <w:t>cidade_comarca</w:t>
+      </w:r>
+      <w:proofErr w:type="spellEnd"/>
       <w:proofErr w:type="gramStart"/>
       <w:r>
         <w:rPr>
@@ -4725,19 +4534,24 @@
       </w:r>
       <w:proofErr w:type="gramEnd"/>
       <w:r>
+        <w:t>{{ESTADO_AUTOR</w:t>
+      </w:r>
+      <w:proofErr w:type="gramStart"/>
+      <w:r>
+        <w:t>}}</w:t>
+      </w:r>
+      <w:r>
         <w:rPr>
           <w:color w:val="00B050"/>
         </w:rPr>
-        <w:t>{{ESTADO}}</w:t>
-      </w:r>
-      <w:r>
-        <w:t xml:space="preserve">, </w:t>
-      </w:r>
+        <w:t>{</w:t>
+      </w:r>
+      <w:proofErr w:type="gramEnd"/>
       <w:r>
         <w:rPr>
           <w:color w:val="00B050"/>
         </w:rPr>
-        <w:t>{{DATA}}</w:t>
+        <w:t>{DATA}}</w:t>
       </w:r>
     </w:p>
     <w:p>
@@ -4765,57 +4579,60 @@
         </w:rPr>
       </w:pPr>
       <w:r>
-        <w:t>OAB</w:t>
-      </w:r>
+        <w:t>OAB/</w:t>
+      </w:r>
+      <w:r>
+        <w:rPr>
+          <w:color w:val="00B050"/>
+        </w:rPr>
+        <w:t>{</w:t>
+      </w:r>
+      <w:r>
+        <w:rPr>
+          <w:color w:val="00B050"/>
+        </w:rPr>
+        <w:t>{</w:t>
+      </w:r>
+      <w:proofErr w:type="spellStart"/>
+      <w:r>
+        <w:rPr>
+          <w:color w:val="00B050"/>
+        </w:rPr>
+        <w:t>estado_oab</w:t>
+      </w:r>
+      <w:proofErr w:type="spellEnd"/>
+      <w:r>
+        <w:rPr>
+          <w:color w:val="00B050"/>
+        </w:rPr>
+        <w:t>}</w:t>
+      </w:r>
+      <w:r>
+        <w:rPr>
+          <w:color w:val="00B050"/>
+        </w:rPr>
+        <w:t>}</w:t>
+      </w:r>
+      <w:r>
+        <w:rPr>
+          <w:color w:val="00B050"/>
+        </w:rPr>
+        <w:t xml:space="preserve"> {{</w:t>
+      </w:r>
+      <w:proofErr w:type="spellStart"/>
       <w:proofErr w:type="gramStart"/>
       <w:r>
-        <w:t>/</w:t>
-      </w:r>
-      <w:r>
         <w:rPr>
           <w:color w:val="00B050"/>
         </w:rPr>
-        <w:t>{</w:t>
+        <w:t>numero</w:t>
       </w:r>
       <w:proofErr w:type="gramEnd"/>
       <w:r>
         <w:rPr>
           <w:color w:val="00B050"/>
         </w:rPr>
-        <w:t>{</w:t>
-      </w:r>
-      <w:proofErr w:type="spellStart"/>
-      <w:r>
-        <w:rPr>
-          <w:color w:val="00B050"/>
-        </w:rPr>
-        <w:t>estado_oab</w:t>
-      </w:r>
-      <w:proofErr w:type="spellEnd"/>
-      <w:r>
-        <w:rPr>
-          <w:color w:val="00B050"/>
-        </w:rPr>
-        <w:t>}</w:t>
-      </w:r>
-      <w:r>
-        <w:rPr>
-          <w:color w:val="00B050"/>
-        </w:rPr>
-        <w:t>}</w:t>
-      </w:r>
-      <w:r>
-        <w:rPr>
-          <w:color w:val="00B050"/>
-        </w:rPr>
-        <w:t xml:space="preserve"> {{</w:t>
-      </w:r>
-      <w:proofErr w:type="spellStart"/>
-      <w:r>
-        <w:rPr>
-          <w:color w:val="00B050"/>
-        </w:rPr>
-        <w:t>numero_oab</w:t>
+        <w:t>_oab</w:t>
       </w:r>
       <w:proofErr w:type="spellEnd"/>
       <w:r>
@@ -4844,7 +4661,7 @@
 </file>
 
 <file path=word/endnotes.xml><?xml version="1.0" encoding="utf-8"?>
-<w:endnotes xmlns:wpc="http://schemas.microsoft.com/office/word/2010/wordprocessingCanvas" xmlns:cx="http://schemas.microsoft.com/office/drawing/2014/chartex" xmlns:mc="http://schemas.openxmlformats.org/markup-compatibility/2006" xmlns:o="urn:schemas-microsoft-com:office:office" xmlns:r="http://schemas.openxmlformats.org/officeDocument/2006/relationships" xmlns:m="http://schemas.openxmlformats.org/officeDocument/2006/math" xmlns:v="urn:schemas-microsoft-com:vml" xmlns:wp14="http://schemas.microsoft.com/office/word/2010/wordprocessingDrawing" xmlns:wp="http://schemas.openxmlformats.org/drawingml/2006/wordprocessingDrawing" xmlns:w10="urn:schemas-microsoft-com:office:word" xmlns:w="http://schemas.openxmlformats.org/wordprocessingml/2006/main" xmlns:w14="http://schemas.microsoft.com/office/word/2010/wordml" xmlns:w15="http://schemas.microsoft.com/office/word/2012/wordml" xmlns:w16se="http://schemas.microsoft.com/office/word/2015/wordml/symex" xmlns:wpg="http://schemas.microsoft.com/office/word/2010/wordprocessingGroup" xmlns:wpi="http://schemas.microsoft.com/office/word/2010/wordprocessingInk" xmlns:wne="http://schemas.microsoft.com/office/word/2006/wordml" xmlns:wps="http://schemas.microsoft.com/office/word/2010/wordprocessingShape" mc:Ignorable="w14 w15 w16se wp14">
+<w:endnotes xmlns:wpc="http://schemas.microsoft.com/office/word/2010/wordprocessingCanvas" xmlns:cx="http://schemas.microsoft.com/office/drawing/2014/chartex" xmlns:cx1="http://schemas.microsoft.com/office/drawing/2015/9/8/chartex" xmlns:cx2="http://schemas.microsoft.com/office/drawing/2015/10/21/chartex" xmlns:cx3="http://schemas.microsoft.com/office/drawing/2016/5/9/chartex" xmlns:cx4="http://schemas.microsoft.com/office/drawing/2016/5/10/chartex" xmlns:cx5="http://schemas.microsoft.com/office/drawing/2016/5/11/chartex" xmlns:cx6="http://schemas.microsoft.com/office/drawing/2016/5/12/chartex" xmlns:cx7="http://schemas.microsoft.com/office/drawing/2016/5/13/chartex" xmlns:cx8="http://schemas.microsoft.com/office/drawing/2016/5/14/chartex" xmlns:mc="http://schemas.openxmlformats.org/markup-compatibility/2006" xmlns:aink="http://schemas.microsoft.com/office/drawing/2016/ink" xmlns:am3d="http://schemas.microsoft.com/office/drawing/2017/model3d" xmlns:o="urn:schemas-microsoft-com:office:office" xmlns:oel="http://schemas.microsoft.com/office/2019/extlst" xmlns:r="http://schemas.openxmlformats.org/officeDocument/2006/relationships" xmlns:m="http://schemas.openxmlformats.org/officeDocument/2006/math" xmlns:v="urn:schemas-microsoft-com:vml" xmlns:wp14="http://schemas.microsoft.com/office/word/2010/wordprocessingDrawing" xmlns:wp="http://schemas.openxmlformats.org/drawingml/2006/wordprocessingDrawing" xmlns:w10="urn:schemas-microsoft-com:office:word" xmlns:w="http://schemas.openxmlformats.org/wordprocessingml/2006/main" xmlns:w14="http://schemas.microsoft.com/office/word/2010/wordml" xmlns:w15="http://schemas.microsoft.com/office/word/2012/wordml" xmlns:w16cex="http://schemas.microsoft.com/office/word/2018/wordml/cex" xmlns:w16cid="http://schemas.microsoft.com/office/word/2016/wordml/cid" xmlns:w16="http://schemas.microsoft.com/office/word/2018/wordml" xmlns:w16du="http://schemas.microsoft.com/office/word/2023/wordml/word16du" xmlns:w16sdtdh="http://schemas.microsoft.com/office/word/2020/wordml/sdtdatahash" xmlns:w16sdtfl="http://schemas.microsoft.com/office/word/2024/wordml/sdtformatlock" xmlns:w16se="http://schemas.microsoft.com/office/word/2015/wordml/symex" xmlns:wpg="http://schemas.microsoft.com/office/word/2010/wordprocessingGroup" xmlns:wpi="http://schemas.microsoft.com/office/word/2010/wordprocessingInk" xmlns:wne="http://schemas.microsoft.com/office/word/2006/wordml" xmlns:wps="http://schemas.microsoft.com/office/word/2010/wordprocessingShape" mc:Ignorable="w14 w15 w16se w16cid w16 w16cex w16sdtdh w16sdtfl w16du wp14">
   <w:endnote w:type="separator" w:id="-1">
     <w:p>
       <w:pPr>
@@ -4869,7 +4686,7 @@
 </file>
 
 <file path=word/footer1.xml><?xml version="1.0" encoding="utf-8"?>
-<w:ftr xmlns:wpc="http://schemas.microsoft.com/office/word/2010/wordprocessingCanvas" xmlns:cx="http://schemas.microsoft.com/office/drawing/2014/chartex" xmlns:mc="http://schemas.openxmlformats.org/markup-compatibility/2006" xmlns:o="urn:schemas-microsoft-com:office:office" xmlns:r="http://schemas.openxmlformats.org/officeDocument/2006/relationships" xmlns:m="http://schemas.openxmlformats.org/officeDocument/2006/math" xmlns:v="urn:schemas-microsoft-com:vml" xmlns:wp14="http://schemas.microsoft.com/office/word/2010/wordprocessingDrawing" xmlns:wp="http://schemas.openxmlformats.org/drawingml/2006/wordprocessingDrawing" xmlns:w10="urn:schemas-microsoft-com:office:word" xmlns:w="http://schemas.openxmlformats.org/wordprocessingml/2006/main" xmlns:w14="http://schemas.microsoft.com/office/word/2010/wordml" xmlns:w15="http://schemas.microsoft.com/office/word/2012/wordml" xmlns:w16se="http://schemas.microsoft.com/office/word/2015/wordml/symex" xmlns:wpg="http://schemas.microsoft.com/office/word/2010/wordprocessingGroup" xmlns:wpi="http://schemas.microsoft.com/office/word/2010/wordprocessingInk" xmlns:wne="http://schemas.microsoft.com/office/word/2006/wordml" xmlns:wps="http://schemas.microsoft.com/office/word/2010/wordprocessingShape" mc:Ignorable="w14 w15 w16se wp14">
+<w:ftr xmlns:wpc="http://schemas.microsoft.com/office/word/2010/wordprocessingCanvas" xmlns:cx="http://schemas.microsoft.com/office/drawing/2014/chartex" xmlns:cx1="http://schemas.microsoft.com/office/drawing/2015/9/8/chartex" xmlns:cx2="http://schemas.microsoft.com/office/drawing/2015/10/21/chartex" xmlns:cx3="http://schemas.microsoft.com/office/drawing/2016/5/9/chartex" xmlns:cx4="http://schemas.microsoft.com/office/drawing/2016/5/10/chartex" xmlns:cx5="http://schemas.microsoft.com/office/drawing/2016/5/11/chartex" xmlns:cx6="http://schemas.microsoft.com/office/drawing/2016/5/12/chartex" xmlns:cx7="http://schemas.microsoft.com/office/drawing/2016/5/13/chartex" xmlns:cx8="http://schemas.microsoft.com/office/drawing/2016/5/14/chartex" xmlns:mc="http://schemas.openxmlformats.org/markup-compatibility/2006" xmlns:aink="http://schemas.microsoft.com/office/drawing/2016/ink" xmlns:am3d="http://schemas.microsoft.com/office/drawing/2017/model3d" xmlns:o="urn:schemas-microsoft-com:office:office" xmlns:oel="http://schemas.microsoft.com/office/2019/extlst" xmlns:r="http://schemas.openxmlformats.org/officeDocument/2006/relationships" xmlns:m="http://schemas.openxmlformats.org/officeDocument/2006/math" xmlns:v="urn:schemas-microsoft-com:vml" xmlns:wp14="http://schemas.microsoft.com/office/word/2010/wordprocessingDrawing" xmlns:wp="http://schemas.openxmlformats.org/drawingml/2006/wordprocessingDrawing" xmlns:w10="urn:schemas-microsoft-com:office:word" xmlns:w="http://schemas.openxmlformats.org/wordprocessingml/2006/main" xmlns:w14="http://schemas.microsoft.com/office/word/2010/wordml" xmlns:w15="http://schemas.microsoft.com/office/word/2012/wordml" xmlns:w16cex="http://schemas.microsoft.com/office/word/2018/wordml/cex" xmlns:w16cid="http://schemas.microsoft.com/office/word/2016/wordml/cid" xmlns:w16="http://schemas.microsoft.com/office/word/2018/wordml" xmlns:w16du="http://schemas.microsoft.com/office/word/2023/wordml/word16du" xmlns:w16sdtdh="http://schemas.microsoft.com/office/word/2020/wordml/sdtdatahash" xmlns:w16sdtfl="http://schemas.microsoft.com/office/word/2024/wordml/sdtformatlock" xmlns:w16se="http://schemas.microsoft.com/office/word/2015/wordml/symex" xmlns:wpg="http://schemas.microsoft.com/office/word/2010/wordprocessingGroup" xmlns:wpi="http://schemas.microsoft.com/office/word/2010/wordprocessingInk" xmlns:wne="http://schemas.microsoft.com/office/word/2006/wordml" xmlns:wps="http://schemas.microsoft.com/office/word/2010/wordprocessingShape" mc:Ignorable="w14 w15 w16se w16cid w16 w16cex w16sdtdh w16sdtfl w16du wp14">
   <w:p>
     <w:pPr>
       <w:pBdr>
@@ -4966,7 +4783,7 @@
 </file>
 
 <file path=word/footnotes.xml><?xml version="1.0" encoding="utf-8"?>
-<w:footnotes xmlns:wpc="http://schemas.microsoft.com/office/word/2010/wordprocessingCanvas" xmlns:cx="http://schemas.microsoft.com/office/drawing/2014/chartex" xmlns:mc="http://schemas.openxmlformats.org/markup-compatibility/2006" xmlns:o="urn:schemas-microsoft-com:office:office" xmlns:r="http://schemas.openxmlformats.org/officeDocument/2006/relationships" xmlns:m="http://schemas.openxmlformats.org/officeDocument/2006/math" xmlns:v="urn:schemas-microsoft-com:vml" xmlns:wp14="http://schemas.microsoft.com/office/word/2010/wordprocessingDrawing" xmlns:wp="http://schemas.openxmlformats.org/drawingml/2006/wordprocessingDrawing" xmlns:w10="urn:schemas-microsoft-com:office:word" xmlns:w="http://schemas.openxmlformats.org/wordprocessingml/2006/main" xmlns:w14="http://schemas.microsoft.com/office/word/2010/wordml" xmlns:w15="http://schemas.microsoft.com/office/word/2012/wordml" xmlns:w16se="http://schemas.microsoft.com/office/word/2015/wordml/symex" xmlns:wpg="http://schemas.microsoft.com/office/word/2010/wordprocessingGroup" xmlns:wpi="http://schemas.microsoft.com/office/word/2010/wordprocessingInk" xmlns:wne="http://schemas.microsoft.com/office/word/2006/wordml" xmlns:wps="http://schemas.microsoft.com/office/word/2010/wordprocessingShape" mc:Ignorable="w14 w15 w16se wp14">
+<w:footnotes xmlns:wpc="http://schemas.microsoft.com/office/word/2010/wordprocessingCanvas" xmlns:cx="http://schemas.microsoft.com/office/drawing/2014/chartex" xmlns:cx1="http://schemas.microsoft.com/office/drawing/2015/9/8/chartex" xmlns:cx2="http://schemas.microsoft.com/office/drawing/2015/10/21/chartex" xmlns:cx3="http://schemas.microsoft.com/office/drawing/2016/5/9/chartex" xmlns:cx4="http://schemas.microsoft.com/office/drawing/2016/5/10/chartex" xmlns:cx5="http://schemas.microsoft.com/office/drawing/2016/5/11/chartex" xmlns:cx6="http://schemas.microsoft.com/office/drawing/2016/5/12/chartex" xmlns:cx7="http://schemas.microsoft.com/office/drawing/2016/5/13/chartex" xmlns:cx8="http://schemas.microsoft.com/office/drawing/2016/5/14/chartex" xmlns:mc="http://schemas.openxmlformats.org/markup-compatibility/2006" xmlns:aink="http://schemas.microsoft.com/office/drawing/2016/ink" xmlns:am3d="http://schemas.microsoft.com/office/drawing/2017/model3d" xmlns:o="urn:schemas-microsoft-com:office:office" xmlns:oel="http://schemas.microsoft.com/office/2019/extlst" xmlns:r="http://schemas.openxmlformats.org/officeDocument/2006/relationships" xmlns:m="http://schemas.openxmlformats.org/officeDocument/2006/math" xmlns:v="urn:schemas-microsoft-com:vml" xmlns:wp14="http://schemas.microsoft.com/office/word/2010/wordprocessingDrawing" xmlns:wp="http://schemas.openxmlformats.org/drawingml/2006/wordprocessingDrawing" xmlns:w10="urn:schemas-microsoft-com:office:word" xmlns:w="http://schemas.openxmlformats.org/wordprocessingml/2006/main" xmlns:w14="http://schemas.microsoft.com/office/word/2010/wordml" xmlns:w15="http://schemas.microsoft.com/office/word/2012/wordml" xmlns:w16cex="http://schemas.microsoft.com/office/word/2018/wordml/cex" xmlns:w16cid="http://schemas.microsoft.com/office/word/2016/wordml/cid" xmlns:w16="http://schemas.microsoft.com/office/word/2018/wordml" xmlns:w16du="http://schemas.microsoft.com/office/word/2023/wordml/word16du" xmlns:w16sdtdh="http://schemas.microsoft.com/office/word/2020/wordml/sdtdatahash" xmlns:w16sdtfl="http://schemas.microsoft.com/office/word/2024/wordml/sdtformatlock" xmlns:w16se="http://schemas.microsoft.com/office/word/2015/wordml/symex" xmlns:wpg="http://schemas.microsoft.com/office/word/2010/wordprocessingGroup" xmlns:wpi="http://schemas.microsoft.com/office/word/2010/wordprocessingInk" xmlns:wne="http://schemas.microsoft.com/office/word/2006/wordml" xmlns:wps="http://schemas.microsoft.com/office/word/2010/wordprocessingShape" mc:Ignorable="w14 w15 w16se w16cid w16 w16cex w16sdtdh w16sdtfl w16du wp14">
   <w:footnote w:type="separator" w:id="-1">
     <w:p>
       <w:pPr>
@@ -4991,7 +4808,7 @@
 </file>
 
 <file path=word/header1.xml><?xml version="1.0" encoding="utf-8"?>
-<w:hdr xmlns:wpc="http://schemas.microsoft.com/office/word/2010/wordprocessingCanvas" xmlns:cx="http://schemas.microsoft.com/office/drawing/2014/chartex" xmlns:mc="http://schemas.openxmlformats.org/markup-compatibility/2006" xmlns:o="urn:schemas-microsoft-com:office:office" xmlns:r="http://schemas.openxmlformats.org/officeDocument/2006/relationships" xmlns:m="http://schemas.openxmlformats.org/officeDocument/2006/math" xmlns:v="urn:schemas-microsoft-com:vml" xmlns:wp14="http://schemas.microsoft.com/office/word/2010/wordprocessingDrawing" xmlns:wp="http://schemas.openxmlformats.org/drawingml/2006/wordprocessingDrawing" xmlns:w10="urn:schemas-microsoft-com:office:word" xmlns:w="http://schemas.openxmlformats.org/wordprocessingml/2006/main" xmlns:w14="http://schemas.microsoft.com/office/word/2010/wordml" xmlns:w15="http://schemas.microsoft.com/office/word/2012/wordml" xmlns:w16se="http://schemas.microsoft.com/office/word/2015/wordml/symex" xmlns:wpg="http://schemas.microsoft.com/office/word/2010/wordprocessingGroup" xmlns:wpi="http://schemas.microsoft.com/office/word/2010/wordprocessingInk" xmlns:wne="http://schemas.microsoft.com/office/word/2006/wordml" xmlns:wps="http://schemas.microsoft.com/office/word/2010/wordprocessingShape" mc:Ignorable="w14 w15 w16se wp14">
+<w:hdr xmlns:wpc="http://schemas.microsoft.com/office/word/2010/wordprocessingCanvas" xmlns:cx="http://schemas.microsoft.com/office/drawing/2014/chartex" xmlns:cx1="http://schemas.microsoft.com/office/drawing/2015/9/8/chartex" xmlns:cx2="http://schemas.microsoft.com/office/drawing/2015/10/21/chartex" xmlns:cx3="http://schemas.microsoft.com/office/drawing/2016/5/9/chartex" xmlns:cx4="http://schemas.microsoft.com/office/drawing/2016/5/10/chartex" xmlns:cx5="http://schemas.microsoft.com/office/drawing/2016/5/11/chartex" xmlns:cx6="http://schemas.microsoft.com/office/drawing/2016/5/12/chartex" xmlns:cx7="http://schemas.microsoft.com/office/drawing/2016/5/13/chartex" xmlns:cx8="http://schemas.microsoft.com/office/drawing/2016/5/14/chartex" xmlns:mc="http://schemas.openxmlformats.org/markup-compatibility/2006" xmlns:aink="http://schemas.microsoft.com/office/drawing/2016/ink" xmlns:am3d="http://schemas.microsoft.com/office/drawing/2017/model3d" xmlns:o="urn:schemas-microsoft-com:office:office" xmlns:oel="http://schemas.microsoft.com/office/2019/extlst" xmlns:r="http://schemas.openxmlformats.org/officeDocument/2006/relationships" xmlns:m="http://schemas.openxmlformats.org/officeDocument/2006/math" xmlns:v="urn:schemas-microsoft-com:vml" xmlns:wp14="http://schemas.microsoft.com/office/word/2010/wordprocessingDrawing" xmlns:wp="http://schemas.openxmlformats.org/drawingml/2006/wordprocessingDrawing" xmlns:w10="urn:schemas-microsoft-com:office:word" xmlns:w="http://schemas.openxmlformats.org/wordprocessingml/2006/main" xmlns:w14="http://schemas.microsoft.com/office/word/2010/wordml" xmlns:w15="http://schemas.microsoft.com/office/word/2012/wordml" xmlns:w16cex="http://schemas.microsoft.com/office/word/2018/wordml/cex" xmlns:w16cid="http://schemas.microsoft.com/office/word/2016/wordml/cid" xmlns:w16="http://schemas.microsoft.com/office/word/2018/wordml" xmlns:w16du="http://schemas.microsoft.com/office/word/2023/wordml/word16du" xmlns:w16sdtdh="http://schemas.microsoft.com/office/word/2020/wordml/sdtdatahash" xmlns:w16sdtfl="http://schemas.microsoft.com/office/word/2024/wordml/sdtformatlock" xmlns:w16se="http://schemas.microsoft.com/office/word/2015/wordml/symex" xmlns:wpg="http://schemas.microsoft.com/office/word/2010/wordprocessingGroup" xmlns:wpi="http://schemas.microsoft.com/office/word/2010/wordprocessingInk" xmlns:wne="http://schemas.microsoft.com/office/word/2006/wordml" xmlns:wps="http://schemas.microsoft.com/office/word/2010/wordprocessingShape" mc:Ignorable="w14 w15 w16se w16cid w16 w16cex w16sdtdh w16sdtfl w16du wp14">
   <w:p>
     <w:pPr>
       <w:pBdr>
@@ -5060,7 +4877,7 @@
 </file>
 
 <file path=word/numbering.xml><?xml version="1.0" encoding="utf-8"?>
-<w:numbering xmlns:wpc="http://schemas.microsoft.com/office/word/2010/wordprocessingCanvas" xmlns:cx="http://schemas.microsoft.com/office/drawing/2014/chartex" xmlns:mc="http://schemas.openxmlformats.org/markup-compatibility/2006" xmlns:o="urn:schemas-microsoft-com:office:office" xmlns:r="http://schemas.openxmlformats.org/officeDocument/2006/relationships" xmlns:m="http://schemas.openxmlformats.org/officeDocument/2006/math" xmlns:v="urn:schemas-microsoft-com:vml" xmlns:wp14="http://schemas.microsoft.com/office/word/2010/wordprocessingDrawing" xmlns:wp="http://schemas.openxmlformats.org/drawingml/2006/wordprocessingDrawing" xmlns:w10="urn:schemas-microsoft-com:office:word" xmlns:w="http://schemas.openxmlformats.org/wordprocessingml/2006/main" xmlns:w14="http://schemas.microsoft.com/office/word/2010/wordml" xmlns:w15="http://schemas.microsoft.com/office/word/2012/wordml" xmlns:w16se="http://schemas.microsoft.com/office/word/2015/wordml/symex" xmlns:wpg="http://schemas.microsoft.com/office/word/2010/wordprocessingGroup" xmlns:wpi="http://schemas.microsoft.com/office/word/2010/wordprocessingInk" xmlns:wne="http://schemas.microsoft.com/office/word/2006/wordml" xmlns:wps="http://schemas.microsoft.com/office/word/2010/wordprocessingShape" mc:Ignorable="w14 w15 w16se wp14">
+<w:numbering xmlns:wpc="http://schemas.microsoft.com/office/word/2010/wordprocessingCanvas" xmlns:cx="http://schemas.microsoft.com/office/drawing/2014/chartex" xmlns:cx1="http://schemas.microsoft.com/office/drawing/2015/9/8/chartex" xmlns:cx2="http://schemas.microsoft.com/office/drawing/2015/10/21/chartex" xmlns:cx3="http://schemas.microsoft.com/office/drawing/2016/5/9/chartex" xmlns:cx4="http://schemas.microsoft.com/office/drawing/2016/5/10/chartex" xmlns:cx5="http://schemas.microsoft.com/office/drawing/2016/5/11/chartex" xmlns:cx6="http://schemas.microsoft.com/office/drawing/2016/5/12/chartex" xmlns:cx7="http://schemas.microsoft.com/office/drawing/2016/5/13/chartex" xmlns:cx8="http://schemas.microsoft.com/office/drawing/2016/5/14/chartex" xmlns:mc="http://schemas.openxmlformats.org/markup-compatibility/2006" xmlns:aink="http://schemas.microsoft.com/office/drawing/2016/ink" xmlns:am3d="http://schemas.microsoft.com/office/drawing/2017/model3d" xmlns:o="urn:schemas-microsoft-com:office:office" xmlns:oel="http://schemas.microsoft.com/office/2019/extlst" xmlns:r="http://schemas.openxmlformats.org/officeDocument/2006/relationships" xmlns:m="http://schemas.openxmlformats.org/officeDocument/2006/math" xmlns:v="urn:schemas-microsoft-com:vml" xmlns:wp14="http://schemas.microsoft.com/office/word/2010/wordprocessingDrawing" xmlns:wp="http://schemas.openxmlformats.org/drawingml/2006/wordprocessingDrawing" xmlns:w10="urn:schemas-microsoft-com:office:word" xmlns:w="http://schemas.openxmlformats.org/wordprocessingml/2006/main" xmlns:w14="http://schemas.microsoft.com/office/word/2010/wordml" xmlns:w15="http://schemas.microsoft.com/office/word/2012/wordml" xmlns:w16cex="http://schemas.microsoft.com/office/word/2018/wordml/cex" xmlns:w16cid="http://schemas.microsoft.com/office/word/2016/wordml/cid" xmlns:w16="http://schemas.microsoft.com/office/word/2018/wordml" xmlns:w16du="http://schemas.microsoft.com/office/word/2023/wordml/word16du" xmlns:w16sdtdh="http://schemas.microsoft.com/office/word/2020/wordml/sdtdatahash" xmlns:w16sdtfl="http://schemas.microsoft.com/office/word/2024/wordml/sdtformatlock" xmlns:w16se="http://schemas.microsoft.com/office/word/2015/wordml/symex" xmlns:wpg="http://schemas.microsoft.com/office/word/2010/wordprocessingGroup" xmlns:wpi="http://schemas.microsoft.com/office/word/2010/wordprocessingInk" xmlns:wne="http://schemas.microsoft.com/office/word/2006/wordml" xmlns:wps="http://schemas.microsoft.com/office/word/2010/wordprocessingShape" mc:Ignorable="w14 w15 w16se w16cid w16 w16cex w16sdtdh w16sdtfl w16du wp14">
   <w:abstractNum w:abstractNumId="0" w15:restartNumberingAfterBreak="0">
     <w:nsid w:val="0DD73422"/>
     <w:multiLevelType w:val="multilevel"/>
@@ -5903,35 +5720,35 @@
       </w:rPr>
     </w:lvl>
   </w:abstractNum>
-  <w:num w:numId="1">
+  <w:num w:numId="1" w16cid:durableId="2078817379">
     <w:abstractNumId w:val="6"/>
   </w:num>
-  <w:num w:numId="2">
+  <w:num w:numId="2" w16cid:durableId="1526821025">
     <w:abstractNumId w:val="4"/>
   </w:num>
-  <w:num w:numId="3">
+  <w:num w:numId="3" w16cid:durableId="418186287">
     <w:abstractNumId w:val="0"/>
   </w:num>
-  <w:num w:numId="4">
+  <w:num w:numId="4" w16cid:durableId="1642155444">
     <w:abstractNumId w:val="2"/>
   </w:num>
-  <w:num w:numId="5">
+  <w:num w:numId="5" w16cid:durableId="1114792790">
     <w:abstractNumId w:val="1"/>
   </w:num>
-  <w:num w:numId="6">
+  <w:num w:numId="6" w16cid:durableId="453133852">
     <w:abstractNumId w:val="3"/>
   </w:num>
-  <w:num w:numId="7">
+  <w:num w:numId="7" w16cid:durableId="1264650973">
     <w:abstractNumId w:val="5"/>
   </w:num>
-  <w:num w:numId="8">
+  <w:num w:numId="8" w16cid:durableId="1829899863">
     <w:abstractNumId w:val="7"/>
   </w:num>
 </w:numbering>
 </file>
 
 <file path=word/styles.xml><?xml version="1.0" encoding="utf-8"?>
-<w:styles xmlns:mc="http://schemas.openxmlformats.org/markup-compatibility/2006" xmlns:r="http://schemas.openxmlformats.org/officeDocument/2006/relationships" xmlns:w="http://schemas.openxmlformats.org/wordprocessingml/2006/main" xmlns:w14="http://schemas.microsoft.com/office/word/2010/wordml" xmlns:w15="http://schemas.microsoft.com/office/word/2012/wordml" xmlns:w16se="http://schemas.microsoft.com/office/word/2015/wordml/symex" mc:Ignorable="w14 w15 w16se">
+<w:styles xmlns:mc="http://schemas.openxmlformats.org/markup-compatibility/2006" xmlns:r="http://schemas.openxmlformats.org/officeDocument/2006/relationships" xmlns:w="http://schemas.openxmlformats.org/wordprocessingml/2006/main" xmlns:w14="http://schemas.microsoft.com/office/word/2010/wordml" xmlns:w15="http://schemas.microsoft.com/office/word/2012/wordml" xmlns:w16cex="http://schemas.microsoft.com/office/word/2018/wordml/cex" xmlns:w16cid="http://schemas.microsoft.com/office/word/2016/wordml/cid" xmlns:w16="http://schemas.microsoft.com/office/word/2018/wordml" xmlns:w16du="http://schemas.microsoft.com/office/word/2023/wordml/word16du" xmlns:w16sdtdh="http://schemas.microsoft.com/office/word/2020/wordml/sdtdatahash" xmlns:w16sdtfl="http://schemas.microsoft.com/office/word/2024/wordml/sdtformatlock" xmlns:w16se="http://schemas.microsoft.com/office/word/2015/wordml/symex" mc:Ignorable="w14 w15 w16se w16cid w16 w16cex w16sdtdh w16sdtfl w16du">
   <w:docDefaults>
     <w:rPrDefault>
       <w:rPr>
@@ -5949,7 +5766,7 @@
       </w:pPr>
     </w:pPrDefault>
   </w:docDefaults>
-  <w:latentStyles w:defLockedState="0" w:defUIPriority="99" w:defSemiHidden="0" w:defUnhideWhenUsed="0" w:defQFormat="0" w:count="371">
+  <w:latentStyles w:defLockedState="0" w:defUIPriority="99" w:defSemiHidden="0" w:defUnhideWhenUsed="0" w:defQFormat="0" w:count="376">
     <w:lsdException w:name="Normal" w:uiPriority="0" w:qFormat="1"/>
     <w:lsdException w:name="heading 1" w:uiPriority="9" w:qFormat="1"/>
     <w:lsdException w:name="heading 2" w:semiHidden="1" w:uiPriority="9" w:unhideWhenUsed="1" w:qFormat="1"/>
@@ -6321,6 +6138,11 @@
     <w:lsdException w:name="List Table 5 Dark Accent 6" w:uiPriority="50"/>
     <w:lsdException w:name="List Table 6 Colorful Accent 6" w:uiPriority="51"/>
     <w:lsdException w:name="List Table 7 Colorful Accent 6" w:uiPriority="52"/>
+    <w:lsdException w:name="Mention" w:semiHidden="1" w:unhideWhenUsed="1"/>
+    <w:lsdException w:name="Smart Hyperlink" w:semiHidden="1" w:unhideWhenUsed="1"/>
+    <w:lsdException w:name="Hashtag" w:semiHidden="1" w:unhideWhenUsed="1"/>
+    <w:lsdException w:name="Unresolved Mention" w:semiHidden="1" w:unhideWhenUsed="1"/>
+    <w:lsdException w:name="Smart Link" w:semiHidden="1" w:unhideWhenUsed="1"/>
   </w:latentStyles>
   <w:style w:type="paragraph" w:default="1" w:styleId="Normal">
     <w:name w:val="Normal"/>

--- a/modelos/Contrato_Foro_Autor_2.docx
+++ b/modelos/Contrato_Foro_Autor_2.docx
@@ -16,44 +16,16 @@
         <w:rPr>
           <w:color w:val="00B050"/>
         </w:rPr>
-        <w:t>{{</w:t>
-      </w:r>
-      <w:proofErr w:type="spellStart"/>
+        <w:t>{{cidade_comarca}}</w:t>
+      </w:r>
+      <w:r>
+        <w:t xml:space="preserve">, ESTADO DE </w:t>
+      </w:r>
       <w:r>
         <w:rPr>
           <w:color w:val="00B050"/>
         </w:rPr>
-        <w:t>cidade_comarca</w:t>
-      </w:r>
-      <w:proofErr w:type="spellEnd"/>
-      <w:r>
-        <w:rPr>
-          <w:color w:val="00B050"/>
-        </w:rPr>
-        <w:t>}}</w:t>
-      </w:r>
-      <w:r>
-        <w:t xml:space="preserve">, ESTADO DE </w:t>
-      </w:r>
-      <w:r>
-        <w:rPr>
-          <w:color w:val="00B050"/>
-        </w:rPr>
-        <w:t>{{</w:t>
-      </w:r>
-      <w:proofErr w:type="spellStart"/>
-      <w:r>
-        <w:rPr>
-          <w:color w:val="00B050"/>
-        </w:rPr>
-        <w:t>estado_comarca</w:t>
-      </w:r>
-      <w:proofErr w:type="spellEnd"/>
-      <w:r>
-        <w:rPr>
-          <w:color w:val="00B050"/>
-        </w:rPr>
-        <w:t>}}</w:t>
+        <w:t>{{estado_comarca}}</w:t>
       </w:r>
     </w:p>
     <w:p>
@@ -74,45 +46,27 @@
           <w:color w:val="FF0000"/>
         </w:rPr>
       </w:pPr>
-      <w:proofErr w:type="gramStart"/>
       <w:r>
         <w:rPr>
           <w:b/>
           <w:color w:val="FF0000"/>
         </w:rPr>
-        <w:t xml:space="preserve">{  </w:t>
-      </w:r>
-      <w:proofErr w:type="gramEnd"/>
+        <w:t xml:space="preserve">{                                                                     </w:t>
+      </w:r>
       <w:r>
         <w:rPr>
           <w:b/>
           <w:color w:val="FF0000"/>
         </w:rPr>
-        <w:t xml:space="preserve">                                                                   </w:t>
+        <w:t>vem, a presença deste douto juízo, por meio de seus procuradores, apresentar:</w:t>
       </w:r>
       <w:r>
         <w:rPr>
           <w:b/>
           <w:color w:val="FF0000"/>
         </w:rPr>
-        <w:t>vem, a presença deste douto juízo, por meio de seus procuradores, apresentar:</w:t>
-      </w:r>
-      <w:r>
-        <w:rPr>
-          <w:b/>
-          <w:color w:val="FF0000"/>
-        </w:rPr>
-        <w:t xml:space="preserve">                                                                 </w:t>
-      </w:r>
-      <w:proofErr w:type="gramStart"/>
-      <w:r>
-        <w:rPr>
-          <w:b/>
-          <w:color w:val="FF0000"/>
-        </w:rPr>
-        <w:t xml:space="preserve">  }</w:t>
-      </w:r>
-      <w:proofErr w:type="gramEnd"/>
+        <w:t xml:space="preserve">                                                                   }</w:t>
+      </w:r>
     </w:p>
     <w:p>
       <w:pPr>
@@ -178,14 +132,12 @@
         </w:rPr>
         <w:t>{{</w:t>
       </w:r>
-      <w:proofErr w:type="spellStart"/>
       <w:r>
         <w:rPr>
           <w:color w:val="00B050"/>
         </w:rPr>
         <w:t>endereco_banco</w:t>
       </w:r>
-      <w:proofErr w:type="spellEnd"/>
       <w:r>
         <w:rPr>
           <w:color w:val="00B050"/>
@@ -238,31 +190,7 @@
         <w:t>“litigância predatória”</w:t>
       </w:r>
       <w:r>
-        <w:t>, prática reprovável que se caracteriza pelo ajuizamento de demandas padronizadas, em massa, sem a devida individualização dos casos, com pouca ou nenhuma instrução documental e, em muitos casos, com desrespeito ao contraditório, à ampla defesa e à boa-fé processual. Seus requisitos mais recorrentes incluem: (i) ausência de procuração válida ou específica; (</w:t>
-      </w:r>
-      <w:proofErr w:type="spellStart"/>
-      <w:r>
-        <w:t>ii</w:t>
-      </w:r>
-      <w:proofErr w:type="spellEnd"/>
-      <w:r>
-        <w:t>) inexistência de contato real com o autor da ação; (</w:t>
-      </w:r>
-      <w:proofErr w:type="spellStart"/>
-      <w:r>
-        <w:t>iii</w:t>
-      </w:r>
-      <w:proofErr w:type="spellEnd"/>
-      <w:r>
-        <w:t>) inexistência de documentos que comprovem minimamente os fatos alegados; (</w:t>
-      </w:r>
-      <w:proofErr w:type="spellStart"/>
-      <w:r>
-        <w:t>iv</w:t>
-      </w:r>
-      <w:proofErr w:type="spellEnd"/>
-      <w:r>
-        <w:t>) ausência de documentos que demonstrem a relação jurídica discutida; e (v) a repetição idêntica de alegações em diversos processos, sem qualquer contextualização mínima ao caso concreto.</w:t>
+        <w:t>, prática reprovável que se caracteriza pelo ajuizamento de demandas padronizadas, em massa, sem a devida individualização dos casos, com pouca ou nenhuma instrução documental e, em muitos casos, com desrespeito ao contraditório, à ampla defesa e à boa-fé processual. Seus requisitos mais recorrentes incluem: (i) ausência de procuração válida ou específica; (ii) inexistência de contato real com o autor da ação; (iii) inexistência de documentos que comprovem minimamente os fatos alegados; (iv) ausência de documentos que demonstrem a relação jurídica discutida; e (v) a repetição idêntica de alegações em diversos processos, sem qualquer contextualização mínima ao caso concreto.</w:t>
       </w:r>
     </w:p>
     <w:p>
@@ -441,7 +369,6 @@
         </w:rPr>
         <w:t>{{</w:t>
       </w:r>
-      <w:proofErr w:type="spellStart"/>
       <w:r>
         <w:rPr>
           <w:color w:val="00B050"/>
@@ -450,7 +377,6 @@
         </w:rPr>
         <w:t>pessoal_consignados</w:t>
       </w:r>
-      <w:proofErr w:type="spellEnd"/>
       <w:r>
         <w:rPr>
           <w:color w:val="00B050"/>
@@ -671,39 +597,7 @@
           <w:sz w:val="22"/>
           <w:szCs w:val="22"/>
         </w:rPr>
-        <w:t>, outorgados exclusivamente para fins de (i) apresentação de reclamação extrajudicial pela plataforma do Governo Federal (consumidor.gov.br); (</w:t>
-      </w:r>
-      <w:proofErr w:type="spellStart"/>
-      <w:r>
-        <w:rPr>
-          <w:sz w:val="22"/>
-          <w:szCs w:val="22"/>
-        </w:rPr>
-        <w:t>ii</w:t>
-      </w:r>
-      <w:proofErr w:type="spellEnd"/>
-      <w:r>
-        <w:rPr>
-          <w:sz w:val="22"/>
-          <w:szCs w:val="22"/>
-        </w:rPr>
-        <w:t>) eventual propositura de ação de produção antecipada de provas para obtenção dos contratos; e (</w:t>
-      </w:r>
-      <w:proofErr w:type="spellStart"/>
-      <w:r>
-        <w:rPr>
-          <w:sz w:val="22"/>
-          <w:szCs w:val="22"/>
-        </w:rPr>
-        <w:t>iii</w:t>
-      </w:r>
-      <w:proofErr w:type="spellEnd"/>
-      <w:r>
-        <w:rPr>
-          <w:sz w:val="22"/>
-          <w:szCs w:val="22"/>
-        </w:rPr>
-        <w:t>) propositura de ação revisional de contrato bancário para o banco em específico.</w:t>
+        <w:t>, outorgados exclusivamente para fins de (i) apresentação de reclamação extrajudicial pela plataforma do Governo Federal (consumidor.gov.br); (ii) eventual propositura de ação de produção antecipada de provas para obtenção dos contratos; e (iii) propositura de ação revisional de contrato bancário para o banco em específico.</w:t>
       </w:r>
     </w:p>
     <w:p>
@@ -891,11 +785,9 @@
         </w:rPr>
         <w:t>{{</w:t>
       </w:r>
-      <w:proofErr w:type="spellStart"/>
       <w:r>
         <w:t>beneficios</w:t>
       </w:r>
-      <w:proofErr w:type="spellEnd"/>
       <w:r>
         <w:rPr>
           <w:color w:val="00B050"/>
@@ -903,15 +795,7 @@
         <w:t>}}</w:t>
       </w:r>
       <w:r>
-        <w:t>, no valor de R$ {{</w:t>
-      </w:r>
-      <w:proofErr w:type="spellStart"/>
-      <w:r>
-        <w:t>renda_mensal</w:t>
-      </w:r>
-      <w:proofErr w:type="spellEnd"/>
-      <w:r>
-        <w:t xml:space="preserve">}}, conforme comprovado nos documentos que acompanham esta exordial. Ainda, os empréstimos contratados, </w:t>
+        <w:t xml:space="preserve">, no valor de R$ {{renda_mensal}}, conforme comprovado nos documentos que acompanham esta exordial. Ainda, os empréstimos contratados, </w:t>
       </w:r>
       <w:r>
         <w:rPr>
@@ -921,7 +805,6 @@
         </w:rPr>
         <w:t>{{</w:t>
       </w:r>
-      <w:proofErr w:type="spellStart"/>
       <w:r>
         <w:rPr>
           <w:color w:val="00B050"/>
@@ -930,7 +813,6 @@
         </w:rPr>
         <w:t>pessoal_consignados</w:t>
       </w:r>
-      <w:proofErr w:type="spellEnd"/>
       <w:r>
         <w:rPr>
           <w:color w:val="00B050"/>
@@ -948,20 +830,7 @@
         <w:t xml:space="preserve"> </w:t>
       </w:r>
       <w:r>
-        <w:t>comprometem de forma drástica sua renda mensal, de modo que restam apenas R$ {{</w:t>
-      </w:r>
-      <w:proofErr w:type="spellStart"/>
-      <w:r>
-        <w:t>valor_</w:t>
-      </w:r>
-      <w:proofErr w:type="gramStart"/>
-      <w:r>
-        <w:t>liquido</w:t>
-      </w:r>
-      <w:proofErr w:type="spellEnd"/>
-      <w:proofErr w:type="gramEnd"/>
-      <w:r>
-        <w:t>}} para sua subsistência, valor este absolutamente incompatível com a manutenção de um mínimo existencial digno.</w:t>
+        <w:t>comprometem de forma drástica sua renda mensal, de modo que restam apenas R$ {{valor_liquido}} para sua subsistência, valor este absolutamente incompatível com a manutenção de um mínimo existencial digno.</w:t>
       </w:r>
     </w:p>
     <w:p>
@@ -975,15 +844,7 @@
         <w:ind w:firstLine="0"/>
       </w:pPr>
       <w:r>
-        <w:t>{{</w:t>
-      </w:r>
-      <w:proofErr w:type="spellStart"/>
-      <w:r>
-        <w:t>conjunto_probatorio</w:t>
-      </w:r>
-      <w:proofErr w:type="spellEnd"/>
-      <w:r>
-        <w:t>}}</w:t>
+        <w:t>{{conjunto_probatorio}}</w:t>
       </w:r>
     </w:p>
     <w:p>
@@ -1039,14 +900,12 @@
         </w:rPr>
         <w:t>{{</w:t>
       </w:r>
-      <w:proofErr w:type="spellStart"/>
       <w:r>
         <w:rPr>
           <w:color w:val="000000" w:themeColor="text1"/>
         </w:rPr>
         <w:t>beneficios</w:t>
       </w:r>
-      <w:proofErr w:type="spellEnd"/>
       <w:r>
         <w:rPr>
           <w:color w:val="000000" w:themeColor="text1"/>
@@ -1054,15 +913,7 @@
         <w:t xml:space="preserve">}} </w:t>
       </w:r>
       <w:r>
-        <w:t>que corresponde ao valor de R${{</w:t>
-      </w:r>
-      <w:proofErr w:type="spellStart"/>
-      <w:r>
-        <w:t>renda_mensal</w:t>
-      </w:r>
-      <w:proofErr w:type="spellEnd"/>
-      <w:r>
-        <w:t>}}, conforme comprovado em documentação anexa.</w:t>
+        <w:t>que corresponde ao valor de R${{renda_mensal}}, conforme comprovado em documentação anexa.</w:t>
       </w:r>
     </w:p>
     <w:p>
@@ -1073,21 +924,7 @@
         <w:rPr>
           <w:color w:val="000000" w:themeColor="text1"/>
         </w:rPr>
-        <w:t>{{</w:t>
-      </w:r>
-      <w:proofErr w:type="spellStart"/>
-      <w:r>
-        <w:rPr>
-          <w:color w:val="000000" w:themeColor="text1"/>
-        </w:rPr>
-        <w:t>pessoal_consignados</w:t>
-      </w:r>
-      <w:proofErr w:type="spellEnd"/>
-      <w:r>
-        <w:rPr>
-          <w:color w:val="000000" w:themeColor="text1"/>
-        </w:rPr>
-        <w:t xml:space="preserve">}} </w:t>
+        <w:t xml:space="preserve">{{pessoal_consignados}} </w:t>
       </w:r>
       <w:r>
         <w:t>comprometem o equivalente a {{comprometimento}}</w:t>
@@ -1100,15 +937,7 @@
         <w:t xml:space="preserve"> </w:t>
       </w:r>
       <w:r>
-        <w:t>da sua remuneração mensal, tendo como líquido apenas {{</w:t>
-      </w:r>
-      <w:proofErr w:type="spellStart"/>
-      <w:r>
-        <w:t>valor_liquido</w:t>
-      </w:r>
-      <w:proofErr w:type="spellEnd"/>
-      <w:r>
-        <w:t>}} mensais para sua subsistência.</w:t>
+        <w:t>da sua remuneração mensal, tendo como líquido apenas {{valor_liquido}} mensais para sua subsistência.</w:t>
       </w:r>
     </w:p>
     <w:p>
@@ -1158,47 +987,16 @@
           <w:sz w:val="24"/>
           <w:szCs w:val="24"/>
         </w:rPr>
-        <w:t>Nº{{</w:t>
-      </w:r>
-      <w:proofErr w:type="gramStart"/>
-      <w:r>
-        <w:rPr>
-          <w:b/>
-          <w:color w:val="00B050"/>
+        <w:t>Nº{{NUMERO_CONTRATO_0}}</w:t>
+      </w:r>
+      <w:r>
+        <w:rPr>
+          <w:b/>
           <w:sz w:val="24"/>
           <w:szCs w:val="24"/>
         </w:rPr>
-        <w:t>NUMERO</w:t>
-      </w:r>
-      <w:proofErr w:type="gramEnd"/>
-      <w:r>
-        <w:rPr>
-          <w:b/>
-          <w:color w:val="00B050"/>
-          <w:sz w:val="24"/>
-          <w:szCs w:val="24"/>
-        </w:rPr>
-        <w:t>_CONTRATO_0</w:t>
-      </w:r>
-      <w:proofErr w:type="gramStart"/>
-      <w:r>
-        <w:rPr>
-          <w:b/>
-          <w:color w:val="00B050"/>
-          <w:sz w:val="24"/>
-          <w:szCs w:val="24"/>
-        </w:rPr>
-        <w:t>}}</w:t>
-      </w:r>
-      <w:r>
-        <w:rPr>
-          <w:b/>
-          <w:sz w:val="24"/>
-          <w:szCs w:val="24"/>
-        </w:rPr>
         <w:t>°</w:t>
       </w:r>
-      <w:proofErr w:type="gramEnd"/>
       <w:r>
         <w:rPr>
           <w:b/>
@@ -1293,106 +1091,89 @@
         <w:t xml:space="preserve">Taxa de juros aplicada: </w:t>
       </w:r>
       <w:r>
-        <w:t>{{emprestimos_0_taxa</w:t>
-      </w:r>
-      <w:proofErr w:type="gramStart"/>
+        <w:t>{{emprestimos_0_taxa}}</w:t>
+      </w:r>
+      <w:r>
+        <w:t>%</w:t>
+      </w:r>
+    </w:p>
+    <w:p>
+      <w:pPr>
+        <w:ind w:left="1440" w:firstLine="0"/>
+      </w:pPr>
+    </w:p>
+    <w:p>
+      <w:r>
+        <w:t xml:space="preserve">O contrato em apreciação apresenta taxa de juros mensal fixada em </w:t>
+      </w:r>
+      <w:r>
+        <w:t>{{</w:t>
+      </w:r>
+      <w:r>
+        <w:t>emprestimos_0_taxa</w:t>
+      </w:r>
       <w:r>
         <w:t>}}</w:t>
       </w:r>
       <w:r>
         <w:t>%</w:t>
       </w:r>
-      <w:proofErr w:type="gramEnd"/>
-    </w:p>
-    <w:p>
-      <w:pPr>
-        <w:ind w:left="1440" w:firstLine="0"/>
-      </w:pPr>
-    </w:p>
-    <w:p>
-      <w:r>
-        <w:t xml:space="preserve">O contrato em apreciação apresenta taxa de juros mensal fixada em </w:t>
+      <w:r>
+        <w:t>a.m</w:t>
+      </w:r>
+      <w:r>
+        <w:t xml:space="preserve">., o que gerou à parte requerente uma dívida correspondente a </w:t>
       </w:r>
       <w:r>
         <w:t>{{</w:t>
       </w:r>
       <w:r>
-        <w:t>emprestimos_0_taxa</w:t>
-      </w:r>
-      <w:proofErr w:type="gramStart"/>
+        <w:t>emprestimos_</w:t>
+      </w:r>
+      <w:r>
+        <w:t>0</w:t>
+      </w:r>
+      <w:r>
+        <w:t>_total_emprestimo</w:t>
+      </w:r>
       <w:r>
         <w:t>}}</w:t>
       </w:r>
       <w:r>
-        <w:t>%</w:t>
-      </w:r>
-      <w:proofErr w:type="gramEnd"/>
+        <w:t>;</w:t>
+      </w:r>
+      <w:r>
+        <w:t xml:space="preserve"> </w:t>
+      </w:r>
+      <w:r>
+        <w:t>{{emprestimos_</w:t>
+      </w:r>
+      <w:r>
+        <w:t>0</w:t>
+      </w:r>
+      <w:r>
+        <w:t>_def_emprestimos}}</w:t>
+      </w:r>
+      <w:r>
+        <w:t xml:space="preserve">  vezes o valor financiado.</w:t>
+      </w:r>
+    </w:p>
+    <w:p>
+      <w:r>
+        <w:t xml:space="preserve">Para mesma época, o Banco central divulgou que a média de mercado aplicada pelas instituições financeiras em contratos da mesma natureza fora de </w:t>
+      </w:r>
+      <w:r>
+        <w:t>{{</w:t>
+      </w:r>
+      <w:r>
+        <w:t>emprestimos_0_taxa_media</w:t>
+      </w:r>
+      <w:r>
+        <w:t xml:space="preserve">}}% </w:t>
+      </w:r>
       <w:r>
         <w:t>a.m</w:t>
       </w:r>
-      <w:r>
-        <w:t xml:space="preserve">., o que gerou à parte requerente uma dívida correspondente a </w:t>
-      </w:r>
-      <w:r>
-        <w:t>{{</w:t>
-      </w:r>
-      <w:r>
-        <w:t>emprestimos_</w:t>
-      </w:r>
-      <w:r>
-        <w:t>0</w:t>
-      </w:r>
-      <w:r>
-        <w:t>_total_emprestimo</w:t>
-      </w:r>
-      <w:r>
-        <w:t>}}</w:t>
-      </w:r>
-      <w:r>
-        <w:t>;</w:t>
-      </w:r>
-      <w:r>
-        <w:t xml:space="preserve"> </w:t>
-      </w:r>
-      <w:r>
-        <w:t>{{emprestimos_</w:t>
-      </w:r>
-      <w:r>
-        <w:t>0</w:t>
-      </w:r>
-      <w:r>
-        <w:t>_def_emprestimos</w:t>
-      </w:r>
-      <w:proofErr w:type="gramStart"/>
-      <w:r>
-        <w:t>}}</w:t>
-      </w:r>
-      <w:r>
-        <w:t xml:space="preserve">  vezes</w:t>
-      </w:r>
-      <w:proofErr w:type="gramEnd"/>
-      <w:r>
-        <w:t xml:space="preserve"> o valor financiado.</w:t>
-      </w:r>
-    </w:p>
-    <w:p>
-      <w:r>
-        <w:t xml:space="preserve">Para mesma época, o Banco central divulgou que a média de mercado aplicada pelas instituições financeiras em contratos da mesma natureza fora de </w:t>
-      </w:r>
-      <w:r>
-        <w:t>{{</w:t>
-      </w:r>
-      <w:r>
-        <w:t>emprestimos_0_taxa_media</w:t>
-      </w:r>
-      <w:r>
-        <w:t xml:space="preserve">}}% </w:t>
-      </w:r>
-      <w:proofErr w:type="spellStart"/>
-      <w:r>
-        <w:t>a.m</w:t>
-      </w:r>
-      <w:proofErr w:type="spellEnd"/>
       <w:r>
         <w:t xml:space="preserve">, </w:t>
       </w:r>
@@ -1757,27 +1538,7 @@
           <w:sz w:val="24"/>
           <w:szCs w:val="24"/>
         </w:rPr>
-        <w:t>Nº{{</w:t>
-      </w:r>
-      <w:proofErr w:type="gramStart"/>
-      <w:r>
-        <w:rPr>
-          <w:b/>
-          <w:color w:val="00B050"/>
-          <w:sz w:val="24"/>
-          <w:szCs w:val="24"/>
-        </w:rPr>
-        <w:t>NUMERO</w:t>
-      </w:r>
-      <w:proofErr w:type="gramEnd"/>
-      <w:r>
-        <w:rPr>
-          <w:b/>
-          <w:color w:val="00B050"/>
-          <w:sz w:val="24"/>
-          <w:szCs w:val="24"/>
-        </w:rPr>
-        <w:t>_CONTRATO_1}}</w:t>
+        <w:t>Nº{{NUMERO_CONTRATO_1}}</w:t>
       </w:r>
       <w:r>
         <w:rPr>
@@ -1870,22 +1631,41 @@
         <w:t>1</w:t>
       </w:r>
       <w:r>
+        <w:t>_taxa}}%</w:t>
+      </w:r>
+    </w:p>
+    <w:p>
+      <w:pPr>
+        <w:ind w:left="1440" w:firstLine="0"/>
+      </w:pPr>
+    </w:p>
+    <w:p>
+      <w:r>
+        <w:t xml:space="preserve">O contrato em apreciação apresenta taxa de juros mensal fixada em </w:t>
+      </w:r>
+      <w:r>
+        <w:t>{{</w:t>
+      </w:r>
+      <w:r>
+        <w:t>emprestimos_</w:t>
+      </w:r>
+      <w:r>
+        <w:t>1</w:t>
+      </w:r>
+      <w:r>
         <w:t>_taxa</w:t>
       </w:r>
-      <w:proofErr w:type="gramStart"/>
-      <w:r>
-        <w:t>}}%</w:t>
-      </w:r>
-      <w:proofErr w:type="gramEnd"/>
-    </w:p>
-    <w:p>
-      <w:pPr>
-        <w:ind w:left="1440" w:firstLine="0"/>
-      </w:pPr>
-    </w:p>
-    <w:p>
-      <w:r>
-        <w:t xml:space="preserve">O contrato em apreciação apresenta taxa de juros mensal fixada em </w:t>
+      <w:r>
+        <w:t>}}</w:t>
+      </w:r>
+      <w:r>
+        <w:t>%</w:t>
+      </w:r>
+      <w:r>
+        <w:t>a.m</w:t>
+      </w:r>
+      <w:r>
+        <w:t xml:space="preserve">., o que gerou à parte requerente uma dívida correspondente a </w:t>
       </w:r>
       <w:r>
         <w:t>{{</w:t>
@@ -1897,85 +1677,49 @@
         <w:t>1</w:t>
       </w:r>
       <w:r>
-        <w:t>_taxa</w:t>
-      </w:r>
-      <w:proofErr w:type="gramStart"/>
+        <w:t>_total_emprestimo</w:t>
+      </w:r>
       <w:r>
         <w:t>}}</w:t>
       </w:r>
       <w:r>
-        <w:t>%</w:t>
-      </w:r>
-      <w:proofErr w:type="gramEnd"/>
+        <w:t xml:space="preserve">; </w:t>
+      </w:r>
+      <w:r>
+        <w:t>{{emprestimos_</w:t>
+      </w:r>
+      <w:r>
+        <w:t>1</w:t>
+      </w:r>
+      <w:r>
+        <w:t>_def_emprestimos}}</w:t>
+      </w:r>
+      <w:r>
+        <w:t xml:space="preserve">  vezes o valor financiado.</w:t>
+      </w:r>
+    </w:p>
+    <w:p>
+      <w:r>
+        <w:t xml:space="preserve">Para mesma época, o Banco central divulgou que a média de mercado aplicada pelas instituições financeiras em contratos da mesma natureza fora de </w:t>
+      </w:r>
+      <w:r>
+        <w:t>{{</w:t>
+      </w:r>
+      <w:r>
+        <w:t>emprestimos_</w:t>
+      </w:r>
+      <w:r>
+        <w:t>1</w:t>
+      </w:r>
+      <w:r>
+        <w:t>_taxa_media</w:t>
+      </w:r>
+      <w:r>
+        <w:t xml:space="preserve">}}% </w:t>
+      </w:r>
       <w:r>
         <w:t>a.m</w:t>
       </w:r>
-      <w:r>
-        <w:t xml:space="preserve">., o que gerou à parte requerente uma dívida correspondente a </w:t>
-      </w:r>
-      <w:r>
-        <w:t>{{</w:t>
-      </w:r>
-      <w:r>
-        <w:t>emprestimos_</w:t>
-      </w:r>
-      <w:r>
-        <w:t>1</w:t>
-      </w:r>
-      <w:r>
-        <w:t>_total_emprestimo</w:t>
-      </w:r>
-      <w:r>
-        <w:t>}}</w:t>
-      </w:r>
-      <w:r>
-        <w:t xml:space="preserve">; </w:t>
-      </w:r>
-      <w:r>
-        <w:t>{{emprestimos_</w:t>
-      </w:r>
-      <w:r>
-        <w:t>1</w:t>
-      </w:r>
-      <w:r>
-        <w:t>_def_emprestimos</w:t>
-      </w:r>
-      <w:proofErr w:type="gramStart"/>
-      <w:r>
-        <w:t>}}</w:t>
-      </w:r>
-      <w:r>
-        <w:t xml:space="preserve">  vezes</w:t>
-      </w:r>
-      <w:proofErr w:type="gramEnd"/>
-      <w:r>
-        <w:t xml:space="preserve"> o valor financiado.</w:t>
-      </w:r>
-    </w:p>
-    <w:p>
-      <w:r>
-        <w:t xml:space="preserve">Para mesma época, o Banco central divulgou que a média de mercado aplicada pelas instituições financeiras em contratos da mesma natureza fora de </w:t>
-      </w:r>
-      <w:r>
-        <w:t>{{</w:t>
-      </w:r>
-      <w:r>
-        <w:t>emprestimos_</w:t>
-      </w:r>
-      <w:r>
-        <w:t>1</w:t>
-      </w:r>
-      <w:r>
-        <w:t>_taxa_media</w:t>
-      </w:r>
-      <w:r>
-        <w:t xml:space="preserve">}}% </w:t>
-      </w:r>
-      <w:proofErr w:type="spellStart"/>
-      <w:r>
-        <w:t>a.m</w:t>
-      </w:r>
-      <w:proofErr w:type="spellEnd"/>
       <w:r>
         <w:t>, conforme divulgado pelo Banco Central</w:t>
       </w:r>
@@ -2633,64 +2377,48 @@
           <w:i/>
           <w:iCs/>
         </w:rPr>
-        <w:t xml:space="preserve">in </w:t>
-      </w:r>
-      <w:proofErr w:type="spellStart"/>
-      <w:r>
+        <w:t>in verbis:</w:t>
+      </w:r>
+    </w:p>
+    <w:p>
+      <w:pPr>
         <w:rPr>
           <w:i/>
           <w:iCs/>
         </w:rPr>
-        <w:t>verbis</w:t>
-      </w:r>
-      <w:proofErr w:type="spellEnd"/>
-      <w:r>
+      </w:pPr>
+    </w:p>
+    <w:p>
+      <w:pPr>
+        <w:ind w:left="2268" w:firstLine="0"/>
         <w:rPr>
           <w:i/>
           <w:iCs/>
-        </w:rPr>
-        <w:t>:</w:t>
-      </w:r>
-    </w:p>
-    <w:p>
-      <w:pPr>
+          <w:sz w:val="22"/>
+          <w:szCs w:val="22"/>
+        </w:rPr>
+      </w:pPr>
+      <w:r>
         <w:rPr>
           <w:i/>
           <w:iCs/>
-        </w:rPr>
-      </w:pPr>
-    </w:p>
+          <w:sz w:val="22"/>
+          <w:szCs w:val="22"/>
+        </w:rPr>
+        <w:t>“É admitida a revisão das taxas de juros remuneratórios em situações excepcionais, desde que caracterizada a relação de consumo e que a abusividade capaz de colocar o consumidor em desvantagem exagerada (art. 51, §1 º, do CDC) fique cabalmente demonstrada, ante às peculiaridades do julgamento em concreto.”</w:t>
+      </w:r>
+    </w:p>
+    <w:p/>
+    <w:p>
+      <w:r>
+        <w:t>Ainda, acerca do parâmetro traçado pelo C. Superior Tribunal de justiça, temos:</w:t>
+      </w:r>
+    </w:p>
+    <w:p/>
     <w:p>
       <w:pPr>
         <w:ind w:left="2268" w:firstLine="0"/>
         <w:rPr>
-          <w:i/>
-          <w:iCs/>
-          <w:sz w:val="22"/>
-          <w:szCs w:val="22"/>
-        </w:rPr>
-      </w:pPr>
-      <w:r>
-        <w:rPr>
-          <w:i/>
-          <w:iCs/>
-          <w:sz w:val="22"/>
-          <w:szCs w:val="22"/>
-        </w:rPr>
-        <w:t>“É admitida a revisão das taxas de juros remuneratórios em situações excepcionais, desde que caracterizada a relação de consumo e que a abusividade capaz de colocar o consumidor em desvantagem exagerada (art. 51, §1 º, do CDC) fique cabalmente demonstrada, ante às peculiaridades do julgamento em concreto.”</w:t>
-      </w:r>
-    </w:p>
-    <w:p/>
-    <w:p>
-      <w:r>
-        <w:t>Ainda, acerca do parâmetro traçado pelo C. Superior Tribunal de justiça, temos:</w:t>
-      </w:r>
-    </w:p>
-    <w:p/>
-    <w:p>
-      <w:pPr>
-        <w:ind w:left="2268" w:firstLine="0"/>
-        <w:rPr>
           <w:u w:val="single"/>
         </w:rPr>
       </w:pPr>
@@ -2699,23 +2427,7 @@
           <w:sz w:val="22"/>
           <w:szCs w:val="22"/>
         </w:rPr>
-        <w:t xml:space="preserve">“(...) tem considerado abusivas taxas superiores a uma vez e meia (voto proferido pelo Min. Ari Pargendler no REsp n. 271.214-RS, </w:t>
-      </w:r>
-      <w:proofErr w:type="spellStart"/>
-      <w:r>
-        <w:rPr>
-          <w:sz w:val="22"/>
-          <w:szCs w:val="22"/>
-        </w:rPr>
-        <w:t>Rel.p</w:t>
-      </w:r>
-      <w:proofErr w:type="spellEnd"/>
-      <w:r>
-        <w:rPr>
-          <w:sz w:val="22"/>
-          <w:szCs w:val="22"/>
-        </w:rPr>
-        <w:t xml:space="preserve">. Acórdão Min. Menezes Direito, DJ de 4.8.2003), ao dobro (REsp n. 1.036.818, Terceira Turma, minha relatoria, DJe de 20.6.2008) ou ao triplo (REsp n. 971.853-RS, Quarta Turma, Min. Pádua Ribeiro, DJ de 24.9.2007) da média. Todavia, esta perquirição acerca da abusividade não é estanque, o que impossibilita a adoção de critérios genéricos e universais. A taxa média de mercado, divulgada pelo Banco Central, constitui um valioso referencial, mas cabe somente ao juiz, no exame </w:t>
+        <w:t xml:space="preserve">“(...) tem considerado abusivas taxas superiores a uma vez e meia (voto proferido pelo Min. Ari Pargendler no REsp n. 271.214-RS, Rel.p. Acórdão Min. Menezes Direito, DJ de 4.8.2003), ao dobro (REsp n. 1.036.818, Terceira Turma, minha relatoria, DJe de 20.6.2008) ou ao triplo (REsp n. 971.853-RS, Quarta Turma, Min. Pádua Ribeiro, DJ de 24.9.2007) da média. Todavia, esta perquirição acerca da abusividade não é estanque, o que impossibilita a adoção de critérios genéricos e universais. A taxa média de mercado, divulgada pelo Banco Central, constitui um valioso referencial, mas cabe somente ao juiz, no exame </w:t>
       </w:r>
       <w:r>
         <w:rPr>
@@ -2929,15 +2641,7 @@
         </w:rPr>
       </w:pPr>
       <w:r>
-        <w:t xml:space="preserve">Tal discrepância de valores é evidência clara de abusividade na fixação das taxas de juros cobradas pela requerida, o que viola o princípio da boa-fé objetiva, previsto no artigo 422 do Código Civil. Conforme leciona Pablo Stolze </w:t>
-      </w:r>
-      <w:proofErr w:type="spellStart"/>
-      <w:r>
-        <w:t>Gagliano</w:t>
-      </w:r>
-      <w:proofErr w:type="spellEnd"/>
-      <w:r>
-        <w:t xml:space="preserve"> e Rodolfo Pamplona Filho (Novo Curso de Direito Civil, Volume II), “a boa-fé objetiva exige que as partes não só tenham um comportamento ético, mas também que não exerçam seus direitos de forma excessivamente gravosa ao outro contratante”.</w:t>
+        <w:t>Tal discrepância de valores é evidência clara de abusividade na fixação das taxas de juros cobradas pela requerida, o que viola o princípio da boa-fé objetiva, previsto no artigo 422 do Código Civil. Conforme leciona Pablo Stolze Gagliano e Rodolfo Pamplona Filho (Novo Curso de Direito Civil, Volume II), “a boa-fé objetiva exige que as partes não só tenham um comportamento ético, mas também que não exerçam seus direitos de forma excessivamente gravosa ao outro contratante”.</w:t>
       </w:r>
     </w:p>
     <w:p>
@@ -3138,47 +2842,7 @@
     </w:p>
     <w:p>
       <w:r>
-        <w:t xml:space="preserve">É o que restou decidido no julgamento dos </w:t>
-      </w:r>
-      <w:proofErr w:type="spellStart"/>
-      <w:r>
-        <w:t>EAREsp</w:t>
-      </w:r>
-      <w:proofErr w:type="spellEnd"/>
-      <w:r>
-        <w:t xml:space="preserve"> 600663/RS, </w:t>
-      </w:r>
-      <w:proofErr w:type="spellStart"/>
-      <w:r>
-        <w:t>EAREsp</w:t>
-      </w:r>
-      <w:proofErr w:type="spellEnd"/>
-      <w:r>
-        <w:t xml:space="preserve"> 622897/RS, </w:t>
-      </w:r>
-      <w:proofErr w:type="spellStart"/>
-      <w:r>
-        <w:t>EAREsp</w:t>
-      </w:r>
-      <w:proofErr w:type="spellEnd"/>
-      <w:r>
-        <w:t xml:space="preserve"> 664888/RS, </w:t>
-      </w:r>
-      <w:proofErr w:type="spellStart"/>
-      <w:r>
-        <w:t>EAREsp</w:t>
-      </w:r>
-      <w:proofErr w:type="spellEnd"/>
-      <w:r>
-        <w:t xml:space="preserve"> 676608/RS e, especialmente, no </w:t>
-      </w:r>
-      <w:proofErr w:type="spellStart"/>
-      <w:r>
-        <w:t>EREsp</w:t>
-      </w:r>
-      <w:proofErr w:type="spellEnd"/>
-      <w:r>
-        <w:t xml:space="preserve"> 1.413.542/RS (Tema 929 do STJ), cuja ementa firmou a seguinte tese:</w:t>
+        <w:t>É o que restou decidido no julgamento dos EAREsp 600663/RS, EAREsp 622897/RS, EAREsp 664888/RS, EAREsp 676608/RS e, especialmente, no EREsp 1.413.542/RS (Tema 929 do STJ), cuja ementa firmou a seguinte tese:</w:t>
       </w:r>
     </w:p>
     <w:p/>
@@ -3503,300 +3167,224 @@
           <w:iCs/>
           <w:u w:val="single"/>
         </w:rPr>
-        <w:t xml:space="preserve">in </w:t>
-      </w:r>
-      <w:proofErr w:type="spellStart"/>
+        <w:t>in re ipsa</w:t>
+      </w:r>
       <w:r>
         <w:rPr>
           <w:i/>
           <w:iCs/>
           <w:u w:val="single"/>
         </w:rPr>
-        <w:t>re</w:t>
-      </w:r>
-      <w:proofErr w:type="spellEnd"/>
+        <w:t>”</w:t>
+      </w:r>
+      <w:r>
+        <w:t>, ou seja, é presumido, pois decorre da própria gravidade do ato ilícito (não sendo necessário má-fé ou prova específica do constrangimento).</w:t>
+      </w:r>
+    </w:p>
+    <w:p>
+      <w:r>
+        <w:rPr>
+          <w:b/>
+          <w:bCs/>
+          <w:i/>
+          <w:iCs/>
+        </w:rPr>
+        <w:t>A conduta da instituição financeira ré, ao impor taxas de juros tão exorbitantes sob o conveniente pretexto genérico de “negócio de risco” gera um ciclo perverso de superendividamento, no qual o consumidor, incapaz de honrar seus compromissos com base em sua renda mensal, vê-se forçado a contrair novos empréstimos para cobrir dívidas anteriores e custear despesas básicas de sobrevivência.</w:t>
+      </w:r>
+      <w:r>
+        <w:t xml:space="preserve"> </w:t>
+      </w:r>
       <w:r>
         <w:rPr>
           <w:i/>
           <w:iCs/>
           <w:u w:val="single"/>
         </w:rPr>
+        <w:t>Essa espiral compromete não apenas sua dignidade, mas também seu mínimo existencial, além de afetar a sociedade como um todo, razão pela qual a condenação se mostra necessária para coibir a perpetuação de práticas abusivas no mercado financeiro.</w:t>
+      </w:r>
+    </w:p>
+    <w:p>
+      <w:r>
+        <w:t>Nessa égide, entendemos ser completamente inaplicável o entendimento de que a conduta pensada, calculada e conscientemente aplicada pela ré causou à parte autora “mero aborrecimento do cotidiano”.</w:t>
+      </w:r>
+    </w:p>
+    <w:p>
+      <w:r>
+        <w:lastRenderedPageBreak/>
+        <w:t>Ora, a imposição de juros exorbitantes sem a devida análise e responsabilidade na concessão do crédito, por certo, contribuiu para que a parte requerente fosse colocada em uma situação de superendividamento escancarado</w:t>
+      </w:r>
+      <w:r>
+        <w:t xml:space="preserve">, </w:t>
+      </w:r>
+      <w:r>
+        <w:t>vez que a instituição financeira,</w:t>
+      </w:r>
+      <w:r>
+        <w:t xml:space="preserve"> ao liberar, sem qualquer cuidado, os referidos empréstimos</w:t>
+      </w:r>
+      <w:r>
+        <w:t>,</w:t>
+      </w:r>
+      <w:r>
         <w:t xml:space="preserve"> </w:t>
       </w:r>
-      <w:proofErr w:type="spellStart"/>
-      <w:r>
-        <w:rPr>
+      <w:r>
+        <w:t>comprometeu {{comprometimento}}</w:t>
+      </w:r>
+      <w:r>
+        <w:t xml:space="preserve"> de uma renda </w:t>
+      </w:r>
+      <w:r>
+        <w:t xml:space="preserve">de </w:t>
+      </w:r>
+      <w:r>
+        <w:t>{{</w:t>
+      </w:r>
+      <w:r>
+        <w:t>renda_mensal</w:t>
+      </w:r>
+      <w:r>
+        <w:t>}}</w:t>
+      </w:r>
+      <w:r>
+        <w:t>.</w:t>
+      </w:r>
+    </w:p>
+    <w:p>
+      <w:pPr>
+        <w:rPr>
+          <w:bCs/>
+        </w:rPr>
+      </w:pPr>
+      <w:r>
+        <w:rPr>
+          <w:bCs/>
+        </w:rPr>
+        <w:t>Isso equivale a dizer que a parte requerente</w:t>
+      </w:r>
+      <w:r>
+        <w:rPr>
+          <w:bCs/>
+        </w:rPr>
+        <w:t xml:space="preserve"> </w:t>
+      </w:r>
+      <w:r>
+        <w:rPr>
+          <w:bCs/>
+        </w:rPr>
+        <w:t>possui para sua subsistência</w:t>
+      </w:r>
+      <w:r>
+        <w:rPr>
+          <w:bCs/>
+        </w:rPr>
+        <w:t xml:space="preserve"> </w:t>
+      </w:r>
+      <w:r>
+        <w:rPr>
+          <w:bCs/>
+        </w:rPr>
+        <w:t>{{valor_liquido}}</w:t>
+      </w:r>
+      <w:r>
+        <w:rPr>
+          <w:bCs/>
+        </w:rPr>
+        <w:t xml:space="preserve"> por mês, cerca de </w:t>
+      </w:r>
+      <w:r>
+        <w:rPr>
+          <w:bCs/>
+        </w:rPr>
+        <w:t>{</w:t>
+      </w:r>
+      <w:r>
+        <w:rPr>
+          <w:bCs/>
+        </w:rPr>
+        <w:t>{diario}}</w:t>
+      </w:r>
+      <w:r>
+        <w:rPr>
+          <w:bCs/>
+        </w:rPr>
+        <w:t xml:space="preserve"> </w:t>
+      </w:r>
+      <w:r>
+        <w:rPr>
+          <w:bCs/>
+        </w:rPr>
+        <w:t>por</w:t>
+      </w:r>
+      <w:r>
+        <w:rPr>
+          <w:bCs/>
+        </w:rPr>
+        <w:t xml:space="preserve"> dia! </w:t>
+      </w:r>
+    </w:p>
+    <w:p>
+      <w:r>
+        <w:t xml:space="preserve">Nessa esteira, </w:t>
+      </w:r>
+      <w:r>
+        <w:rPr>
+          <w:b/>
+          <w:bCs/>
+        </w:rPr>
+        <w:t>a imposição de juros exorbitantes ao consumidor, pobre, pessoa simples, hipossuficiente na relação jurídica, e, portanto, HIPERVULNERÁVEL, extrapola o mero aborrecimento cotidiano.</w:t>
+      </w:r>
+    </w:p>
+    <w:p>
+      <w:pPr>
+        <w:rPr>
+          <w:u w:val="single"/>
+        </w:rPr>
+      </w:pPr>
+      <w:r>
+        <w:rPr>
+          <w:u w:val="single"/>
+        </w:rPr>
+        <w:t>Ainda, eventual alegação de que foi firmado o instrumento contratual espontaneamente pela parte autora não é suficiente para elidir a responsabilidade pelos danos morais, uma vez que, conforme já abordado, tal contrato foi contrário ao princípio da boa-fé objetiva.</w:t>
+      </w:r>
+    </w:p>
+    <w:p>
+      <w:r>
+        <w:t xml:space="preserve">Além dos argumentos lançados supra, é patente a necessidade de imposição de condenação por danos morais também com </w:t>
+      </w:r>
+      <w:r>
+        <w:rPr>
+          <w:b/>
+          <w:bCs/>
           <w:i/>
           <w:iCs/>
           <w:u w:val="single"/>
         </w:rPr>
-        <w:t>ipsa</w:t>
-      </w:r>
-      <w:proofErr w:type="spellEnd"/>
-      <w:r>
-        <w:rPr>
-          <w:i/>
-          <w:iCs/>
+        <w:t>caráter pedagógico</w:t>
+      </w:r>
+      <w:r>
+        <w:rPr>
+          <w:b/>
+          <w:bCs/>
           <w:u w:val="single"/>
         </w:rPr>
-        <w:t>”</w:t>
-      </w:r>
-      <w:r>
-        <w:t>, ou seja, é presumido, pois decorre da própria gravidade do ato ilícito (não sendo necessário má-fé ou prova específica do constrangimento).</w:t>
-      </w:r>
-    </w:p>
-    <w:p>
-      <w:r>
-        <w:rPr>
-          <w:b/>
-          <w:bCs/>
-          <w:i/>
-          <w:iCs/>
-        </w:rPr>
-        <w:t>A conduta da instituição financeira ré, ao impor taxas de juros tão exorbitantes sob o conveniente pretexto genérico de “negócio de risco” gera um ciclo perverso de superendividamento, no qual o consumidor, incapaz de honrar seus compromissos com base em sua renda mensal, vê-se forçado a contrair novos empréstimos para cobrir dívidas anteriores e custear despesas básicas de sobrevivência.</w:t>
-      </w:r>
-      <w:r>
-        <w:t xml:space="preserve"> </w:t>
-      </w:r>
-      <w:r>
-        <w:rPr>
-          <w:i/>
-          <w:iCs/>
+        <w:t>, a fim de que</w:t>
+      </w:r>
+      <w:r>
+        <w:rPr>
+          <w:b/>
+          <w:bCs/>
           <w:u w:val="single"/>
         </w:rPr>
-        <w:t>Essa espiral compromete não apenas sua dignidade, mas também seu mínimo existencial, além de afetar a sociedade como um todo, razão pela qual a condenação se mostra necessária para coibir a perpetuação de práticas abusivas no mercado financeiro.</w:t>
-      </w:r>
-    </w:p>
-    <w:p>
-      <w:r>
-        <w:t>Nessa égide, entendemos ser completamente inaplicável o entendimento de que a conduta pensada, calculada e conscientemente aplicada pela ré causou à parte autora “mero aborrecimento do cotidiano”.</w:t>
-      </w:r>
-    </w:p>
-    <w:p>
-      <w:r>
-        <w:lastRenderedPageBreak/>
-        <w:t>Ora, a imposição de juros exorbitantes sem a devida análise e responsabilidade na concessão do crédito, por certo, contribuiu para que a parte requerente fosse colocada em uma situação de superendividamento escancarado</w:t>
-      </w:r>
-      <w:r>
-        <w:t xml:space="preserve">, </w:t>
-      </w:r>
-      <w:r>
-        <w:t>vez que a instituição financeira,</w:t>
-      </w:r>
-      <w:r>
-        <w:t xml:space="preserve"> ao liberar, sem qualquer cuidado, os referidos empréstimos</w:t>
-      </w:r>
-      <w:r>
-        <w:t>,</w:t>
-      </w:r>
-      <w:r>
-        <w:t xml:space="preserve"> </w:t>
-      </w:r>
-      <w:r>
-        <w:t>comprometeu {{comprometimento}}</w:t>
-      </w:r>
-      <w:r>
-        <w:t xml:space="preserve"> de uma renda </w:t>
-      </w:r>
-      <w:r>
-        <w:t xml:space="preserve">de </w:t>
-      </w:r>
-      <w:r>
-        <w:t>{{</w:t>
-      </w:r>
-      <w:proofErr w:type="spellStart"/>
-      <w:r>
-        <w:t>renda_mensal</w:t>
-      </w:r>
-      <w:proofErr w:type="spellEnd"/>
-      <w:r>
-        <w:t>}}</w:t>
-      </w:r>
-      <w:r>
-        <w:t>.</w:t>
-      </w:r>
-    </w:p>
-    <w:p>
-      <w:pPr>
-        <w:rPr>
-          <w:bCs/>
-        </w:rPr>
-      </w:pPr>
-      <w:r>
-        <w:rPr>
-          <w:bCs/>
-        </w:rPr>
-        <w:t>Isso equivale a dizer que a parte requerente</w:t>
-      </w:r>
-      <w:r>
-        <w:rPr>
-          <w:bCs/>
-        </w:rPr>
-        <w:t xml:space="preserve"> </w:t>
-      </w:r>
-      <w:r>
-        <w:rPr>
-          <w:bCs/>
-        </w:rPr>
-        <w:t>possui para sua subsistência</w:t>
-      </w:r>
-      <w:r>
-        <w:rPr>
-          <w:bCs/>
-        </w:rPr>
-        <w:t xml:space="preserve"> </w:t>
-      </w:r>
-      <w:r>
-        <w:rPr>
-          <w:bCs/>
-        </w:rPr>
-        <w:t>{{</w:t>
-      </w:r>
-      <w:proofErr w:type="spellStart"/>
-      <w:r>
-        <w:rPr>
-          <w:bCs/>
-        </w:rPr>
-        <w:t>valor_liquido</w:t>
-      </w:r>
-      <w:proofErr w:type="spellEnd"/>
-      <w:r>
-        <w:rPr>
-          <w:bCs/>
-        </w:rPr>
-        <w:t>}}</w:t>
-      </w:r>
-      <w:r>
-        <w:rPr>
-          <w:bCs/>
-        </w:rPr>
-        <w:t xml:space="preserve"> por mês, cerca de </w:t>
-      </w:r>
-      <w:r>
-        <w:rPr>
-          <w:bCs/>
-        </w:rPr>
-        <w:t>{</w:t>
-      </w:r>
-      <w:r>
-        <w:rPr>
-          <w:bCs/>
-        </w:rPr>
-        <w:t>{</w:t>
-      </w:r>
-      <w:proofErr w:type="spellStart"/>
-      <w:r>
-        <w:rPr>
-          <w:bCs/>
-        </w:rPr>
-        <w:t>diario</w:t>
-      </w:r>
-      <w:proofErr w:type="spellEnd"/>
-      <w:r>
-        <w:rPr>
-          <w:bCs/>
-        </w:rPr>
-        <w:t>}}</w:t>
-      </w:r>
-      <w:r>
-        <w:rPr>
-          <w:bCs/>
-        </w:rPr>
-        <w:t xml:space="preserve"> </w:t>
-      </w:r>
-      <w:r>
-        <w:rPr>
-          <w:bCs/>
-        </w:rPr>
-        <w:t>por</w:t>
-      </w:r>
-      <w:r>
-        <w:rPr>
-          <w:bCs/>
-        </w:rPr>
-        <w:t xml:space="preserve"> dia! </w:t>
-      </w:r>
-    </w:p>
-    <w:p>
-      <w:r>
-        <w:t xml:space="preserve">Nessa esteira, </w:t>
-      </w:r>
-      <w:r>
-        <w:rPr>
-          <w:b/>
-          <w:bCs/>
-        </w:rPr>
-        <w:t>a imposição de juros exorbitantes ao consumidor, pobre, pessoa simples, hipossuficiente na relação jurídica, e, portanto, HIPERVULNERÁVEL, extrapola o mero aborrecimento cotidiano.</w:t>
-      </w:r>
-    </w:p>
-    <w:p>
-      <w:pPr>
-        <w:rPr>
+        <w:t xml:space="preserve"> as</w:t>
+      </w:r>
+      <w:r>
+        <w:rPr>
+          <w:b/>
+          <w:bCs/>
           <w:u w:val="single"/>
         </w:rPr>
-      </w:pPr>
-      <w:r>
-        <w:rPr>
-          <w:u w:val="single"/>
-        </w:rPr>
-        <w:t>Ainda, eventual alegação de que foi firmado o instrumento contratual espontaneamente pela parte autora não é suficiente para elidir a responsabilidade pelos danos morais, uma vez que, conforme já abordado, tal contrato foi contrário ao princípio da boa-fé objetiva.</w:t>
-      </w:r>
-    </w:p>
-    <w:p>
-      <w:r>
-        <w:t xml:space="preserve">Além dos argumentos lançados supra, é patente a necessidade de imposição de condenação por danos morais também com </w:t>
-      </w:r>
-      <w:r>
-        <w:rPr>
-          <w:b/>
-          <w:bCs/>
-          <w:i/>
-          <w:iCs/>
-          <w:u w:val="single"/>
-        </w:rPr>
-        <w:t>caráter pedagógico</w:t>
-      </w:r>
-      <w:r>
-        <w:rPr>
-          <w:b/>
-          <w:bCs/>
-          <w:u w:val="single"/>
-        </w:rPr>
-        <w:t>, a fim de que</w:t>
-      </w:r>
-      <w:r>
-        <w:rPr>
-          <w:b/>
-          <w:bCs/>
-          <w:u w:val="single"/>
-        </w:rPr>
-        <w:t xml:space="preserve"> as</w:t>
-      </w:r>
-      <w:r>
-        <w:rPr>
-          <w:b/>
-          <w:bCs/>
-          <w:u w:val="single"/>
-        </w:rPr>
-        <w:t xml:space="preserve"> instituições financeiras cessem a prática reiterada de impor juros exorbitantes a consumidores </w:t>
-      </w:r>
-      <w:proofErr w:type="spellStart"/>
-      <w:r>
-        <w:rPr>
-          <w:b/>
-          <w:bCs/>
-          <w:u w:val="single"/>
-        </w:rPr>
-        <w:t>hipervulneráveis</w:t>
-      </w:r>
-      <w:proofErr w:type="spellEnd"/>
-      <w:r>
-        <w:rPr>
-          <w:b/>
-          <w:bCs/>
-          <w:u w:val="single"/>
-        </w:rPr>
-        <w:t xml:space="preserve"> (abusividade).</w:t>
+        <w:t xml:space="preserve"> instituições financeiras cessem a prática reiterada de impor juros exorbitantes a consumidores hipervulneráveis (abusividade).</w:t>
       </w:r>
       <w:r>
         <w:t xml:space="preserve"> </w:t>
@@ -4512,46 +4100,19 @@
         <w:rPr>
           <w:color w:val="00B050"/>
         </w:rPr>
-        <w:t>{{</w:t>
-      </w:r>
-      <w:proofErr w:type="spellStart"/>
+        <w:t>{{CIDADE_AUTOR}}</w:t>
+      </w:r>
+      <w:r>
+        <w:t>/</w:t>
+      </w:r>
+      <w:r>
+        <w:t>{{ESTADO_AUTOR}}</w:t>
+      </w:r>
       <w:r>
         <w:rPr>
           <w:color w:val="00B050"/>
         </w:rPr>
-        <w:t>cidade_comarca</w:t>
-      </w:r>
-      <w:proofErr w:type="spellEnd"/>
-      <w:proofErr w:type="gramStart"/>
-      <w:r>
-        <w:rPr>
-          <w:color w:val="00B050"/>
-        </w:rPr>
-        <w:t>}}</w:t>
-      </w:r>
-      <w:r>
-        <w:t>/</w:t>
-      </w:r>
-      <w:proofErr w:type="gramEnd"/>
-      <w:r>
-        <w:t>{{ESTADO_AUTOR</w:t>
-      </w:r>
-      <w:proofErr w:type="gramStart"/>
-      <w:r>
-        <w:t>}}</w:t>
-      </w:r>
-      <w:r>
-        <w:rPr>
-          <w:color w:val="00B050"/>
-        </w:rPr>
-        <w:t>{</w:t>
-      </w:r>
-      <w:proofErr w:type="gramEnd"/>
-      <w:r>
-        <w:rPr>
-          <w:color w:val="00B050"/>
-        </w:rPr>
-        <w:t>{DATA}}</w:t>
+        <w:t>{{DATA}}</w:t>
       </w:r>
     </w:p>
     <w:p>
@@ -4593,14 +4154,12 @@
         </w:rPr>
         <w:t>{</w:t>
       </w:r>
-      <w:proofErr w:type="spellStart"/>
       <w:r>
         <w:rPr>
           <w:color w:val="00B050"/>
         </w:rPr>
         <w:t>estado_oab</w:t>
       </w:r>
-      <w:proofErr w:type="spellEnd"/>
       <w:r>
         <w:rPr>
           <w:color w:val="00B050"/>
@@ -4619,22 +4178,12 @@
         </w:rPr>
         <w:t xml:space="preserve"> {{</w:t>
       </w:r>
-      <w:proofErr w:type="spellStart"/>
-      <w:proofErr w:type="gramStart"/>
       <w:r>
         <w:rPr>
           <w:color w:val="00B050"/>
         </w:rPr>
-        <w:t>numero</w:t>
-      </w:r>
-      <w:proofErr w:type="gramEnd"/>
-      <w:r>
-        <w:rPr>
-          <w:color w:val="00B050"/>
-        </w:rPr>
-        <w:t>_oab</w:t>
-      </w:r>
-      <w:proofErr w:type="spellEnd"/>
+        <w:t>numero_oab</w:t>
+      </w:r>
       <w:r>
         <w:rPr>
           <w:color w:val="00B050"/>

--- a/modelos/Contrato_Foro_Autor_2.docx
+++ b/modelos/Contrato_Foro_Autor_2.docx
@@ -4092,22 +4092,28 @@
       <w:pPr>
         <w:ind w:firstLine="0"/>
         <w:jc w:val="center"/>
+      </w:pPr>
+      <w:r>
         <w:rPr>
           <w:color w:val="00B050"/>
         </w:rPr>
-      </w:pPr>
-      <w:r>
+        <w:t>{{CIDADE_AUTOR}}</w:t>
+      </w:r>
+      <w:r>
+        <w:t>/</w:t>
+      </w:r>
+      <w:r>
+        <w:t>{{ESTADO_AUTOR}}</w:t>
+      </w:r>
+    </w:p>
+    <w:p>
+      <w:pPr>
+        <w:ind w:firstLine="0"/>
+        <w:jc w:val="center"/>
         <w:rPr>
           <w:color w:val="00B050"/>
         </w:rPr>
-        <w:t>{{CIDADE_AUTOR}}</w:t>
-      </w:r>
-      <w:r>
-        <w:t>/</w:t>
-      </w:r>
-      <w:r>
-        <w:t>{{ESTADO_AUTOR}}</w:t>
-      </w:r>
+      </w:pPr>
       <w:r>
         <w:rPr>
           <w:color w:val="00B050"/>

--- a/modelos/Contrato_Foro_Autor_2.docx
+++ b/modelos/Contrato_Foro_Autor_2.docx
@@ -16,7 +16,21 @@
         <w:rPr>
           <w:color w:val="00B050"/>
         </w:rPr>
-        <w:t>{{cidade_comarca}}</w:t>
+        <w:t>{{</w:t>
+      </w:r>
+      <w:proofErr w:type="spellStart"/>
+      <w:r>
+        <w:rPr>
+          <w:color w:val="00B050"/>
+        </w:rPr>
+        <w:t>cidade_comarca</w:t>
+      </w:r>
+      <w:proofErr w:type="spellEnd"/>
+      <w:r>
+        <w:rPr>
+          <w:color w:val="00B050"/>
+        </w:rPr>
+        <w:t>}}</w:t>
       </w:r>
       <w:r>
         <w:t xml:space="preserve">, ESTADO DE </w:t>
@@ -25,7 +39,21 @@
         <w:rPr>
           <w:color w:val="00B050"/>
         </w:rPr>
-        <w:t>{{estado_comarca}}</w:t>
+        <w:t>{{</w:t>
+      </w:r>
+      <w:proofErr w:type="spellStart"/>
+      <w:r>
+        <w:rPr>
+          <w:color w:val="00B050"/>
+        </w:rPr>
+        <w:t>estado_comarca</w:t>
+      </w:r>
+      <w:proofErr w:type="spellEnd"/>
+      <w:r>
+        <w:rPr>
+          <w:color w:val="00B050"/>
+        </w:rPr>
+        <w:t>}}</w:t>
       </w:r>
     </w:p>
     <w:p>
@@ -132,12 +160,14 @@
         </w:rPr>
         <w:t>{{</w:t>
       </w:r>
+      <w:proofErr w:type="spellStart"/>
       <w:r>
         <w:rPr>
           <w:color w:val="00B050"/>
         </w:rPr>
         <w:t>endereco_banco</w:t>
       </w:r>
+      <w:proofErr w:type="spellEnd"/>
       <w:r>
         <w:rPr>
           <w:color w:val="00B050"/>
@@ -190,7 +220,31 @@
         <w:t>“litigância predatória”</w:t>
       </w:r>
       <w:r>
-        <w:t>, prática reprovável que se caracteriza pelo ajuizamento de demandas padronizadas, em massa, sem a devida individualização dos casos, com pouca ou nenhuma instrução documental e, em muitos casos, com desrespeito ao contraditório, à ampla defesa e à boa-fé processual. Seus requisitos mais recorrentes incluem: (i) ausência de procuração válida ou específica; (ii) inexistência de contato real com o autor da ação; (iii) inexistência de documentos que comprovem minimamente os fatos alegados; (iv) ausência de documentos que demonstrem a relação jurídica discutida; e (v) a repetição idêntica de alegações em diversos processos, sem qualquer contextualização mínima ao caso concreto.</w:t>
+        <w:t>, prática reprovável que se caracteriza pelo ajuizamento de demandas padronizadas, em massa, sem a devida individualização dos casos, com pouca ou nenhuma instrução documental e, em muitos casos, com desrespeito ao contraditório, à ampla defesa e à boa-fé processual. Seus requisitos mais recorrentes incluem: (i) ausência de procuração válida ou específica; (</w:t>
+      </w:r>
+      <w:proofErr w:type="spellStart"/>
+      <w:r>
+        <w:t>ii</w:t>
+      </w:r>
+      <w:proofErr w:type="spellEnd"/>
+      <w:r>
+        <w:t>) inexistência de contato real com o autor da ação; (</w:t>
+      </w:r>
+      <w:proofErr w:type="spellStart"/>
+      <w:r>
+        <w:t>iii</w:t>
+      </w:r>
+      <w:proofErr w:type="spellEnd"/>
+      <w:r>
+        <w:t>) inexistência de documentos que comprovem minimamente os fatos alegados; (</w:t>
+      </w:r>
+      <w:proofErr w:type="spellStart"/>
+      <w:r>
+        <w:t>iv</w:t>
+      </w:r>
+      <w:proofErr w:type="spellEnd"/>
+      <w:r>
+        <w:t>) ausência de documentos que demonstrem a relação jurídica discutida; e (v) a repetição idêntica de alegações em diversos processos, sem qualquer contextualização mínima ao caso concreto.</w:t>
       </w:r>
     </w:p>
     <w:p>
@@ -369,6 +423,7 @@
         </w:rPr>
         <w:t>{{</w:t>
       </w:r>
+      <w:proofErr w:type="spellStart"/>
       <w:r>
         <w:rPr>
           <w:color w:val="00B050"/>
@@ -377,6 +432,7 @@
         </w:rPr>
         <w:t>pessoal_consignados</w:t>
       </w:r>
+      <w:proofErr w:type="spellEnd"/>
       <w:r>
         <w:rPr>
           <w:color w:val="00B050"/>
@@ -597,7 +653,39 @@
           <w:sz w:val="22"/>
           <w:szCs w:val="22"/>
         </w:rPr>
-        <w:t>, outorgados exclusivamente para fins de (i) apresentação de reclamação extrajudicial pela plataforma do Governo Federal (consumidor.gov.br); (ii) eventual propositura de ação de produção antecipada de provas para obtenção dos contratos; e (iii) propositura de ação revisional de contrato bancário para o banco em específico.</w:t>
+        <w:t>, outorgados exclusivamente para fins de (i) apresentação de reclamação extrajudicial pela plataforma do Governo Federal (consumidor.gov.br); (</w:t>
+      </w:r>
+      <w:proofErr w:type="spellStart"/>
+      <w:r>
+        <w:rPr>
+          <w:sz w:val="22"/>
+          <w:szCs w:val="22"/>
+        </w:rPr>
+        <w:t>ii</w:t>
+      </w:r>
+      <w:proofErr w:type="spellEnd"/>
+      <w:r>
+        <w:rPr>
+          <w:sz w:val="22"/>
+          <w:szCs w:val="22"/>
+        </w:rPr>
+        <w:t>) eventual propositura de ação de produção antecipada de provas para obtenção dos contratos; e (</w:t>
+      </w:r>
+      <w:proofErr w:type="spellStart"/>
+      <w:r>
+        <w:rPr>
+          <w:sz w:val="22"/>
+          <w:szCs w:val="22"/>
+        </w:rPr>
+        <w:t>iii</w:t>
+      </w:r>
+      <w:proofErr w:type="spellEnd"/>
+      <w:r>
+        <w:rPr>
+          <w:sz w:val="22"/>
+          <w:szCs w:val="22"/>
+        </w:rPr>
+        <w:t>) propositura de ação revisional de contrato bancário para o banco em específico.</w:t>
       </w:r>
     </w:p>
     <w:p>
@@ -781,70 +869,104 @@
       </w:r>
       <w:r>
         <w:rPr>
+          <w:color w:val="C00000"/>
+        </w:rPr>
+        <w:t>{{</w:t>
+      </w:r>
+      <w:proofErr w:type="spellStart"/>
+      <w:r>
+        <w:rPr>
+          <w:color w:val="C00000"/>
+        </w:rPr>
+        <w:t>fontes_renda</w:t>
+      </w:r>
+      <w:proofErr w:type="spellEnd"/>
+      <w:r>
+        <w:rPr>
+          <w:color w:val="C00000"/>
+        </w:rPr>
+        <w:t>}}</w:t>
+      </w:r>
+      <w:r>
+        <w:t xml:space="preserve">, </w:t>
+      </w:r>
+      <w:r>
+        <w:t>no valor de R$ {{</w:t>
+      </w:r>
+      <w:proofErr w:type="spellStart"/>
+      <w:r>
+        <w:t>renda_mensal</w:t>
+      </w:r>
+      <w:proofErr w:type="spellEnd"/>
+      <w:r>
+        <w:t xml:space="preserve">}}, conforme comprovado nos documentos que acompanham esta exordial. Ainda, os empréstimos contratados, </w:t>
+      </w:r>
+      <w:r>
+        <w:rPr>
           <w:color w:val="00B050"/>
+          <w:sz w:val="22"/>
+          <w:szCs w:val="22"/>
         </w:rPr>
         <w:t>{{</w:t>
       </w:r>
-      <w:r>
-        <w:t>beneficios</w:t>
-      </w:r>
+      <w:proofErr w:type="spellStart"/>
       <w:r>
         <w:rPr>
           <w:color w:val="00B050"/>
+          <w:sz w:val="22"/>
+          <w:szCs w:val="22"/>
+        </w:rPr>
+        <w:t>pessoal_consignados</w:t>
+      </w:r>
+      <w:proofErr w:type="spellEnd"/>
+      <w:r>
+        <w:rPr>
+          <w:color w:val="00B050"/>
+          <w:sz w:val="22"/>
+          <w:szCs w:val="22"/>
         </w:rPr>
         <w:t>}}</w:t>
       </w:r>
       <w:r>
-        <w:t xml:space="preserve">, no valor de R$ {{renda_mensal}}, conforme comprovado nos documentos que acompanham esta exordial. Ainda, os empréstimos contratados, </w:t>
-      </w:r>
-      <w:r>
         <w:rPr>
           <w:color w:val="00B050"/>
           <w:sz w:val="22"/>
           <w:szCs w:val="22"/>
         </w:rPr>
+        <w:t xml:space="preserve"> </w:t>
+      </w:r>
+      <w:r>
+        <w:t>comprometem de forma drástica sua renda mensal, de modo que restam apenas R$ {{</w:t>
+      </w:r>
+      <w:proofErr w:type="spellStart"/>
+      <w:r>
+        <w:t>valor_liquido</w:t>
+      </w:r>
+      <w:proofErr w:type="spellEnd"/>
+      <w:r>
+        <w:t>}} para sua subsistência, valor este absolutamente incompatível com a manutenção de um mínimo existencial digno.</w:t>
+      </w:r>
+    </w:p>
+    <w:p>
+      <w:r>
+        <w:t>A fim de comprovar detalhadamente essa realidade, foram anexados à presente demanda os seguintes documentos:</w:t>
+      </w:r>
+    </w:p>
+    <w:p/>
+    <w:p>
+      <w:pPr>
+        <w:ind w:firstLine="0"/>
+      </w:pPr>
+      <w:r>
         <w:t>{{</w:t>
       </w:r>
-      <w:r>
-        <w:rPr>
-          <w:color w:val="00B050"/>
-          <w:sz w:val="22"/>
-          <w:szCs w:val="22"/>
-        </w:rPr>
-        <w:t>pessoal_consignados</w:t>
-      </w:r>
-      <w:r>
-        <w:rPr>
-          <w:color w:val="00B050"/>
-          <w:sz w:val="22"/>
-          <w:szCs w:val="22"/>
-        </w:rPr>
+      <w:proofErr w:type="spellStart"/>
+      <w:r>
+        <w:t>conjunto_probatorio</w:t>
+      </w:r>
+      <w:proofErr w:type="spellEnd"/>
+      <w:r>
         <w:t>}}</w:t>
-      </w:r>
-      <w:r>
-        <w:rPr>
-          <w:color w:val="00B050"/>
-          <w:sz w:val="22"/>
-          <w:szCs w:val="22"/>
-        </w:rPr>
-        <w:t xml:space="preserve"> </w:t>
-      </w:r>
-      <w:r>
-        <w:t>comprometem de forma drástica sua renda mensal, de modo que restam apenas R$ {{valor_liquido}} para sua subsistência, valor este absolutamente incompatível com a manutenção de um mínimo existencial digno.</w:t>
-      </w:r>
-    </w:p>
-    <w:p>
-      <w:r>
-        <w:t>A fim de comprovar detalhadamente essa realidade, foram anexados à presente demanda os seguintes documentos:</w:t>
-      </w:r>
-    </w:p>
-    <w:p/>
-    <w:p>
-      <w:pPr>
-        <w:ind w:firstLine="0"/>
-      </w:pPr>
-      <w:r>
-        <w:t>{{conjunto_probatorio}}</w:t>
       </w:r>
     </w:p>
     <w:p>
@@ -896,35 +1018,62 @@
       </w:r>
       <w:r>
         <w:rPr>
+          <w:color w:val="C00000"/>
+        </w:rPr>
+        <w:t>{{</w:t>
+      </w:r>
+      <w:proofErr w:type="spellStart"/>
+      <w:r>
+        <w:rPr>
+          <w:color w:val="C00000"/>
+        </w:rPr>
+        <w:t>fontes_renda</w:t>
+      </w:r>
+      <w:proofErr w:type="spellEnd"/>
+      <w:r>
+        <w:rPr>
+          <w:color w:val="C00000"/>
+        </w:rPr>
+        <w:t>}}</w:t>
+      </w:r>
+      <w:r>
+        <w:t xml:space="preserve">, </w:t>
+      </w:r>
+      <w:r>
+        <w:t>que corresponde ao valor de R${{</w:t>
+      </w:r>
+      <w:proofErr w:type="spellStart"/>
+      <w:r>
+        <w:t>renda_mensal</w:t>
+      </w:r>
+      <w:proofErr w:type="spellEnd"/>
+      <w:r>
+        <w:t>}}, conforme comprovado em documentação anexa.</w:t>
+      </w:r>
+    </w:p>
+    <w:p>
+      <w:r>
+        <w:t xml:space="preserve">Por ser uma pessoa carente de recursos, em um momento de necessidade, contraiu 2 (dois) empréstimos pessoais com a instituição financeira requerida, o que a colocou em uma escancarada situação de superendividamento, uma vez que seus empréstimos </w:t>
+      </w:r>
+      <w:r>
+        <w:rPr>
           <w:color w:val="000000" w:themeColor="text1"/>
         </w:rPr>
         <w:t>{{</w:t>
       </w:r>
+      <w:proofErr w:type="spellStart"/>
       <w:r>
         <w:rPr>
           <w:color w:val="000000" w:themeColor="text1"/>
         </w:rPr>
-        <w:t>beneficios</w:t>
-      </w:r>
+        <w:t>pessoal_consignados</w:t>
+      </w:r>
+      <w:proofErr w:type="spellEnd"/>
       <w:r>
         <w:rPr>
           <w:color w:val="000000" w:themeColor="text1"/>
         </w:rPr>
         <w:t xml:space="preserve">}} </w:t>
-      </w:r>
-      <w:r>
-        <w:t>que corresponde ao valor de R${{renda_mensal}}, conforme comprovado em documentação anexa.</w:t>
-      </w:r>
-    </w:p>
-    <w:p>
-      <w:r>
-        <w:t xml:space="preserve">Por ser uma pessoa carente de recursos, em um momento de necessidade, contraiu 2 (dois) empréstimos pessoais com a instituição financeira requerida, o que a colocou em uma escancarada situação de superendividamento, uma vez que seus empréstimos </w:t>
-      </w:r>
-      <w:r>
-        <w:rPr>
-          <w:color w:val="000000" w:themeColor="text1"/>
-        </w:rPr>
-        <w:t xml:space="preserve">{{pessoal_consignados}} </w:t>
       </w:r>
       <w:r>
         <w:t>comprometem o equivalente a {{comprometimento}}</w:t>
@@ -937,7 +1086,15 @@
         <w:t xml:space="preserve"> </w:t>
       </w:r>
       <w:r>
-        <w:t>da sua remuneração mensal, tendo como líquido apenas {{valor_liquido}} mensais para sua subsistência.</w:t>
+        <w:t>da sua remuneração mensal, tendo como líquido apenas {{</w:t>
+      </w:r>
+      <w:proofErr w:type="spellStart"/>
+      <w:r>
+        <w:t>valor_liquido</w:t>
+      </w:r>
+      <w:proofErr w:type="spellEnd"/>
+      <w:r>
+        <w:t>}} mensais para sua subsistência.</w:t>
       </w:r>
     </w:p>
     <w:p>
@@ -1171,9 +1328,11 @@
       <w:r>
         <w:t xml:space="preserve">}}% </w:t>
       </w:r>
+      <w:proofErr w:type="spellStart"/>
       <w:r>
         <w:t>a.m</w:t>
       </w:r>
+      <w:proofErr w:type="spellEnd"/>
       <w:r>
         <w:t xml:space="preserve">, </w:t>
       </w:r>
@@ -1717,9 +1876,11 @@
       <w:r>
         <w:t xml:space="preserve">}}% </w:t>
       </w:r>
+      <w:proofErr w:type="spellStart"/>
       <w:r>
         <w:t>a.m</w:t>
       </w:r>
+      <w:proofErr w:type="spellEnd"/>
       <w:r>
         <w:t>, conforme divulgado pelo Banco Central</w:t>
       </w:r>
@@ -2377,31 +2538,47 @@
           <w:i/>
           <w:iCs/>
         </w:rPr>
-        <w:t>in verbis:</w:t>
-      </w:r>
-    </w:p>
-    <w:p>
-      <w:pPr>
+        <w:t xml:space="preserve">in </w:t>
+      </w:r>
+      <w:proofErr w:type="spellStart"/>
+      <w:r>
         <w:rPr>
           <w:i/>
           <w:iCs/>
         </w:rPr>
-      </w:pPr>
-    </w:p>
-    <w:p>
-      <w:pPr>
-        <w:ind w:left="2268" w:firstLine="0"/>
+        <w:t>verbis</w:t>
+      </w:r>
+      <w:proofErr w:type="spellEnd"/>
+      <w:r>
         <w:rPr>
           <w:i/>
           <w:iCs/>
-          <w:sz w:val="22"/>
-          <w:szCs w:val="22"/>
-        </w:rPr>
-      </w:pPr>
-      <w:r>
+        </w:rPr>
+        <w:t>:</w:t>
+      </w:r>
+    </w:p>
+    <w:p>
+      <w:pPr>
         <w:rPr>
           <w:i/>
           <w:iCs/>
+        </w:rPr>
+      </w:pPr>
+    </w:p>
+    <w:p>
+      <w:pPr>
+        <w:ind w:left="2268" w:firstLine="0"/>
+        <w:rPr>
+          <w:i/>
+          <w:iCs/>
+          <w:sz w:val="22"/>
+          <w:szCs w:val="22"/>
+        </w:rPr>
+      </w:pPr>
+      <w:r>
+        <w:rPr>
+          <w:i/>
+          <w:iCs/>
           <w:sz w:val="22"/>
           <w:szCs w:val="22"/>
         </w:rPr>
@@ -2427,7 +2604,39 @@
           <w:sz w:val="22"/>
           <w:szCs w:val="22"/>
         </w:rPr>
-        <w:t xml:space="preserve">“(...) tem considerado abusivas taxas superiores a uma vez e meia (voto proferido pelo Min. Ari Pargendler no REsp n. 271.214-RS, Rel.p. Acórdão Min. Menezes Direito, DJ de 4.8.2003), ao dobro (REsp n. 1.036.818, Terceira Turma, minha relatoria, DJe de 20.6.2008) ou ao triplo (REsp n. 971.853-RS, Quarta Turma, Min. Pádua Ribeiro, DJ de 24.9.2007) da média. Todavia, esta perquirição acerca da abusividade não é estanque, o que impossibilita a adoção de critérios genéricos e universais. A taxa média de mercado, divulgada pelo Banco Central, constitui um valioso referencial, mas cabe somente ao juiz, no exame </w:t>
+        <w:t xml:space="preserve">“(...) tem considerado abusivas taxas superiores a uma vez e meia (voto proferido pelo Min. Ari Pargendler no REsp n. 271.214-RS, </w:t>
+      </w:r>
+      <w:proofErr w:type="spellStart"/>
+      <w:r>
+        <w:rPr>
+          <w:sz w:val="22"/>
+          <w:szCs w:val="22"/>
+        </w:rPr>
+        <w:t>Rel.p</w:t>
+      </w:r>
+      <w:proofErr w:type="spellEnd"/>
+      <w:r>
+        <w:rPr>
+          <w:sz w:val="22"/>
+          <w:szCs w:val="22"/>
+        </w:rPr>
+        <w:t xml:space="preserve">. Acórdão Min. Menezes Direito, DJ de 4.8.2003), ao dobro (REsp n. 1.036.818, Terceira Turma, minha relatoria, </w:t>
+      </w:r>
+      <w:proofErr w:type="spellStart"/>
+      <w:r>
+        <w:rPr>
+          <w:sz w:val="22"/>
+          <w:szCs w:val="22"/>
+        </w:rPr>
+        <w:t>DJe</w:t>
+      </w:r>
+      <w:proofErr w:type="spellEnd"/>
+      <w:r>
+        <w:rPr>
+          <w:sz w:val="22"/>
+          <w:szCs w:val="22"/>
+        </w:rPr>
+        <w:t xml:space="preserve"> de 20.6.2008) ou ao triplo (REsp n. 971.853-RS, Quarta Turma, Min. Pádua Ribeiro, DJ de 24.9.2007) da média. Todavia, esta perquirição acerca da abusividade não é estanque, o que impossibilita a adoção de critérios genéricos e universais. A taxa média de mercado, divulgada pelo Banco Central, constitui um valioso referencial, mas cabe somente ao juiz, no exame </w:t>
       </w:r>
       <w:r>
         <w:rPr>
@@ -2641,7 +2850,15 @@
         </w:rPr>
       </w:pPr>
       <w:r>
-        <w:t>Tal discrepância de valores é evidência clara de abusividade na fixação das taxas de juros cobradas pela requerida, o que viola o princípio da boa-fé objetiva, previsto no artigo 422 do Código Civil. Conforme leciona Pablo Stolze Gagliano e Rodolfo Pamplona Filho (Novo Curso de Direito Civil, Volume II), “a boa-fé objetiva exige que as partes não só tenham um comportamento ético, mas também que não exerçam seus direitos de forma excessivamente gravosa ao outro contratante”.</w:t>
+        <w:t xml:space="preserve">Tal discrepância de valores é evidência clara de abusividade na fixação das taxas de juros cobradas pela requerida, o que viola o princípio da boa-fé objetiva, previsto no artigo 422 do Código Civil. Conforme leciona Pablo Stolze </w:t>
+      </w:r>
+      <w:proofErr w:type="spellStart"/>
+      <w:r>
+        <w:t>Gagliano</w:t>
+      </w:r>
+      <w:proofErr w:type="spellEnd"/>
+      <w:r>
+        <w:t xml:space="preserve"> e Rodolfo Pamplona Filho (Novo Curso de Direito Civil, Volume II), “a boa-fé objetiva exige que as partes não só tenham um comportamento ético, mas também que não exerçam seus direitos de forma excessivamente gravosa ao outro contratante”.</w:t>
       </w:r>
     </w:p>
     <w:p>
@@ -2842,7 +3059,47 @@
     </w:p>
     <w:p>
       <w:r>
-        <w:t>É o que restou decidido no julgamento dos EAREsp 600663/RS, EAREsp 622897/RS, EAREsp 664888/RS, EAREsp 676608/RS e, especialmente, no EREsp 1.413.542/RS (Tema 929 do STJ), cuja ementa firmou a seguinte tese:</w:t>
+        <w:t xml:space="preserve">É o que restou decidido no julgamento dos </w:t>
+      </w:r>
+      <w:proofErr w:type="spellStart"/>
+      <w:r>
+        <w:t>EAREsp</w:t>
+      </w:r>
+      <w:proofErr w:type="spellEnd"/>
+      <w:r>
+        <w:t xml:space="preserve"> 600663/RS, </w:t>
+      </w:r>
+      <w:proofErr w:type="spellStart"/>
+      <w:r>
+        <w:t>EAREsp</w:t>
+      </w:r>
+      <w:proofErr w:type="spellEnd"/>
+      <w:r>
+        <w:t xml:space="preserve"> 622897/RS, </w:t>
+      </w:r>
+      <w:proofErr w:type="spellStart"/>
+      <w:r>
+        <w:t>EAREsp</w:t>
+      </w:r>
+      <w:proofErr w:type="spellEnd"/>
+      <w:r>
+        <w:t xml:space="preserve"> 664888/RS, </w:t>
+      </w:r>
+      <w:proofErr w:type="spellStart"/>
+      <w:r>
+        <w:t>EAREsp</w:t>
+      </w:r>
+      <w:proofErr w:type="spellEnd"/>
+      <w:r>
+        <w:t xml:space="preserve"> 676608/RS e, especialmente, no </w:t>
+      </w:r>
+      <w:proofErr w:type="spellStart"/>
+      <w:r>
+        <w:t>EREsp</w:t>
+      </w:r>
+      <w:proofErr w:type="spellEnd"/>
+      <w:r>
+        <w:t xml:space="preserve"> 1.413.542/RS (Tema 929 do STJ), cuja ementa firmou a seguinte tese:</w:t>
       </w:r>
     </w:p>
     <w:p/>
@@ -3167,199 +3424,257 @@
           <w:iCs/>
           <w:u w:val="single"/>
         </w:rPr>
-        <w:t>in re ipsa</w:t>
-      </w:r>
+        <w:t xml:space="preserve">in </w:t>
+      </w:r>
+      <w:proofErr w:type="spellStart"/>
       <w:r>
         <w:rPr>
           <w:i/>
           <w:iCs/>
           <w:u w:val="single"/>
         </w:rPr>
-        <w:t>”</w:t>
-      </w:r>
-      <w:r>
-        <w:t>, ou seja, é presumido, pois decorre da própria gravidade do ato ilícito (não sendo necessário má-fé ou prova específica do constrangimento).</w:t>
-      </w:r>
-    </w:p>
-    <w:p>
-      <w:r>
-        <w:rPr>
-          <w:b/>
-          <w:bCs/>
-          <w:i/>
-          <w:iCs/>
-        </w:rPr>
-        <w:t>A conduta da instituição financeira ré, ao impor taxas de juros tão exorbitantes sob o conveniente pretexto genérico de “negócio de risco” gera um ciclo perverso de superendividamento, no qual o consumidor, incapaz de honrar seus compromissos com base em sua renda mensal, vê-se forçado a contrair novos empréstimos para cobrir dívidas anteriores e custear despesas básicas de sobrevivência.</w:t>
-      </w:r>
-      <w:r>
-        <w:t xml:space="preserve"> </w:t>
-      </w:r>
+        <w:t>re</w:t>
+      </w:r>
+      <w:proofErr w:type="spellEnd"/>
       <w:r>
         <w:rPr>
           <w:i/>
           <w:iCs/>
           <w:u w:val="single"/>
         </w:rPr>
-        <w:t>Essa espiral compromete não apenas sua dignidade, mas também seu mínimo existencial, além de afetar a sociedade como um todo, razão pela qual a condenação se mostra necessária para coibir a perpetuação de práticas abusivas no mercado financeiro.</w:t>
-      </w:r>
-    </w:p>
-    <w:p>
-      <w:r>
-        <w:t>Nessa égide, entendemos ser completamente inaplicável o entendimento de que a conduta pensada, calculada e conscientemente aplicada pela ré causou à parte autora “mero aborrecimento do cotidiano”.</w:t>
-      </w:r>
-    </w:p>
-    <w:p>
-      <w:r>
-        <w:lastRenderedPageBreak/>
-        <w:t>Ora, a imposição de juros exorbitantes sem a devida análise e responsabilidade na concessão do crédito, por certo, contribuiu para que a parte requerente fosse colocada em uma situação de superendividamento escancarado</w:t>
-      </w:r>
-      <w:r>
-        <w:t xml:space="preserve">, </w:t>
-      </w:r>
-      <w:r>
-        <w:t>vez que a instituição financeira,</w:t>
-      </w:r>
-      <w:r>
-        <w:t xml:space="preserve"> ao liberar, sem qualquer cuidado, os referidos empréstimos</w:t>
-      </w:r>
-      <w:r>
-        <w:t>,</w:t>
-      </w:r>
-      <w:r>
         <w:t xml:space="preserve"> </w:t>
       </w:r>
-      <w:r>
-        <w:t>comprometeu {{comprometimento}}</w:t>
-      </w:r>
-      <w:r>
-        <w:t xml:space="preserve"> de uma renda </w:t>
-      </w:r>
-      <w:r>
-        <w:t xml:space="preserve">de </w:t>
-      </w:r>
-      <w:r>
-        <w:t>{{</w:t>
-      </w:r>
-      <w:r>
-        <w:t>renda_mensal</w:t>
-      </w:r>
-      <w:r>
-        <w:t>}}</w:t>
-      </w:r>
-      <w:r>
-        <w:t>.</w:t>
-      </w:r>
-    </w:p>
-    <w:p>
-      <w:pPr>
-        <w:rPr>
-          <w:bCs/>
-        </w:rPr>
-      </w:pPr>
-      <w:r>
-        <w:rPr>
-          <w:bCs/>
-        </w:rPr>
-        <w:t>Isso equivale a dizer que a parte requerente</w:t>
-      </w:r>
-      <w:r>
-        <w:rPr>
-          <w:bCs/>
-        </w:rPr>
-        <w:t xml:space="preserve"> </w:t>
-      </w:r>
-      <w:r>
-        <w:rPr>
-          <w:bCs/>
-        </w:rPr>
-        <w:t>possui para sua subsistência</w:t>
-      </w:r>
-      <w:r>
-        <w:rPr>
-          <w:bCs/>
-        </w:rPr>
-        <w:t xml:space="preserve"> </w:t>
-      </w:r>
-      <w:r>
-        <w:rPr>
-          <w:bCs/>
-        </w:rPr>
-        <w:t>{{valor_liquido}}</w:t>
-      </w:r>
-      <w:r>
-        <w:rPr>
-          <w:bCs/>
-        </w:rPr>
-        <w:t xml:space="preserve"> por mês, cerca de </w:t>
-      </w:r>
-      <w:r>
-        <w:rPr>
-          <w:bCs/>
-        </w:rPr>
-        <w:t>{</w:t>
-      </w:r>
-      <w:r>
-        <w:rPr>
-          <w:bCs/>
-        </w:rPr>
-        <w:t>{diario}}</w:t>
-      </w:r>
-      <w:r>
-        <w:rPr>
-          <w:bCs/>
-        </w:rPr>
-        <w:t xml:space="preserve"> </w:t>
-      </w:r>
-      <w:r>
-        <w:rPr>
-          <w:bCs/>
-        </w:rPr>
-        <w:t>por</w:t>
-      </w:r>
-      <w:r>
-        <w:rPr>
-          <w:bCs/>
-        </w:rPr>
-        <w:t xml:space="preserve"> dia! </w:t>
-      </w:r>
-    </w:p>
-    <w:p>
-      <w:r>
-        <w:t xml:space="preserve">Nessa esteira, </w:t>
-      </w:r>
-      <w:r>
-        <w:rPr>
-          <w:b/>
-          <w:bCs/>
-        </w:rPr>
-        <w:t>a imposição de juros exorbitantes ao consumidor, pobre, pessoa simples, hipossuficiente na relação jurídica, e, portanto, HIPERVULNERÁVEL, extrapola o mero aborrecimento cotidiano.</w:t>
-      </w:r>
-    </w:p>
-    <w:p>
-      <w:pPr>
-        <w:rPr>
-          <w:u w:val="single"/>
-        </w:rPr>
-      </w:pPr>
-      <w:r>
-        <w:rPr>
-          <w:u w:val="single"/>
-        </w:rPr>
-        <w:t>Ainda, eventual alegação de que foi firmado o instrumento contratual espontaneamente pela parte autora não é suficiente para elidir a responsabilidade pelos danos morais, uma vez que, conforme já abordado, tal contrato foi contrário ao princípio da boa-fé objetiva.</w:t>
-      </w:r>
-    </w:p>
-    <w:p>
-      <w:r>
-        <w:t xml:space="preserve">Além dos argumentos lançados supra, é patente a necessidade de imposição de condenação por danos morais também com </w:t>
-      </w:r>
-      <w:r>
-        <w:rPr>
-          <w:b/>
-          <w:bCs/>
+      <w:proofErr w:type="spellStart"/>
+      <w:r>
+        <w:rPr>
           <w:i/>
           <w:iCs/>
           <w:u w:val="single"/>
         </w:rPr>
+        <w:t>ipsa</w:t>
+      </w:r>
+      <w:proofErr w:type="spellEnd"/>
+      <w:r>
+        <w:rPr>
+          <w:i/>
+          <w:iCs/>
+          <w:u w:val="single"/>
+        </w:rPr>
+        <w:t>”</w:t>
+      </w:r>
+      <w:r>
+        <w:t>, ou seja, é presumido, pois decorre da própria gravidade do ato ilícito (não sendo necessário má-fé ou prova específica do constrangimento).</w:t>
+      </w:r>
+    </w:p>
+    <w:p>
+      <w:r>
+        <w:rPr>
+          <w:b/>
+          <w:bCs/>
+          <w:i/>
+          <w:iCs/>
+        </w:rPr>
+        <w:t>A conduta da instituição financeira ré, ao impor taxas de juros tão exorbitantes sob o conveniente pretexto genérico de “negócio de risco” gera um ciclo perverso de superendividamento, no qual o consumidor, incapaz de honrar seus compromissos com base em sua renda mensal, vê-se forçado a contrair novos empréstimos para cobrir dívidas anteriores e custear despesas básicas de sobrevivência.</w:t>
+      </w:r>
+      <w:r>
+        <w:t xml:space="preserve"> </w:t>
+      </w:r>
+      <w:r>
+        <w:rPr>
+          <w:i/>
+          <w:iCs/>
+          <w:u w:val="single"/>
+        </w:rPr>
+        <w:t>Essa espiral compromete não apenas sua dignidade, mas também seu mínimo existencial, além de afetar a sociedade como um todo, razão pela qual a condenação se mostra necessária para coibir a perpetuação de práticas abusivas no mercado financeiro.</w:t>
+      </w:r>
+    </w:p>
+    <w:p>
+      <w:r>
+        <w:t>Nessa égide, entendemos ser completamente inaplicável o entendimento de que a conduta pensada, calculada e conscientemente aplicada pela ré causou à parte autora “mero aborrecimento do cotidiano”.</w:t>
+      </w:r>
+    </w:p>
+    <w:p>
+      <w:r>
+        <w:lastRenderedPageBreak/>
+        <w:t>Ora, a imposição de juros exorbitantes sem a devida análise e responsabilidade na concessão do crédito, por certo, contribuiu para que a parte requerente fosse colocada em uma situação de superendividamento escancarado</w:t>
+      </w:r>
+      <w:r>
+        <w:t xml:space="preserve">, </w:t>
+      </w:r>
+      <w:r>
+        <w:t>vez que a instituição financeira,</w:t>
+      </w:r>
+      <w:r>
+        <w:t xml:space="preserve"> ao liberar, sem qualquer cuidado, os referidos empréstimos</w:t>
+      </w:r>
+      <w:r>
+        <w:t>,</w:t>
+      </w:r>
+      <w:r>
+        <w:t xml:space="preserve"> </w:t>
+      </w:r>
+      <w:r>
+        <w:t>comprometeu {{comprometimento}}</w:t>
+      </w:r>
+      <w:r>
+        <w:t xml:space="preserve"> de uma renda </w:t>
+      </w:r>
+      <w:r>
+        <w:t xml:space="preserve">de </w:t>
+      </w:r>
+      <w:r>
+        <w:t>{{</w:t>
+      </w:r>
+      <w:proofErr w:type="spellStart"/>
+      <w:r>
+        <w:t>renda_mensal</w:t>
+      </w:r>
+      <w:proofErr w:type="spellEnd"/>
+      <w:r>
+        <w:t>}}</w:t>
+      </w:r>
+      <w:r>
+        <w:t>.</w:t>
+      </w:r>
+    </w:p>
+    <w:p>
+      <w:pPr>
+        <w:rPr>
+          <w:bCs/>
+        </w:rPr>
+      </w:pPr>
+      <w:r>
+        <w:rPr>
+          <w:bCs/>
+        </w:rPr>
+        <w:t>Isso equivale a dizer que a parte requerente</w:t>
+      </w:r>
+      <w:r>
+        <w:rPr>
+          <w:bCs/>
+        </w:rPr>
+        <w:t xml:space="preserve"> </w:t>
+      </w:r>
+      <w:r>
+        <w:rPr>
+          <w:bCs/>
+        </w:rPr>
+        <w:t>possui para sua subsistência</w:t>
+      </w:r>
+      <w:r>
+        <w:rPr>
+          <w:bCs/>
+        </w:rPr>
+        <w:t xml:space="preserve"> </w:t>
+      </w:r>
+      <w:r>
+        <w:rPr>
+          <w:bCs/>
+        </w:rPr>
+        <w:t>{{</w:t>
+      </w:r>
+      <w:proofErr w:type="spellStart"/>
+      <w:r>
+        <w:rPr>
+          <w:bCs/>
+        </w:rPr>
+        <w:t>valor_liquido</w:t>
+      </w:r>
+      <w:proofErr w:type="spellEnd"/>
+      <w:r>
+        <w:rPr>
+          <w:bCs/>
+        </w:rPr>
+        <w:t>}}</w:t>
+      </w:r>
+      <w:r>
+        <w:rPr>
+          <w:bCs/>
+        </w:rPr>
+        <w:t xml:space="preserve"> por mês, cerca de </w:t>
+      </w:r>
+      <w:r>
+        <w:rPr>
+          <w:bCs/>
+        </w:rPr>
+        <w:t>{</w:t>
+      </w:r>
+      <w:r>
+        <w:rPr>
+          <w:bCs/>
+        </w:rPr>
+        <w:t>{</w:t>
+      </w:r>
+      <w:proofErr w:type="spellStart"/>
+      <w:r>
+        <w:rPr>
+          <w:bCs/>
+        </w:rPr>
+        <w:t>diario</w:t>
+      </w:r>
+      <w:proofErr w:type="spellEnd"/>
+      <w:r>
+        <w:rPr>
+          <w:bCs/>
+        </w:rPr>
+        <w:t>}}</w:t>
+      </w:r>
+      <w:r>
+        <w:rPr>
+          <w:bCs/>
+        </w:rPr>
+        <w:t xml:space="preserve"> </w:t>
+      </w:r>
+      <w:r>
+        <w:rPr>
+          <w:bCs/>
+        </w:rPr>
+        <w:t>por</w:t>
+      </w:r>
+      <w:r>
+        <w:rPr>
+          <w:bCs/>
+        </w:rPr>
+        <w:t xml:space="preserve"> dia! </w:t>
+      </w:r>
+    </w:p>
+    <w:p>
+      <w:r>
+        <w:t xml:space="preserve">Nessa esteira, </w:t>
+      </w:r>
+      <w:r>
+        <w:rPr>
+          <w:b/>
+          <w:bCs/>
+        </w:rPr>
+        <w:t>a imposição de juros exorbitantes ao consumidor, pobre, pessoa simples, hipossuficiente na relação jurídica, e, portanto, HIPERVULNERÁVEL, extrapola o mero aborrecimento cotidiano.</w:t>
+      </w:r>
+    </w:p>
+    <w:p>
+      <w:pPr>
+        <w:rPr>
+          <w:u w:val="single"/>
+        </w:rPr>
+      </w:pPr>
+      <w:r>
+        <w:rPr>
+          <w:u w:val="single"/>
+        </w:rPr>
+        <w:t>Ainda, eventual alegação de que foi firmado o instrumento contratual espontaneamente pela parte autora não é suficiente para elidir a responsabilidade pelos danos morais, uma vez que, conforme já abordado, tal contrato foi contrário ao princípio da boa-fé objetiva.</w:t>
+      </w:r>
+    </w:p>
+    <w:p>
+      <w:r>
+        <w:t xml:space="preserve">Além dos argumentos lançados supra, é patente a necessidade de imposição de condenação por danos morais também com </w:t>
+      </w:r>
+      <w:r>
+        <w:rPr>
+          <w:b/>
+          <w:bCs/>
+          <w:i/>
+          <w:iCs/>
+          <w:u w:val="single"/>
+        </w:rPr>
         <w:t>caráter pedagógico</w:t>
       </w:r>
       <w:r>
@@ -3384,7 +3699,25 @@
           <w:bCs/>
           <w:u w:val="single"/>
         </w:rPr>
-        <w:t xml:space="preserve"> instituições financeiras cessem a prática reiterada de impor juros exorbitantes a consumidores hipervulneráveis (abusividade).</w:t>
+        <w:t xml:space="preserve"> instituições financeiras cessem a prática reiterada de impor juros exorbitantes a consumidores </w:t>
+      </w:r>
+      <w:proofErr w:type="spellStart"/>
+      <w:r>
+        <w:rPr>
+          <w:b/>
+          <w:bCs/>
+          <w:u w:val="single"/>
+        </w:rPr>
+        <w:t>hipervulneráveis</w:t>
+      </w:r>
+      <w:proofErr w:type="spellEnd"/>
+      <w:r>
+        <w:rPr>
+          <w:b/>
+          <w:bCs/>
+          <w:u w:val="single"/>
+        </w:rPr>
+        <w:t xml:space="preserve"> (abusividade).</w:t>
       </w:r>
       <w:r>
         <w:t xml:space="preserve"> </w:t>
@@ -4093,34 +4426,42 @@
         <w:ind w:firstLine="0"/>
         <w:jc w:val="center"/>
       </w:pPr>
-      <w:r>
-        <w:rPr>
-          <w:color w:val="00B050"/>
-        </w:rPr>
-        <w:t>{{CIDADE_AUTOR}}</w:t>
-      </w:r>
-      <w:r>
-        <w:t>/</w:t>
-      </w:r>
-      <w:r>
-        <w:t>{{ESTADO_AUTOR}}</w:t>
+      <w:bookmarkStart w:id="2" w:name="_Hlk210300768"/>
+      <w:r>
+        <w:t>{{CIDADE_</w:t>
+      </w:r>
+      <w:r>
+        <w:t>REU</w:t>
+      </w:r>
+      <w:r>
+        <w:t>}</w:t>
+      </w:r>
+      <w:r>
+        <w:t xml:space="preserve"> /</w:t>
+      </w:r>
+      <w:r>
+        <w:t>{{ESTADO_</w:t>
+      </w:r>
+      <w:r>
+        <w:t>REU</w:t>
+      </w:r>
+      <w:r>
+        <w:t>}}</w:t>
       </w:r>
     </w:p>
     <w:p>
       <w:pPr>
         <w:ind w:firstLine="0"/>
         <w:jc w:val="center"/>
+      </w:pPr>
+      <w:r>
         <w:rPr>
           <w:color w:val="00B050"/>
         </w:rPr>
-      </w:pPr>
-      <w:r>
-        <w:rPr>
-          <w:color w:val="00B050"/>
-        </w:rPr>
         <w:t>{{DATA}}</w:t>
       </w:r>
     </w:p>
+    <w:bookmarkEnd w:id="2"/>
     <w:p>
       <w:pPr>
         <w:ind w:firstLine="0"/>
@@ -4160,12 +4501,14 @@
         </w:rPr>
         <w:t>{</w:t>
       </w:r>
+      <w:proofErr w:type="spellStart"/>
       <w:r>
         <w:rPr>
           <w:color w:val="00B050"/>
         </w:rPr>
         <w:t>estado_oab</w:t>
       </w:r>
+      <w:proofErr w:type="spellEnd"/>
       <w:r>
         <w:rPr>
           <w:color w:val="00B050"/>
@@ -4184,12 +4527,14 @@
         </w:rPr>
         <w:t xml:space="preserve"> {{</w:t>
       </w:r>
+      <w:proofErr w:type="spellStart"/>
       <w:r>
         <w:rPr>
           <w:color w:val="00B050"/>
         </w:rPr>
         <w:t>numero_oab</w:t>
       </w:r>
+      <w:proofErr w:type="spellEnd"/>
       <w:r>
         <w:rPr>
           <w:color w:val="00B050"/>

--- a/modelos/Contrato_Foro_Autor_2.docx
+++ b/modelos/Contrato_Foro_Autor_2.docx
@@ -1,60 +1,30 @@
 
 <file path=word/document.xml><?xml version="1.0" encoding="utf-8"?>
-<w:document xmlns:wpc="http://schemas.microsoft.com/office/word/2010/wordprocessingCanvas" xmlns:cx="http://schemas.microsoft.com/office/drawing/2014/chartex" xmlns:cx1="http://schemas.microsoft.com/office/drawing/2015/9/8/chartex" xmlns:cx2="http://schemas.microsoft.com/office/drawing/2015/10/21/chartex" xmlns:cx3="http://schemas.microsoft.com/office/drawing/2016/5/9/chartex" xmlns:cx4="http://schemas.microsoft.com/office/drawing/2016/5/10/chartex" xmlns:cx5="http://schemas.microsoft.com/office/drawing/2016/5/11/chartex" xmlns:cx6="http://schemas.microsoft.com/office/drawing/2016/5/12/chartex" xmlns:cx7="http://schemas.microsoft.com/office/drawing/2016/5/13/chartex" xmlns:cx8="http://schemas.microsoft.com/office/drawing/2016/5/14/chartex" xmlns:mc="http://schemas.openxmlformats.org/markup-compatibility/2006" xmlns:aink="http://schemas.microsoft.com/office/drawing/2016/ink" xmlns:am3d="http://schemas.microsoft.com/office/drawing/2017/model3d" xmlns:o="urn:schemas-microsoft-com:office:office" xmlns:oel="http://schemas.microsoft.com/office/2019/extlst" xmlns:r="http://schemas.openxmlformats.org/officeDocument/2006/relationships" xmlns:m="http://schemas.openxmlformats.org/officeDocument/2006/math" xmlns:v="urn:schemas-microsoft-com:vml" xmlns:wp14="http://schemas.microsoft.com/office/word/2010/wordprocessingDrawing" xmlns:wp="http://schemas.openxmlformats.org/drawingml/2006/wordprocessingDrawing" xmlns:w10="urn:schemas-microsoft-com:office:word" xmlns:w="http://schemas.openxmlformats.org/wordprocessingml/2006/main" xmlns:w14="http://schemas.microsoft.com/office/word/2010/wordml" xmlns:w15="http://schemas.microsoft.com/office/word/2012/wordml" xmlns:w16cex="http://schemas.microsoft.com/office/word/2018/wordml/cex" xmlns:w16cid="http://schemas.microsoft.com/office/word/2016/wordml/cid" xmlns:w16="http://schemas.microsoft.com/office/word/2018/wordml" xmlns:w16du="http://schemas.microsoft.com/office/word/2023/wordml/word16du" xmlns:w16sdtdh="http://schemas.microsoft.com/office/word/2020/wordml/sdtdatahash" xmlns:w16sdtfl="http://schemas.microsoft.com/office/word/2024/wordml/sdtformatlock" xmlns:w16se="http://schemas.microsoft.com/office/word/2015/wordml/symex" xmlns:wpg="http://schemas.microsoft.com/office/word/2010/wordprocessingGroup" xmlns:wpi="http://schemas.microsoft.com/office/word/2010/wordprocessingInk" xmlns:wne="http://schemas.microsoft.com/office/word/2006/wordml" xmlns:wps="http://schemas.microsoft.com/office/word/2010/wordprocessingShape" mc:Ignorable="w14 w15 w16se w16cid w16 w16cex w16sdtdh w16sdtfl w16du wp14">
+<w:document xmlns:wpc="http://schemas.microsoft.com/office/word/2010/wordprocessingCanvas" xmlns:cx="http://schemas.microsoft.com/office/drawing/2014/chartex" xmlns:mc="http://schemas.openxmlformats.org/markup-compatibility/2006" xmlns:o="urn:schemas-microsoft-com:office:office" xmlns:r="http://schemas.openxmlformats.org/officeDocument/2006/relationships" xmlns:m="http://schemas.openxmlformats.org/officeDocument/2006/math" xmlns:v="urn:schemas-microsoft-com:vml" xmlns:wp14="http://schemas.microsoft.com/office/word/2010/wordprocessingDrawing" xmlns:wp="http://schemas.openxmlformats.org/drawingml/2006/wordprocessingDrawing" xmlns:w10="urn:schemas-microsoft-com:office:word" xmlns:w="http://schemas.openxmlformats.org/wordprocessingml/2006/main" xmlns:w14="http://schemas.microsoft.com/office/word/2010/wordml" xmlns:w15="http://schemas.microsoft.com/office/word/2012/wordml" xmlns:w16se="http://schemas.microsoft.com/office/word/2015/wordml/symex" xmlns:wpg="http://schemas.microsoft.com/office/word/2010/wordprocessingGroup" xmlns:wpi="http://schemas.microsoft.com/office/word/2010/wordprocessingInk" xmlns:wne="http://schemas.microsoft.com/office/word/2006/wordml" xmlns:wps="http://schemas.microsoft.com/office/word/2010/wordprocessingShape" mc:Ignorable="w14 w15 w16se wp14">
   <w:body>
     <w:p>
       <w:pPr>
         <w:pStyle w:val="Ttulo1"/>
-        <w:rPr>
-          <w:color w:val="00B050"/>
-        </w:rPr>
       </w:pPr>
       <w:r>
         <w:t xml:space="preserve">AO JUÍZO DA ... VARA CÍVEL DA COMARCA DA CIDADE DE </w:t>
       </w:r>
       <w:r>
-        <w:rPr>
-          <w:color w:val="00B050"/>
-        </w:rPr>
-        <w:t>{{</w:t>
-      </w:r>
-      <w:proofErr w:type="spellStart"/>
-      <w:r>
-        <w:rPr>
-          <w:color w:val="00B050"/>
-        </w:rPr>
-        <w:t>cidade_comarca</w:t>
-      </w:r>
-      <w:proofErr w:type="spellEnd"/>
-      <w:r>
-        <w:rPr>
-          <w:color w:val="00B050"/>
-        </w:rPr>
-        <w:t>}}</w:t>
-      </w:r>
-      <w:r>
-        <w:t xml:space="preserve">, ESTADO DE </w:t>
-      </w:r>
-      <w:r>
-        <w:rPr>
-          <w:color w:val="00B050"/>
-        </w:rPr>
-        <w:t>{{</w:t>
-      </w:r>
-      <w:proofErr w:type="spellStart"/>
-      <w:r>
-        <w:rPr>
-          <w:color w:val="00B050"/>
-        </w:rPr>
-        <w:t>estado_comarca</w:t>
-      </w:r>
-      <w:proofErr w:type="spellEnd"/>
-      <w:r>
-        <w:rPr>
-          <w:color w:val="00B050"/>
-        </w:rPr>
-        <w:t>}}</w:t>
-      </w:r>
+        <w:t>{{CIDADE_AUTOR}}</w:t>
+      </w:r>
+      <w:r>
+        <w:t>,</w:t>
+      </w:r>
+      <w:r>
+        <w:t xml:space="preserve"> ESTADO DE </w:t>
+      </w:r>
+      <w:r>
+        <w:t>{{ESTADO_AUTOR}}</w:t>
+      </w:r>
+    </w:p>
+    <w:p>
+      <w:bookmarkStart w:id="0" w:name="_GoBack"/>
+      <w:bookmarkEnd w:id="0"/>
     </w:p>
     <w:p>
       <w:pPr>
@@ -64,22 +34,26 @@
     <w:p>
       <w:pPr>
         <w:ind w:firstLine="0"/>
-      </w:pPr>
-    </w:p>
-    <w:p>
-      <w:pPr>
-        <w:ind w:firstLine="0"/>
         <w:rPr>
           <w:b/>
           <w:color w:val="FF0000"/>
         </w:rPr>
       </w:pPr>
+      <w:proofErr w:type="gramStart"/>
       <w:r>
         <w:rPr>
           <w:b/>
           <w:color w:val="FF0000"/>
         </w:rPr>
-        <w:t xml:space="preserve">{                                                                     </w:t>
+        <w:t xml:space="preserve">{  </w:t>
+      </w:r>
+      <w:proofErr w:type="gramEnd"/>
+      <w:r>
+        <w:rPr>
+          <w:b/>
+          <w:color w:val="FF0000"/>
+        </w:rPr>
+        <w:t xml:space="preserve">                                                                   </w:t>
       </w:r>
       <w:r>
         <w:rPr>
@@ -836,8 +810,8 @@
           <w:numId w:val="6"/>
         </w:numPr>
       </w:pPr>
-      <w:bookmarkStart w:id="0" w:name="_heading=h.ye3kiqmuytvw" w:colFirst="0" w:colLast="0"/>
-      <w:bookmarkEnd w:id="0"/>
+      <w:bookmarkStart w:id="1" w:name="_heading=h.ye3kiqmuytvw" w:colFirst="0" w:colLast="0"/>
+      <w:bookmarkEnd w:id="1"/>
       <w:r>
         <w:t>GRATUIDADE DA JUSTIÇA</w:t>
       </w:r>
@@ -868,23 +842,14 @@
         <w:t xml:space="preserve">apenas </w:t>
       </w:r>
       <w:r>
-        <w:rPr>
-          <w:color w:val="C00000"/>
-        </w:rPr>
         <w:t>{{</w:t>
       </w:r>
       <w:proofErr w:type="spellStart"/>
       <w:r>
-        <w:rPr>
-          <w:color w:val="C00000"/>
-        </w:rPr>
-        <w:t>fontes_renda</w:t>
+        <w:t>beneficios</w:t>
       </w:r>
       <w:proofErr w:type="spellEnd"/>
       <w:r>
-        <w:rPr>
-          <w:color w:val="C00000"/>
-        </w:rPr>
         <w:t>}}</w:t>
       </w:r>
       <w:r>
@@ -1018,21 +983,21 @@
       </w:r>
       <w:r>
         <w:rPr>
-          <w:color w:val="C00000"/>
+          <w:color w:val="000000" w:themeColor="text1"/>
         </w:rPr>
         <w:t>{{</w:t>
       </w:r>
       <w:proofErr w:type="spellStart"/>
       <w:r>
         <w:rPr>
-          <w:color w:val="C00000"/>
-        </w:rPr>
-        <w:t>fontes_renda</w:t>
+          <w:color w:val="000000" w:themeColor="text1"/>
+        </w:rPr>
+        <w:t>beneficios</w:t>
       </w:r>
       <w:proofErr w:type="spellEnd"/>
       <w:r>
         <w:rPr>
-          <w:color w:val="C00000"/>
+          <w:color w:val="000000" w:themeColor="text1"/>
         </w:rPr>
         <w:t>}}</w:t>
       </w:r>
@@ -1137,6 +1102,7 @@
         </w:rPr>
         <w:t xml:space="preserve"> </w:t>
       </w:r>
+      <w:proofErr w:type="gramStart"/>
       <w:r>
         <w:rPr>
           <w:b/>
@@ -1144,7 +1110,17 @@
           <w:sz w:val="24"/>
           <w:szCs w:val="24"/>
         </w:rPr>
-        <w:t>Nº{{NUMERO_CONTRATO_0}}</w:t>
+        <w:t>Nº{</w:t>
+      </w:r>
+      <w:proofErr w:type="gramEnd"/>
+      <w:r>
+        <w:rPr>
+          <w:b/>
+          <w:color w:val="00B050"/>
+          <w:sz w:val="24"/>
+          <w:szCs w:val="24"/>
+        </w:rPr>
+        <w:t>{NUMERO_CONTRATO_0}}</w:t>
       </w:r>
       <w:r>
         <w:rPr>
@@ -1248,11 +1224,16 @@
         <w:t xml:space="preserve">Taxa de juros aplicada: </w:t>
       </w:r>
       <w:r>
-        <w:t>{{emprestimos_0_taxa}}</w:t>
+        <w:t>{{emprestimos_0_taxa</w:t>
+      </w:r>
+      <w:proofErr w:type="gramStart"/>
+      <w:r>
+        <w:t>}}</w:t>
       </w:r>
       <w:r>
         <w:t>%</w:t>
       </w:r>
+      <w:proofErr w:type="gramEnd"/>
     </w:p>
     <w:p>
       <w:pPr>
@@ -1269,12 +1250,14 @@
       <w:r>
         <w:t>emprestimos_0_taxa</w:t>
       </w:r>
+      <w:proofErr w:type="gramStart"/>
       <w:r>
         <w:t>}}</w:t>
       </w:r>
       <w:r>
         <w:t>%</w:t>
       </w:r>
+      <w:proofErr w:type="gramEnd"/>
       <w:r>
         <w:t>a.m</w:t>
       </w:r>
@@ -1690,6 +1673,7 @@
         </w:rPr>
         <w:t xml:space="preserve"> </w:t>
       </w:r>
+      <w:proofErr w:type="gramStart"/>
       <w:r>
         <w:rPr>
           <w:b/>
@@ -1697,7 +1681,17 @@
           <w:sz w:val="24"/>
           <w:szCs w:val="24"/>
         </w:rPr>
-        <w:t>Nº{{NUMERO_CONTRATO_1}}</w:t>
+        <w:t>Nº{</w:t>
+      </w:r>
+      <w:proofErr w:type="gramEnd"/>
+      <w:r>
+        <w:rPr>
+          <w:b/>
+          <w:color w:val="00B050"/>
+          <w:sz w:val="24"/>
+          <w:szCs w:val="24"/>
+        </w:rPr>
+        <w:t>{NUMERO_CONTRATO_1}}</w:t>
       </w:r>
       <w:r>
         <w:rPr>
@@ -1790,8 +1784,13 @@
         <w:t>1</w:t>
       </w:r>
       <w:r>
-        <w:t>_taxa}}%</w:t>
-      </w:r>
+        <w:t>_taxa</w:t>
+      </w:r>
+      <w:proofErr w:type="gramStart"/>
+      <w:r>
+        <w:t>}}%</w:t>
+      </w:r>
+      <w:proofErr w:type="gramEnd"/>
     </w:p>
     <w:p>
       <w:pPr>
@@ -1814,12 +1813,14 @@
       <w:r>
         <w:t>_taxa</w:t>
       </w:r>
+      <w:proofErr w:type="gramStart"/>
       <w:r>
         <w:t>}}</w:t>
       </w:r>
       <w:r>
         <w:t>%</w:t>
       </w:r>
+      <w:proofErr w:type="gramEnd"/>
       <w:r>
         <w:t>a.m</w:t>
       </w:r>
@@ -2582,8 +2583,19 @@
           <w:sz w:val="22"/>
           <w:szCs w:val="22"/>
         </w:rPr>
-        <w:t>“É admitida a revisão das taxas de juros remuneratórios em situações excepcionais, desde que caracterizada a relação de consumo e que a abusividade capaz de colocar o consumidor em desvantagem exagerada (art. 51, §1 º, do CDC) fique cabalmente demonstrada, ante às peculiaridades do julgamento em concreto.”</w:t>
-      </w:r>
+        <w:t xml:space="preserve">“É admitida a revisão das taxas de juros remuneratórios em situações excepcionais, desde que caracterizada a relação de consumo e que a abusividade capaz de colocar o consumidor em desvantagem exagerada (art. 51, §1 º, do CDC) fique cabalmente demonstrada, ante às peculiaridades do julgamento em </w:t>
+      </w:r>
+      <w:proofErr w:type="gramStart"/>
+      <w:r>
+        <w:rPr>
+          <w:i/>
+          <w:iCs/>
+          <w:sz w:val="22"/>
+          <w:szCs w:val="22"/>
+        </w:rPr>
+        <w:t>concreto.”</w:t>
+      </w:r>
+      <w:proofErr w:type="gramEnd"/>
     </w:p>
     <w:p/>
     <w:p>
@@ -2620,23 +2632,7 @@
           <w:sz w:val="22"/>
           <w:szCs w:val="22"/>
         </w:rPr>
-        <w:t xml:space="preserve">. Acórdão Min. Menezes Direito, DJ de 4.8.2003), ao dobro (REsp n. 1.036.818, Terceira Turma, minha relatoria, </w:t>
-      </w:r>
-      <w:proofErr w:type="spellStart"/>
-      <w:r>
-        <w:rPr>
-          <w:sz w:val="22"/>
-          <w:szCs w:val="22"/>
-        </w:rPr>
-        <w:t>DJe</w:t>
-      </w:r>
-      <w:proofErr w:type="spellEnd"/>
-      <w:r>
-        <w:rPr>
-          <w:sz w:val="22"/>
-          <w:szCs w:val="22"/>
-        </w:rPr>
-        <w:t xml:space="preserve"> de 20.6.2008) ou ao triplo (REsp n. 971.853-RS, Quarta Turma, Min. Pádua Ribeiro, DJ de 24.9.2007) da média. Todavia, esta perquirição acerca da abusividade não é estanque, o que impossibilita a adoção de critérios genéricos e universais. A taxa média de mercado, divulgada pelo Banco Central, constitui um valioso referencial, mas cabe somente ao juiz, no exame </w:t>
+        <w:t xml:space="preserve">. Acórdão Min. Menezes Direito, DJ de 4.8.2003), ao dobro (REsp n. 1.036.818, Terceira Turma, minha relatoria, DJe de 20.6.2008) ou ao triplo (REsp n. 971.853-RS, Quarta Turma, Min. Pádua Ribeiro, DJ de 24.9.2007) da média. Todavia, esta perquirição acerca da abusividade não é estanque, o que impossibilita a adoção de critérios genéricos e universais. A taxa média de mercado, divulgada pelo Banco Central, constitui um valioso referencial, mas cabe somente ao juiz, no exame </w:t>
       </w:r>
       <w:r>
         <w:rPr>
@@ -2738,6 +2734,7 @@
         </w:rPr>
         <w:t>emprestimos_0_data</w:t>
       </w:r>
+      <w:proofErr w:type="gramStart"/>
       <w:r>
         <w:rPr>
           <w:color w:val="000000" w:themeColor="text1"/>
@@ -2757,7 +2754,11 @@
         <w:t xml:space="preserve"> </w:t>
       </w:r>
       <w:r>
-        <w:t xml:space="preserve">foi de </w:t>
+        <w:t>foi</w:t>
+      </w:r>
+      <w:proofErr w:type="gramEnd"/>
+      <w:r>
+        <w:t xml:space="preserve"> de </w:t>
       </w:r>
       <w:r>
         <w:t>{{</w:t>
@@ -2850,7 +2851,15 @@
         </w:rPr>
       </w:pPr>
       <w:r>
-        <w:t xml:space="preserve">Tal discrepância de valores é evidência clara de abusividade na fixação das taxas de juros cobradas pela requerida, o que viola o princípio da boa-fé objetiva, previsto no artigo 422 do Código Civil. Conforme leciona Pablo Stolze </w:t>
+        <w:t xml:space="preserve">Tal discrepância de valores é evidência clara de abusividade na fixação das taxas de juros cobradas pela requerida, o que viola o princípio da boa-fé objetiva, previsto no artigo 422 do Código Civil. Conforme leciona Pablo </w:t>
+      </w:r>
+      <w:proofErr w:type="spellStart"/>
+      <w:r>
+        <w:t>Stolze</w:t>
+      </w:r>
+      <w:proofErr w:type="spellEnd"/>
+      <w:r>
+        <w:t xml:space="preserve"> </w:t>
       </w:r>
       <w:proofErr w:type="spellStart"/>
       <w:r>
@@ -3145,17 +3154,31 @@
           <w:u w:val="single"/>
         </w:rPr>
         <w:lastRenderedPageBreak/>
-        <w:t>indevida consubstanciar conduta contrária à boa-fé objetiva, ou seja, deve ocorrer independentemente da natureza do elemento volitivo</w:t>
-      </w:r>
-      <w:r>
-        <w:rPr>
+        <w:t xml:space="preserve">indevida consubstanciar conduta contrária à boa-fé objetiva, ou seja, deve ocorrer independentemente da natureza do elemento </w:t>
+      </w:r>
+      <w:proofErr w:type="gramStart"/>
+      <w:r>
+        <w:rPr>
+          <w:b/>
+          <w:bCs/>
           <w:i/>
           <w:iCs/>
           <w:sz w:val="22"/>
           <w:szCs w:val="22"/>
+          <w:u w:val="single"/>
+        </w:rPr>
+        <w:t>volitivo</w:t>
+      </w:r>
+      <w:r>
+        <w:rPr>
+          <w:i/>
+          <w:iCs/>
+          <w:sz w:val="22"/>
+          <w:szCs w:val="22"/>
         </w:rPr>
         <w:t>.”</w:t>
       </w:r>
+      <w:proofErr w:type="gramEnd"/>
     </w:p>
     <w:p>
       <w:pPr>
@@ -3943,36 +3966,70 @@
           <w:u w:val="single"/>
         </w:rPr>
         <w:lastRenderedPageBreak/>
-        <w:t>conceda crédito. Por fim, não se pode olvidar da necessidade da boa-fé objetiva que deve nortear a oferta de crédito responsável, o que é de grande relevância para prevenir o superendividamento dos tomadores de empréstimos.</w:t>
-      </w:r>
-      <w:r>
-        <w:rPr>
+        <w:t xml:space="preserve">conceda crédito. Por fim, não se pode olvidar da necessidade da boa-fé objetiva que deve nortear a oferta de crédito responsável, o que é de grande relevância para prevenir o superendividamento dos tomadores de </w:t>
+      </w:r>
+      <w:proofErr w:type="gramStart"/>
+      <w:r>
+        <w:rPr>
+          <w:b/>
+          <w:bCs/>
           <w:i/>
           <w:iCs/>
           <w:sz w:val="22"/>
           <w:szCs w:val="22"/>
-        </w:rPr>
-        <w:t>”</w:t>
-      </w:r>
-      <w:r>
-        <w:rPr>
-          <w:b/>
-          <w:bCs/>
+          <w:u w:val="single"/>
+        </w:rPr>
+        <w:t>empréstimos.</w:t>
+      </w:r>
+      <w:r>
+        <w:rPr>
           <w:i/>
           <w:iCs/>
           <w:sz w:val="22"/>
           <w:szCs w:val="22"/>
         </w:rPr>
-        <w:t xml:space="preserve"> </w:t>
-      </w:r>
-      <w:r>
-        <w:rPr>
+        <w:t>”</w:t>
+      </w:r>
+      <w:proofErr w:type="gramEnd"/>
+      <w:r>
+        <w:rPr>
+          <w:b/>
+          <w:bCs/>
           <w:i/>
           <w:iCs/>
           <w:sz w:val="22"/>
           <w:szCs w:val="22"/>
         </w:rPr>
-        <w:t>(grifo nosso).</w:t>
+        <w:t xml:space="preserve"> </w:t>
+      </w:r>
+      <w:r>
+        <w:rPr>
+          <w:i/>
+          <w:iCs/>
+          <w:sz w:val="22"/>
+          <w:szCs w:val="22"/>
+        </w:rPr>
+        <w:t>(</w:t>
+      </w:r>
+      <w:proofErr w:type="gramStart"/>
+      <w:r>
+        <w:rPr>
+          <w:i/>
+          <w:iCs/>
+          <w:sz w:val="22"/>
+          <w:szCs w:val="22"/>
+        </w:rPr>
+        <w:t>grifo</w:t>
+      </w:r>
+      <w:proofErr w:type="gramEnd"/>
+      <w:r>
+        <w:rPr>
+          <w:i/>
+          <w:iCs/>
+          <w:sz w:val="22"/>
+          <w:szCs w:val="22"/>
+        </w:rPr>
+        <w:t xml:space="preserve"> nosso).</w:t>
       </w:r>
     </w:p>
     <w:p/>
@@ -4400,8 +4457,8 @@
         <w:ind w:firstLine="0"/>
         <w:jc w:val="center"/>
       </w:pPr>
-      <w:bookmarkStart w:id="1" w:name="_heading=h.gjdgxs" w:colFirst="0" w:colLast="0"/>
-      <w:bookmarkEnd w:id="1"/>
+      <w:bookmarkStart w:id="2" w:name="_heading=h.gjdgxs" w:colFirst="0" w:colLast="0"/>
+      <w:bookmarkEnd w:id="2"/>
       <w:r>
         <w:t>Nestes termos,</w:t>
       </w:r>
@@ -4426,27 +4483,26 @@
         <w:ind w:firstLine="0"/>
         <w:jc w:val="center"/>
       </w:pPr>
-      <w:bookmarkStart w:id="2" w:name="_Hlk210300768"/>
-      <w:r>
-        <w:t>{{CIDADE_</w:t>
-      </w:r>
-      <w:r>
-        <w:t>REU</w:t>
-      </w:r>
-      <w:r>
-        <w:t>}</w:t>
-      </w:r>
-      <w:r>
-        <w:t xml:space="preserve"> /</w:t>
-      </w:r>
-      <w:r>
-        <w:t>{{ESTADO_</w:t>
-      </w:r>
-      <w:r>
-        <w:t>REU</w:t>
-      </w:r>
-      <w:r>
+      <w:bookmarkStart w:id="3" w:name="_Hlk210300768"/>
+      <w:r>
+        <w:rPr>
+          <w:color w:val="00B050"/>
+        </w:rPr>
+        <w:t>{{CIDADE_AUTOR</w:t>
+      </w:r>
+      <w:proofErr w:type="gramStart"/>
+      <w:r>
+        <w:rPr>
+          <w:color w:val="00B050"/>
+        </w:rPr>
         <w:t>}}</w:t>
+      </w:r>
+      <w:r>
+        <w:t>/</w:t>
+      </w:r>
+      <w:proofErr w:type="gramEnd"/>
+      <w:r>
+        <w:t>{{ESTADO_AUTOR}}</w:t>
       </w:r>
     </w:p>
     <w:p>
@@ -4461,7 +4517,7 @@
         <w:t>{{DATA}}</w:t>
       </w:r>
     </w:p>
-    <w:bookmarkEnd w:id="2"/>
+    <w:bookmarkEnd w:id="3"/>
     <w:p>
       <w:pPr>
         <w:ind w:firstLine="0"/>
@@ -4487,7 +4543,11 @@
         </w:rPr>
       </w:pPr>
       <w:r>
-        <w:t>OAB/</w:t>
+        <w:t>OAB</w:t>
+      </w:r>
+      <w:proofErr w:type="gramStart"/>
+      <w:r>
+        <w:t>/</w:t>
       </w:r>
       <w:r>
         <w:rPr>
@@ -4495,6 +4555,7 @@
         </w:rPr>
         <w:t>{</w:t>
       </w:r>
+      <w:proofErr w:type="gramEnd"/>
       <w:r>
         <w:rPr>
           <w:color w:val="00B050"/>
@@ -4541,12 +4602,6 @@
         </w:rPr>
         <w:t>}}</w:t>
       </w:r>
-    </w:p>
-    <w:p>
-      <w:pPr>
-        <w:ind w:firstLine="0"/>
-        <w:jc w:val="center"/>
-      </w:pPr>
     </w:p>
     <w:sectPr>
       <w:headerReference w:type="default" r:id="rId12"/>
@@ -4561,7 +4616,7 @@
 </file>
 
 <file path=word/endnotes.xml><?xml version="1.0" encoding="utf-8"?>
-<w:endnotes xmlns:wpc="http://schemas.microsoft.com/office/word/2010/wordprocessingCanvas" xmlns:cx="http://schemas.microsoft.com/office/drawing/2014/chartex" xmlns:cx1="http://schemas.microsoft.com/office/drawing/2015/9/8/chartex" xmlns:cx2="http://schemas.microsoft.com/office/drawing/2015/10/21/chartex" xmlns:cx3="http://schemas.microsoft.com/office/drawing/2016/5/9/chartex" xmlns:cx4="http://schemas.microsoft.com/office/drawing/2016/5/10/chartex" xmlns:cx5="http://schemas.microsoft.com/office/drawing/2016/5/11/chartex" xmlns:cx6="http://schemas.microsoft.com/office/drawing/2016/5/12/chartex" xmlns:cx7="http://schemas.microsoft.com/office/drawing/2016/5/13/chartex" xmlns:cx8="http://schemas.microsoft.com/office/drawing/2016/5/14/chartex" xmlns:mc="http://schemas.openxmlformats.org/markup-compatibility/2006" xmlns:aink="http://schemas.microsoft.com/office/drawing/2016/ink" xmlns:am3d="http://schemas.microsoft.com/office/drawing/2017/model3d" xmlns:o="urn:schemas-microsoft-com:office:office" xmlns:oel="http://schemas.microsoft.com/office/2019/extlst" xmlns:r="http://schemas.openxmlformats.org/officeDocument/2006/relationships" xmlns:m="http://schemas.openxmlformats.org/officeDocument/2006/math" xmlns:v="urn:schemas-microsoft-com:vml" xmlns:wp14="http://schemas.microsoft.com/office/word/2010/wordprocessingDrawing" xmlns:wp="http://schemas.openxmlformats.org/drawingml/2006/wordprocessingDrawing" xmlns:w10="urn:schemas-microsoft-com:office:word" xmlns:w="http://schemas.openxmlformats.org/wordprocessingml/2006/main" xmlns:w14="http://schemas.microsoft.com/office/word/2010/wordml" xmlns:w15="http://schemas.microsoft.com/office/word/2012/wordml" xmlns:w16cex="http://schemas.microsoft.com/office/word/2018/wordml/cex" xmlns:w16cid="http://schemas.microsoft.com/office/word/2016/wordml/cid" xmlns:w16="http://schemas.microsoft.com/office/word/2018/wordml" xmlns:w16du="http://schemas.microsoft.com/office/word/2023/wordml/word16du" xmlns:w16sdtdh="http://schemas.microsoft.com/office/word/2020/wordml/sdtdatahash" xmlns:w16sdtfl="http://schemas.microsoft.com/office/word/2024/wordml/sdtformatlock" xmlns:w16se="http://schemas.microsoft.com/office/word/2015/wordml/symex" xmlns:wpg="http://schemas.microsoft.com/office/word/2010/wordprocessingGroup" xmlns:wpi="http://schemas.microsoft.com/office/word/2010/wordprocessingInk" xmlns:wne="http://schemas.microsoft.com/office/word/2006/wordml" xmlns:wps="http://schemas.microsoft.com/office/word/2010/wordprocessingShape" mc:Ignorable="w14 w15 w16se w16cid w16 w16cex w16sdtdh w16sdtfl w16du wp14">
+<w:endnotes xmlns:wpc="http://schemas.microsoft.com/office/word/2010/wordprocessingCanvas" xmlns:cx="http://schemas.microsoft.com/office/drawing/2014/chartex" xmlns:mc="http://schemas.openxmlformats.org/markup-compatibility/2006" xmlns:o="urn:schemas-microsoft-com:office:office" xmlns:r="http://schemas.openxmlformats.org/officeDocument/2006/relationships" xmlns:m="http://schemas.openxmlformats.org/officeDocument/2006/math" xmlns:v="urn:schemas-microsoft-com:vml" xmlns:wp14="http://schemas.microsoft.com/office/word/2010/wordprocessingDrawing" xmlns:wp="http://schemas.openxmlformats.org/drawingml/2006/wordprocessingDrawing" xmlns:w10="urn:schemas-microsoft-com:office:word" xmlns:w="http://schemas.openxmlformats.org/wordprocessingml/2006/main" xmlns:w14="http://schemas.microsoft.com/office/word/2010/wordml" xmlns:w15="http://schemas.microsoft.com/office/word/2012/wordml" xmlns:w16se="http://schemas.microsoft.com/office/word/2015/wordml/symex" xmlns:wpg="http://schemas.microsoft.com/office/word/2010/wordprocessingGroup" xmlns:wpi="http://schemas.microsoft.com/office/word/2010/wordprocessingInk" xmlns:wne="http://schemas.microsoft.com/office/word/2006/wordml" xmlns:wps="http://schemas.microsoft.com/office/word/2010/wordprocessingShape" mc:Ignorable="w14 w15 w16se wp14">
   <w:endnote w:type="separator" w:id="-1">
     <w:p>
       <w:pPr>
@@ -4586,7 +4641,7 @@
 </file>
 
 <file path=word/footer1.xml><?xml version="1.0" encoding="utf-8"?>
-<w:ftr xmlns:wpc="http://schemas.microsoft.com/office/word/2010/wordprocessingCanvas" xmlns:cx="http://schemas.microsoft.com/office/drawing/2014/chartex" xmlns:cx1="http://schemas.microsoft.com/office/drawing/2015/9/8/chartex" xmlns:cx2="http://schemas.microsoft.com/office/drawing/2015/10/21/chartex" xmlns:cx3="http://schemas.microsoft.com/office/drawing/2016/5/9/chartex" xmlns:cx4="http://schemas.microsoft.com/office/drawing/2016/5/10/chartex" xmlns:cx5="http://schemas.microsoft.com/office/drawing/2016/5/11/chartex" xmlns:cx6="http://schemas.microsoft.com/office/drawing/2016/5/12/chartex" xmlns:cx7="http://schemas.microsoft.com/office/drawing/2016/5/13/chartex" xmlns:cx8="http://schemas.microsoft.com/office/drawing/2016/5/14/chartex" xmlns:mc="http://schemas.openxmlformats.org/markup-compatibility/2006" xmlns:aink="http://schemas.microsoft.com/office/drawing/2016/ink" xmlns:am3d="http://schemas.microsoft.com/office/drawing/2017/model3d" xmlns:o="urn:schemas-microsoft-com:office:office" xmlns:oel="http://schemas.microsoft.com/office/2019/extlst" xmlns:r="http://schemas.openxmlformats.org/officeDocument/2006/relationships" xmlns:m="http://schemas.openxmlformats.org/officeDocument/2006/math" xmlns:v="urn:schemas-microsoft-com:vml" xmlns:wp14="http://schemas.microsoft.com/office/word/2010/wordprocessingDrawing" xmlns:wp="http://schemas.openxmlformats.org/drawingml/2006/wordprocessingDrawing" xmlns:w10="urn:schemas-microsoft-com:office:word" xmlns:w="http://schemas.openxmlformats.org/wordprocessingml/2006/main" xmlns:w14="http://schemas.microsoft.com/office/word/2010/wordml" xmlns:w15="http://schemas.microsoft.com/office/word/2012/wordml" xmlns:w16cex="http://schemas.microsoft.com/office/word/2018/wordml/cex" xmlns:w16cid="http://schemas.microsoft.com/office/word/2016/wordml/cid" xmlns:w16="http://schemas.microsoft.com/office/word/2018/wordml" xmlns:w16du="http://schemas.microsoft.com/office/word/2023/wordml/word16du" xmlns:w16sdtdh="http://schemas.microsoft.com/office/word/2020/wordml/sdtdatahash" xmlns:w16sdtfl="http://schemas.microsoft.com/office/word/2024/wordml/sdtformatlock" xmlns:w16se="http://schemas.microsoft.com/office/word/2015/wordml/symex" xmlns:wpg="http://schemas.microsoft.com/office/word/2010/wordprocessingGroup" xmlns:wpi="http://schemas.microsoft.com/office/word/2010/wordprocessingInk" xmlns:wne="http://schemas.microsoft.com/office/word/2006/wordml" xmlns:wps="http://schemas.microsoft.com/office/word/2010/wordprocessingShape" mc:Ignorable="w14 w15 w16se w16cid w16 w16cex w16sdtdh w16sdtfl w16du wp14">
+<w:ftr xmlns:wpc="http://schemas.microsoft.com/office/word/2010/wordprocessingCanvas" xmlns:cx="http://schemas.microsoft.com/office/drawing/2014/chartex" xmlns:mc="http://schemas.openxmlformats.org/markup-compatibility/2006" xmlns:o="urn:schemas-microsoft-com:office:office" xmlns:r="http://schemas.openxmlformats.org/officeDocument/2006/relationships" xmlns:m="http://schemas.openxmlformats.org/officeDocument/2006/math" xmlns:v="urn:schemas-microsoft-com:vml" xmlns:wp14="http://schemas.microsoft.com/office/word/2010/wordprocessingDrawing" xmlns:wp="http://schemas.openxmlformats.org/drawingml/2006/wordprocessingDrawing" xmlns:w10="urn:schemas-microsoft-com:office:word" xmlns:w="http://schemas.openxmlformats.org/wordprocessingml/2006/main" xmlns:w14="http://schemas.microsoft.com/office/word/2010/wordml" xmlns:w15="http://schemas.microsoft.com/office/word/2012/wordml" xmlns:w16se="http://schemas.microsoft.com/office/word/2015/wordml/symex" xmlns:wpg="http://schemas.microsoft.com/office/word/2010/wordprocessingGroup" xmlns:wpi="http://schemas.microsoft.com/office/word/2010/wordprocessingInk" xmlns:wne="http://schemas.microsoft.com/office/word/2006/wordml" xmlns:wps="http://schemas.microsoft.com/office/word/2010/wordprocessingShape" mc:Ignorable="w14 w15 w16se wp14">
   <w:p>
     <w:pPr>
       <w:pBdr>
@@ -4683,7 +4738,7 @@
 </file>
 
 <file path=word/footnotes.xml><?xml version="1.0" encoding="utf-8"?>
-<w:footnotes xmlns:wpc="http://schemas.microsoft.com/office/word/2010/wordprocessingCanvas" xmlns:cx="http://schemas.microsoft.com/office/drawing/2014/chartex" xmlns:cx1="http://schemas.microsoft.com/office/drawing/2015/9/8/chartex" xmlns:cx2="http://schemas.microsoft.com/office/drawing/2015/10/21/chartex" xmlns:cx3="http://schemas.microsoft.com/office/drawing/2016/5/9/chartex" xmlns:cx4="http://schemas.microsoft.com/office/drawing/2016/5/10/chartex" xmlns:cx5="http://schemas.microsoft.com/office/drawing/2016/5/11/chartex" xmlns:cx6="http://schemas.microsoft.com/office/drawing/2016/5/12/chartex" xmlns:cx7="http://schemas.microsoft.com/office/drawing/2016/5/13/chartex" xmlns:cx8="http://schemas.microsoft.com/office/drawing/2016/5/14/chartex" xmlns:mc="http://schemas.openxmlformats.org/markup-compatibility/2006" xmlns:aink="http://schemas.microsoft.com/office/drawing/2016/ink" xmlns:am3d="http://schemas.microsoft.com/office/drawing/2017/model3d" xmlns:o="urn:schemas-microsoft-com:office:office" xmlns:oel="http://schemas.microsoft.com/office/2019/extlst" xmlns:r="http://schemas.openxmlformats.org/officeDocument/2006/relationships" xmlns:m="http://schemas.openxmlformats.org/officeDocument/2006/math" xmlns:v="urn:schemas-microsoft-com:vml" xmlns:wp14="http://schemas.microsoft.com/office/word/2010/wordprocessingDrawing" xmlns:wp="http://schemas.openxmlformats.org/drawingml/2006/wordprocessingDrawing" xmlns:w10="urn:schemas-microsoft-com:office:word" xmlns:w="http://schemas.openxmlformats.org/wordprocessingml/2006/main" xmlns:w14="http://schemas.microsoft.com/office/word/2010/wordml" xmlns:w15="http://schemas.microsoft.com/office/word/2012/wordml" xmlns:w16cex="http://schemas.microsoft.com/office/word/2018/wordml/cex" xmlns:w16cid="http://schemas.microsoft.com/office/word/2016/wordml/cid" xmlns:w16="http://schemas.microsoft.com/office/word/2018/wordml" xmlns:w16du="http://schemas.microsoft.com/office/word/2023/wordml/word16du" xmlns:w16sdtdh="http://schemas.microsoft.com/office/word/2020/wordml/sdtdatahash" xmlns:w16sdtfl="http://schemas.microsoft.com/office/word/2024/wordml/sdtformatlock" xmlns:w16se="http://schemas.microsoft.com/office/word/2015/wordml/symex" xmlns:wpg="http://schemas.microsoft.com/office/word/2010/wordprocessingGroup" xmlns:wpi="http://schemas.microsoft.com/office/word/2010/wordprocessingInk" xmlns:wne="http://schemas.microsoft.com/office/word/2006/wordml" xmlns:wps="http://schemas.microsoft.com/office/word/2010/wordprocessingShape" mc:Ignorable="w14 w15 w16se w16cid w16 w16cex w16sdtdh w16sdtfl w16du wp14">
+<w:footnotes xmlns:wpc="http://schemas.microsoft.com/office/word/2010/wordprocessingCanvas" xmlns:cx="http://schemas.microsoft.com/office/drawing/2014/chartex" xmlns:mc="http://schemas.openxmlformats.org/markup-compatibility/2006" xmlns:o="urn:schemas-microsoft-com:office:office" xmlns:r="http://schemas.openxmlformats.org/officeDocument/2006/relationships" xmlns:m="http://schemas.openxmlformats.org/officeDocument/2006/math" xmlns:v="urn:schemas-microsoft-com:vml" xmlns:wp14="http://schemas.microsoft.com/office/word/2010/wordprocessingDrawing" xmlns:wp="http://schemas.openxmlformats.org/drawingml/2006/wordprocessingDrawing" xmlns:w10="urn:schemas-microsoft-com:office:word" xmlns:w="http://schemas.openxmlformats.org/wordprocessingml/2006/main" xmlns:w14="http://schemas.microsoft.com/office/word/2010/wordml" xmlns:w15="http://schemas.microsoft.com/office/word/2012/wordml" xmlns:w16se="http://schemas.microsoft.com/office/word/2015/wordml/symex" xmlns:wpg="http://schemas.microsoft.com/office/word/2010/wordprocessingGroup" xmlns:wpi="http://schemas.microsoft.com/office/word/2010/wordprocessingInk" xmlns:wne="http://schemas.microsoft.com/office/word/2006/wordml" xmlns:wps="http://schemas.microsoft.com/office/word/2010/wordprocessingShape" mc:Ignorable="w14 w15 w16se wp14">
   <w:footnote w:type="separator" w:id="-1">
     <w:p>
       <w:pPr>
@@ -4708,7 +4763,7 @@
 </file>
 
 <file path=word/header1.xml><?xml version="1.0" encoding="utf-8"?>
-<w:hdr xmlns:wpc="http://schemas.microsoft.com/office/word/2010/wordprocessingCanvas" xmlns:cx="http://schemas.microsoft.com/office/drawing/2014/chartex" xmlns:cx1="http://schemas.microsoft.com/office/drawing/2015/9/8/chartex" xmlns:cx2="http://schemas.microsoft.com/office/drawing/2015/10/21/chartex" xmlns:cx3="http://schemas.microsoft.com/office/drawing/2016/5/9/chartex" xmlns:cx4="http://schemas.microsoft.com/office/drawing/2016/5/10/chartex" xmlns:cx5="http://schemas.microsoft.com/office/drawing/2016/5/11/chartex" xmlns:cx6="http://schemas.microsoft.com/office/drawing/2016/5/12/chartex" xmlns:cx7="http://schemas.microsoft.com/office/drawing/2016/5/13/chartex" xmlns:cx8="http://schemas.microsoft.com/office/drawing/2016/5/14/chartex" xmlns:mc="http://schemas.openxmlformats.org/markup-compatibility/2006" xmlns:aink="http://schemas.microsoft.com/office/drawing/2016/ink" xmlns:am3d="http://schemas.microsoft.com/office/drawing/2017/model3d" xmlns:o="urn:schemas-microsoft-com:office:office" xmlns:oel="http://schemas.microsoft.com/office/2019/extlst" xmlns:r="http://schemas.openxmlformats.org/officeDocument/2006/relationships" xmlns:m="http://schemas.openxmlformats.org/officeDocument/2006/math" xmlns:v="urn:schemas-microsoft-com:vml" xmlns:wp14="http://schemas.microsoft.com/office/word/2010/wordprocessingDrawing" xmlns:wp="http://schemas.openxmlformats.org/drawingml/2006/wordprocessingDrawing" xmlns:w10="urn:schemas-microsoft-com:office:word" xmlns:w="http://schemas.openxmlformats.org/wordprocessingml/2006/main" xmlns:w14="http://schemas.microsoft.com/office/word/2010/wordml" xmlns:w15="http://schemas.microsoft.com/office/word/2012/wordml" xmlns:w16cex="http://schemas.microsoft.com/office/word/2018/wordml/cex" xmlns:w16cid="http://schemas.microsoft.com/office/word/2016/wordml/cid" xmlns:w16="http://schemas.microsoft.com/office/word/2018/wordml" xmlns:w16du="http://schemas.microsoft.com/office/word/2023/wordml/word16du" xmlns:w16sdtdh="http://schemas.microsoft.com/office/word/2020/wordml/sdtdatahash" xmlns:w16sdtfl="http://schemas.microsoft.com/office/word/2024/wordml/sdtformatlock" xmlns:w16se="http://schemas.microsoft.com/office/word/2015/wordml/symex" xmlns:wpg="http://schemas.microsoft.com/office/word/2010/wordprocessingGroup" xmlns:wpi="http://schemas.microsoft.com/office/word/2010/wordprocessingInk" xmlns:wne="http://schemas.microsoft.com/office/word/2006/wordml" xmlns:wps="http://schemas.microsoft.com/office/word/2010/wordprocessingShape" mc:Ignorable="w14 w15 w16se w16cid w16 w16cex w16sdtdh w16sdtfl w16du wp14">
+<w:hdr xmlns:wpc="http://schemas.microsoft.com/office/word/2010/wordprocessingCanvas" xmlns:cx="http://schemas.microsoft.com/office/drawing/2014/chartex" xmlns:mc="http://schemas.openxmlformats.org/markup-compatibility/2006" xmlns:o="urn:schemas-microsoft-com:office:office" xmlns:r="http://schemas.openxmlformats.org/officeDocument/2006/relationships" xmlns:m="http://schemas.openxmlformats.org/officeDocument/2006/math" xmlns:v="urn:schemas-microsoft-com:vml" xmlns:wp14="http://schemas.microsoft.com/office/word/2010/wordprocessingDrawing" xmlns:wp="http://schemas.openxmlformats.org/drawingml/2006/wordprocessingDrawing" xmlns:w10="urn:schemas-microsoft-com:office:word" xmlns:w="http://schemas.openxmlformats.org/wordprocessingml/2006/main" xmlns:w14="http://schemas.microsoft.com/office/word/2010/wordml" xmlns:w15="http://schemas.microsoft.com/office/word/2012/wordml" xmlns:w16se="http://schemas.microsoft.com/office/word/2015/wordml/symex" xmlns:wpg="http://schemas.microsoft.com/office/word/2010/wordprocessingGroup" xmlns:wpi="http://schemas.microsoft.com/office/word/2010/wordprocessingInk" xmlns:wne="http://schemas.microsoft.com/office/word/2006/wordml" xmlns:wps="http://schemas.microsoft.com/office/word/2010/wordprocessingShape" mc:Ignorable="w14 w15 w16se wp14">
   <w:p>
     <w:pPr>
       <w:pBdr>
@@ -4777,7 +4832,7 @@
 </file>
 
 <file path=word/numbering.xml><?xml version="1.0" encoding="utf-8"?>
-<w:numbering xmlns:wpc="http://schemas.microsoft.com/office/word/2010/wordprocessingCanvas" xmlns:cx="http://schemas.microsoft.com/office/drawing/2014/chartex" xmlns:cx1="http://schemas.microsoft.com/office/drawing/2015/9/8/chartex" xmlns:cx2="http://schemas.microsoft.com/office/drawing/2015/10/21/chartex" xmlns:cx3="http://schemas.microsoft.com/office/drawing/2016/5/9/chartex" xmlns:cx4="http://schemas.microsoft.com/office/drawing/2016/5/10/chartex" xmlns:cx5="http://schemas.microsoft.com/office/drawing/2016/5/11/chartex" xmlns:cx6="http://schemas.microsoft.com/office/drawing/2016/5/12/chartex" xmlns:cx7="http://schemas.microsoft.com/office/drawing/2016/5/13/chartex" xmlns:cx8="http://schemas.microsoft.com/office/drawing/2016/5/14/chartex" xmlns:mc="http://schemas.openxmlformats.org/markup-compatibility/2006" xmlns:aink="http://schemas.microsoft.com/office/drawing/2016/ink" xmlns:am3d="http://schemas.microsoft.com/office/drawing/2017/model3d" xmlns:o="urn:schemas-microsoft-com:office:office" xmlns:oel="http://schemas.microsoft.com/office/2019/extlst" xmlns:r="http://schemas.openxmlformats.org/officeDocument/2006/relationships" xmlns:m="http://schemas.openxmlformats.org/officeDocument/2006/math" xmlns:v="urn:schemas-microsoft-com:vml" xmlns:wp14="http://schemas.microsoft.com/office/word/2010/wordprocessingDrawing" xmlns:wp="http://schemas.openxmlformats.org/drawingml/2006/wordprocessingDrawing" xmlns:w10="urn:schemas-microsoft-com:office:word" xmlns:w="http://schemas.openxmlformats.org/wordprocessingml/2006/main" xmlns:w14="http://schemas.microsoft.com/office/word/2010/wordml" xmlns:w15="http://schemas.microsoft.com/office/word/2012/wordml" xmlns:w16cex="http://schemas.microsoft.com/office/word/2018/wordml/cex" xmlns:w16cid="http://schemas.microsoft.com/office/word/2016/wordml/cid" xmlns:w16="http://schemas.microsoft.com/office/word/2018/wordml" xmlns:w16du="http://schemas.microsoft.com/office/word/2023/wordml/word16du" xmlns:w16sdtdh="http://schemas.microsoft.com/office/word/2020/wordml/sdtdatahash" xmlns:w16sdtfl="http://schemas.microsoft.com/office/word/2024/wordml/sdtformatlock" xmlns:w16se="http://schemas.microsoft.com/office/word/2015/wordml/symex" xmlns:wpg="http://schemas.microsoft.com/office/word/2010/wordprocessingGroup" xmlns:wpi="http://schemas.microsoft.com/office/word/2010/wordprocessingInk" xmlns:wne="http://schemas.microsoft.com/office/word/2006/wordml" xmlns:wps="http://schemas.microsoft.com/office/word/2010/wordprocessingShape" mc:Ignorable="w14 w15 w16se w16cid w16 w16cex w16sdtdh w16sdtfl w16du wp14">
+<w:numbering xmlns:wpc="http://schemas.microsoft.com/office/word/2010/wordprocessingCanvas" xmlns:cx="http://schemas.microsoft.com/office/drawing/2014/chartex" xmlns:mc="http://schemas.openxmlformats.org/markup-compatibility/2006" xmlns:o="urn:schemas-microsoft-com:office:office" xmlns:r="http://schemas.openxmlformats.org/officeDocument/2006/relationships" xmlns:m="http://schemas.openxmlformats.org/officeDocument/2006/math" xmlns:v="urn:schemas-microsoft-com:vml" xmlns:wp14="http://schemas.microsoft.com/office/word/2010/wordprocessingDrawing" xmlns:wp="http://schemas.openxmlformats.org/drawingml/2006/wordprocessingDrawing" xmlns:w10="urn:schemas-microsoft-com:office:word" xmlns:w="http://schemas.openxmlformats.org/wordprocessingml/2006/main" xmlns:w14="http://schemas.microsoft.com/office/word/2010/wordml" xmlns:w15="http://schemas.microsoft.com/office/word/2012/wordml" xmlns:w16se="http://schemas.microsoft.com/office/word/2015/wordml/symex" xmlns:wpg="http://schemas.microsoft.com/office/word/2010/wordprocessingGroup" xmlns:wpi="http://schemas.microsoft.com/office/word/2010/wordprocessingInk" xmlns:wne="http://schemas.microsoft.com/office/word/2006/wordml" xmlns:wps="http://schemas.microsoft.com/office/word/2010/wordprocessingShape" mc:Ignorable="w14 w15 w16se wp14">
   <w:abstractNum w:abstractNumId="0" w15:restartNumberingAfterBreak="0">
     <w:nsid w:val="0DD73422"/>
     <w:multiLevelType w:val="multilevel"/>
@@ -5620,35 +5675,35 @@
       </w:rPr>
     </w:lvl>
   </w:abstractNum>
-  <w:num w:numId="1" w16cid:durableId="2078817379">
+  <w:num w:numId="1">
     <w:abstractNumId w:val="6"/>
   </w:num>
-  <w:num w:numId="2" w16cid:durableId="1526821025">
+  <w:num w:numId="2">
     <w:abstractNumId w:val="4"/>
   </w:num>
-  <w:num w:numId="3" w16cid:durableId="418186287">
+  <w:num w:numId="3">
     <w:abstractNumId w:val="0"/>
   </w:num>
-  <w:num w:numId="4" w16cid:durableId="1642155444">
+  <w:num w:numId="4">
     <w:abstractNumId w:val="2"/>
   </w:num>
-  <w:num w:numId="5" w16cid:durableId="1114792790">
+  <w:num w:numId="5">
     <w:abstractNumId w:val="1"/>
   </w:num>
-  <w:num w:numId="6" w16cid:durableId="453133852">
+  <w:num w:numId="6">
     <w:abstractNumId w:val="3"/>
   </w:num>
-  <w:num w:numId="7" w16cid:durableId="1264650973">
+  <w:num w:numId="7">
     <w:abstractNumId w:val="5"/>
   </w:num>
-  <w:num w:numId="8" w16cid:durableId="1829899863">
+  <w:num w:numId="8">
     <w:abstractNumId w:val="7"/>
   </w:num>
 </w:numbering>
 </file>
 
 <file path=word/styles.xml><?xml version="1.0" encoding="utf-8"?>
-<w:styles xmlns:mc="http://schemas.openxmlformats.org/markup-compatibility/2006" xmlns:r="http://schemas.openxmlformats.org/officeDocument/2006/relationships" xmlns:w="http://schemas.openxmlformats.org/wordprocessingml/2006/main" xmlns:w14="http://schemas.microsoft.com/office/word/2010/wordml" xmlns:w15="http://schemas.microsoft.com/office/word/2012/wordml" xmlns:w16cex="http://schemas.microsoft.com/office/word/2018/wordml/cex" xmlns:w16cid="http://schemas.microsoft.com/office/word/2016/wordml/cid" xmlns:w16="http://schemas.microsoft.com/office/word/2018/wordml" xmlns:w16du="http://schemas.microsoft.com/office/word/2023/wordml/word16du" xmlns:w16sdtdh="http://schemas.microsoft.com/office/word/2020/wordml/sdtdatahash" xmlns:w16sdtfl="http://schemas.microsoft.com/office/word/2024/wordml/sdtformatlock" xmlns:w16se="http://schemas.microsoft.com/office/word/2015/wordml/symex" mc:Ignorable="w14 w15 w16se w16cid w16 w16cex w16sdtdh w16sdtfl w16du">
+<w:styles xmlns:mc="http://schemas.openxmlformats.org/markup-compatibility/2006" xmlns:r="http://schemas.openxmlformats.org/officeDocument/2006/relationships" xmlns:w="http://schemas.openxmlformats.org/wordprocessingml/2006/main" xmlns:w14="http://schemas.microsoft.com/office/word/2010/wordml" xmlns:w15="http://schemas.microsoft.com/office/word/2012/wordml" xmlns:w16se="http://schemas.microsoft.com/office/word/2015/wordml/symex" mc:Ignorable="w14 w15 w16se">
   <w:docDefaults>
     <w:rPrDefault>
       <w:rPr>
@@ -5666,7 +5721,7 @@
       </w:pPr>
     </w:pPrDefault>
   </w:docDefaults>
-  <w:latentStyles w:defLockedState="0" w:defUIPriority="99" w:defSemiHidden="0" w:defUnhideWhenUsed="0" w:defQFormat="0" w:count="376">
+  <w:latentStyles w:defLockedState="0" w:defUIPriority="99" w:defSemiHidden="0" w:defUnhideWhenUsed="0" w:defQFormat="0" w:count="371">
     <w:lsdException w:name="Normal" w:uiPriority="0" w:qFormat="1"/>
     <w:lsdException w:name="heading 1" w:uiPriority="9" w:qFormat="1"/>
     <w:lsdException w:name="heading 2" w:semiHidden="1" w:uiPriority="9" w:unhideWhenUsed="1" w:qFormat="1"/>
@@ -6038,11 +6093,6 @@
     <w:lsdException w:name="List Table 5 Dark Accent 6" w:uiPriority="50"/>
     <w:lsdException w:name="List Table 6 Colorful Accent 6" w:uiPriority="51"/>
     <w:lsdException w:name="List Table 7 Colorful Accent 6" w:uiPriority="52"/>
-    <w:lsdException w:name="Mention" w:semiHidden="1" w:unhideWhenUsed="1"/>
-    <w:lsdException w:name="Smart Hyperlink" w:semiHidden="1" w:unhideWhenUsed="1"/>
-    <w:lsdException w:name="Hashtag" w:semiHidden="1" w:unhideWhenUsed="1"/>
-    <w:lsdException w:name="Unresolved Mention" w:semiHidden="1" w:unhideWhenUsed="1"/>
-    <w:lsdException w:name="Smart Link" w:semiHidden="1" w:unhideWhenUsed="1"/>
   </w:latentStyles>
   <w:style w:type="paragraph" w:default="1" w:styleId="Normal">
     <w:name w:val="Normal"/>
